--- a/00-首页/学生讲义Word/原子结构补充-超级充实版（自学完整）.docx
+++ b/00-首页/学生讲义Word/原子结构补充-超级充实版（自学完整）.docx
@@ -1774,119 +1774,101 @@
     </w:p>
     <w:p>
       <w:pPr>
-        <w:pStyle w:val="BlockText"/>
-      </w:pPr>
-      <w:r>
-        <w:rPr>
-          <w:rFonts w:hint="eastAsia" w:ascii="Times New Roman" w:hAnsi="Times New Roman" w:eastAsia="SimSun" w:cs="Times New Roman"/>
-          <w:b/>
-          <w:bCs/>
-          <w:color w:val="1E40AF"/>
+        <w:pStyle w:val="MethodologyBlock"/>
+      </w:pPr>
+      <w:r>
+        <w:rPr>
+          <w:rFonts w:hint="eastAsia" w:ascii="Times New Roman" w:hAnsi="Times New Roman" w:eastAsia="SimSun" w:cs="Times New Roman"/>
         </w:rPr>
         <w:t xml:space="preserve">理解要点</w:t>
       </w:r>
       <w:r>
         <w:rPr>
-          <w:rFonts w:hint="eastAsia" w:ascii="Times New Roman" w:hAnsi="Times New Roman" w:eastAsia="Times New Roman" w:cs="Times New Roman"/>
-          <w:color w:val="1E40AF"/>
-        </w:rPr>
-        <w:t>：</w:t>
-      </w:r>
-      <w:r>
-        <w:rPr>
-          <w:rFonts w:hint="eastAsia" w:ascii="Times New Roman" w:hAnsi="Times New Roman" w:eastAsia="SimSun" w:cs="Times New Roman"/>
-          <w:color w:val="1E40AF"/>
+          <w:rFonts w:ascii="Times New Roman" w:hAnsi="Times New Roman" w:eastAsia="Times New Roman" w:cs="Times New Roman"/>
+        </w:rPr>
+        <w:t xml:space="preserve"> </w:t>
+      </w:r>
+      <w:r>
+        <w:rPr>
+          <w:rFonts w:hint="eastAsia" w:ascii="Times New Roman" w:hAnsi="Times New Roman" w:eastAsia="SimSun" w:cs="Times New Roman"/>
         </w:rPr>
         <w:t>第一轮里说</w:t>
       </w:r>
       <w:r>
         <w:rPr>
           <w:rFonts w:hint="eastAsia" w:ascii="Times New Roman" w:hAnsi="Times New Roman" w:eastAsia="Times New Roman" w:cs="Times New Roman"/>
-          <w:color w:val="1E40AF"/>
         </w:rPr>
         <w:t>“4s</w:t>
       </w:r>
       <w:r>
         <w:rPr>
           <w:rFonts w:ascii="Times New Roman" w:hAnsi="Times New Roman" w:eastAsia="Times New Roman" w:cs="Times New Roman"/>
-          <w:color w:val="1E40AF"/>
-        </w:rPr>
-        <w:t xml:space="preserve"> </w:t>
-      </w:r>
-      <w:r>
-        <w:rPr>
-          <w:rFonts w:hint="eastAsia" w:ascii="Times New Roman" w:hAnsi="Times New Roman" w:eastAsia="SimSun" w:cs="Times New Roman"/>
-          <w:color w:val="1E40AF"/>
+        </w:rPr>
+        <w:t xml:space="preserve"> </w:t>
+      </w:r>
+      <w:r>
+        <w:rPr>
+          <w:rFonts w:hint="eastAsia" w:ascii="Times New Roman" w:hAnsi="Times New Roman" w:eastAsia="SimSun" w:cs="Times New Roman"/>
         </w:rPr>
         <w:t>轨道</w:t>
       </w:r>
       <w:r>
         <w:rPr>
           <w:rFonts w:hint="eastAsia" w:ascii="Times New Roman" w:hAnsi="Times New Roman" w:eastAsia="Times New Roman" w:cs="Times New Roman"/>
-          <w:color w:val="1E40AF"/>
         </w:rPr>
         <w:t>”“3d</w:t>
       </w:r>
       <w:r>
         <w:rPr>
           <w:rFonts w:ascii="Times New Roman" w:hAnsi="Times New Roman" w:eastAsia="Times New Roman" w:cs="Times New Roman"/>
-          <w:color w:val="1E40AF"/>
-        </w:rPr>
-        <w:t xml:space="preserve"> </w:t>
-      </w:r>
-      <w:r>
-        <w:rPr>
-          <w:rFonts w:hint="eastAsia" w:ascii="Times New Roman" w:hAnsi="Times New Roman" w:eastAsia="SimSun" w:cs="Times New Roman"/>
-          <w:color w:val="1E40AF"/>
+        </w:rPr>
+        <w:t xml:space="preserve"> </w:t>
+      </w:r>
+      <w:r>
+        <w:rPr>
+          <w:rFonts w:hint="eastAsia" w:ascii="Times New Roman" w:hAnsi="Times New Roman" w:eastAsia="SimSun" w:cs="Times New Roman"/>
         </w:rPr>
         <w:t>轨道</w:t>
       </w:r>
       <w:r>
         <w:rPr>
           <w:rFonts w:hint="eastAsia" w:ascii="Times New Roman" w:hAnsi="Times New Roman" w:eastAsia="Times New Roman" w:cs="Times New Roman"/>
-          <w:color w:val="1E40AF"/>
         </w:rPr>
         <w:t>”，</w:t>
       </w:r>
       <w:r>
         <w:rPr>
           <w:rFonts w:hint="eastAsia" w:ascii="Times New Roman" w:hAnsi="Times New Roman" w:eastAsia="SimSun" w:cs="Times New Roman"/>
-          <w:color w:val="1E40AF"/>
         </w:rPr>
         <w:t>本质上已经默认采用了</w:t>
       </w:r>
       <w:r>
         <w:rPr>
           <w:rFonts w:hint="eastAsia" w:ascii="Times New Roman" w:hAnsi="Times New Roman" w:eastAsia="Times New Roman" w:cs="Times New Roman"/>
-          <w:color w:val="1E40AF"/>
         </w:rPr>
         <w:t>“</w:t>
       </w:r>
       <w:r>
         <w:rPr>
           <w:rFonts w:hint="eastAsia" w:ascii="Times New Roman" w:hAnsi="Times New Roman" w:eastAsia="SimSun" w:cs="Times New Roman"/>
-          <w:color w:val="1E40AF"/>
         </w:rPr>
         <w:t>每个电子大致在一个平均轨道里运动</w:t>
       </w:r>
       <w:r>
         <w:rPr>
           <w:rFonts w:hint="eastAsia" w:ascii="Times New Roman" w:hAnsi="Times New Roman" w:eastAsia="Times New Roman" w:cs="Times New Roman"/>
-          <w:color w:val="1E40AF"/>
         </w:rPr>
         <w:t>”</w:t>
       </w:r>
       <w:r>
         <w:rPr>
           <w:rFonts w:hint="eastAsia" w:ascii="Times New Roman" w:hAnsi="Times New Roman" w:eastAsia="SimSun" w:cs="Times New Roman"/>
-          <w:color w:val="1E40AF"/>
         </w:rPr>
         <w:t>的独立粒子近似</w:t>
       </w:r>
       <w:r>
         <w:rPr>
           <w:rFonts w:hint="eastAsia" w:ascii="Times New Roman" w:hAnsi="Times New Roman" w:eastAsia="Times New Roman" w:cs="Times New Roman"/>
-          <w:color w:val="1E40AF"/>
         </w:rPr>
         <w:t>。</w:t>
       </w:r>
@@ -4213,21 +4195,19 @@
     </w:p>
     <w:p>
       <w:pPr>
-        <w:pStyle w:val="BlockText"/>
-      </w:pPr>
-      <w:r>
-        <w:rPr>
-          <w:rFonts w:hint="eastAsia" w:ascii="Times New Roman" w:hAnsi="Times New Roman" w:eastAsia="SimSun" w:cs="Times New Roman"/>
-          <w:b/>
-          <w:bCs/>
+        <w:pStyle w:val="MistakeBlock"/>
+      </w:pPr>
+      <w:r>
+        <w:rPr>
+          <w:rFonts w:hint="eastAsia" w:ascii="Times New Roman" w:hAnsi="Times New Roman" w:eastAsia="SimSun" w:cs="Times New Roman"/>
         </w:rPr>
         <w:t xml:space="preserve">易错提醒</w:t>
       </w:r>
       <w:r>
         <w:rPr>
-          <w:rFonts w:hint="eastAsia" w:ascii="Times New Roman" w:hAnsi="Times New Roman" w:eastAsia="Times New Roman" w:cs="Times New Roman"/>
-        </w:rPr>
-        <w:t>：</w:t>
+          <w:rFonts w:ascii="Times New Roman" w:hAnsi="Times New Roman" w:eastAsia="Times New Roman" w:cs="Times New Roman"/>
+        </w:rPr>
+        <w:t xml:space="preserve"> </w:t>
       </w:r>
       <w:r>
         <w:rPr>
@@ -4795,7 +4775,15 @@
           <w:rStyle w:val="VerbatimChar"/>
           <w:rFonts w:ascii="Times New Roman" w:hAnsi="Times New Roman" w:eastAsia="Times New Roman" w:cs="Times New Roman"/>
         </w:rPr>
-        <w:t xml:space="preserve">2p²</w:t>
+        <w:t>2p</w:t>
+      </w:r>
+      <w:r>
+        <w:rPr>
+          <w:rStyle w:val="VerbatimChar"/>
+          <w:rFonts w:ascii="Times New Roman" w:hAnsi="Times New Roman" w:eastAsia="Times New Roman" w:cs="Times New Roman"/>
+          <w:vertAlign w:val="superscript"/>
+        </w:rPr>
+        <w:t>2</w:t>
       </w:r>
       <w:r>
         <w:rPr>
@@ -5206,7 +5194,15 @@
                 <w:rStyle w:val="VerbatimChar"/>
                 <w:rFonts w:ascii="Times New Roman" w:hAnsi="Times New Roman" w:eastAsia="Times New Roman" w:cs="Times New Roman"/>
               </w:rPr>
-              <w:t xml:space="preserve">p¹</w:t>
+              <w:t>p</w:t>
+            </w:r>
+            <w:r>
+              <w:rPr>
+                <w:rStyle w:val="VerbatimChar"/>
+                <w:rFonts w:ascii="Times New Roman" w:hAnsi="Times New Roman" w:eastAsia="Times New Roman" w:cs="Times New Roman"/>
+                <w:vertAlign w:val="superscript"/>
+              </w:rPr>
+              <w:t>1</w:t>
             </w:r>
           </w:p>
         </w:tc>
@@ -5283,7 +5279,15 @@
                 <w:rStyle w:val="VerbatimChar"/>
                 <w:rFonts w:ascii="Times New Roman" w:hAnsi="Times New Roman" w:eastAsia="Times New Roman" w:cs="Times New Roman"/>
               </w:rPr>
-              <w:t xml:space="preserve">p²</w:t>
+              <w:t>p</w:t>
+            </w:r>
+            <w:r>
+              <w:rPr>
+                <w:rStyle w:val="VerbatimChar"/>
+                <w:rFonts w:ascii="Times New Roman" w:hAnsi="Times New Roman" w:eastAsia="Times New Roman" w:cs="Times New Roman"/>
+                <w:vertAlign w:val="superscript"/>
+              </w:rPr>
+              <w:t>2</w:t>
             </w:r>
           </w:p>
         </w:tc>
@@ -5317,7 +5321,15 @@
                 <w:rStyle w:val="VerbatimChar"/>
                 <w:rFonts w:ascii="Times New Roman" w:hAnsi="Times New Roman" w:eastAsia="Times New Roman" w:cs="Times New Roman"/>
               </w:rPr>
-              <w:t xml:space="preserve">p³</w:t>
+              <w:t>p</w:t>
+            </w:r>
+            <w:r>
+              <w:rPr>
+                <w:rStyle w:val="VerbatimChar"/>
+                <w:rFonts w:ascii="Times New Roman" w:hAnsi="Times New Roman" w:eastAsia="Times New Roman" w:cs="Times New Roman"/>
+                <w:vertAlign w:val="superscript"/>
+              </w:rPr>
+              <w:t>3</w:t>
             </w:r>
           </w:p>
         </w:tc>
@@ -5351,7 +5363,15 @@
                 <w:rStyle w:val="VerbatimChar"/>
                 <w:rFonts w:ascii="Times New Roman" w:hAnsi="Times New Roman" w:eastAsia="Times New Roman" w:cs="Times New Roman"/>
               </w:rPr>
-              <w:t xml:space="preserve">p⁴</w:t>
+              <w:t>p</w:t>
+            </w:r>
+            <w:r>
+              <w:rPr>
+                <w:rStyle w:val="VerbatimChar"/>
+                <w:rFonts w:ascii="Times New Roman" w:hAnsi="Times New Roman" w:eastAsia="Times New Roman" w:cs="Times New Roman"/>
+                <w:vertAlign w:val="superscript"/>
+              </w:rPr>
+              <w:t>4</w:t>
             </w:r>
           </w:p>
         </w:tc>
@@ -5385,7 +5405,15 @@
                 <w:rStyle w:val="VerbatimChar"/>
                 <w:rFonts w:ascii="Times New Roman" w:hAnsi="Times New Roman" w:eastAsia="Times New Roman" w:cs="Times New Roman"/>
               </w:rPr>
-              <w:t xml:space="preserve">p⁵</w:t>
+              <w:t>p</w:t>
+            </w:r>
+            <w:r>
+              <w:rPr>
+                <w:rStyle w:val="VerbatimChar"/>
+                <w:rFonts w:ascii="Times New Roman" w:hAnsi="Times New Roman" w:eastAsia="Times New Roman" w:cs="Times New Roman"/>
+                <w:vertAlign w:val="superscript"/>
+              </w:rPr>
+              <w:t>5</w:t>
             </w:r>
           </w:p>
         </w:tc>
@@ -5419,7 +5447,15 @@
                 <w:rStyle w:val="VerbatimChar"/>
                 <w:rFonts w:ascii="Times New Roman" w:hAnsi="Times New Roman" w:eastAsia="Times New Roman" w:cs="Times New Roman"/>
               </w:rPr>
-              <w:t xml:space="preserve">d¹</w:t>
+              <w:t>d</w:t>
+            </w:r>
+            <w:r>
+              <w:rPr>
+                <w:rStyle w:val="VerbatimChar"/>
+                <w:rFonts w:ascii="Times New Roman" w:hAnsi="Times New Roman" w:eastAsia="Times New Roman" w:cs="Times New Roman"/>
+                <w:vertAlign w:val="superscript"/>
+              </w:rPr>
+              <w:t>1</w:t>
             </w:r>
           </w:p>
         </w:tc>
@@ -5478,7 +5514,15 @@
                 <w:rStyle w:val="VerbatimChar"/>
                 <w:rFonts w:ascii="Times New Roman" w:hAnsi="Times New Roman" w:eastAsia="Times New Roman" w:cs="Times New Roman"/>
               </w:rPr>
-              <w:t xml:space="preserve">d⁵</w:t>
+              <w:t>d</w:t>
+            </w:r>
+            <w:r>
+              <w:rPr>
+                <w:rStyle w:val="VerbatimChar"/>
+                <w:rFonts w:ascii="Times New Roman" w:hAnsi="Times New Roman" w:eastAsia="Times New Roman" w:cs="Times New Roman"/>
+                <w:vertAlign w:val="superscript"/>
+              </w:rPr>
+              <w:t>5</w:t>
             </w:r>
             <w:r>
               <w:rPr>
@@ -5640,7 +5684,15 @@
           <w:rStyle w:val="VerbatimChar"/>
           <w:rFonts w:ascii="Times New Roman" w:hAnsi="Times New Roman" w:eastAsia="Times New Roman" w:cs="Times New Roman"/>
         </w:rPr>
-        <w:t xml:space="preserve">p²</w:t>
+        <w:t>p</w:t>
+      </w:r>
+      <w:r>
+        <w:rPr>
+          <w:rStyle w:val="VerbatimChar"/>
+          <w:rFonts w:ascii="Times New Roman" w:hAnsi="Times New Roman" w:eastAsia="Times New Roman" w:cs="Times New Roman"/>
+          <w:vertAlign w:val="superscript"/>
+        </w:rPr>
+        <w:t>2</w:t>
       </w:r>
       <w:r>
         <w:rPr>
@@ -5653,7 +5705,15 @@
           <w:rStyle w:val="VerbatimChar"/>
           <w:rFonts w:ascii="Times New Roman" w:hAnsi="Times New Roman" w:eastAsia="Times New Roman" w:cs="Times New Roman"/>
         </w:rPr>
-        <w:t xml:space="preserve">p³</w:t>
+        <w:t>p</w:t>
+      </w:r>
+      <w:r>
+        <w:rPr>
+          <w:rStyle w:val="VerbatimChar"/>
+          <w:rFonts w:ascii="Times New Roman" w:hAnsi="Times New Roman" w:eastAsia="Times New Roman" w:cs="Times New Roman"/>
+          <w:vertAlign w:val="superscript"/>
+        </w:rPr>
+        <w:t>3</w:t>
       </w:r>
       <w:r>
         <w:rPr>
@@ -6085,7 +6145,15 @@
           <w:rStyle w:val="VerbatimChar"/>
           <w:rFonts w:ascii="Times New Roman" w:hAnsi="Times New Roman" w:eastAsia="Times New Roman" w:cs="Times New Roman"/>
         </w:rPr>
-        <w:t xml:space="preserve">2p²</w:t>
+        <w:t>2p</w:t>
+      </w:r>
+      <w:r>
+        <w:rPr>
+          <w:rStyle w:val="VerbatimChar"/>
+          <w:rFonts w:ascii="Times New Roman" w:hAnsi="Times New Roman" w:eastAsia="Times New Roman" w:cs="Times New Roman"/>
+          <w:vertAlign w:val="superscript"/>
+        </w:rPr>
+        <w:t>2</w:t>
       </w:r>
       <w:r>
         <w:rPr>
@@ -6181,7 +6249,15 @@
           <w:rStyle w:val="VerbatimChar"/>
           <w:rFonts w:ascii="Times New Roman" w:hAnsi="Times New Roman" w:eastAsia="Times New Roman" w:cs="Times New Roman"/>
         </w:rPr>
-        <w:t xml:space="preserve">2p⁴</w:t>
+        <w:t>2p</w:t>
+      </w:r>
+      <w:r>
+        <w:rPr>
+          <w:rStyle w:val="VerbatimChar"/>
+          <w:rFonts w:ascii="Times New Roman" w:hAnsi="Times New Roman" w:eastAsia="Times New Roman" w:cs="Times New Roman"/>
+          <w:vertAlign w:val="superscript"/>
+        </w:rPr>
+        <w:t>4</w:t>
       </w:r>
       <w:r>
         <w:rPr>
@@ -6248,77 +6324,65 @@
     </w:p>
     <w:p>
       <w:pPr>
-        <w:pStyle w:val="BlockText"/>
-      </w:pPr>
-      <w:r>
-        <w:rPr>
-          <w:rFonts w:hint="eastAsia" w:ascii="Times New Roman" w:hAnsi="Times New Roman" w:eastAsia="SimSun" w:cs="Times New Roman"/>
-          <w:b/>
-          <w:bCs/>
-          <w:color w:val="1E40AF"/>
+        <w:pStyle w:val="MethodologyBlock"/>
+      </w:pPr>
+      <w:r>
+        <w:rPr>
+          <w:rFonts w:hint="eastAsia" w:ascii="Times New Roman" w:hAnsi="Times New Roman" w:eastAsia="SimSun" w:cs="Times New Roman"/>
         </w:rPr>
         <w:t xml:space="preserve">理解要点</w:t>
       </w:r>
       <w:r>
         <w:rPr>
-          <w:rFonts w:hint="eastAsia" w:ascii="Times New Roman" w:hAnsi="Times New Roman" w:eastAsia="Times New Roman" w:cs="Times New Roman"/>
-          <w:color w:val="1E40AF"/>
-        </w:rPr>
-        <w:t>：</w:t>
-      </w:r>
-      <w:r>
-        <w:rPr>
-          <w:rFonts w:hint="eastAsia" w:ascii="Times New Roman" w:hAnsi="Times New Roman" w:eastAsia="SimSun" w:cs="Times New Roman"/>
-          <w:color w:val="1E40AF"/>
+          <w:rFonts w:ascii="Times New Roman" w:hAnsi="Times New Roman" w:eastAsia="Times New Roman" w:cs="Times New Roman"/>
+        </w:rPr>
+        <w:t xml:space="preserve"> </w:t>
+      </w:r>
+      <w:r>
+        <w:rPr>
+          <w:rFonts w:hint="eastAsia" w:ascii="Times New Roman" w:hAnsi="Times New Roman" w:eastAsia="SimSun" w:cs="Times New Roman"/>
         </w:rPr>
         <w:t>第一</w:t>
       </w:r>
       <w:r>
         <w:rPr>
           <w:rFonts w:hint="eastAsia" w:ascii="Times New Roman" w:hAnsi="Times New Roman" w:eastAsia="Times New Roman" w:cs="Times New Roman"/>
-          <w:color w:val="1E40AF"/>
         </w:rPr>
         <w:t>、</w:t>
       </w:r>
       <w:r>
         <w:rPr>
           <w:rFonts w:hint="eastAsia" w:ascii="Times New Roman" w:hAnsi="Times New Roman" w:eastAsia="SimSun" w:cs="Times New Roman"/>
-          <w:color w:val="1E40AF"/>
         </w:rPr>
         <w:t>第二条</w:t>
       </w:r>
       <w:r>
         <w:rPr>
           <w:rFonts w:ascii="Times New Roman" w:hAnsi="Times New Roman" w:eastAsia="Times New Roman" w:cs="Times New Roman"/>
-          <w:color w:val="1E40AF"/>
         </w:rPr>
         <w:t xml:space="preserve"> Hund </w:t>
       </w:r>
       <w:r>
         <w:rPr>
           <w:rFonts w:hint="eastAsia" w:ascii="Times New Roman" w:hAnsi="Times New Roman" w:eastAsia="SimSun" w:cs="Times New Roman"/>
-          <w:color w:val="1E40AF"/>
         </w:rPr>
         <w:t>规则更多对应交换能和电子间排斥的最优化</w:t>
       </w:r>
       <w:r>
         <w:rPr>
           <w:rFonts w:hint="eastAsia" w:ascii="Times New Roman" w:hAnsi="Times New Roman" w:eastAsia="Times New Roman" w:cs="Times New Roman"/>
-          <w:color w:val="1E40AF"/>
         </w:rPr>
         <w:t>；</w:t>
       </w:r>
       <w:r>
         <w:rPr>
           <w:rFonts w:hint="eastAsia" w:ascii="Times New Roman" w:hAnsi="Times New Roman" w:eastAsia="SimSun" w:cs="Times New Roman"/>
-          <w:color w:val="1E40AF"/>
         </w:rPr>
         <w:t>第三条才真正引入自旋轨道耦合后的</w:t>
       </w:r>
       <w:r>
         <w:rPr>
           <w:rFonts w:ascii="Times New Roman" w:hAnsi="Times New Roman" w:eastAsia="Times New Roman" w:cs="Times New Roman"/>
-          <w:color w:val="1E40AF"/>
         </w:rPr>
         <w:t xml:space="preserve"> </w:t>
       </w:r>
@@ -6326,28 +6390,24 @@
         <w:rPr>
           <w:rStyle w:val="VerbatimChar"/>
           <w:rFonts w:ascii="Times New Roman" w:hAnsi="Times New Roman" w:eastAsia="Times New Roman" w:cs="Times New Roman"/>
-          <w:color w:val="1E40AF"/>
         </w:rPr>
         <w:t xml:space="preserve">$J$</w:t>
       </w:r>
       <w:r>
         <w:rPr>
           <w:rFonts w:ascii="Times New Roman" w:hAnsi="Times New Roman" w:eastAsia="Times New Roman" w:cs="Times New Roman"/>
-          <w:color w:val="1E40AF"/>
-        </w:rPr>
-        <w:t xml:space="preserve"> </w:t>
-      </w:r>
-      <w:r>
-        <w:rPr>
-          <w:rFonts w:hint="eastAsia" w:ascii="Times New Roman" w:hAnsi="Times New Roman" w:eastAsia="SimSun" w:cs="Times New Roman"/>
-          <w:color w:val="1E40AF"/>
+        </w:rPr>
+        <w:t xml:space="preserve"> </w:t>
+      </w:r>
+      <w:r>
+        <w:rPr>
+          <w:rFonts w:hint="eastAsia" w:ascii="Times New Roman" w:hAnsi="Times New Roman" w:eastAsia="SimSun" w:cs="Times New Roman"/>
         </w:rPr>
         <w:t>排序</w:t>
       </w:r>
       <w:r>
         <w:rPr>
           <w:rFonts w:hint="eastAsia" w:ascii="Times New Roman" w:hAnsi="Times New Roman" w:eastAsia="Times New Roman" w:cs="Times New Roman"/>
-          <w:color w:val="1E40AF"/>
         </w:rPr>
         <w:t>。</w:t>
       </w:r>
@@ -6497,7 +6557,15 @@
           <w:rStyle w:val="VerbatimChar"/>
           <w:rFonts w:ascii="Times New Roman" w:hAnsi="Times New Roman" w:eastAsia="Times New Roman" w:cs="Times New Roman"/>
         </w:rPr>
-        <w:t xml:space="preserve">p⁵</w:t>
+        <w:t>p</w:t>
+      </w:r>
+      <w:r>
+        <w:rPr>
+          <w:rStyle w:val="VerbatimChar"/>
+          <w:rFonts w:ascii="Times New Roman" w:hAnsi="Times New Roman" w:eastAsia="Times New Roman" w:cs="Times New Roman"/>
+          <w:vertAlign w:val="superscript"/>
+        </w:rPr>
+        <w:t>5</w:t>
       </w:r>
       <w:r>
         <w:rPr>
@@ -6550,7 +6618,15 @@
           <w:rStyle w:val="VerbatimChar"/>
           <w:rFonts w:ascii="Times New Roman" w:hAnsi="Times New Roman" w:eastAsia="Times New Roman" w:cs="Times New Roman"/>
         </w:rPr>
-        <w:t xml:space="preserve">p⁴</w:t>
+        <w:t>p</w:t>
+      </w:r>
+      <w:r>
+        <w:rPr>
+          <w:rStyle w:val="VerbatimChar"/>
+          <w:rFonts w:ascii="Times New Roman" w:hAnsi="Times New Roman" w:eastAsia="Times New Roman" w:cs="Times New Roman"/>
+          <w:vertAlign w:val="superscript"/>
+        </w:rPr>
+        <w:t>4</w:t>
       </w:r>
       <w:r>
         <w:rPr>
@@ -6632,7 +6708,15 @@
           <w:rStyle w:val="VerbatimChar"/>
           <w:rFonts w:ascii="Times New Roman" w:hAnsi="Times New Roman" w:eastAsia="Times New Roman" w:cs="Times New Roman"/>
         </w:rPr>
-        <w:t xml:space="preserve">p¹</w:t>
+        <w:t>p</w:t>
+      </w:r>
+      <w:r>
+        <w:rPr>
+          <w:rStyle w:val="VerbatimChar"/>
+          <w:rFonts w:ascii="Times New Roman" w:hAnsi="Times New Roman" w:eastAsia="Times New Roman" w:cs="Times New Roman"/>
+          <w:vertAlign w:val="superscript"/>
+        </w:rPr>
+        <w:t>1</w:t>
       </w:r>
       <w:r>
         <w:rPr>
@@ -6657,7 +6741,15 @@
           <w:rStyle w:val="VerbatimChar"/>
           <w:rFonts w:ascii="Times New Roman" w:hAnsi="Times New Roman" w:eastAsia="Times New Roman" w:cs="Times New Roman"/>
         </w:rPr>
-        <w:t xml:space="preserve">p⁵</w:t>
+        <w:t>p</w:t>
+      </w:r>
+      <w:r>
+        <w:rPr>
+          <w:rStyle w:val="VerbatimChar"/>
+          <w:rFonts w:ascii="Times New Roman" w:hAnsi="Times New Roman" w:eastAsia="Times New Roman" w:cs="Times New Roman"/>
+          <w:vertAlign w:val="superscript"/>
+        </w:rPr>
+        <w:t>5</w:t>
       </w:r>
       <w:r>
         <w:rPr>
@@ -6685,7 +6777,15 @@
           <w:rStyle w:val="VerbatimChar"/>
           <w:rFonts w:ascii="Times New Roman" w:hAnsi="Times New Roman" w:eastAsia="Times New Roman" w:cs="Times New Roman"/>
         </w:rPr>
-        <w:t xml:space="preserve">p²</w:t>
+        <w:t>p</w:t>
+      </w:r>
+      <w:r>
+        <w:rPr>
+          <w:rStyle w:val="VerbatimChar"/>
+          <w:rFonts w:ascii="Times New Roman" w:hAnsi="Times New Roman" w:eastAsia="Times New Roman" w:cs="Times New Roman"/>
+          <w:vertAlign w:val="superscript"/>
+        </w:rPr>
+        <w:t>2</w:t>
       </w:r>
       <w:r>
         <w:rPr>
@@ -6710,7 +6810,15 @@
           <w:rStyle w:val="VerbatimChar"/>
           <w:rFonts w:ascii="Times New Roman" w:hAnsi="Times New Roman" w:eastAsia="Times New Roman" w:cs="Times New Roman"/>
         </w:rPr>
-        <w:t xml:space="preserve">p⁴</w:t>
+        <w:t>p</w:t>
+      </w:r>
+      <w:r>
+        <w:rPr>
+          <w:rStyle w:val="VerbatimChar"/>
+          <w:rFonts w:ascii="Times New Roman" w:hAnsi="Times New Roman" w:eastAsia="Times New Roman" w:cs="Times New Roman"/>
+          <w:vertAlign w:val="superscript"/>
+        </w:rPr>
+        <w:t>4</w:t>
       </w:r>
       <w:r>
         <w:rPr>
@@ -6755,7 +6863,15 @@
           <w:rStyle w:val="VerbatimChar"/>
           <w:rFonts w:ascii="Times New Roman" w:hAnsi="Times New Roman" w:eastAsia="Times New Roman" w:cs="Times New Roman"/>
         </w:rPr>
-        <w:t xml:space="preserve">p²</w:t>
+        <w:t>p</w:t>
+      </w:r>
+      <w:r>
+        <w:rPr>
+          <w:rStyle w:val="VerbatimChar"/>
+          <w:rFonts w:ascii="Times New Roman" w:hAnsi="Times New Roman" w:eastAsia="Times New Roman" w:cs="Times New Roman"/>
+          <w:vertAlign w:val="superscript"/>
+        </w:rPr>
+        <w:t>2</w:t>
       </w:r>
       <w:r>
         <w:rPr>
@@ -6796,7 +6912,15 @@
           <w:rStyle w:val="VerbatimChar"/>
           <w:rFonts w:ascii="Times New Roman" w:hAnsi="Times New Roman" w:eastAsia="Times New Roman" w:cs="Times New Roman"/>
         </w:rPr>
-        <w:t xml:space="preserve">p⁴</w:t>
+        <w:t>p</w:t>
+      </w:r>
+      <w:r>
+        <w:rPr>
+          <w:rStyle w:val="VerbatimChar"/>
+          <w:rFonts w:ascii="Times New Roman" w:hAnsi="Times New Roman" w:eastAsia="Times New Roman" w:cs="Times New Roman"/>
+          <w:vertAlign w:val="superscript"/>
+        </w:rPr>
+        <w:t>4</w:t>
       </w:r>
       <w:r>
         <w:rPr>
@@ -8422,7 +8546,15 @@
           <w:rStyle w:val="VerbatimChar"/>
           <w:rFonts w:ascii="Times New Roman" w:hAnsi="Times New Roman" w:eastAsia="Times New Roman" w:cs="Times New Roman"/>
         </w:rPr>
-        <w:t xml:space="preserve">ns²</w:t>
+        <w:t>ns</w:t>
+      </w:r>
+      <w:r>
+        <w:rPr>
+          <w:rStyle w:val="VerbatimChar"/>
+          <w:rFonts w:ascii="Times New Roman" w:hAnsi="Times New Roman" w:eastAsia="Times New Roman" w:cs="Times New Roman"/>
+          <w:vertAlign w:val="superscript"/>
+        </w:rPr>
+        <w:t>2</w:t>
       </w:r>
       <w:r>
         <w:rPr>
@@ -9548,77 +9680,66 @@
           <w:rFonts w:hint="eastAsia" w:ascii="Times New Roman" w:hAnsi="Times New Roman" w:eastAsia="SimSun" w:cs="Times New Roman"/>
           <w:b/>
           <w:bCs/>
-          <w:color w:val="1E40AF"/>
         </w:rPr>
         <w:t xml:space="preserve">核心辨析</w:t>
       </w:r>
       <w:r>
         <w:rPr>
           <w:rFonts w:hint="eastAsia" w:ascii="Times New Roman" w:hAnsi="Times New Roman" w:eastAsia="Times New Roman" w:cs="Times New Roman"/>
-          <w:color w:val="1E40AF"/>
         </w:rPr>
         <w:t xml:space="preserve">：Au</w:t>
       </w:r>
       <w:r>
         <w:rPr>
           <w:rFonts w:ascii="Times New Roman" w:hAnsi="Times New Roman" w:eastAsia="Times New Roman" w:cs="Times New Roman"/>
-          <w:color w:val="1E40AF"/>
-        </w:rPr>
-        <w:t xml:space="preserve"> </w:t>
-      </w:r>
-      <w:r>
-        <w:rPr>
-          <w:rFonts w:hint="eastAsia" w:ascii="Times New Roman" w:hAnsi="Times New Roman" w:eastAsia="SimSun" w:cs="Times New Roman"/>
-          <w:color w:val="1E40AF"/>
+        </w:rPr>
+        <w:t xml:space="preserve"> </w:t>
+      </w:r>
+      <w:r>
+        <w:rPr>
+          <w:rFonts w:hint="eastAsia" w:ascii="Times New Roman" w:hAnsi="Times New Roman" w:eastAsia="SimSun" w:cs="Times New Roman"/>
         </w:rPr>
         <w:t xml:space="preserve">的黄色和</w:t>
       </w:r>
       <w:r>
         <w:rPr>
           <w:rFonts w:ascii="Times New Roman" w:hAnsi="Times New Roman" w:eastAsia="Times New Roman" w:cs="Times New Roman"/>
-          <w:color w:val="1E40AF"/>
         </w:rPr>
         <w:t xml:space="preserve"> Hg </w:t>
       </w:r>
       <w:r>
         <w:rPr>
           <w:rFonts w:hint="eastAsia" w:ascii="Times New Roman" w:hAnsi="Times New Roman" w:eastAsia="SimSun" w:cs="Times New Roman"/>
-          <w:color w:val="1E40AF"/>
         </w:rPr>
         <w:t>的液态</w:t>
       </w:r>
       <w:r>
         <w:rPr>
           <w:rFonts w:hint="eastAsia" w:ascii="Times New Roman" w:hAnsi="Times New Roman" w:eastAsia="Times New Roman" w:cs="Times New Roman"/>
-          <w:color w:val="1E40AF"/>
         </w:rPr>
         <w:t>，</w:t>
       </w:r>
       <w:r>
         <w:rPr>
           <w:rFonts w:hint="eastAsia" w:ascii="Times New Roman" w:hAnsi="Times New Roman" w:eastAsia="SimSun" w:cs="Times New Roman"/>
-          <w:color w:val="1E40AF"/>
         </w:rPr>
         <w:t>本质上不是两个互不相关的记忆点</w:t>
       </w:r>
       <w:r>
         <w:rPr>
           <w:rFonts w:hint="eastAsia" w:ascii="Times New Roman" w:hAnsi="Times New Roman" w:eastAsia="Times New Roman" w:cs="Times New Roman"/>
-          <w:color w:val="1E40AF"/>
         </w:rPr>
         <w:t>；</w:t>
       </w:r>
       <w:r>
         <w:rPr>
           <w:rFonts w:hint="eastAsia" w:ascii="Times New Roman" w:hAnsi="Times New Roman" w:eastAsia="SimSun" w:cs="Times New Roman"/>
-          <w:color w:val="1E40AF"/>
         </w:rPr>
         <w:t>它们都来自重元素中</w:t>
       </w:r>
       <w:r>
         <w:rPr>
           <w:rFonts w:ascii="Times New Roman" w:hAnsi="Times New Roman" w:eastAsia="Times New Roman" w:cs="Times New Roman"/>
-          <w:color w:val="1E40AF"/>
         </w:rPr>
         <w:t xml:space="preserve"> </w:t>
       </w:r>
@@ -9627,7 +9748,6 @@
           <w:rFonts w:ascii="Times New Roman" w:hAnsi="Times New Roman" w:eastAsia="Times New Roman" w:cs="Times New Roman"/>
           <w:b/>
           <w:bCs/>
-          <w:color w:val="1E40AF"/>
         </w:rPr>
         <w:t xml:space="preserve">s </w:t>
       </w:r>
@@ -9636,7 +9756,6 @@
           <w:rFonts w:hint="eastAsia" w:ascii="Times New Roman" w:hAnsi="Times New Roman" w:eastAsia="SimSun" w:cs="Times New Roman"/>
           <w:b/>
           <w:bCs/>
-          <w:color w:val="1E40AF"/>
         </w:rPr>
         <w:t xml:space="preserve">轨道相对论收缩</w:t>
       </w:r>
@@ -9645,7 +9764,6 @@
           <w:rFonts w:ascii="Times New Roman" w:hAnsi="Times New Roman" w:eastAsia="Times New Roman" w:cs="Times New Roman"/>
           <w:b/>
           <w:bCs/>
-          <w:color w:val="1E40AF"/>
         </w:rPr>
         <w:t xml:space="preserve"> + d </w:t>
       </w:r>
@@ -9654,28 +9772,24 @@
           <w:rFonts w:hint="eastAsia" w:ascii="Times New Roman" w:hAnsi="Times New Roman" w:eastAsia="SimSun" w:cs="Times New Roman"/>
           <w:b/>
           <w:bCs/>
-          <w:color w:val="1E40AF"/>
         </w:rPr>
         <w:t xml:space="preserve">轨道相对外扩</w:t>
       </w:r>
       <w:r>
         <w:rPr>
           <w:rFonts w:ascii="Times New Roman" w:hAnsi="Times New Roman" w:eastAsia="Times New Roman" w:cs="Times New Roman"/>
-          <w:color w:val="1E40AF"/>
-        </w:rPr>
-        <w:t xml:space="preserve"> </w:t>
-      </w:r>
-      <w:r>
-        <w:rPr>
-          <w:rFonts w:hint="eastAsia" w:ascii="Times New Roman" w:hAnsi="Times New Roman" w:eastAsia="SimSun" w:cs="Times New Roman"/>
-          <w:color w:val="1E40AF"/>
+        </w:rPr>
+        <w:t xml:space="preserve"> </w:t>
+      </w:r>
+      <w:r>
+        <w:rPr>
+          <w:rFonts w:hint="eastAsia" w:ascii="Times New Roman" w:hAnsi="Times New Roman" w:eastAsia="SimSun" w:cs="Times New Roman"/>
         </w:rPr>
         <w:t>这一共同来源</w:t>
       </w:r>
       <w:r>
         <w:rPr>
           <w:rFonts w:hint="eastAsia" w:ascii="Times New Roman" w:hAnsi="Times New Roman" w:eastAsia="Times New Roman" w:cs="Times New Roman"/>
-          <w:color w:val="1E40AF"/>
         </w:rPr>
         <w:t>。</w:t>
       </w:r>
@@ -9851,7 +9965,15 @@
           <w:rStyle w:val="VerbatimChar"/>
           <w:rFonts w:ascii="Times New Roman" w:hAnsi="Times New Roman" w:eastAsia="Times New Roman" w:cs="Times New Roman"/>
         </w:rPr>
-        <w:t xml:space="preserve">p²</w:t>
+        <w:t>p</w:t>
+      </w:r>
+      <w:r>
+        <w:rPr>
+          <w:rStyle w:val="VerbatimChar"/>
+          <w:rFonts w:ascii="Times New Roman" w:hAnsi="Times New Roman" w:eastAsia="Times New Roman" w:cs="Times New Roman"/>
+          <w:vertAlign w:val="superscript"/>
+        </w:rPr>
+        <w:t>2</w:t>
       </w:r>
       <w:r>
         <w:rPr>
@@ -11176,7 +11298,15 @@
           <w:rStyle w:val="VerbatimChar"/>
           <w:rFonts w:ascii="Times New Roman" w:hAnsi="Times New Roman" w:eastAsia="Times New Roman" w:cs="Times New Roman"/>
         </w:rPr>
-        <w:t xml:space="preserve">2p²</w:t>
+        <w:t>2p</w:t>
+      </w:r>
+      <w:r>
+        <w:rPr>
+          <w:rStyle w:val="VerbatimChar"/>
+          <w:rFonts w:ascii="Times New Roman" w:hAnsi="Times New Roman" w:eastAsia="Times New Roman" w:cs="Times New Roman"/>
+          <w:vertAlign w:val="superscript"/>
+        </w:rPr>
+        <w:t>2</w:t>
       </w:r>
     </w:p>
     <w:p>
@@ -11371,7 +11501,15 @@
           <w:rStyle w:val="VerbatimChar"/>
           <w:rFonts w:ascii="Times New Roman" w:hAnsi="Times New Roman" w:eastAsia="Times New Roman" w:cs="Times New Roman"/>
         </w:rPr>
-        <w:t xml:space="preserve">2p⁴</w:t>
+        <w:t>2p</w:t>
+      </w:r>
+      <w:r>
+        <w:rPr>
+          <w:rStyle w:val="VerbatimChar"/>
+          <w:rFonts w:ascii="Times New Roman" w:hAnsi="Times New Roman" w:eastAsia="Times New Roman" w:cs="Times New Roman"/>
+          <w:vertAlign w:val="superscript"/>
+        </w:rPr>
+        <w:t>4</w:t>
       </w:r>
     </w:p>
     <w:p>
@@ -11759,7 +11897,20 @@
         <w:rPr>
           <w:rFonts w:ascii="Times New Roman" w:hAnsi="Times New Roman" w:eastAsia="Times New Roman" w:cs="Times New Roman"/>
         </w:rPr>
-        <w:t xml:space="preserve"> 3s² </w:t>
+        <w:t xml:space="preserve"> 3s</w:t>
+      </w:r>
+      <w:r>
+        <w:rPr>
+          <w:rFonts w:ascii="Times New Roman" w:hAnsi="Times New Roman" w:eastAsia="Times New Roman" w:cs="Times New Roman"/>
+          <w:vertAlign w:val="superscript"/>
+        </w:rPr>
+        <w:t>2</w:t>
+      </w:r>
+      <w:r>
+        <w:rPr>
+          <w:rFonts w:ascii="Times New Roman" w:hAnsi="Times New Roman" w:eastAsia="Times New Roman" w:cs="Times New Roman"/>
+        </w:rPr>
+        <w:t xml:space="preserve"> </w:t>
       </w:r>
       <w:r>
         <w:rPr>
@@ -11834,7 +11985,20 @@
         <w:rPr>
           <w:rFonts w:ascii="Times New Roman" w:hAnsi="Times New Roman" w:eastAsia="Times New Roman" w:cs="Times New Roman"/>
         </w:rPr>
-        <w:t xml:space="preserve"> 6s² </w:t>
+        <w:t xml:space="preserve"> 6s</w:t>
+      </w:r>
+      <w:r>
+        <w:rPr>
+          <w:rFonts w:ascii="Times New Roman" w:hAnsi="Times New Roman" w:eastAsia="Times New Roman" w:cs="Times New Roman"/>
+          <w:vertAlign w:val="superscript"/>
+        </w:rPr>
+        <w:t>2</w:t>
+      </w:r>
+      <w:r>
+        <w:rPr>
+          <w:rFonts w:ascii="Times New Roman" w:hAnsi="Times New Roman" w:eastAsia="Times New Roman" w:cs="Times New Roman"/>
+        </w:rPr>
+        <w:t xml:space="preserve"> </w:t>
       </w:r>
       <w:r>
         <w:rPr>
@@ -11933,7 +12097,20 @@
         <w:rPr>
           <w:rFonts w:hint="eastAsia" w:ascii="Times New Roman" w:hAnsi="Times New Roman" w:eastAsia="Times New Roman" w:cs="Times New Roman"/>
         </w:rPr>
-        <w:t>6s²，</w:t>
+        <w:t>6s</w:t>
+      </w:r>
+      <w:r>
+        <w:rPr>
+          <w:rFonts w:hint="eastAsia" w:ascii="Times New Roman" w:hAnsi="Times New Roman" w:eastAsia="Times New Roman" w:cs="Times New Roman"/>
+          <w:vertAlign w:val="superscript"/>
+        </w:rPr>
+        <w:t>2</w:t>
+      </w:r>
+      <w:r>
+        <w:rPr>
+          <w:rFonts w:hint="eastAsia" w:ascii="Times New Roman" w:hAnsi="Times New Roman" w:eastAsia="Times New Roman" w:cs="Times New Roman"/>
+        </w:rPr>
+        <w:t>，</w:t>
       </w:r>
       <w:r>
         <w:rPr>
@@ -12892,7 +13069,15 @@
           <w:rStyle w:val="VerbatimChar"/>
           <w:rFonts w:ascii="Times New Roman" w:hAnsi="Times New Roman" w:eastAsia="Times New Roman" w:cs="Times New Roman"/>
         </w:rPr>
-        <w:t xml:space="preserve">p²</w:t>
+        <w:t>p</w:t>
+      </w:r>
+      <w:r>
+        <w:rPr>
+          <w:rStyle w:val="VerbatimChar"/>
+          <w:rFonts w:ascii="Times New Roman" w:hAnsi="Times New Roman" w:eastAsia="Times New Roman" w:cs="Times New Roman"/>
+          <w:vertAlign w:val="superscript"/>
+        </w:rPr>
+        <w:t>2</w:t>
       </w:r>
       <w:r>
         <w:rPr>
@@ -13063,7 +13248,15 @@
           <w:rStyle w:val="VerbatimChar"/>
           <w:rFonts w:ascii="Times New Roman" w:hAnsi="Times New Roman" w:eastAsia="Times New Roman" w:cs="Times New Roman"/>
         </w:rPr>
-        <w:t xml:space="preserve">p³</w:t>
+        <w:t>p</w:t>
+      </w:r>
+      <w:r>
+        <w:rPr>
+          <w:rStyle w:val="VerbatimChar"/>
+          <w:rFonts w:ascii="Times New Roman" w:hAnsi="Times New Roman" w:eastAsia="Times New Roman" w:cs="Times New Roman"/>
+          <w:vertAlign w:val="superscript"/>
+        </w:rPr>
+        <w:t>3</w:t>
       </w:r>
       <w:r>
         <w:rPr>
@@ -13383,105 +13576,90 @@
           <w:rFonts w:ascii="Times New Roman" w:hAnsi="Times New Roman" w:eastAsia="Times New Roman" w:cs="Times New Roman"/>
           <w:b/>
           <w:bCs/>
-          <w:color w:val="1E40AF"/>
         </w:rPr>
         <w:t xml:space="preserve">9.</w:t>
       </w:r>
       <w:r>
         <w:rPr>
           <w:rFonts w:ascii="Times New Roman" w:hAnsi="Times New Roman" w:eastAsia="Times New Roman" w:cs="Times New Roman"/>
-          <w:color w:val="1E40AF"/>
-        </w:rPr>
-        <w:t xml:space="preserve"> </w:t>
-      </w:r>
-      <w:r>
-        <w:rPr>
-          <w:rFonts w:hint="eastAsia" w:ascii="Times New Roman" w:hAnsi="Times New Roman" w:eastAsia="SimSun" w:cs="Times New Roman"/>
-          <w:color w:val="1E40AF"/>
+        </w:rPr>
+        <w:t xml:space="preserve"> </w:t>
+      </w:r>
+      <w:r>
+        <w:rPr>
+          <w:rFonts w:hint="eastAsia" w:ascii="Times New Roman" w:hAnsi="Times New Roman" w:eastAsia="SimSun" w:cs="Times New Roman"/>
         </w:rPr>
         <w:t>有人说</w:t>
       </w:r>
       <w:r>
         <w:rPr>
           <w:rFonts w:hint="eastAsia" w:ascii="Times New Roman" w:hAnsi="Times New Roman" w:eastAsia="Times New Roman" w:cs="Times New Roman"/>
-          <w:color w:val="1E40AF"/>
         </w:rPr>
         <w:t>“Au</w:t>
       </w:r>
       <w:r>
         <w:rPr>
           <w:rFonts w:ascii="Times New Roman" w:hAnsi="Times New Roman" w:eastAsia="Times New Roman" w:cs="Times New Roman"/>
-          <w:color w:val="1E40AF"/>
-        </w:rPr>
-        <w:t xml:space="preserve"> </w:t>
-      </w:r>
-      <w:r>
-        <w:rPr>
-          <w:rFonts w:hint="eastAsia" w:ascii="Times New Roman" w:hAnsi="Times New Roman" w:eastAsia="SimSun" w:cs="Times New Roman"/>
-          <w:color w:val="1E40AF"/>
+        </w:rPr>
+        <w:t xml:space="preserve"> </w:t>
+      </w:r>
+      <w:r>
+        <w:rPr>
+          <w:rFonts w:hint="eastAsia" w:ascii="Times New Roman" w:hAnsi="Times New Roman" w:eastAsia="SimSun" w:cs="Times New Roman"/>
         </w:rPr>
         <w:t xml:space="preserve">的黄色和</w:t>
       </w:r>
       <w:r>
         <w:rPr>
           <w:rFonts w:ascii="Times New Roman" w:hAnsi="Times New Roman" w:eastAsia="Times New Roman" w:cs="Times New Roman"/>
-          <w:color w:val="1E40AF"/>
         </w:rPr>
         <w:t xml:space="preserve"> Hg </w:t>
       </w:r>
       <w:r>
         <w:rPr>
           <w:rFonts w:hint="eastAsia" w:ascii="Times New Roman" w:hAnsi="Times New Roman" w:eastAsia="SimSun" w:cs="Times New Roman"/>
-          <w:color w:val="1E40AF"/>
         </w:rPr>
         <w:t>的液态是两条互不相关的事实</w:t>
       </w:r>
       <w:r>
         <w:rPr>
           <w:rFonts w:hint="eastAsia" w:ascii="Times New Roman" w:hAnsi="Times New Roman" w:eastAsia="Times New Roman" w:cs="Times New Roman"/>
-          <w:color w:val="1E40AF"/>
         </w:rPr>
         <w:t>，</w:t>
       </w:r>
       <w:r>
         <w:rPr>
           <w:rFonts w:hint="eastAsia" w:ascii="Times New Roman" w:hAnsi="Times New Roman" w:eastAsia="SimSun" w:cs="Times New Roman"/>
-          <w:color w:val="1E40AF"/>
         </w:rPr>
         <w:t>只能分别记忆</w:t>
       </w:r>
       <w:r>
         <w:rPr>
           <w:rFonts w:hint="eastAsia" w:ascii="Times New Roman" w:hAnsi="Times New Roman" w:eastAsia="Times New Roman" w:cs="Times New Roman"/>
-          <w:color w:val="1E40AF"/>
         </w:rPr>
         <w:t>”。</w:t>
       </w:r>
       <w:r>
         <w:rPr>
           <w:rFonts w:hint="eastAsia" w:ascii="Times New Roman" w:hAnsi="Times New Roman" w:eastAsia="SimSun" w:cs="Times New Roman"/>
-          <w:color w:val="1E40AF"/>
         </w:rPr>
         <w:t>判断这句话是否正确</w:t>
       </w:r>
       <w:r>
         <w:rPr>
           <w:rFonts w:hint="eastAsia" w:ascii="Times New Roman" w:hAnsi="Times New Roman" w:eastAsia="Times New Roman" w:cs="Times New Roman"/>
-          <w:color w:val="1E40AF"/>
         </w:rPr>
         <w:t>，</w:t>
       </w:r>
       <w:r>
         <w:rPr>
           <w:rFonts w:hint="eastAsia" w:ascii="Times New Roman" w:hAnsi="Times New Roman" w:eastAsia="SimSun" w:cs="Times New Roman"/>
-          <w:color w:val="1E40AF"/>
         </w:rPr>
         <w:t>并给出统一解释框架</w:t>
       </w:r>
       <w:r>
         <w:rPr>
           <w:rFonts w:hint="eastAsia" w:ascii="Times New Roman" w:hAnsi="Times New Roman" w:eastAsia="Times New Roman" w:cs="Times New Roman"/>
-          <w:color w:val="1E40AF"/>
         </w:rPr>
         <w:t>。</w:t>
       </w:r>
@@ -13935,7 +14113,15 @@
           <w:rStyle w:val="VerbatimChar"/>
           <w:rFonts w:ascii="Times New Roman" w:hAnsi="Times New Roman" w:eastAsia="Times New Roman" w:cs="Times New Roman"/>
         </w:rPr>
-        <w:t xml:space="preserve">p²</w:t>
+        <w:t>p</w:t>
+      </w:r>
+      <w:r>
+        <w:rPr>
+          <w:rStyle w:val="VerbatimChar"/>
+          <w:rFonts w:ascii="Times New Roman" w:hAnsi="Times New Roman" w:eastAsia="Times New Roman" w:cs="Times New Roman"/>
+          <w:vertAlign w:val="superscript"/>
+        </w:rPr>
+        <w:t>2</w:t>
       </w:r>
       <w:r>
         <w:rPr>
@@ -13960,7 +14146,15 @@
           <w:rStyle w:val="VerbatimChar"/>
           <w:rFonts w:ascii="Times New Roman" w:hAnsi="Times New Roman" w:eastAsia="Times New Roman" w:cs="Times New Roman"/>
         </w:rPr>
-        <w:t xml:space="preserve">p⁴</w:t>
+        <w:t>p</w:t>
+      </w:r>
+      <w:r>
+        <w:rPr>
+          <w:rStyle w:val="VerbatimChar"/>
+          <w:rFonts w:ascii="Times New Roman" w:hAnsi="Times New Roman" w:eastAsia="Times New Roman" w:cs="Times New Roman"/>
+          <w:vertAlign w:val="superscript"/>
+        </w:rPr>
+        <w:t>4</w:t>
       </w:r>
       <w:r>
         <w:rPr>
@@ -13985,7 +14179,15 @@
           <w:rStyle w:val="VerbatimChar"/>
           <w:rFonts w:ascii="Times New Roman" w:hAnsi="Times New Roman" w:eastAsia="Times New Roman" w:cs="Times New Roman"/>
         </w:rPr>
-        <w:t xml:space="preserve">d⁵</w:t>
+        <w:t>d</w:t>
+      </w:r>
+      <w:r>
+        <w:rPr>
+          <w:rStyle w:val="VerbatimChar"/>
+          <w:rFonts w:ascii="Times New Roman" w:hAnsi="Times New Roman" w:eastAsia="Times New Roman" w:cs="Times New Roman"/>
+          <w:vertAlign w:val="superscript"/>
+        </w:rPr>
+        <w:t>5</w:t>
       </w:r>
       <w:r>
         <w:rPr>
@@ -14010,7 +14212,15 @@
           <w:rStyle w:val="VerbatimChar"/>
           <w:rFonts w:ascii="Times New Roman" w:hAnsi="Times New Roman" w:eastAsia="Times New Roman" w:cs="Times New Roman"/>
         </w:rPr>
-        <w:t xml:space="preserve">d⁸</w:t>
+        <w:t>d</w:t>
+      </w:r>
+      <w:r>
+        <w:rPr>
+          <w:rStyle w:val="VerbatimChar"/>
+          <w:rFonts w:ascii="Times New Roman" w:hAnsi="Times New Roman" w:eastAsia="Times New Roman" w:cs="Times New Roman"/>
+          <w:vertAlign w:val="superscript"/>
+        </w:rPr>
+        <w:t>8</w:t>
       </w:r>
       <w:r>
         <w:rPr>
@@ -14213,7 +14423,15 @@
           <w:rStyle w:val="VerbatimChar"/>
           <w:rFonts w:ascii="Times New Roman" w:hAnsi="Times New Roman" w:eastAsia="Times New Roman" w:cs="Times New Roman"/>
         </w:rPr>
-        <w:t xml:space="preserve">d⁵</w:t>
+        <w:t>d</w:t>
+      </w:r>
+      <w:r>
+        <w:rPr>
+          <w:rStyle w:val="VerbatimChar"/>
+          <w:rFonts w:ascii="Times New Roman" w:hAnsi="Times New Roman" w:eastAsia="Times New Roman" w:cs="Times New Roman"/>
+          <w:vertAlign w:val="superscript"/>
+        </w:rPr>
+        <w:t>5</w:t>
       </w:r>
       <w:r>
         <w:rPr>
@@ -14569,7 +14787,20 @@
         <w:rPr>
           <w:rFonts w:ascii="Times New Roman" w:hAnsi="Times New Roman" w:eastAsia="Times New Roman" w:cs="Times New Roman"/>
         </w:rPr>
-        <w:t xml:space="preserve"> 6s² </w:t>
+        <w:t xml:space="preserve"> 6s</w:t>
+      </w:r>
+      <w:r>
+        <w:rPr>
+          <w:rFonts w:ascii="Times New Roman" w:hAnsi="Times New Roman" w:eastAsia="Times New Roman" w:cs="Times New Roman"/>
+          <w:vertAlign w:val="superscript"/>
+        </w:rPr>
+        <w:t>2</w:t>
+      </w:r>
+      <w:r>
+        <w:rPr>
+          <w:rFonts w:ascii="Times New Roman" w:hAnsi="Times New Roman" w:eastAsia="Times New Roman" w:cs="Times New Roman"/>
+        </w:rPr>
+        <w:t xml:space="preserve"> </w:t>
       </w:r>
       <w:r>
         <w:rPr>
@@ -14647,7 +14878,20 @@
         <w:rPr>
           <w:rFonts w:ascii="Times New Roman" w:hAnsi="Times New Roman" w:eastAsia="Times New Roman" w:cs="Times New Roman"/>
         </w:rPr>
-        <w:t xml:space="preserve"> 5s² </w:t>
+        <w:t xml:space="preserve"> 5s</w:t>
+      </w:r>
+      <w:r>
+        <w:rPr>
+          <w:rFonts w:ascii="Times New Roman" w:hAnsi="Times New Roman" w:eastAsia="Times New Roman" w:cs="Times New Roman"/>
+          <w:vertAlign w:val="superscript"/>
+        </w:rPr>
+        <w:t>2</w:t>
+      </w:r>
+      <w:r>
+        <w:rPr>
+          <w:rFonts w:ascii="Times New Roman" w:hAnsi="Times New Roman" w:eastAsia="Times New Roman" w:cs="Times New Roman"/>
+        </w:rPr>
+        <w:t xml:space="preserve"> </w:t>
       </w:r>
       <w:r>
         <w:rPr>
@@ -15091,7 +15335,15 @@
           <w:rStyle w:val="VerbatimChar"/>
           <w:rFonts w:ascii="Times New Roman" w:hAnsi="Times New Roman" w:eastAsia="Times New Roman" w:cs="Times New Roman"/>
         </w:rPr>
-        <w:t xml:space="preserve">ns²</w:t>
+        <w:t>ns</w:t>
+      </w:r>
+      <w:r>
+        <w:rPr>
+          <w:rStyle w:val="VerbatimChar"/>
+          <w:rFonts w:ascii="Times New Roman" w:hAnsi="Times New Roman" w:eastAsia="Times New Roman" w:cs="Times New Roman"/>
+          <w:vertAlign w:val="superscript"/>
+        </w:rPr>
+        <w:t>2</w:t>
       </w:r>
       <w:r>
         <w:rPr>
@@ -16335,7 +16587,6 @@
       <ns0:rFonts ns0:ascii="Times New Roman" ns0:cs="Times New Roman" ns0:eastAsia="SimSun" ns0:hAnsi="Times New Roman"/>
       <ns0:b ns0:val="0"/>
       <ns0:color ns0:val="5B6975"/>
-      <ns0:spacing ns0:val="15"/>
       <ns0:sz ns0:val="24"/>
       <ns0:szCs ns0:val="28"/>
     </ns0:rPr>
@@ -16349,7 +16600,6 @@
     <ns0:rPr>
       <ns0:rFonts ns0:ascii="Times New Roman" ns0:hAnsi="Times New Roman" ns0:eastAsia="SimSun" ns0:cs="Times New Roman"/>
       <ns0:color ns0:themeColor="text1" ns0:themeTint="A6" ns0:val="595959"/>
-      <ns0:spacing ns0:val="15"/>
       <ns0:sz ns0:val="28"/>
       <ns0:szCs ns0:val="28"/>
     </ns0:rPr>
@@ -16952,6 +17202,22 @@
       <ns0:color ns0:themeColor="accent1" ns0:themeShade="BF" ns0:val="365F91"/>
     </ns0:rPr>
   </ns0:style>
+  <w:style w:type="paragraph" w:customStyle="1" w:styleId="MethodologyBlock">
+    <w:name w:val="Methodology Block"/>
+    <w:basedOn w:val="BodyText"/>
+    <w:qFormat/>
+    <ns0:rPr>
+      <w:rFonts ns0:ascii="Times New Roman" ns0:hAnsi="Times New Roman" ns0:eastAsia="SimSun" ns0:cs="Times New Roman"/>
+    </ns0:rPr>
+  </w:style>
+  <w:style w:type="paragraph" w:customStyle="1" w:styleId="MistakeBlock">
+    <w:name w:val="Mistake Block"/>
+    <w:basedOn w:val="BodyText"/>
+    <w:qFormat/>
+    <ns0:rPr>
+      <w:rFonts ns0:ascii="Times New Roman" ns0:hAnsi="Times New Roman" ns0:eastAsia="SimSun" ns0:cs="Times New Roman"/>
+    </ns0:rPr>
+  </w:style>
   <w:style w:type="paragraph" w:customStyle="1" w:styleId="SourceCode">
     <w:name w:val="Source Code"/>
     <w:basedOn w:val="Normal"/>

--- a/00-首页/学生讲义Word/原子结构补充-超级充实版（自学完整）.docx
+++ b/00-首页/学生讲义Word/原子结构补充-超级充实版（自学完整）.docx
@@ -63,7 +63,7 @@
       </w:pPr>
       <w:r>
         <w:rPr>
-          <w:rFonts w:hint="eastAsia" w:ascii="Times New Roman" w:hAnsi="Times New Roman" w:eastAsia="SimSun" w:cs="Times New Roman"/>
+          <w:rFonts w:hint="eastAsia" w:ascii="Times New Roman" w:hAnsi="Times New Roman" w:eastAsia="FangSong" w:cs="Times New Roman"/>
         </w:rPr>
         <w:t>能说清第一轮</w:t>
       </w:r>
@@ -75,7 +75,7 @@
       </w:r>
       <w:r>
         <w:rPr>
-          <w:rFonts w:hint="eastAsia" w:ascii="Times New Roman" w:hAnsi="Times New Roman" w:eastAsia="SimSun" w:cs="Times New Roman"/>
+          <w:rFonts w:hint="eastAsia" w:ascii="Times New Roman" w:hAnsi="Times New Roman" w:eastAsia="FangSong" w:cs="Times New Roman"/>
         </w:rPr>
         <w:t>电子排布规则</w:t>
       </w:r>
@@ -87,7 +87,7 @@
       </w:r>
       <w:r>
         <w:rPr>
-          <w:rFonts w:hint="eastAsia" w:ascii="Times New Roman" w:hAnsi="Times New Roman" w:eastAsia="SimSun" w:cs="Times New Roman"/>
+          <w:rFonts w:hint="eastAsia" w:ascii="Times New Roman" w:hAnsi="Times New Roman" w:eastAsia="FangSong" w:cs="Times New Roman"/>
         </w:rPr>
         <w:t>背后到底用了哪些近似</w:t>
       </w:r>
@@ -99,7 +99,7 @@
       </w:r>
       <w:r>
         <w:rPr>
-          <w:rFonts w:hint="eastAsia" w:ascii="Times New Roman" w:hAnsi="Times New Roman" w:eastAsia="SimSun" w:cs="Times New Roman"/>
+          <w:rFonts w:hint="eastAsia" w:ascii="Times New Roman" w:hAnsi="Times New Roman" w:eastAsia="FangSong" w:cs="Times New Roman"/>
         </w:rPr>
         <w:t>以及这些近似各自解决什么问题</w:t>
       </w:r>
@@ -114,7 +114,7 @@
       </w:pPr>
       <w:r>
         <w:rPr>
-          <w:rFonts w:hint="eastAsia" w:ascii="Times New Roman" w:hAnsi="Times New Roman" w:eastAsia="SimSun" w:cs="Times New Roman"/>
+          <w:rFonts w:hint="eastAsia" w:ascii="Times New Roman" w:hAnsi="Times New Roman" w:eastAsia="FangSong" w:cs="Times New Roman"/>
         </w:rPr>
         <w:t xml:space="preserve">能区分</w:t>
       </w:r>
@@ -126,7 +126,7 @@
       </w:r>
       <w:r>
         <w:rPr>
-          <w:rFonts w:hint="eastAsia" w:ascii="Times New Roman" w:hAnsi="Times New Roman" w:eastAsia="SimSun" w:cs="Times New Roman"/>
+          <w:rFonts w:hint="eastAsia" w:ascii="Times New Roman" w:hAnsi="Times New Roman" w:eastAsia="FangSong" w:cs="Times New Roman"/>
         </w:rPr>
         <w:t>规则</w:t>
       </w:r>
@@ -138,7 +138,7 @@
       </w:r>
       <w:r>
         <w:rPr>
-          <w:rFonts w:hint="eastAsia" w:ascii="Times New Roman" w:hAnsi="Times New Roman" w:eastAsia="SimSun" w:cs="Times New Roman"/>
+          <w:rFonts w:hint="eastAsia" w:ascii="Times New Roman" w:hAnsi="Times New Roman" w:eastAsia="FangSong" w:cs="Times New Roman"/>
         </w:rPr>
         <w:t>中心力场近似</w:t>
       </w:r>
@@ -150,7 +150,7 @@
       </w:r>
       <w:r>
         <w:rPr>
-          <w:rFonts w:hint="eastAsia" w:ascii="Times New Roman" w:hAnsi="Times New Roman" w:eastAsia="SimSun" w:cs="Times New Roman"/>
+          <w:rFonts w:hint="eastAsia" w:ascii="Times New Roman" w:hAnsi="Times New Roman" w:eastAsia="FangSong" w:cs="Times New Roman"/>
         </w:rPr>
         <w:t>自洽场</w:t>
       </w:r>
@@ -162,7 +162,7 @@
       </w:r>
       <w:r>
         <w:rPr>
-          <w:rFonts w:hint="eastAsia" w:ascii="Times New Roman" w:hAnsi="Times New Roman" w:eastAsia="SimSun" w:cs="Times New Roman"/>
+          <w:rFonts w:hint="eastAsia" w:ascii="Times New Roman" w:hAnsi="Times New Roman" w:eastAsia="FangSong" w:cs="Times New Roman"/>
         </w:rPr>
         <w:t>电子相关这些层次</w:t>
       </w:r>
@@ -177,7 +177,7 @@
       </w:pPr>
       <w:r>
         <w:rPr>
-          <w:rFonts w:hint="eastAsia" w:ascii="Times New Roman" w:hAnsi="Times New Roman" w:eastAsia="SimSun" w:cs="Times New Roman"/>
+          <w:rFonts w:hint="eastAsia" w:ascii="Times New Roman" w:hAnsi="Times New Roman" w:eastAsia="FangSong" w:cs="Times New Roman"/>
         </w:rPr>
         <w:t xml:space="preserve">能读懂并书写原子项符号</w:t>
       </w:r>
@@ -202,7 +202,7 @@
       </w:r>
       <w:r>
         <w:rPr>
-          <w:rFonts w:hint="eastAsia" w:ascii="Times New Roman" w:hAnsi="Times New Roman" w:eastAsia="SimSun" w:cs="Times New Roman"/>
+          <w:rFonts w:hint="eastAsia" w:ascii="Times New Roman" w:hAnsi="Times New Roman" w:eastAsia="FangSong" w:cs="Times New Roman"/>
         </w:rPr>
         <w:t>会用</w:t>
       </w:r>
@@ -214,7 +214,7 @@
       </w:r>
       <w:r>
         <w:rPr>
-          <w:rFonts w:hint="eastAsia" w:ascii="Times New Roman" w:hAnsi="Times New Roman" w:eastAsia="SimSun" w:cs="Times New Roman"/>
+          <w:rFonts w:hint="eastAsia" w:ascii="Times New Roman" w:hAnsi="Times New Roman" w:eastAsia="FangSong" w:cs="Times New Roman"/>
         </w:rPr>
         <w:t xml:space="preserve">规则判断基态项</w:t>
       </w:r>
@@ -229,7 +229,7 @@
       </w:pPr>
       <w:r>
         <w:rPr>
-          <w:rFonts w:hint="eastAsia" w:ascii="Times New Roman" w:hAnsi="Times New Roman" w:eastAsia="SimSun" w:cs="Times New Roman"/>
+          <w:rFonts w:hint="eastAsia" w:ascii="Times New Roman" w:hAnsi="Times New Roman" w:eastAsia="FangSong" w:cs="Times New Roman"/>
         </w:rPr>
         <w:t xml:space="preserve">能理解</w:t>
       </w:r>
@@ -241,7 +241,7 @@
       </w:r>
       <w:r>
         <w:rPr>
-          <w:rFonts w:hint="eastAsia" w:ascii="Times New Roman" w:hAnsi="Times New Roman" w:eastAsia="SimSun" w:cs="Times New Roman"/>
+          <w:rFonts w:hint="eastAsia" w:ascii="Times New Roman" w:hAnsi="Times New Roman" w:eastAsia="FangSong" w:cs="Times New Roman"/>
         </w:rPr>
         <w:t>耦合与自旋轨道耦合的物理图像</w:t>
       </w:r>
@@ -253,7 +253,7 @@
       </w:r>
       <w:r>
         <w:rPr>
-          <w:rFonts w:hint="eastAsia" w:ascii="Times New Roman" w:hAnsi="Times New Roman" w:eastAsia="SimSun" w:cs="Times New Roman"/>
+          <w:rFonts w:hint="eastAsia" w:ascii="Times New Roman" w:hAnsi="Times New Roman" w:eastAsia="FangSong" w:cs="Times New Roman"/>
         </w:rPr>
         <w:t>判断少于半充满和多于半充满时的</w:t>
       </w:r>
@@ -276,7 +276,7 @@
       </w:r>
       <w:r>
         <w:rPr>
-          <w:rFonts w:hint="eastAsia" w:ascii="Times New Roman" w:hAnsi="Times New Roman" w:eastAsia="SimSun" w:cs="Times New Roman"/>
+          <w:rFonts w:hint="eastAsia" w:ascii="Times New Roman" w:hAnsi="Times New Roman" w:eastAsia="FangSong" w:cs="Times New Roman"/>
         </w:rPr>
         <w:t xml:space="preserve">排序</w:t>
       </w:r>
@@ -291,7 +291,7 @@
       </w:pPr>
       <w:r>
         <w:rPr>
-          <w:rFonts w:hint="eastAsia" w:ascii="Times New Roman" w:hAnsi="Times New Roman" w:eastAsia="SimSun" w:cs="Times New Roman"/>
+          <w:rFonts w:hint="eastAsia" w:ascii="Times New Roman" w:hAnsi="Times New Roman" w:eastAsia="FangSong" w:cs="Times New Roman"/>
         </w:rPr>
         <w:t>能用相对论效应解释镧系收缩</w:t>
       </w:r>
@@ -303,7 +303,7 @@
       </w:r>
       <w:r>
         <w:rPr>
-          <w:rFonts w:hint="eastAsia" w:ascii="Times New Roman" w:hAnsi="Times New Roman" w:eastAsia="SimSun" w:cs="Times New Roman"/>
+          <w:rFonts w:hint="eastAsia" w:ascii="Times New Roman" w:hAnsi="Times New Roman" w:eastAsia="FangSong" w:cs="Times New Roman"/>
         </w:rPr>
         <w:t>惰性电子对效应</w:t>
       </w:r>
@@ -321,7 +321,7 @@
       </w:r>
       <w:r>
         <w:rPr>
-          <w:rFonts w:hint="eastAsia" w:ascii="Times New Roman" w:hAnsi="Times New Roman" w:eastAsia="SimSun" w:cs="Times New Roman"/>
+          <w:rFonts w:hint="eastAsia" w:ascii="Times New Roman" w:hAnsi="Times New Roman" w:eastAsia="FangSong" w:cs="Times New Roman"/>
         </w:rPr>
         <w:t>呈黄色</w:t>
       </w:r>
@@ -339,7 +339,7 @@
       </w:r>
       <w:r>
         <w:rPr>
-          <w:rFonts w:hint="eastAsia" w:ascii="Times New Roman" w:hAnsi="Times New Roman" w:eastAsia="SimSun" w:cs="Times New Roman"/>
+          <w:rFonts w:hint="eastAsia" w:ascii="Times New Roman" w:hAnsi="Times New Roman" w:eastAsia="FangSong" w:cs="Times New Roman"/>
         </w:rPr>
         <w:t xml:space="preserve">常温为液体等典型现象</w:t>
       </w:r>
@@ -354,7 +354,7 @@
       </w:pPr>
       <w:r>
         <w:rPr>
-          <w:rFonts w:hint="eastAsia" w:ascii="Times New Roman" w:hAnsi="Times New Roman" w:eastAsia="SimSun" w:cs="Times New Roman"/>
+          <w:rFonts w:hint="eastAsia" w:ascii="Times New Roman" w:hAnsi="Times New Roman" w:eastAsia="FangSong" w:cs="Times New Roman"/>
         </w:rPr>
         <w:t>能把这些深化工具反过来用于解释近年结构题</w:t>
       </w:r>
@@ -366,7 +366,7 @@
       </w:r>
       <w:r>
         <w:rPr>
-          <w:rFonts w:hint="eastAsia" w:ascii="Times New Roman" w:hAnsi="Times New Roman" w:eastAsia="SimSun" w:cs="Times New Roman"/>
+          <w:rFonts w:hint="eastAsia" w:ascii="Times New Roman" w:hAnsi="Times New Roman" w:eastAsia="FangSong" w:cs="Times New Roman"/>
         </w:rPr>
         <w:t>配位题和元素性质反常题</w:t>
       </w:r>
@@ -403,7 +403,7 @@
       </w:pPr>
       <w:r>
         <w:rPr>
-          <w:rFonts w:hint="eastAsia" w:ascii="Times New Roman" w:hAnsi="Times New Roman" w:eastAsia="SimSun" w:cs="Times New Roman"/>
+          <w:rFonts w:hint="eastAsia" w:ascii="Times New Roman" w:hAnsi="Times New Roman" w:eastAsia="FangSong" w:cs="Times New Roman"/>
         </w:rPr>
         <w:t>第一轮的原子结构</w:t>
       </w:r>
@@ -415,13 +415,13 @@
       </w:r>
       <w:r>
         <w:rPr>
-          <w:rFonts w:hint="eastAsia" w:ascii="Times New Roman" w:hAnsi="Times New Roman" w:eastAsia="SimSun" w:cs="Times New Roman"/>
+          <w:rFonts w:hint="eastAsia" w:ascii="Times New Roman" w:hAnsi="Times New Roman" w:eastAsia="FangSong" w:cs="Times New Roman"/>
         </w:rPr>
         <w:t>核心任务是建立一套</w:t>
       </w:r>
       <w:r>
         <w:rPr>
-          <w:rFonts w:hint="eastAsia" w:ascii="Times New Roman" w:hAnsi="Times New Roman" w:eastAsia="SimSun" w:cs="Times New Roman"/>
+          <w:rFonts w:hint="eastAsia" w:ascii="Times New Roman" w:hAnsi="Times New Roman" w:eastAsia="FangSong" w:cs="Times New Roman"/>
           <w:b/>
           <w:bCs/>
         </w:rPr>
@@ -444,7 +444,7 @@
       </w:pPr>
       <w:r>
         <w:rPr>
-          <w:rFonts w:hint="eastAsia" w:ascii="Times New Roman" w:hAnsi="Times New Roman" w:eastAsia="SimSun" w:cs="Times New Roman"/>
+          <w:rFonts w:hint="eastAsia" w:ascii="Times New Roman" w:hAnsi="Times New Roman" w:eastAsia="FangSong" w:cs="Times New Roman"/>
         </w:rPr>
         <w:t xml:space="preserve">四个量子数</w:t>
       </w:r>
@@ -459,7 +459,7 @@
       </w:pPr>
       <w:r>
         <w:rPr>
-          <w:rFonts w:hint="eastAsia" w:ascii="Times New Roman" w:hAnsi="Times New Roman" w:eastAsia="SimSun" w:cs="Times New Roman"/>
+          <w:rFonts w:hint="eastAsia" w:ascii="Times New Roman" w:hAnsi="Times New Roman" w:eastAsia="FangSong" w:cs="Times New Roman"/>
         </w:rPr>
         <w:t xml:space="preserve">电子排布三原则</w:t>
       </w:r>
@@ -474,7 +474,7 @@
       </w:pPr>
       <w:r>
         <w:rPr>
-          <w:rFonts w:hint="eastAsia" w:ascii="Times New Roman" w:hAnsi="Times New Roman" w:eastAsia="SimSun" w:cs="Times New Roman"/>
+          <w:rFonts w:hint="eastAsia" w:ascii="Times New Roman" w:hAnsi="Times New Roman" w:eastAsia="FangSong" w:cs="Times New Roman"/>
         </w:rPr>
         <w:t>屏蔽</w:t>
       </w:r>
@@ -486,7 +486,7 @@
       </w:r>
       <w:r>
         <w:rPr>
-          <w:rFonts w:hint="eastAsia" w:ascii="Times New Roman" w:hAnsi="Times New Roman" w:eastAsia="SimSun" w:cs="Times New Roman"/>
+          <w:rFonts w:hint="eastAsia" w:ascii="Times New Roman" w:hAnsi="Times New Roman" w:eastAsia="FangSong" w:cs="Times New Roman"/>
         </w:rPr>
         <w:t>钻穿和有效核电荷</w:t>
       </w:r>
@@ -501,7 +501,7 @@
       </w:pPr>
       <w:r>
         <w:rPr>
-          <w:rFonts w:hint="eastAsia" w:ascii="Times New Roman" w:hAnsi="Times New Roman" w:eastAsia="SimSun" w:cs="Times New Roman"/>
+          <w:rFonts w:hint="eastAsia" w:ascii="Times New Roman" w:hAnsi="Times New Roman" w:eastAsia="FangSong" w:cs="Times New Roman"/>
         </w:rPr>
         <w:t xml:space="preserve">周期律四趋势</w:t>
       </w:r>
@@ -512,7 +512,7 @@
       </w:pPr>
       <w:r>
         <w:rPr>
-          <w:rFonts w:hint="eastAsia" w:ascii="Times New Roman" w:hAnsi="Times New Roman" w:eastAsia="SimSun" w:cs="Times New Roman"/>
+          <w:rFonts w:hint="eastAsia" w:ascii="Times New Roman" w:hAnsi="Times New Roman" w:eastAsia="FangSong" w:cs="Times New Roman"/>
         </w:rPr>
         <w:t>但到第三轮或决赛</w:t>
       </w:r>
@@ -524,7 +524,7 @@
       </w:r>
       <w:r>
         <w:rPr>
-          <w:rFonts w:hint="eastAsia" w:ascii="Times New Roman" w:hAnsi="Times New Roman" w:eastAsia="SimSun" w:cs="Times New Roman"/>
+          <w:rFonts w:hint="eastAsia" w:ascii="Times New Roman" w:hAnsi="Times New Roman" w:eastAsia="FangSong" w:cs="Times New Roman"/>
         </w:rPr>
         <w:t>这些工具会遇到三个明显瓶颈</w:t>
       </w:r>
@@ -553,7 +553,7 @@
       </w:r>
       <w:r>
         <w:rPr>
-          <w:rFonts w:hint="eastAsia" w:ascii="Times New Roman" w:hAnsi="Times New Roman" w:eastAsia="SimSun" w:cs="Times New Roman"/>
+          <w:rFonts w:hint="eastAsia" w:ascii="Times New Roman" w:hAnsi="Times New Roman" w:eastAsia="FangSong" w:cs="Times New Roman"/>
           <w:b/>
           <w:bCs/>
         </w:rPr>
@@ -577,7 +577,7 @@
       </w:r>
       <w:r>
         <w:rPr>
-          <w:rFonts w:hint="eastAsia" w:ascii="Times New Roman" w:hAnsi="Times New Roman" w:eastAsia="SimSun" w:cs="Times New Roman"/>
+          <w:rFonts w:hint="eastAsia" w:ascii="Times New Roman" w:hAnsi="Times New Roman" w:eastAsia="FangSong" w:cs="Times New Roman"/>
           <w:b/>
           <w:bCs/>
         </w:rPr>
@@ -599,7 +599,7 @@
       </w:r>
       <w:r>
         <w:rPr>
-          <w:rFonts w:hint="eastAsia" w:ascii="Times New Roman" w:hAnsi="Times New Roman" w:eastAsia="SimSun" w:cs="Times New Roman"/>
+          <w:rFonts w:hint="eastAsia" w:ascii="Times New Roman" w:hAnsi="Times New Roman" w:eastAsia="FangSong" w:cs="Times New Roman"/>
         </w:rPr>
         <w:t>只靠口头说</w:t>
       </w:r>
@@ -611,7 +611,7 @@
       </w:r>
       <w:r>
         <w:rPr>
-          <w:rFonts w:hint="eastAsia" w:ascii="Times New Roman" w:hAnsi="Times New Roman" w:eastAsia="SimSun" w:cs="Times New Roman"/>
+          <w:rFonts w:hint="eastAsia" w:ascii="Times New Roman" w:hAnsi="Times New Roman" w:eastAsia="FangSong" w:cs="Times New Roman"/>
         </w:rPr>
         <w:t>钻穿更强</w:t>
       </w:r>
@@ -623,7 +623,7 @@
       </w:r>
       <w:r>
         <w:rPr>
-          <w:rFonts w:hint="eastAsia" w:ascii="Times New Roman" w:hAnsi="Times New Roman" w:eastAsia="SimSun" w:cs="Times New Roman"/>
+          <w:rFonts w:hint="eastAsia" w:ascii="Times New Roman" w:hAnsi="Times New Roman" w:eastAsia="FangSong" w:cs="Times New Roman"/>
         </w:rPr>
         <w:t>还不够</w:t>
       </w:r>
@@ -635,7 +635,7 @@
       </w:r>
       <w:r>
         <w:rPr>
-          <w:rFonts w:hint="eastAsia" w:ascii="Times New Roman" w:hAnsi="Times New Roman" w:eastAsia="SimSun" w:cs="Times New Roman"/>
+          <w:rFonts w:hint="eastAsia" w:ascii="Times New Roman" w:hAnsi="Times New Roman" w:eastAsia="FangSong" w:cs="Times New Roman"/>
         </w:rPr>
         <w:t>需要看到多电子原子近似的层级</w:t>
       </w:r>
@@ -664,7 +664,7 @@
       </w:r>
       <w:r>
         <w:rPr>
-          <w:rFonts w:hint="eastAsia" w:ascii="Times New Roman" w:hAnsi="Times New Roman" w:eastAsia="SimSun" w:cs="Times New Roman"/>
+          <w:rFonts w:hint="eastAsia" w:ascii="Times New Roman" w:hAnsi="Times New Roman" w:eastAsia="FangSong" w:cs="Times New Roman"/>
           <w:b/>
           <w:bCs/>
         </w:rPr>
@@ -680,7 +680,7 @@
       </w:r>
       <w:r>
         <w:rPr>
-          <w:rFonts w:hint="eastAsia" w:ascii="Times New Roman" w:hAnsi="Times New Roman" w:eastAsia="SimSun" w:cs="Times New Roman"/>
+          <w:rFonts w:hint="eastAsia" w:ascii="Times New Roman" w:hAnsi="Times New Roman" w:eastAsia="FangSong" w:cs="Times New Roman"/>
           <w:b/>
           <w:bCs/>
         </w:rPr>
@@ -738,7 +738,7 @@
       </w:r>
       <w:r>
         <w:rPr>
-          <w:rFonts w:hint="eastAsia" w:ascii="Times New Roman" w:hAnsi="Times New Roman" w:eastAsia="SimSun" w:cs="Times New Roman"/>
+          <w:rFonts w:hint="eastAsia" w:ascii="Times New Roman" w:hAnsi="Times New Roman" w:eastAsia="FangSong" w:cs="Times New Roman"/>
           <w:b/>
           <w:bCs/>
         </w:rPr>
@@ -794,7 +794,7 @@
       </w:r>
       <w:r>
         <w:rPr>
-          <w:rFonts w:hint="eastAsia" w:ascii="Times New Roman" w:hAnsi="Times New Roman" w:eastAsia="SimSun" w:cs="Times New Roman"/>
+          <w:rFonts w:hint="eastAsia" w:ascii="Times New Roman" w:hAnsi="Times New Roman" w:eastAsia="FangSong" w:cs="Times New Roman"/>
         </w:rPr>
         <w:t>这已经不是简单电子排布题</w:t>
       </w:r>
@@ -806,7 +806,7 @@
       </w:r>
       <w:r>
         <w:rPr>
-          <w:rFonts w:hint="eastAsia" w:ascii="Times New Roman" w:hAnsi="Times New Roman" w:eastAsia="SimSun" w:cs="Times New Roman"/>
+          <w:rFonts w:hint="eastAsia" w:ascii="Times New Roman" w:hAnsi="Times New Roman" w:eastAsia="FangSong" w:cs="Times New Roman"/>
         </w:rPr>
         <w:t>而是项符号和自旋轨道耦合问题</w:t>
       </w:r>
@@ -835,7 +835,7 @@
       </w:r>
       <w:r>
         <w:rPr>
-          <w:rFonts w:hint="eastAsia" w:ascii="Times New Roman" w:hAnsi="Times New Roman" w:eastAsia="SimSun" w:cs="Times New Roman"/>
+          <w:rFonts w:hint="eastAsia" w:ascii="Times New Roman" w:hAnsi="Times New Roman" w:eastAsia="FangSong" w:cs="Times New Roman"/>
           <w:b/>
           <w:bCs/>
         </w:rPr>
@@ -851,7 +851,7 @@
       </w:r>
       <w:r>
         <w:rPr>
-          <w:rFonts w:hint="eastAsia" w:ascii="Times New Roman" w:hAnsi="Times New Roman" w:eastAsia="SimSun" w:cs="Times New Roman"/>
+          <w:rFonts w:hint="eastAsia" w:ascii="Times New Roman" w:hAnsi="Times New Roman" w:eastAsia="FangSong" w:cs="Times New Roman"/>
           <w:b/>
           <w:bCs/>
         </w:rPr>
@@ -867,7 +867,7 @@
       </w:r>
       <w:r>
         <w:rPr>
-          <w:rFonts w:hint="eastAsia" w:ascii="Times New Roman" w:hAnsi="Times New Roman" w:eastAsia="SimSun" w:cs="Times New Roman"/>
+          <w:rFonts w:hint="eastAsia" w:ascii="Times New Roman" w:hAnsi="Times New Roman" w:eastAsia="FangSong" w:cs="Times New Roman"/>
           <w:b/>
           <w:bCs/>
         </w:rPr>
@@ -891,7 +891,7 @@
       </w:r>
       <w:r>
         <w:rPr>
-          <w:rFonts w:hint="eastAsia" w:ascii="Times New Roman" w:hAnsi="Times New Roman" w:eastAsia="SimSun" w:cs="Times New Roman"/>
+          <w:rFonts w:hint="eastAsia" w:ascii="Times New Roman" w:hAnsi="Times New Roman" w:eastAsia="FangSong" w:cs="Times New Roman"/>
           <w:b/>
           <w:bCs/>
         </w:rPr>
@@ -913,7 +913,7 @@
       </w:r>
       <w:r>
         <w:rPr>
-          <w:rFonts w:hint="eastAsia" w:ascii="Times New Roman" w:hAnsi="Times New Roman" w:eastAsia="SimSun" w:cs="Times New Roman"/>
+          <w:rFonts w:hint="eastAsia" w:ascii="Times New Roman" w:hAnsi="Times New Roman" w:eastAsia="FangSong" w:cs="Times New Roman"/>
         </w:rPr>
         <w:t>这类现象离不开相对论效应</w:t>
       </w:r>
@@ -930,7 +930,7 @@
       </w:pPr>
       <w:r>
         <w:rPr>
-          <w:rFonts w:hint="eastAsia" w:ascii="Times New Roman" w:hAnsi="Times New Roman" w:eastAsia="SimSun" w:cs="Times New Roman"/>
+          <w:rFonts w:hint="eastAsia" w:ascii="Times New Roman" w:hAnsi="Times New Roman" w:eastAsia="FangSong" w:cs="Times New Roman"/>
         </w:rPr>
         <w:t>所以本讲真正补的是三根主线</w:t>
       </w:r>
@@ -951,7 +951,7 @@
       </w:pPr>
       <w:r>
         <w:rPr>
-          <w:rFonts w:hint="eastAsia" w:ascii="Times New Roman" w:hAnsi="Times New Roman" w:eastAsia="SimSun" w:cs="Times New Roman"/>
+          <w:rFonts w:hint="eastAsia" w:ascii="Times New Roman" w:hAnsi="Times New Roman" w:eastAsia="FangSong" w:cs="Times New Roman"/>
           <w:b/>
           <w:bCs/>
         </w:rPr>
@@ -968,7 +968,7 @@
       </w:pPr>
       <w:r>
         <w:rPr>
-          <w:rFonts w:hint="eastAsia" w:ascii="Times New Roman" w:hAnsi="Times New Roman" w:eastAsia="SimSun" w:cs="Times New Roman"/>
+          <w:rFonts w:hint="eastAsia" w:ascii="Times New Roman" w:hAnsi="Times New Roman" w:eastAsia="FangSong" w:cs="Times New Roman"/>
           <w:b/>
           <w:bCs/>
         </w:rPr>
@@ -985,7 +985,7 @@
       </w:pPr>
       <w:r>
         <w:rPr>
-          <w:rFonts w:hint="eastAsia" w:ascii="Times New Roman" w:hAnsi="Times New Roman" w:eastAsia="SimSun" w:cs="Times New Roman"/>
+          <w:rFonts w:hint="eastAsia" w:ascii="Times New Roman" w:hAnsi="Times New Roman" w:eastAsia="FangSong" w:cs="Times New Roman"/>
           <w:b/>
           <w:bCs/>
         </w:rPr>
@@ -1097,7 +1097,7 @@
       </w:pPr>
       <w:r>
         <w:rPr>
-          <w:rFonts w:hint="eastAsia" w:ascii="Times New Roman" w:hAnsi="Times New Roman" w:eastAsia="SimSun" w:cs="Times New Roman"/>
+          <w:rFonts w:hint="eastAsia" w:ascii="Times New Roman" w:hAnsi="Times New Roman" w:eastAsia="FangSong" w:cs="Times New Roman"/>
         </w:rPr>
         <w:t>氢原子之所以漂亮</w:t>
       </w:r>
@@ -1109,7 +1109,7 @@
       </w:r>
       <w:r>
         <w:rPr>
-          <w:rFonts w:hint="eastAsia" w:ascii="Times New Roman" w:hAnsi="Times New Roman" w:eastAsia="SimSun" w:cs="Times New Roman"/>
+          <w:rFonts w:hint="eastAsia" w:ascii="Times New Roman" w:hAnsi="Times New Roman" w:eastAsia="FangSong" w:cs="Times New Roman"/>
         </w:rPr>
         <w:t>是因为只有一个电子</w:t>
       </w:r>
@@ -1121,7 +1121,7 @@
       </w:r>
       <w:r>
         <w:rPr>
-          <w:rFonts w:hint="eastAsia" w:ascii="Times New Roman" w:hAnsi="Times New Roman" w:eastAsia="SimSun" w:cs="Times New Roman"/>
+          <w:rFonts w:hint="eastAsia" w:ascii="Times New Roman" w:hAnsi="Times New Roman" w:eastAsia="FangSong" w:cs="Times New Roman"/>
         </w:rPr>
         <w:t>哈密顿量可以写成</w:t>
       </w:r>
@@ -1277,7 +1277,7 @@
       </w:pPr>
       <w:r>
         <w:rPr>
-          <w:rFonts w:hint="eastAsia" w:ascii="Times New Roman" w:hAnsi="Times New Roman" w:eastAsia="SimSun" w:cs="Times New Roman"/>
+          <w:rFonts w:hint="eastAsia" w:ascii="Times New Roman" w:hAnsi="Times New Roman" w:eastAsia="FangSong" w:cs="Times New Roman"/>
         </w:rPr>
         <w:t>电子只受到原子核吸引</w:t>
       </w:r>
@@ -1289,7 +1289,7 @@
       </w:r>
       <w:r>
         <w:rPr>
-          <w:rFonts w:hint="eastAsia" w:ascii="Times New Roman" w:hAnsi="Times New Roman" w:eastAsia="SimSun" w:cs="Times New Roman"/>
+          <w:rFonts w:hint="eastAsia" w:ascii="Times New Roman" w:hAnsi="Times New Roman" w:eastAsia="FangSong" w:cs="Times New Roman"/>
         </w:rPr>
         <w:t>角向和径向变量可以分离</w:t>
       </w:r>
@@ -1301,7 +1301,7 @@
       </w:r>
       <w:r>
         <w:rPr>
-          <w:rFonts w:hint="eastAsia" w:ascii="Times New Roman" w:hAnsi="Times New Roman" w:eastAsia="SimSun" w:cs="Times New Roman"/>
+          <w:rFonts w:hint="eastAsia" w:ascii="Times New Roman" w:hAnsi="Times New Roman" w:eastAsia="FangSong" w:cs="Times New Roman"/>
         </w:rPr>
         <w:t>所以能直接得到</w:t>
       </w:r>
@@ -1331,7 +1331,7 @@
       </w:pPr>
       <w:r>
         <w:rPr>
-          <w:rFonts w:hint="eastAsia" w:ascii="Times New Roman" w:hAnsi="Times New Roman" w:eastAsia="SimSun" w:cs="Times New Roman"/>
+          <w:rFonts w:hint="eastAsia" w:ascii="Times New Roman" w:hAnsi="Times New Roman" w:eastAsia="FangSong" w:cs="Times New Roman"/>
         </w:rPr>
         <w:t>但多电子原子里</w:t>
       </w:r>
@@ -1343,7 +1343,7 @@
       </w:r>
       <w:r>
         <w:rPr>
-          <w:rFonts w:hint="eastAsia" w:ascii="Times New Roman" w:hAnsi="Times New Roman" w:eastAsia="SimSun" w:cs="Times New Roman"/>
+          <w:rFonts w:hint="eastAsia" w:ascii="Times New Roman" w:hAnsi="Times New Roman" w:eastAsia="FangSong" w:cs="Times New Roman"/>
         </w:rPr>
         <w:t>每个电子不仅受到核吸引</w:t>
       </w:r>
@@ -1355,7 +1355,7 @@
       </w:r>
       <w:r>
         <w:rPr>
-          <w:rFonts w:hint="eastAsia" w:ascii="Times New Roman" w:hAnsi="Times New Roman" w:eastAsia="SimSun" w:cs="Times New Roman"/>
+          <w:rFonts w:hint="eastAsia" w:ascii="Times New Roman" w:hAnsi="Times New Roman" w:eastAsia="FangSong" w:cs="Times New Roman"/>
         </w:rPr>
         <w:t>还受到其他电子排斥</w:t>
       </w:r>
@@ -1650,7 +1650,7 @@
       </w:pPr>
       <w:r>
         <w:rPr>
-          <w:rFonts w:hint="eastAsia" w:ascii="Times New Roman" w:hAnsi="Times New Roman" w:eastAsia="SimSun" w:cs="Times New Roman"/>
+          <w:rFonts w:hint="eastAsia" w:ascii="Times New Roman" w:hAnsi="Times New Roman" w:eastAsia="FangSong" w:cs="Times New Roman"/>
         </w:rPr>
         <w:t>真正麻烦的是第二项</w:t>
       </w:r>
@@ -1675,7 +1675,7 @@
       </w:r>
       <w:r>
         <w:rPr>
-          <w:rFonts w:hint="eastAsia" w:ascii="Times New Roman" w:hAnsi="Times New Roman" w:eastAsia="SimSun" w:cs="Times New Roman"/>
+          <w:rFonts w:hint="eastAsia" w:ascii="Times New Roman" w:hAnsi="Times New Roman" w:eastAsia="FangSong" w:cs="Times New Roman"/>
         </w:rPr>
         <w:t>把不同电子耦合在一起</w:t>
       </w:r>
@@ -1687,7 +1687,7 @@
       </w:r>
       <w:r>
         <w:rPr>
-          <w:rFonts w:hint="eastAsia" w:ascii="Times New Roman" w:hAnsi="Times New Roman" w:eastAsia="SimSun" w:cs="Times New Roman"/>
+          <w:rFonts w:hint="eastAsia" w:ascii="Times New Roman" w:hAnsi="Times New Roman" w:eastAsia="FangSong" w:cs="Times New Roman"/>
         </w:rPr>
         <w:t>变量不再可分离</w:t>
       </w:r>
@@ -1705,7 +1705,7 @@
       </w:r>
       <w:r>
         <w:rPr>
-          <w:rFonts w:hint="eastAsia" w:ascii="Times New Roman" w:hAnsi="Times New Roman" w:eastAsia="SimSun" w:cs="Times New Roman"/>
+          <w:rFonts w:hint="eastAsia" w:ascii="Times New Roman" w:hAnsi="Times New Roman" w:eastAsia="FangSong" w:cs="Times New Roman"/>
         </w:rPr>
         <w:t>这意味着</w:t>
       </w:r>
@@ -1725,7 +1725,7 @@
       </w:r>
       <w:r>
         <w:rPr>
-          <w:rFonts w:hint="eastAsia" w:ascii="Times New Roman" w:hAnsi="Times New Roman" w:eastAsia="SimSun" w:cs="Times New Roman"/>
+          <w:rFonts w:hint="eastAsia" w:ascii="Times New Roman" w:hAnsi="Times New Roman" w:eastAsia="FangSong" w:cs="Times New Roman"/>
           <w:b/>
           <w:bCs/>
         </w:rPr>
@@ -1741,7 +1741,7 @@
       </w:r>
       <w:r>
         <w:rPr>
-          <w:rFonts w:hint="eastAsia" w:ascii="Times New Roman" w:hAnsi="Times New Roman" w:eastAsia="SimSun" w:cs="Times New Roman"/>
+          <w:rFonts w:hint="eastAsia" w:ascii="Times New Roman" w:hAnsi="Times New Roman" w:eastAsia="FangSong" w:cs="Times New Roman"/>
           <w:b/>
           <w:bCs/>
         </w:rPr>
@@ -1757,7 +1757,7 @@
       </w:r>
       <w:r>
         <w:rPr>
-          <w:rFonts w:hint="eastAsia" w:ascii="Times New Roman" w:hAnsi="Times New Roman" w:eastAsia="SimSun" w:cs="Times New Roman"/>
+          <w:rFonts w:hint="eastAsia" w:ascii="Times New Roman" w:hAnsi="Times New Roman" w:eastAsia="FangSong" w:cs="Times New Roman"/>
           <w:b/>
           <w:bCs/>
         </w:rPr>
@@ -1778,7 +1778,7 @@
       </w:pPr>
       <w:r>
         <w:rPr>
-          <w:rFonts w:hint="eastAsia" w:ascii="Times New Roman" w:hAnsi="Times New Roman" w:eastAsia="SimSun" w:cs="Times New Roman"/>
+          <w:rFonts w:hint="eastAsia" w:ascii="Times New Roman" w:hAnsi="Times New Roman" w:eastAsia="FangSong" w:cs="Times New Roman"/>
         </w:rPr>
         <w:t xml:space="preserve">理解要点</w:t>
       </w:r>
@@ -1790,7 +1790,7 @@
       </w:r>
       <w:r>
         <w:rPr>
-          <w:rFonts w:hint="eastAsia" w:ascii="Times New Roman" w:hAnsi="Times New Roman" w:eastAsia="SimSun" w:cs="Times New Roman"/>
+          <w:rFonts w:hint="eastAsia" w:ascii="Times New Roman" w:hAnsi="Times New Roman" w:eastAsia="FangSong" w:cs="Times New Roman"/>
         </w:rPr>
         <w:t>第一轮里说</w:t>
       </w:r>
@@ -1808,7 +1808,7 @@
       </w:r>
       <w:r>
         <w:rPr>
-          <w:rFonts w:hint="eastAsia" w:ascii="Times New Roman" w:hAnsi="Times New Roman" w:eastAsia="SimSun" w:cs="Times New Roman"/>
+          <w:rFonts w:hint="eastAsia" w:ascii="Times New Roman" w:hAnsi="Times New Roman" w:eastAsia="FangSong" w:cs="Times New Roman"/>
         </w:rPr>
         <w:t>轨道</w:t>
       </w:r>
@@ -1826,7 +1826,7 @@
       </w:r>
       <w:r>
         <w:rPr>
-          <w:rFonts w:hint="eastAsia" w:ascii="Times New Roman" w:hAnsi="Times New Roman" w:eastAsia="SimSun" w:cs="Times New Roman"/>
+          <w:rFonts w:hint="eastAsia" w:ascii="Times New Roman" w:hAnsi="Times New Roman" w:eastAsia="FangSong" w:cs="Times New Roman"/>
         </w:rPr>
         <w:t>轨道</w:t>
       </w:r>
@@ -1838,7 +1838,7 @@
       </w:r>
       <w:r>
         <w:rPr>
-          <w:rFonts w:hint="eastAsia" w:ascii="Times New Roman" w:hAnsi="Times New Roman" w:eastAsia="SimSun" w:cs="Times New Roman"/>
+          <w:rFonts w:hint="eastAsia" w:ascii="Times New Roman" w:hAnsi="Times New Roman" w:eastAsia="FangSong" w:cs="Times New Roman"/>
         </w:rPr>
         <w:t>本质上已经默认采用了</w:t>
       </w:r>
@@ -1850,7 +1850,7 @@
       </w:r>
       <w:r>
         <w:rPr>
-          <w:rFonts w:hint="eastAsia" w:ascii="Times New Roman" w:hAnsi="Times New Roman" w:eastAsia="SimSun" w:cs="Times New Roman"/>
+          <w:rFonts w:hint="eastAsia" w:ascii="Times New Roman" w:hAnsi="Times New Roman" w:eastAsia="FangSong" w:cs="Times New Roman"/>
         </w:rPr>
         <w:t>每个电子大致在一个平均轨道里运动</w:t>
       </w:r>
@@ -1862,7 +1862,7 @@
       </w:r>
       <w:r>
         <w:rPr>
-          <w:rFonts w:hint="eastAsia" w:ascii="Times New Roman" w:hAnsi="Times New Roman" w:eastAsia="SimSun" w:cs="Times New Roman"/>
+          <w:rFonts w:hint="eastAsia" w:ascii="Times New Roman" w:hAnsi="Times New Roman" w:eastAsia="FangSong" w:cs="Times New Roman"/>
         </w:rPr>
         <w:t>的独立粒子近似</w:t>
       </w:r>
@@ -1935,7 +1935,7 @@
       </w:pPr>
       <w:r>
         <w:rPr>
-          <w:rFonts w:hint="eastAsia" w:ascii="Times New Roman" w:hAnsi="Times New Roman" w:eastAsia="SimSun" w:cs="Times New Roman"/>
+          <w:rFonts w:hint="eastAsia" w:ascii="Times New Roman" w:hAnsi="Times New Roman" w:eastAsia="FangSong" w:cs="Times New Roman"/>
         </w:rPr>
         <w:t>最自然的第一步</w:t>
       </w:r>
@@ -1947,7 +1947,7 @@
       </w:r>
       <w:r>
         <w:rPr>
-          <w:rFonts w:hint="eastAsia" w:ascii="Times New Roman" w:hAnsi="Times New Roman" w:eastAsia="SimSun" w:cs="Times New Roman"/>
+          <w:rFonts w:hint="eastAsia" w:ascii="Times New Roman" w:hAnsi="Times New Roman" w:eastAsia="FangSong" w:cs="Times New Roman"/>
         </w:rPr>
         <w:t>是把其他电子对某个电子的排斥</w:t>
       </w:r>
@@ -1959,7 +1959,7 @@
       </w:r>
       <w:r>
         <w:rPr>
-          <w:rFonts w:hint="eastAsia" w:ascii="Times New Roman" w:hAnsi="Times New Roman" w:eastAsia="SimSun" w:cs="Times New Roman"/>
+          <w:rFonts w:hint="eastAsia" w:ascii="Times New Roman" w:hAnsi="Times New Roman" w:eastAsia="FangSong" w:cs="Times New Roman"/>
         </w:rPr>
         <w:t>平均成一个近似球对称势场</w:t>
       </w:r>
@@ -2154,7 +2154,7 @@
       </w:pPr>
       <w:r>
         <w:rPr>
-          <w:rFonts w:hint="eastAsia" w:ascii="Times New Roman" w:hAnsi="Times New Roman" w:eastAsia="SimSun" w:cs="Times New Roman"/>
+          <w:rFonts w:hint="eastAsia" w:ascii="Times New Roman" w:hAnsi="Times New Roman" w:eastAsia="FangSong" w:cs="Times New Roman"/>
         </w:rPr>
         <w:t>这样我们又回到了</w:t>
       </w:r>
@@ -2166,7 +2166,7 @@
       </w:r>
       <w:r>
         <w:rPr>
-          <w:rFonts w:hint="eastAsia" w:ascii="Times New Roman" w:hAnsi="Times New Roman" w:eastAsia="SimSun" w:cs="Times New Roman"/>
+          <w:rFonts w:hint="eastAsia" w:ascii="Times New Roman" w:hAnsi="Times New Roman" w:eastAsia="FangSong" w:cs="Times New Roman"/>
         </w:rPr>
         <w:t>单电子在一个中心势场里运动</w:t>
       </w:r>
@@ -2178,7 +2178,7 @@
       </w:r>
       <w:r>
         <w:rPr>
-          <w:rFonts w:hint="eastAsia" w:ascii="Times New Roman" w:hAnsi="Times New Roman" w:eastAsia="SimSun" w:cs="Times New Roman"/>
+          <w:rFonts w:hint="eastAsia" w:ascii="Times New Roman" w:hAnsi="Times New Roman" w:eastAsia="FangSong" w:cs="Times New Roman"/>
         </w:rPr>
         <w:t>的问题</w:t>
       </w:r>
@@ -2190,7 +2190,7 @@
       </w:r>
       <w:r>
         <w:rPr>
-          <w:rFonts w:hint="eastAsia" w:ascii="Times New Roman" w:hAnsi="Times New Roman" w:eastAsia="SimSun" w:cs="Times New Roman"/>
+          <w:rFonts w:hint="eastAsia" w:ascii="Times New Roman" w:hAnsi="Times New Roman" w:eastAsia="FangSong" w:cs="Times New Roman"/>
         </w:rPr>
         <w:t>于是轨道语言还能保住</w:t>
       </w:r>
@@ -2224,7 +2224,7 @@
       </w:r>
       <w:r>
         <w:rPr>
-          <w:rFonts w:hint="eastAsia" w:ascii="Times New Roman" w:hAnsi="Times New Roman" w:eastAsia="SimSun" w:cs="Times New Roman"/>
+          <w:rFonts w:hint="eastAsia" w:ascii="Times New Roman" w:hAnsi="Times New Roman" w:eastAsia="FangSong" w:cs="Times New Roman"/>
         </w:rPr>
         <w:t xml:space="preserve">仍对应径向节面和主量级</w:t>
       </w:r>
@@ -2252,7 +2252,7 @@
       </w:r>
       <w:r>
         <w:rPr>
-          <w:rFonts w:hint="eastAsia" w:ascii="Times New Roman" w:hAnsi="Times New Roman" w:eastAsia="SimSun" w:cs="Times New Roman"/>
+          <w:rFonts w:hint="eastAsia" w:ascii="Times New Roman" w:hAnsi="Times New Roman" w:eastAsia="FangSong" w:cs="Times New Roman"/>
         </w:rPr>
         <w:t xml:space="preserve">仍对应角向形状</w:t>
       </w:r>
@@ -2267,13 +2267,13 @@
       </w:pPr>
       <w:r>
         <w:rPr>
-          <w:rFonts w:hint="eastAsia" w:ascii="Times New Roman" w:hAnsi="Times New Roman" w:eastAsia="SimSun" w:cs="Times New Roman"/>
+          <w:rFonts w:hint="eastAsia" w:ascii="Times New Roman" w:hAnsi="Times New Roman" w:eastAsia="FangSong" w:cs="Times New Roman"/>
         </w:rPr>
         <w:t xml:space="preserve">但</w:t>
       </w:r>
       <w:r>
         <w:rPr>
-          <w:rFonts w:hint="eastAsia" w:ascii="Times New Roman" w:hAnsi="Times New Roman" w:eastAsia="SimSun" w:cs="Times New Roman"/>
+          <w:rFonts w:hint="eastAsia" w:ascii="Times New Roman" w:hAnsi="Times New Roman" w:eastAsia="FangSong" w:cs="Times New Roman"/>
           <w:b/>
           <w:bCs/>
         </w:rPr>
@@ -2306,7 +2306,7 @@
       </w:r>
       <w:r>
         <w:rPr>
-          <w:rFonts w:hint="eastAsia" w:ascii="Times New Roman" w:hAnsi="Times New Roman" w:eastAsia="SimSun" w:cs="Times New Roman"/>
+          <w:rFonts w:hint="eastAsia" w:ascii="Times New Roman" w:hAnsi="Times New Roman" w:eastAsia="FangSong" w:cs="Times New Roman"/>
           <w:b/>
           <w:bCs/>
         </w:rPr>
@@ -2319,7 +2319,7 @@
       </w:pPr>
       <w:r>
         <w:rPr>
-          <w:rFonts w:hint="eastAsia" w:ascii="Times New Roman" w:hAnsi="Times New Roman" w:eastAsia="SimSun" w:cs="Times New Roman"/>
+          <w:rFonts w:hint="eastAsia" w:ascii="Times New Roman" w:hAnsi="Times New Roman" w:eastAsia="FangSong" w:cs="Times New Roman"/>
         </w:rPr>
         <w:t>这就是为什么在多电子原子中</w:t>
       </w:r>
@@ -2385,7 +2385,7 @@
       </w:r>
       <w:r>
         <w:rPr>
-          <w:rFonts w:hint="eastAsia" w:ascii="Times New Roman" w:hAnsi="Times New Roman" w:eastAsia="SimSun" w:cs="Times New Roman"/>
+          <w:rFonts w:hint="eastAsia" w:ascii="Times New Roman" w:hAnsi="Times New Roman" w:eastAsia="FangSong" w:cs="Times New Roman"/>
         </w:rPr>
         <w:t xml:space="preserve">和</w:t>
       </w:r>
@@ -2410,7 +2410,7 @@
       </w:r>
       <w:r>
         <w:rPr>
-          <w:rFonts w:hint="eastAsia" w:ascii="Times New Roman" w:hAnsi="Times New Roman" w:eastAsia="SimSun" w:cs="Times New Roman"/>
+          <w:rFonts w:hint="eastAsia" w:ascii="Times New Roman" w:hAnsi="Times New Roman" w:eastAsia="FangSong" w:cs="Times New Roman"/>
         </w:rPr>
         <w:t xml:space="preserve">甚至会发生交错</w:t>
       </w:r>
@@ -2471,7 +2471,7 @@
       </w:pPr>
       <w:r>
         <w:rPr>
-          <w:rFonts w:hint="eastAsia" w:ascii="Times New Roman" w:hAnsi="Times New Roman" w:eastAsia="SimSun" w:cs="Times New Roman"/>
+          <w:rFonts w:hint="eastAsia" w:ascii="Times New Roman" w:hAnsi="Times New Roman" w:eastAsia="FangSong" w:cs="Times New Roman"/>
         </w:rPr>
         <w:t>第一轮已经知道</w:t>
       </w:r>
@@ -2483,7 +2483,7 @@
       </w:r>
       <w:r>
         <w:rPr>
-          <w:rFonts w:hint="eastAsia" w:ascii="Times New Roman" w:hAnsi="Times New Roman" w:eastAsia="SimSun" w:cs="Times New Roman"/>
+          <w:rFonts w:hint="eastAsia" w:ascii="Times New Roman" w:hAnsi="Times New Roman" w:eastAsia="FangSong" w:cs="Times New Roman"/>
         </w:rPr>
         <w:t>穿透能力大小规律是</w:t>
       </w:r>
@@ -2554,7 +2554,7 @@
       </w:pPr>
       <w:r>
         <w:rPr>
-          <w:rFonts w:hint="eastAsia" w:ascii="Times New Roman" w:hAnsi="Times New Roman" w:eastAsia="SimSun" w:cs="Times New Roman"/>
+          <w:rFonts w:hint="eastAsia" w:ascii="Times New Roman" w:hAnsi="Times New Roman" w:eastAsia="FangSong" w:cs="Times New Roman"/>
         </w:rPr>
         <w:t>更强的穿透意味着电子更常钻入近核区域</w:t>
       </w:r>
@@ -2566,7 +2566,7 @@
       </w:r>
       <w:r>
         <w:rPr>
-          <w:rFonts w:hint="eastAsia" w:ascii="Times New Roman" w:hAnsi="Times New Roman" w:eastAsia="SimSun" w:cs="Times New Roman"/>
+          <w:rFonts w:hint="eastAsia" w:ascii="Times New Roman" w:hAnsi="Times New Roman" w:eastAsia="FangSong" w:cs="Times New Roman"/>
         </w:rPr>
         <w:t>更少被内层电子屏蔽</w:t>
       </w:r>
@@ -2578,7 +2578,7 @@
       </w:r>
       <w:r>
         <w:rPr>
-          <w:rFonts w:hint="eastAsia" w:ascii="Times New Roman" w:hAnsi="Times New Roman" w:eastAsia="SimSun" w:cs="Times New Roman"/>
+          <w:rFonts w:hint="eastAsia" w:ascii="Times New Roman" w:hAnsi="Times New Roman" w:eastAsia="FangSong" w:cs="Times New Roman"/>
         </w:rPr>
         <w:t>于是感受到更大的</w:t>
       </w:r>
@@ -2603,7 +2603,7 @@
       </w:r>
       <w:r>
         <w:rPr>
-          <w:rFonts w:hint="eastAsia" w:ascii="Times New Roman" w:hAnsi="Times New Roman" w:eastAsia="SimSun" w:cs="Times New Roman"/>
+          <w:rFonts w:hint="eastAsia" w:ascii="Times New Roman" w:hAnsi="Times New Roman" w:eastAsia="FangSong" w:cs="Times New Roman"/>
         </w:rPr>
         <w:t>能量更低</w:t>
       </w:r>
@@ -2621,7 +2621,7 @@
       </w:r>
       <w:r>
         <w:rPr>
-          <w:rFonts w:hint="eastAsia" w:ascii="Times New Roman" w:hAnsi="Times New Roman" w:eastAsia="SimSun" w:cs="Times New Roman"/>
+          <w:rFonts w:hint="eastAsia" w:ascii="Times New Roman" w:hAnsi="Times New Roman" w:eastAsia="FangSong" w:cs="Times New Roman"/>
         </w:rPr>
         <w:t xml:space="preserve">因此同一壳层中一般有</w:t>
       </w:r>
@@ -2752,7 +2752,7 @@
       </w:pPr>
       <w:r>
         <w:rPr>
-          <w:rFonts w:hint="eastAsia" w:ascii="Times New Roman" w:hAnsi="Times New Roman" w:eastAsia="SimSun" w:cs="Times New Roman"/>
+          <w:rFonts w:hint="eastAsia" w:ascii="Times New Roman" w:hAnsi="Times New Roman" w:eastAsia="FangSong" w:cs="Times New Roman"/>
         </w:rPr>
         <w:t>这件事的真正意义是</w:t>
       </w:r>
@@ -2773,7 +2773,7 @@
       </w:pPr>
       <w:r>
         <w:rPr>
-          <w:rFonts w:hint="eastAsia" w:ascii="Times New Roman" w:hAnsi="Times New Roman" w:eastAsia="SimSun" w:cs="Times New Roman"/>
+          <w:rFonts w:hint="eastAsia" w:ascii="Times New Roman" w:hAnsi="Times New Roman" w:eastAsia="FangSong" w:cs="Times New Roman"/>
           <w:b/>
           <w:bCs/>
         </w:rPr>
@@ -2806,7 +2806,7 @@
       </w:r>
       <w:r>
         <w:rPr>
-          <w:rFonts w:hint="eastAsia" w:ascii="Times New Roman" w:hAnsi="Times New Roman" w:eastAsia="SimSun" w:cs="Times New Roman"/>
+          <w:rFonts w:hint="eastAsia" w:ascii="Times New Roman" w:hAnsi="Times New Roman" w:eastAsia="FangSong" w:cs="Times New Roman"/>
           <w:b/>
           <w:bCs/>
         </w:rPr>
@@ -2823,7 +2823,7 @@
       </w:pPr>
       <w:r>
         <w:rPr>
-          <w:rFonts w:hint="eastAsia" w:ascii="Times New Roman" w:hAnsi="Times New Roman" w:eastAsia="SimSun" w:cs="Times New Roman"/>
+          <w:rFonts w:hint="eastAsia" w:ascii="Times New Roman" w:hAnsi="Times New Roman" w:eastAsia="FangSong" w:cs="Times New Roman"/>
           <w:b/>
           <w:bCs/>
         </w:rPr>
@@ -2856,7 +2856,7 @@
       </w:r>
       <w:r>
         <w:rPr>
-          <w:rFonts w:hint="eastAsia" w:ascii="Times New Roman" w:hAnsi="Times New Roman" w:eastAsia="SimSun" w:cs="Times New Roman"/>
+          <w:rFonts w:hint="eastAsia" w:ascii="Times New Roman" w:hAnsi="Times New Roman" w:eastAsia="FangSong" w:cs="Times New Roman"/>
           <w:b/>
           <w:bCs/>
         </w:rPr>
@@ -2872,7 +2872,7 @@
       </w:r>
       <w:r>
         <w:rPr>
-          <w:rFonts w:hint="eastAsia" w:ascii="Times New Roman" w:hAnsi="Times New Roman" w:eastAsia="SimSun" w:cs="Times New Roman"/>
+          <w:rFonts w:hint="eastAsia" w:ascii="Times New Roman" w:hAnsi="Times New Roman" w:eastAsia="FangSong" w:cs="Times New Roman"/>
           <w:b/>
           <w:bCs/>
         </w:rPr>
@@ -2897,7 +2897,7 @@
       </w:pPr>
       <w:r>
         <w:rPr>
-          <w:rFonts w:hint="eastAsia" w:ascii="Times New Roman" w:hAnsi="Times New Roman" w:eastAsia="SimSun" w:cs="Times New Roman"/>
+          <w:rFonts w:hint="eastAsia" w:ascii="Times New Roman" w:hAnsi="Times New Roman" w:eastAsia="FangSong" w:cs="Times New Roman"/>
         </w:rPr>
         <w:t>所以多电子原子里</w:t>
       </w:r>
@@ -2922,7 +2922,7 @@
       </w:r>
       <w:r>
         <w:rPr>
-          <w:rFonts w:hint="eastAsia" w:ascii="Times New Roman" w:hAnsi="Times New Roman" w:eastAsia="SimSun" w:cs="Times New Roman"/>
+          <w:rFonts w:hint="eastAsia" w:ascii="Times New Roman" w:hAnsi="Times New Roman" w:eastAsia="FangSong" w:cs="Times New Roman"/>
         </w:rPr>
         <w:t>规则只是经验排序</w:t>
       </w:r>
@@ -2934,7 +2934,7 @@
       </w:r>
       <w:r>
         <w:rPr>
-          <w:rFonts w:hint="eastAsia" w:ascii="Times New Roman" w:hAnsi="Times New Roman" w:eastAsia="SimSun" w:cs="Times New Roman"/>
+          <w:rFonts w:hint="eastAsia" w:ascii="Times New Roman" w:hAnsi="Times New Roman" w:eastAsia="FangSong" w:cs="Times New Roman"/>
         </w:rPr>
         <w:t>不是严格守恒量</w:t>
       </w:r>
@@ -2945,7 +2945,7 @@
       </w:pPr>
       <w:r>
         <w:rPr>
-          <w:rFonts w:hint="eastAsia" w:ascii="Times New Roman" w:hAnsi="Times New Roman" w:eastAsia="SimSun" w:cs="Times New Roman"/>
+          <w:rFonts w:hint="eastAsia" w:ascii="Times New Roman" w:hAnsi="Times New Roman" w:eastAsia="FangSong" w:cs="Times New Roman"/>
           <w:b/>
           <w:bCs/>
         </w:rPr>
@@ -2959,7 +2959,7 @@
       </w:r>
       <w:r>
         <w:rPr>
-          <w:rFonts w:hint="eastAsia" w:ascii="Times New Roman" w:hAnsi="Times New Roman" w:eastAsia="SimSun" w:cs="Times New Roman"/>
+          <w:rFonts w:hint="eastAsia" w:ascii="Times New Roman" w:hAnsi="Times New Roman" w:eastAsia="FangSong" w:cs="Times New Roman"/>
         </w:rPr>
         <w:t>氢原子里</w:t>
       </w:r>
@@ -2984,7 +2984,7 @@
       </w:r>
       <w:r>
         <w:rPr>
-          <w:rFonts w:hint="eastAsia" w:ascii="Times New Roman" w:hAnsi="Times New Roman" w:eastAsia="SimSun" w:cs="Times New Roman"/>
+          <w:rFonts w:hint="eastAsia" w:ascii="Times New Roman" w:hAnsi="Times New Roman" w:eastAsia="FangSong" w:cs="Times New Roman"/>
         </w:rPr>
         <w:t>是严格好量子数且决定能量</w:t>
       </w:r>
@@ -2996,7 +2996,7 @@
       </w:r>
       <w:r>
         <w:rPr>
-          <w:rFonts w:hint="eastAsia" w:ascii="Times New Roman" w:hAnsi="Times New Roman" w:eastAsia="SimSun" w:cs="Times New Roman"/>
+          <w:rFonts w:hint="eastAsia" w:ascii="Times New Roman" w:hAnsi="Times New Roman" w:eastAsia="FangSong" w:cs="Times New Roman"/>
         </w:rPr>
         <w:t>多电子原子里</w:t>
       </w:r>
@@ -3021,7 +3021,7 @@
       </w:r>
       <w:r>
         <w:rPr>
-          <w:rFonts w:hint="eastAsia" w:ascii="Times New Roman" w:hAnsi="Times New Roman" w:eastAsia="SimSun" w:cs="Times New Roman"/>
+          <w:rFonts w:hint="eastAsia" w:ascii="Times New Roman" w:hAnsi="Times New Roman" w:eastAsia="FangSong" w:cs="Times New Roman"/>
         </w:rPr>
         <w:t xml:space="preserve">和</w:t>
       </w:r>
@@ -3046,7 +3046,7 @@
       </w:r>
       <w:r>
         <w:rPr>
-          <w:rFonts w:hint="eastAsia" w:ascii="Times New Roman" w:hAnsi="Times New Roman" w:eastAsia="SimSun" w:cs="Times New Roman"/>
+          <w:rFonts w:hint="eastAsia" w:ascii="Times New Roman" w:hAnsi="Times New Roman" w:eastAsia="FangSong" w:cs="Times New Roman"/>
         </w:rPr>
         <w:t>仍能标记轨道</w:t>
       </w:r>
@@ -3058,7 +3058,7 @@
       </w:r>
       <w:r>
         <w:rPr>
-          <w:rFonts w:hint="eastAsia" w:ascii="Times New Roman" w:hAnsi="Times New Roman" w:eastAsia="SimSun" w:cs="Times New Roman"/>
+          <w:rFonts w:hint="eastAsia" w:ascii="Times New Roman" w:hAnsi="Times New Roman" w:eastAsia="FangSong" w:cs="Times New Roman"/>
         </w:rPr>
         <w:t>但能量排序已经是</w:t>
       </w:r>
@@ -3070,7 +3070,7 @@
       </w:r>
       <w:r>
         <w:rPr>
-          <w:rFonts w:hint="eastAsia" w:ascii="Times New Roman" w:hAnsi="Times New Roman" w:eastAsia="SimSun" w:cs="Times New Roman"/>
+          <w:rFonts w:hint="eastAsia" w:ascii="Times New Roman" w:hAnsi="Times New Roman" w:eastAsia="FangSong" w:cs="Times New Roman"/>
         </w:rPr>
         <w:t>有效势场</w:t>
       </w:r>
@@ -3082,7 +3082,7 @@
       </w:r>
       <w:r>
         <w:rPr>
-          <w:rFonts w:hint="eastAsia" w:ascii="Times New Roman" w:hAnsi="Times New Roman" w:eastAsia="SimSun" w:cs="Times New Roman"/>
+          <w:rFonts w:hint="eastAsia" w:ascii="Times New Roman" w:hAnsi="Times New Roman" w:eastAsia="FangSong" w:cs="Times New Roman"/>
         </w:rPr>
         <w:t>穿透</w:t>
       </w:r>
@@ -3094,7 +3094,7 @@
       </w:r>
       <w:r>
         <w:rPr>
-          <w:rFonts w:hint="eastAsia" w:ascii="Times New Roman" w:hAnsi="Times New Roman" w:eastAsia="SimSun" w:cs="Times New Roman"/>
+          <w:rFonts w:hint="eastAsia" w:ascii="Times New Roman" w:hAnsi="Times New Roman" w:eastAsia="FangSong" w:cs="Times New Roman"/>
         </w:rPr>
         <w:t>屏蔽</w:t>
       </w:r>
@@ -3106,7 +3106,7 @@
       </w:r>
       <w:r>
         <w:rPr>
-          <w:rFonts w:hint="eastAsia" w:ascii="Times New Roman" w:hAnsi="Times New Roman" w:eastAsia="SimSun" w:cs="Times New Roman"/>
+          <w:rFonts w:hint="eastAsia" w:ascii="Times New Roman" w:hAnsi="Times New Roman" w:eastAsia="FangSong" w:cs="Times New Roman"/>
         </w:rPr>
         <w:t>共同作用的结果</w:t>
       </w:r>
@@ -3173,7 +3173,7 @@
       </w:pPr>
       <w:r>
         <w:rPr>
-          <w:rFonts w:hint="eastAsia" w:ascii="Times New Roman" w:hAnsi="Times New Roman" w:eastAsia="SimSun" w:cs="Times New Roman"/>
+          <w:rFonts w:hint="eastAsia" w:ascii="Times New Roman" w:hAnsi="Times New Roman" w:eastAsia="FangSong" w:cs="Times New Roman"/>
         </w:rPr>
         <w:t xml:space="preserve">第一轮常用</w:t>
       </w:r>
@@ -3185,7 +3185,7 @@
       </w:r>
       <w:r>
         <w:rPr>
-          <w:rFonts w:hint="eastAsia" w:ascii="Times New Roman" w:hAnsi="Times New Roman" w:eastAsia="SimSun" w:cs="Times New Roman"/>
+          <w:rFonts w:hint="eastAsia" w:ascii="Times New Roman" w:hAnsi="Times New Roman" w:eastAsia="FangSong" w:cs="Times New Roman"/>
         </w:rPr>
         <w:t>规则</w:t>
       </w:r>
@@ -3197,7 +3197,7 @@
       </w:r>
       <w:r>
         <w:rPr>
-          <w:rFonts w:hint="eastAsia" w:ascii="Times New Roman" w:hAnsi="Times New Roman" w:eastAsia="SimSun" w:cs="Times New Roman"/>
+          <w:rFonts w:hint="eastAsia" w:ascii="Times New Roman" w:hAnsi="Times New Roman" w:eastAsia="FangSong" w:cs="Times New Roman"/>
         </w:rPr>
         <w:t>是为了快速估算</w:t>
       </w:r>
@@ -3228,7 +3228,7 @@
       </w:r>
       <w:r>
         <w:rPr>
-          <w:rFonts w:hint="eastAsia" w:ascii="Times New Roman" w:hAnsi="Times New Roman" w:eastAsia="SimSun" w:cs="Times New Roman"/>
+          <w:rFonts w:hint="eastAsia" w:ascii="Times New Roman" w:hAnsi="Times New Roman" w:eastAsia="FangSong" w:cs="Times New Roman"/>
         </w:rPr>
         <w:t>它的优点是快</w:t>
       </w:r>
@@ -3240,7 +3240,7 @@
       </w:r>
       <w:r>
         <w:rPr>
-          <w:rFonts w:hint="eastAsia" w:ascii="Times New Roman" w:hAnsi="Times New Roman" w:eastAsia="SimSun" w:cs="Times New Roman"/>
+          <w:rFonts w:hint="eastAsia" w:ascii="Times New Roman" w:hAnsi="Times New Roman" w:eastAsia="FangSong" w:cs="Times New Roman"/>
         </w:rPr>
         <w:t>缺点是粗</w:t>
       </w:r>
@@ -3258,7 +3258,7 @@
       </w:pPr>
       <w:r>
         <w:rPr>
-          <w:rFonts w:hint="eastAsia" w:ascii="Times New Roman" w:hAnsi="Times New Roman" w:eastAsia="SimSun" w:cs="Times New Roman"/>
+          <w:rFonts w:hint="eastAsia" w:ascii="Times New Roman" w:hAnsi="Times New Roman" w:eastAsia="FangSong" w:cs="Times New Roman"/>
         </w:rPr>
         <w:t>可以把常见层级按下面这张表记住</w:t>
       </w:r>
@@ -3367,7 +3367,7 @@
             </w:r>
             <w:r>
               <w:rPr>
-                <w:rFonts w:hint="eastAsia" w:ascii="Times New Roman" w:hAnsi="Times New Roman" w:eastAsia="SimSun" w:cs="Times New Roman"/>
+                <w:rFonts w:hint="eastAsia" w:ascii="Times New Roman" w:hAnsi="Times New Roman" w:eastAsia="FangSong" w:cs="Times New Roman"/>
               </w:rPr>
               <w:t xml:space="preserve">规则</w:t>
             </w:r>
@@ -3382,7 +3382,7 @@
             </w:pPr>
             <w:r>
               <w:rPr>
-                <w:rFonts w:hint="eastAsia" w:ascii="Times New Roman" w:hAnsi="Times New Roman" w:eastAsia="SimSun" w:cs="Times New Roman"/>
+                <w:rFonts w:hint="eastAsia" w:ascii="Times New Roman" w:hAnsi="Times New Roman" w:eastAsia="FangSong" w:cs="Times New Roman"/>
               </w:rPr>
               <w:t xml:space="preserve">用经验屏蔽常数估</w:t>
             </w:r>
@@ -3410,7 +3410,7 @@
             </w:pPr>
             <w:r>
               <w:rPr>
-                <w:rFonts w:hint="eastAsia" w:ascii="Times New Roman" w:hAnsi="Times New Roman" w:eastAsia="SimSun" w:cs="Times New Roman"/>
+                <w:rFonts w:hint="eastAsia" w:ascii="Times New Roman" w:hAnsi="Times New Roman" w:eastAsia="FangSong" w:cs="Times New Roman"/>
               </w:rPr>
               <w:t>心算快</w:t>
             </w:r>
@@ -3422,7 +3422,7 @@
             </w:r>
             <w:r>
               <w:rPr>
-                <w:rFonts w:hint="eastAsia" w:ascii="Times New Roman" w:hAnsi="Times New Roman" w:eastAsia="SimSun" w:cs="Times New Roman"/>
+                <w:rFonts w:hint="eastAsia" w:ascii="Times New Roman" w:hAnsi="Times New Roman" w:eastAsia="FangSong" w:cs="Times New Roman"/>
               </w:rPr>
               <w:t>适合竞赛解释</w:t>
             </w:r>
@@ -3437,7 +3437,7 @@
             </w:pPr>
             <w:r>
               <w:rPr>
-                <w:rFonts w:hint="eastAsia" w:ascii="Times New Roman" w:hAnsi="Times New Roman" w:eastAsia="SimSun" w:cs="Times New Roman"/>
+                <w:rFonts w:hint="eastAsia" w:ascii="Times New Roman" w:hAnsi="Times New Roman" w:eastAsia="FangSong" w:cs="Times New Roman"/>
               </w:rPr>
               <w:t>不自洽</w:t>
             </w:r>
@@ -3449,7 +3449,7 @@
             </w:r>
             <w:r>
               <w:rPr>
-                <w:rFonts w:hint="eastAsia" w:ascii="Times New Roman" w:hAnsi="Times New Roman" w:eastAsia="SimSun" w:cs="Times New Roman"/>
+                <w:rFonts w:hint="eastAsia" w:ascii="Times New Roman" w:hAnsi="Times New Roman" w:eastAsia="FangSong" w:cs="Times New Roman"/>
               </w:rPr>
               <w:t>精度有限</w:t>
             </w:r>
@@ -3466,7 +3466,7 @@
             </w:pPr>
             <w:r>
               <w:rPr>
-                <w:rFonts w:hint="eastAsia" w:ascii="Times New Roman" w:hAnsi="Times New Roman" w:eastAsia="SimSun" w:cs="Times New Roman"/>
+                <w:rFonts w:hint="eastAsia" w:ascii="Times New Roman" w:hAnsi="Times New Roman" w:eastAsia="FangSong" w:cs="Times New Roman"/>
               </w:rPr>
               <w:t xml:space="preserve">中心力场近似</w:t>
             </w:r>
@@ -3481,7 +3481,7 @@
             </w:pPr>
             <w:r>
               <w:rPr>
-                <w:rFonts w:hint="eastAsia" w:ascii="Times New Roman" w:hAnsi="Times New Roman" w:eastAsia="SimSun" w:cs="Times New Roman"/>
+                <w:rFonts w:hint="eastAsia" w:ascii="Times New Roman" w:hAnsi="Times New Roman" w:eastAsia="FangSong" w:cs="Times New Roman"/>
               </w:rPr>
               <w:t xml:space="preserve">其他电子平均成球对称势</w:t>
             </w:r>
@@ -3496,7 +3496,7 @@
             </w:pPr>
             <w:r>
               <w:rPr>
-                <w:rFonts w:hint="eastAsia" w:ascii="Times New Roman" w:hAnsi="Times New Roman" w:eastAsia="SimSun" w:cs="Times New Roman"/>
+                <w:rFonts w:hint="eastAsia" w:ascii="Times New Roman" w:hAnsi="Times New Roman" w:eastAsia="FangSong" w:cs="Times New Roman"/>
               </w:rPr>
               <w:t xml:space="preserve">保住轨道语言</w:t>
             </w:r>
@@ -3511,7 +3511,7 @@
             </w:pPr>
             <w:r>
               <w:rPr>
-                <w:rFonts w:hint="eastAsia" w:ascii="Times New Roman" w:hAnsi="Times New Roman" w:eastAsia="SimSun" w:cs="Times New Roman"/>
+                <w:rFonts w:hint="eastAsia" w:ascii="Times New Roman" w:hAnsi="Times New Roman" w:eastAsia="FangSong" w:cs="Times New Roman"/>
               </w:rPr>
               <w:t xml:space="preserve">忽略电子瞬时相关</w:t>
             </w:r>
@@ -3528,7 +3528,7 @@
             </w:pPr>
             <w:r>
               <w:rPr>
-                <w:rFonts w:hint="eastAsia" w:ascii="Times New Roman" w:hAnsi="Times New Roman" w:eastAsia="SimSun" w:cs="Times New Roman"/>
+                <w:rFonts w:hint="eastAsia" w:ascii="Times New Roman" w:hAnsi="Times New Roman" w:eastAsia="FangSong" w:cs="Times New Roman"/>
               </w:rPr>
               <w:t xml:space="preserve">自洽场</w:t>
             </w:r>
@@ -3549,7 +3549,7 @@
             </w:pPr>
             <w:r>
               <w:rPr>
-                <w:rFonts w:hint="eastAsia" w:ascii="Times New Roman" w:hAnsi="Times New Roman" w:eastAsia="SimSun" w:cs="Times New Roman"/>
+                <w:rFonts w:hint="eastAsia" w:ascii="Times New Roman" w:hAnsi="Times New Roman" w:eastAsia="FangSong" w:cs="Times New Roman"/>
               </w:rPr>
               <w:t xml:space="preserve">电子在彼此平均场中反复迭代到稳定</w:t>
             </w:r>
@@ -3564,7 +3564,7 @@
             </w:pPr>
             <w:r>
               <w:rPr>
-                <w:rFonts w:hint="eastAsia" w:ascii="Times New Roman" w:hAnsi="Times New Roman" w:eastAsia="SimSun" w:cs="Times New Roman"/>
+                <w:rFonts w:hint="eastAsia" w:ascii="Times New Roman" w:hAnsi="Times New Roman" w:eastAsia="FangSong" w:cs="Times New Roman"/>
               </w:rPr>
               <w:t xml:space="preserve">比经验规则更物理</w:t>
             </w:r>
@@ -3579,7 +3579,7 @@
             </w:pPr>
             <w:r>
               <w:rPr>
-                <w:rFonts w:hint="eastAsia" w:ascii="Times New Roman" w:hAnsi="Times New Roman" w:eastAsia="SimSun" w:cs="Times New Roman"/>
+                <w:rFonts w:hint="eastAsia" w:ascii="Times New Roman" w:hAnsi="Times New Roman" w:eastAsia="FangSong" w:cs="Times New Roman"/>
               </w:rPr>
               <w:t xml:space="preserve">仍然是平均场</w:t>
             </w:r>
@@ -3611,7 +3611,7 @@
             </w:pPr>
             <w:r>
               <w:rPr>
-                <w:rFonts w:hint="eastAsia" w:ascii="Times New Roman" w:hAnsi="Times New Roman" w:eastAsia="SimSun" w:cs="Times New Roman"/>
+                <w:rFonts w:hint="eastAsia" w:ascii="Times New Roman" w:hAnsi="Times New Roman" w:eastAsia="FangSong" w:cs="Times New Roman"/>
               </w:rPr>
               <w:t xml:space="preserve">用反对称波函数</w:t>
             </w:r>
@@ -3623,7 +3623,7 @@
             </w:r>
             <w:r>
               <w:rPr>
-                <w:rFonts w:hint="eastAsia" w:ascii="Times New Roman" w:hAnsi="Times New Roman" w:eastAsia="SimSun" w:cs="Times New Roman"/>
+                <w:rFonts w:hint="eastAsia" w:ascii="Times New Roman" w:hAnsi="Times New Roman" w:eastAsia="FangSong" w:cs="Times New Roman"/>
               </w:rPr>
               <w:t xml:space="preserve">交换项处理</w:t>
             </w:r>
@@ -3635,7 +3635,7 @@
             </w:r>
             <w:r>
               <w:rPr>
-                <w:rFonts w:hint="eastAsia" w:ascii="Times New Roman" w:hAnsi="Times New Roman" w:eastAsia="SimSun" w:cs="Times New Roman"/>
+                <w:rFonts w:hint="eastAsia" w:ascii="Times New Roman" w:hAnsi="Times New Roman" w:eastAsia="FangSong" w:cs="Times New Roman"/>
               </w:rPr>
               <w:t xml:space="preserve">效应</w:t>
             </w:r>
@@ -3650,7 +3650,7 @@
             </w:pPr>
             <w:r>
               <w:rPr>
-                <w:rFonts w:hint="eastAsia" w:ascii="Times New Roman" w:hAnsi="Times New Roman" w:eastAsia="SimSun" w:cs="Times New Roman"/>
+                <w:rFonts w:hint="eastAsia" w:ascii="Times New Roman" w:hAnsi="Times New Roman" w:eastAsia="FangSong" w:cs="Times New Roman"/>
               </w:rPr>
               <w:t xml:space="preserve">能系统计算轨道能</w:t>
             </w:r>
@@ -3665,7 +3665,7 @@
             </w:pPr>
             <w:r>
               <w:rPr>
-                <w:rFonts w:hint="eastAsia" w:ascii="Times New Roman" w:hAnsi="Times New Roman" w:eastAsia="SimSun" w:cs="Times New Roman"/>
+                <w:rFonts w:hint="eastAsia" w:ascii="Times New Roman" w:hAnsi="Times New Roman" w:eastAsia="FangSong" w:cs="Times New Roman"/>
               </w:rPr>
               <w:t xml:space="preserve">仍缺电子相关</w:t>
             </w:r>
@@ -3682,7 +3682,7 @@
             </w:pPr>
             <w:r>
               <w:rPr>
-                <w:rFonts w:hint="eastAsia" w:ascii="Times New Roman" w:hAnsi="Times New Roman" w:eastAsia="SimSun" w:cs="Times New Roman"/>
+                <w:rFonts w:hint="eastAsia" w:ascii="Times New Roman" w:hAnsi="Times New Roman" w:eastAsia="FangSong" w:cs="Times New Roman"/>
               </w:rPr>
               <w:t xml:space="preserve">后</w:t>
             </w:r>
@@ -3700,7 +3700,7 @@
             </w:r>
             <w:r>
               <w:rPr>
-                <w:rFonts w:hint="eastAsia" w:ascii="Times New Roman" w:hAnsi="Times New Roman" w:eastAsia="SimSun" w:cs="Times New Roman"/>
+                <w:rFonts w:hint="eastAsia" w:ascii="Times New Roman" w:hAnsi="Times New Roman" w:eastAsia="FangSong" w:cs="Times New Roman"/>
               </w:rPr>
               <w:t>相关方法</w:t>
             </w:r>
@@ -3715,7 +3715,7 @@
             </w:pPr>
             <w:r>
               <w:rPr>
-                <w:rFonts w:hint="eastAsia" w:ascii="Times New Roman" w:hAnsi="Times New Roman" w:eastAsia="SimSun" w:cs="Times New Roman"/>
+                <w:rFonts w:hint="eastAsia" w:ascii="Times New Roman" w:hAnsi="Times New Roman" w:eastAsia="FangSong" w:cs="Times New Roman"/>
               </w:rPr>
               <w:t xml:space="preserve">再补电子相关</w:t>
             </w:r>
@@ -3730,7 +3730,7 @@
             </w:pPr>
             <w:r>
               <w:rPr>
-                <w:rFonts w:hint="eastAsia" w:ascii="Times New Roman" w:hAnsi="Times New Roman" w:eastAsia="SimSun" w:cs="Times New Roman"/>
+                <w:rFonts w:hint="eastAsia" w:ascii="Times New Roman" w:hAnsi="Times New Roman" w:eastAsia="FangSong" w:cs="Times New Roman"/>
               </w:rPr>
               <w:t xml:space="preserve">更准</w:t>
             </w:r>
@@ -3745,7 +3745,7 @@
             </w:pPr>
             <w:r>
               <w:rPr>
-                <w:rFonts w:hint="eastAsia" w:ascii="Times New Roman" w:hAnsi="Times New Roman" w:eastAsia="SimSun" w:cs="Times New Roman"/>
+                <w:rFonts w:hint="eastAsia" w:ascii="Times New Roman" w:hAnsi="Times New Roman" w:eastAsia="FangSong" w:cs="Times New Roman"/>
               </w:rPr>
               <w:t>成本高</w:t>
             </w:r>
@@ -3757,7 +3757,7 @@
             </w:r>
             <w:r>
               <w:rPr>
-                <w:rFonts w:hint="eastAsia" w:ascii="Times New Roman" w:hAnsi="Times New Roman" w:eastAsia="SimSun" w:cs="Times New Roman"/>
+                <w:rFonts w:hint="eastAsia" w:ascii="Times New Roman" w:hAnsi="Times New Roman" w:eastAsia="FangSong" w:cs="Times New Roman"/>
               </w:rPr>
               <w:t>不适合手算</w:t>
             </w:r>
@@ -3778,7 +3778,7 @@
       </w:r>
       <w:r>
         <w:rPr>
-          <w:rFonts w:hint="eastAsia" w:ascii="Times New Roman" w:hAnsi="Times New Roman" w:eastAsia="SimSun" w:cs="Times New Roman"/>
+          <w:rFonts w:hint="eastAsia" w:ascii="Times New Roman" w:hAnsi="Times New Roman" w:eastAsia="FangSong" w:cs="Times New Roman"/>
         </w:rPr>
         <w:t>自洽</w:t>
       </w:r>
@@ -3790,7 +3790,7 @@
       </w:r>
       <w:r>
         <w:rPr>
-          <w:rFonts w:hint="eastAsia" w:ascii="Times New Roman" w:hAnsi="Times New Roman" w:eastAsia="SimSun" w:cs="Times New Roman"/>
+          <w:rFonts w:hint="eastAsia" w:ascii="Times New Roman" w:hAnsi="Times New Roman" w:eastAsia="FangSong" w:cs="Times New Roman"/>
         </w:rPr>
         <w:t>的意思很重要</w:t>
       </w:r>
@@ -3811,7 +3811,7 @@
       </w:pPr>
       <w:r>
         <w:rPr>
-          <w:rFonts w:hint="eastAsia" w:ascii="Times New Roman" w:hAnsi="Times New Roman" w:eastAsia="SimSun" w:cs="Times New Roman"/>
+          <w:rFonts w:hint="eastAsia" w:ascii="Times New Roman" w:hAnsi="Times New Roman" w:eastAsia="FangSong" w:cs="Times New Roman"/>
         </w:rPr>
         <w:t xml:space="preserve">先假设一组轨道</w:t>
       </w:r>
@@ -3826,7 +3826,7 @@
       </w:pPr>
       <w:r>
         <w:rPr>
-          <w:rFonts w:hint="eastAsia" w:ascii="Times New Roman" w:hAnsi="Times New Roman" w:eastAsia="SimSun" w:cs="Times New Roman"/>
+          <w:rFonts w:hint="eastAsia" w:ascii="Times New Roman" w:hAnsi="Times New Roman" w:eastAsia="FangSong" w:cs="Times New Roman"/>
         </w:rPr>
         <w:t xml:space="preserve">由这组轨道生成电子密度</w:t>
       </w:r>
@@ -3841,7 +3841,7 @@
       </w:pPr>
       <w:r>
         <w:rPr>
-          <w:rFonts w:hint="eastAsia" w:ascii="Times New Roman" w:hAnsi="Times New Roman" w:eastAsia="SimSun" w:cs="Times New Roman"/>
+          <w:rFonts w:hint="eastAsia" w:ascii="Times New Roman" w:hAnsi="Times New Roman" w:eastAsia="FangSong" w:cs="Times New Roman"/>
         </w:rPr>
         <w:t xml:space="preserve">再由电子密度生成新的平均场</w:t>
       </w:r>
@@ -3856,7 +3856,7 @@
       </w:pPr>
       <w:r>
         <w:rPr>
-          <w:rFonts w:hint="eastAsia" w:ascii="Times New Roman" w:hAnsi="Times New Roman" w:eastAsia="SimSun" w:cs="Times New Roman"/>
+          <w:rFonts w:hint="eastAsia" w:ascii="Times New Roman" w:hAnsi="Times New Roman" w:eastAsia="FangSong" w:cs="Times New Roman"/>
         </w:rPr>
         <w:t xml:space="preserve">再解新的轨道</w:t>
       </w:r>
@@ -3871,7 +3871,7 @@
       </w:pPr>
       <w:r>
         <w:rPr>
-          <w:rFonts w:hint="eastAsia" w:ascii="Times New Roman" w:hAnsi="Times New Roman" w:eastAsia="SimSun" w:cs="Times New Roman"/>
+          <w:rFonts w:hint="eastAsia" w:ascii="Times New Roman" w:hAnsi="Times New Roman" w:eastAsia="FangSong" w:cs="Times New Roman"/>
         </w:rPr>
         <w:t>反复迭代</w:t>
       </w:r>
@@ -3883,7 +3883,7 @@
       </w:r>
       <w:r>
         <w:rPr>
-          <w:rFonts w:hint="eastAsia" w:ascii="Times New Roman" w:hAnsi="Times New Roman" w:eastAsia="SimSun" w:cs="Times New Roman"/>
+          <w:rFonts w:hint="eastAsia" w:ascii="Times New Roman" w:hAnsi="Times New Roman" w:eastAsia="FangSong" w:cs="Times New Roman"/>
         </w:rPr>
         <w:t>直到输入和输出一致</w:t>
       </w:r>
@@ -3894,7 +3894,7 @@
       </w:pPr>
       <w:r>
         <w:rPr>
-          <w:rFonts w:hint="eastAsia" w:ascii="Times New Roman" w:hAnsi="Times New Roman" w:eastAsia="SimSun" w:cs="Times New Roman"/>
+          <w:rFonts w:hint="eastAsia" w:ascii="Times New Roman" w:hAnsi="Times New Roman" w:eastAsia="FangSong" w:cs="Times New Roman"/>
         </w:rPr>
         <w:t xml:space="preserve">这就是</w:t>
       </w:r>
@@ -3906,7 +3906,7 @@
       </w:r>
       <w:r>
         <w:rPr>
-          <w:rFonts w:hint="eastAsia" w:ascii="Times New Roman" w:hAnsi="Times New Roman" w:eastAsia="SimSun" w:cs="Times New Roman"/>
+          <w:rFonts w:hint="eastAsia" w:ascii="Times New Roman" w:hAnsi="Times New Roman" w:eastAsia="FangSong" w:cs="Times New Roman"/>
         </w:rPr>
         <w:t>的名字来源</w:t>
       </w:r>
@@ -3955,7 +3955,7 @@
       </w:pPr>
       <w:r>
         <w:rPr>
-          <w:rFonts w:hint="eastAsia" w:ascii="Times New Roman" w:hAnsi="Times New Roman" w:eastAsia="SimSun" w:cs="Times New Roman"/>
+          <w:rFonts w:hint="eastAsia" w:ascii="Times New Roman" w:hAnsi="Times New Roman" w:eastAsia="FangSong" w:cs="Times New Roman"/>
         </w:rPr>
         <w:t>很多同学会把</w:t>
       </w:r>
@@ -3967,7 +3967,7 @@
       </w:r>
       <w:r>
         <w:rPr>
-          <w:rFonts w:hint="eastAsia" w:ascii="Times New Roman" w:hAnsi="Times New Roman" w:eastAsia="SimSun" w:cs="Times New Roman"/>
+          <w:rFonts w:hint="eastAsia" w:ascii="Times New Roman" w:hAnsi="Times New Roman" w:eastAsia="FangSong" w:cs="Times New Roman"/>
         </w:rPr>
         <w:t>交换能</w:t>
       </w:r>
@@ -3979,7 +3979,7 @@
       </w:r>
       <w:r>
         <w:rPr>
-          <w:rFonts w:hint="eastAsia" w:ascii="Times New Roman" w:hAnsi="Times New Roman" w:eastAsia="SimSun" w:cs="Times New Roman"/>
+          <w:rFonts w:hint="eastAsia" w:ascii="Times New Roman" w:hAnsi="Times New Roman" w:eastAsia="FangSong" w:cs="Times New Roman"/>
         </w:rPr>
         <w:t>和</w:t>
       </w:r>
@@ -3991,7 +3991,7 @@
       </w:r>
       <w:r>
         <w:rPr>
-          <w:rFonts w:hint="eastAsia" w:ascii="Times New Roman" w:hAnsi="Times New Roman" w:eastAsia="SimSun" w:cs="Times New Roman"/>
+          <w:rFonts w:hint="eastAsia" w:ascii="Times New Roman" w:hAnsi="Times New Roman" w:eastAsia="FangSong" w:cs="Times New Roman"/>
         </w:rPr>
         <w:t>电子相关</w:t>
       </w:r>
@@ -4003,7 +4003,7 @@
       </w:r>
       <w:r>
         <w:rPr>
-          <w:rFonts w:hint="eastAsia" w:ascii="Times New Roman" w:hAnsi="Times New Roman" w:eastAsia="SimSun" w:cs="Times New Roman"/>
+          <w:rFonts w:hint="eastAsia" w:ascii="Times New Roman" w:hAnsi="Times New Roman" w:eastAsia="FangSong" w:cs="Times New Roman"/>
         </w:rPr>
         <w:t>混成一件事</w:t>
       </w:r>
@@ -4015,7 +4015,7 @@
       </w:r>
       <w:r>
         <w:rPr>
-          <w:rFonts w:hint="eastAsia" w:ascii="Times New Roman" w:hAnsi="Times New Roman" w:eastAsia="SimSun" w:cs="Times New Roman"/>
+          <w:rFonts w:hint="eastAsia" w:ascii="Times New Roman" w:hAnsi="Times New Roman" w:eastAsia="FangSong" w:cs="Times New Roman"/>
         </w:rPr>
         <w:t>其实不是</w:t>
       </w:r>
@@ -4036,7 +4036,7 @@
       </w:pPr>
       <w:r>
         <w:rPr>
-          <w:rFonts w:hint="eastAsia" w:ascii="Times New Roman" w:hAnsi="Times New Roman" w:eastAsia="SimSun" w:cs="Times New Roman"/>
+          <w:rFonts w:hint="eastAsia" w:ascii="Times New Roman" w:hAnsi="Times New Roman" w:eastAsia="FangSong" w:cs="Times New Roman"/>
           <w:b/>
           <w:bCs/>
         </w:rPr>
@@ -4050,7 +4050,7 @@
       </w:r>
       <w:r>
         <w:rPr>
-          <w:rFonts w:hint="eastAsia" w:ascii="Times New Roman" w:hAnsi="Times New Roman" w:eastAsia="SimSun" w:cs="Times New Roman"/>
+          <w:rFonts w:hint="eastAsia" w:ascii="Times New Roman" w:hAnsi="Times New Roman" w:eastAsia="FangSong" w:cs="Times New Roman"/>
         </w:rPr>
         <w:t>来自波函数必须反对称</w:t>
       </w:r>
@@ -4062,7 +4062,7 @@
       </w:r>
       <w:r>
         <w:rPr>
-          <w:rFonts w:hint="eastAsia" w:ascii="Times New Roman" w:hAnsi="Times New Roman" w:eastAsia="SimSun" w:cs="Times New Roman"/>
+          <w:rFonts w:hint="eastAsia" w:ascii="Times New Roman" w:hAnsi="Times New Roman" w:eastAsia="FangSong" w:cs="Times New Roman"/>
         </w:rPr>
         <w:t>是量子统计本身的结果</w:t>
       </w:r>
@@ -4077,7 +4077,7 @@
       </w:pPr>
       <w:r>
         <w:rPr>
-          <w:rFonts w:hint="eastAsia" w:ascii="Times New Roman" w:hAnsi="Times New Roman" w:eastAsia="SimSun" w:cs="Times New Roman"/>
+          <w:rFonts w:hint="eastAsia" w:ascii="Times New Roman" w:hAnsi="Times New Roman" w:eastAsia="FangSong" w:cs="Times New Roman"/>
           <w:b/>
           <w:bCs/>
         </w:rPr>
@@ -4091,7 +4091,7 @@
       </w:r>
       <w:r>
         <w:rPr>
-          <w:rFonts w:hint="eastAsia" w:ascii="Times New Roman" w:hAnsi="Times New Roman" w:eastAsia="SimSun" w:cs="Times New Roman"/>
+          <w:rFonts w:hint="eastAsia" w:ascii="Times New Roman" w:hAnsi="Times New Roman" w:eastAsia="FangSong" w:cs="Times New Roman"/>
         </w:rPr>
         <w:t>指电子会动态回避彼此</w:t>
       </w:r>
@@ -4103,7 +4103,7 @@
       </w:r>
       <w:r>
         <w:rPr>
-          <w:rFonts w:hint="eastAsia" w:ascii="Times New Roman" w:hAnsi="Times New Roman" w:eastAsia="SimSun" w:cs="Times New Roman"/>
+          <w:rFonts w:hint="eastAsia" w:ascii="Times New Roman" w:hAnsi="Times New Roman" w:eastAsia="FangSong" w:cs="Times New Roman"/>
         </w:rPr>
         <w:t>不只是平均分布</w:t>
       </w:r>
@@ -4120,7 +4120,7 @@
       </w:r>
       <w:r>
         <w:rPr>
-          <w:rFonts w:hint="eastAsia" w:ascii="Times New Roman" w:hAnsi="Times New Roman" w:eastAsia="SimSun" w:cs="Times New Roman"/>
+          <w:rFonts w:hint="eastAsia" w:ascii="Times New Roman" w:hAnsi="Times New Roman" w:eastAsia="FangSong" w:cs="Times New Roman"/>
         </w:rPr>
         <w:t>已经包含交换效应</w:t>
       </w:r>
@@ -4132,13 +4132,13 @@
       </w:r>
       <w:r>
         <w:rPr>
-          <w:rFonts w:hint="eastAsia" w:ascii="Times New Roman" w:hAnsi="Times New Roman" w:eastAsia="SimSun" w:cs="Times New Roman"/>
+          <w:rFonts w:hint="eastAsia" w:ascii="Times New Roman" w:hAnsi="Times New Roman" w:eastAsia="FangSong" w:cs="Times New Roman"/>
         </w:rPr>
         <w:t>但</w:t>
       </w:r>
       <w:r>
         <w:rPr>
-          <w:rFonts w:hint="eastAsia" w:ascii="Times New Roman" w:hAnsi="Times New Roman" w:eastAsia="SimSun" w:cs="Times New Roman"/>
+          <w:rFonts w:hint="eastAsia" w:ascii="Times New Roman" w:hAnsi="Times New Roman" w:eastAsia="FangSong" w:cs="Times New Roman"/>
           <w:b/>
           <w:bCs/>
         </w:rPr>
@@ -4158,7 +4158,7 @@
       </w:r>
       <w:r>
         <w:rPr>
-          <w:rFonts w:hint="eastAsia" w:ascii="Times New Roman" w:hAnsi="Times New Roman" w:eastAsia="SimSun" w:cs="Times New Roman"/>
+          <w:rFonts w:hint="eastAsia" w:ascii="Times New Roman" w:hAnsi="Times New Roman" w:eastAsia="FangSong" w:cs="Times New Roman"/>
         </w:rPr>
         <w:t xml:space="preserve">所以</w:t>
       </w:r>
@@ -4170,7 +4170,7 @@
       </w:r>
       <w:r>
         <w:rPr>
-          <w:rFonts w:hint="eastAsia" w:ascii="Times New Roman" w:hAnsi="Times New Roman" w:eastAsia="SimSun" w:cs="Times New Roman"/>
+          <w:rFonts w:hint="eastAsia" w:ascii="Times New Roman" w:hAnsi="Times New Roman" w:eastAsia="FangSong" w:cs="Times New Roman"/>
         </w:rPr>
         <w:t>轨道能常能解释趋势</w:t>
       </w:r>
@@ -4182,7 +4182,7 @@
       </w:r>
       <w:r>
         <w:rPr>
-          <w:rFonts w:hint="eastAsia" w:ascii="Times New Roman" w:hAnsi="Times New Roman" w:eastAsia="SimSun" w:cs="Times New Roman"/>
+          <w:rFonts w:hint="eastAsia" w:ascii="Times New Roman" w:hAnsi="Times New Roman" w:eastAsia="FangSong" w:cs="Times New Roman"/>
         </w:rPr>
         <w:t>却不总能精确给出数值</w:t>
       </w:r>
@@ -4199,7 +4199,7 @@
       </w:pPr>
       <w:r>
         <w:rPr>
-          <w:rFonts w:hint="eastAsia" w:ascii="Times New Roman" w:hAnsi="Times New Roman" w:eastAsia="SimSun" w:cs="Times New Roman"/>
+          <w:rFonts w:hint="eastAsia" w:ascii="Times New Roman" w:hAnsi="Times New Roman" w:eastAsia="FangSong" w:cs="Times New Roman"/>
         </w:rPr>
         <w:t xml:space="preserve">易错提醒</w:t>
       </w:r>
@@ -4211,7 +4211,7 @@
       </w:r>
       <w:r>
         <w:rPr>
-          <w:rFonts w:hint="eastAsia" w:ascii="Times New Roman" w:hAnsi="Times New Roman" w:eastAsia="SimSun" w:cs="Times New Roman"/>
+          <w:rFonts w:hint="eastAsia" w:ascii="Times New Roman" w:hAnsi="Times New Roman" w:eastAsia="FangSong" w:cs="Times New Roman"/>
         </w:rPr>
         <w:t>说</w:t>
       </w:r>
@@ -4229,7 +4229,7 @@
       </w:r>
       <w:r>
         <w:rPr>
-          <w:rFonts w:hint="eastAsia" w:ascii="Times New Roman" w:hAnsi="Times New Roman" w:eastAsia="SimSun" w:cs="Times New Roman"/>
+          <w:rFonts w:hint="eastAsia" w:ascii="Times New Roman" w:hAnsi="Times New Roman" w:eastAsia="FangSong" w:cs="Times New Roman"/>
         </w:rPr>
         <w:t>不含交换</w:t>
       </w:r>
@@ -4241,7 +4241,7 @@
       </w:r>
       <w:r>
         <w:rPr>
-          <w:rFonts w:hint="eastAsia" w:ascii="Times New Roman" w:hAnsi="Times New Roman" w:eastAsia="SimSun" w:cs="Times New Roman"/>
+          <w:rFonts w:hint="eastAsia" w:ascii="Times New Roman" w:hAnsi="Times New Roman" w:eastAsia="FangSong" w:cs="Times New Roman"/>
         </w:rPr>
         <w:t>是错的</w:t>
       </w:r>
@@ -4253,7 +4253,7 @@
       </w:r>
       <w:r>
         <w:rPr>
-          <w:rFonts w:hint="eastAsia" w:ascii="Times New Roman" w:hAnsi="Times New Roman" w:eastAsia="SimSun" w:cs="Times New Roman"/>
+          <w:rFonts w:hint="eastAsia" w:ascii="Times New Roman" w:hAnsi="Times New Roman" w:eastAsia="FangSong" w:cs="Times New Roman"/>
         </w:rPr>
         <w:t>恰恰相反</w:t>
       </w:r>
@@ -4271,7 +4271,7 @@
       </w:r>
       <w:r>
         <w:rPr>
-          <w:rFonts w:hint="eastAsia" w:ascii="Times New Roman" w:hAnsi="Times New Roman" w:eastAsia="SimSun" w:cs="Times New Roman"/>
+          <w:rFonts w:hint="eastAsia" w:ascii="Times New Roman" w:hAnsi="Times New Roman" w:eastAsia="FangSong" w:cs="Times New Roman"/>
         </w:rPr>
         <w:t>最核心的改进之一就是把交换显式写进去了</w:t>
       </w:r>
@@ -4283,13 +4283,13 @@
       </w:r>
       <w:r>
         <w:rPr>
-          <w:rFonts w:hint="eastAsia" w:ascii="Times New Roman" w:hAnsi="Times New Roman" w:eastAsia="SimSun" w:cs="Times New Roman"/>
+          <w:rFonts w:hint="eastAsia" w:ascii="Times New Roman" w:hAnsi="Times New Roman" w:eastAsia="FangSong" w:cs="Times New Roman"/>
         </w:rPr>
         <w:t>它缺的是</w:t>
       </w:r>
       <w:r>
         <w:rPr>
-          <w:rFonts w:hint="eastAsia" w:ascii="Times New Roman" w:hAnsi="Times New Roman" w:eastAsia="SimSun" w:cs="Times New Roman"/>
+          <w:rFonts w:hint="eastAsia" w:ascii="Times New Roman" w:hAnsi="Times New Roman" w:eastAsia="FangSong" w:cs="Times New Roman"/>
           <w:b/>
           <w:bCs/>
         </w:rPr>
@@ -4303,7 +4303,7 @@
       </w:r>
       <w:r>
         <w:rPr>
-          <w:rFonts w:hint="eastAsia" w:ascii="Times New Roman" w:hAnsi="Times New Roman" w:eastAsia="SimSun" w:cs="Times New Roman"/>
+          <w:rFonts w:hint="eastAsia" w:ascii="Times New Roman" w:hAnsi="Times New Roman" w:eastAsia="FangSong" w:cs="Times New Roman"/>
         </w:rPr>
         <w:t>不是交换</w:t>
       </w:r>
@@ -4346,7 +4346,7 @@
       </w:r>
       <w:r>
         <w:rPr>
-          <w:rFonts w:hint="eastAsia" w:ascii="Times New Roman" w:hAnsi="Times New Roman" w:eastAsia="SimSun" w:cs="Times New Roman"/>
+          <w:rFonts w:hint="eastAsia" w:ascii="Times New Roman" w:hAnsi="Times New Roman" w:eastAsia="FangSong" w:cs="Times New Roman"/>
         </w:rPr>
         <w:t>定理给出一个很有用的近似</w:t>
       </w:r>
@@ -4429,7 +4429,7 @@
       </w:pPr>
       <w:r>
         <w:rPr>
-          <w:rFonts w:hint="eastAsia" w:ascii="Times New Roman" w:hAnsi="Times New Roman" w:eastAsia="SimSun" w:cs="Times New Roman"/>
+          <w:rFonts w:hint="eastAsia" w:ascii="Times New Roman" w:hAnsi="Times New Roman" w:eastAsia="FangSong" w:cs="Times New Roman"/>
         </w:rPr>
         <w:t>也就是</w:t>
       </w:r>
@@ -4441,7 +4441,7 @@
       </w:r>
       <w:r>
         <w:rPr>
-          <w:rFonts w:hint="eastAsia" w:ascii="Times New Roman" w:hAnsi="Times New Roman" w:eastAsia="SimSun" w:cs="Times New Roman"/>
+          <w:rFonts w:hint="eastAsia" w:ascii="Times New Roman" w:hAnsi="Times New Roman" w:eastAsia="FangSong" w:cs="Times New Roman"/>
         </w:rPr>
         <w:t>第一电离能近似等于最高占据轨道能量的负值</w:t>
       </w:r>
@@ -4458,7 +4458,7 @@
       </w:pPr>
       <w:r>
         <w:rPr>
-          <w:rFonts w:hint="eastAsia" w:ascii="Times New Roman" w:hAnsi="Times New Roman" w:eastAsia="SimSun" w:cs="Times New Roman"/>
+          <w:rFonts w:hint="eastAsia" w:ascii="Times New Roman" w:hAnsi="Times New Roman" w:eastAsia="FangSong" w:cs="Times New Roman"/>
         </w:rPr>
         <w:t>这条近似为什么不严格</w:t>
       </w:r>
@@ -4479,13 +4479,13 @@
       </w:pPr>
       <w:r>
         <w:rPr>
-          <w:rFonts w:hint="eastAsia" w:ascii="Times New Roman" w:hAnsi="Times New Roman" w:eastAsia="SimSun" w:cs="Times New Roman"/>
+          <w:rFonts w:hint="eastAsia" w:ascii="Times New Roman" w:hAnsi="Times New Roman" w:eastAsia="FangSong" w:cs="Times New Roman"/>
         </w:rPr>
         <w:t xml:space="preserve">电离后其余轨道会发生</w:t>
       </w:r>
       <w:r>
         <w:rPr>
-          <w:rFonts w:hint="eastAsia" w:ascii="Times New Roman" w:hAnsi="Times New Roman" w:eastAsia="SimSun" w:cs="Times New Roman"/>
+          <w:rFonts w:hint="eastAsia" w:ascii="Times New Roman" w:hAnsi="Times New Roman" w:eastAsia="FangSong" w:cs="Times New Roman"/>
           <w:b/>
           <w:bCs/>
         </w:rPr>
@@ -4502,13 +4502,13 @@
       </w:pPr>
       <w:r>
         <w:rPr>
-          <w:rFonts w:hint="eastAsia" w:ascii="Times New Roman" w:hAnsi="Times New Roman" w:eastAsia="SimSun" w:cs="Times New Roman"/>
+          <w:rFonts w:hint="eastAsia" w:ascii="Times New Roman" w:hAnsi="Times New Roman" w:eastAsia="FangSong" w:cs="Times New Roman"/>
         </w:rPr>
         <w:t xml:space="preserve">实际体系还有</w:t>
       </w:r>
       <w:r>
         <w:rPr>
-          <w:rFonts w:hint="eastAsia" w:ascii="Times New Roman" w:hAnsi="Times New Roman" w:eastAsia="SimSun" w:cs="Times New Roman"/>
+          <w:rFonts w:hint="eastAsia" w:ascii="Times New Roman" w:hAnsi="Times New Roman" w:eastAsia="FangSong" w:cs="Times New Roman"/>
           <w:b/>
           <w:bCs/>
         </w:rPr>
@@ -4521,7 +4521,7 @@
       </w:pPr>
       <w:r>
         <w:rPr>
-          <w:rFonts w:hint="eastAsia" w:ascii="Times New Roman" w:hAnsi="Times New Roman" w:eastAsia="SimSun" w:cs="Times New Roman"/>
+          <w:rFonts w:hint="eastAsia" w:ascii="Times New Roman" w:hAnsi="Times New Roman" w:eastAsia="FangSong" w:cs="Times New Roman"/>
         </w:rPr>
         <w:t>所以它更适合拿来</w:t>
       </w:r>
@@ -4542,7 +4542,7 @@
       </w:pPr>
       <w:r>
         <w:rPr>
-          <w:rFonts w:hint="eastAsia" w:ascii="Times New Roman" w:hAnsi="Times New Roman" w:eastAsia="SimSun" w:cs="Times New Roman"/>
+          <w:rFonts w:hint="eastAsia" w:ascii="Times New Roman" w:hAnsi="Times New Roman" w:eastAsia="FangSong" w:cs="Times New Roman"/>
         </w:rPr>
         <w:t xml:space="preserve">解释趋势</w:t>
       </w:r>
@@ -4557,7 +4557,7 @@
       </w:pPr>
       <w:r>
         <w:rPr>
-          <w:rFonts w:hint="eastAsia" w:ascii="Times New Roman" w:hAnsi="Times New Roman" w:eastAsia="SimSun" w:cs="Times New Roman"/>
+          <w:rFonts w:hint="eastAsia" w:ascii="Times New Roman" w:hAnsi="Times New Roman" w:eastAsia="FangSong" w:cs="Times New Roman"/>
         </w:rPr>
         <w:t xml:space="preserve">比较大小</w:t>
       </w:r>
@@ -4572,7 +4572,7 @@
       </w:pPr>
       <w:r>
         <w:rPr>
-          <w:rFonts w:hint="eastAsia" w:ascii="Times New Roman" w:hAnsi="Times New Roman" w:eastAsia="SimSun" w:cs="Times New Roman"/>
+          <w:rFonts w:hint="eastAsia" w:ascii="Times New Roman" w:hAnsi="Times New Roman" w:eastAsia="FangSong" w:cs="Times New Roman"/>
         </w:rPr>
         <w:t>理解</w:t>
       </w:r>
@@ -4584,7 +4584,7 @@
       </w:r>
       <w:r>
         <w:rPr>
-          <w:rFonts w:hint="eastAsia" w:ascii="Times New Roman" w:hAnsi="Times New Roman" w:eastAsia="SimSun" w:cs="Times New Roman"/>
+          <w:rFonts w:hint="eastAsia" w:ascii="Times New Roman" w:hAnsi="Times New Roman" w:eastAsia="FangSong" w:cs="Times New Roman"/>
         </w:rPr>
         <w:t>哪个电子更容易失去</w:t>
       </w:r>
@@ -4601,7 +4601,7 @@
       </w:pPr>
       <w:r>
         <w:rPr>
-          <w:rFonts w:hint="eastAsia" w:ascii="Times New Roman" w:hAnsi="Times New Roman" w:eastAsia="SimSun" w:cs="Times New Roman"/>
+          <w:rFonts w:hint="eastAsia" w:ascii="Times New Roman" w:hAnsi="Times New Roman" w:eastAsia="FangSong" w:cs="Times New Roman"/>
         </w:rPr>
         <w:t>而不适合把每个数值都当成精确答案</w:t>
       </w:r>
@@ -4718,7 +4718,7 @@
       </w:pPr>
       <w:r>
         <w:rPr>
-          <w:rFonts w:hint="eastAsia" w:ascii="Times New Roman" w:hAnsi="Times New Roman" w:eastAsia="SimSun" w:cs="Times New Roman"/>
+          <w:rFonts w:hint="eastAsia" w:ascii="Times New Roman" w:hAnsi="Times New Roman" w:eastAsia="FangSong" w:cs="Times New Roman"/>
         </w:rPr>
         <w:t>电子排布只能告诉我们</w:t>
       </w:r>
@@ -4730,7 +4730,7 @@
       </w:r>
       <w:r>
         <w:rPr>
-          <w:rFonts w:hint="eastAsia" w:ascii="Times New Roman" w:hAnsi="Times New Roman" w:eastAsia="SimSun" w:cs="Times New Roman"/>
+          <w:rFonts w:hint="eastAsia" w:ascii="Times New Roman" w:hAnsi="Times New Roman" w:eastAsia="FangSong" w:cs="Times New Roman"/>
         </w:rPr>
         <w:t>哪些轨道被占了</w:t>
       </w:r>
@@ -4742,7 +4742,7 @@
       </w:r>
       <w:r>
         <w:rPr>
-          <w:rFonts w:hint="eastAsia" w:ascii="Times New Roman" w:hAnsi="Times New Roman" w:eastAsia="SimSun" w:cs="Times New Roman"/>
+          <w:rFonts w:hint="eastAsia" w:ascii="Times New Roman" w:hAnsi="Times New Roman" w:eastAsia="FangSong" w:cs="Times New Roman"/>
         </w:rPr>
         <w:t>但还不够区分一个构型内部的不同原子状态</w:t>
       </w:r>
@@ -4760,7 +4760,7 @@
       </w:r>
       <w:r>
         <w:rPr>
-          <w:rFonts w:hint="eastAsia" w:ascii="Times New Roman" w:hAnsi="Times New Roman" w:eastAsia="SimSun" w:cs="Times New Roman"/>
+          <w:rFonts w:hint="eastAsia" w:ascii="Times New Roman" w:hAnsi="Times New Roman" w:eastAsia="FangSong" w:cs="Times New Roman"/>
         </w:rPr>
         <w:t xml:space="preserve">例如</w:t>
       </w:r>
@@ -4793,7 +4793,7 @@
       </w:r>
       <w:r>
         <w:rPr>
-          <w:rFonts w:hint="eastAsia" w:ascii="Times New Roman" w:hAnsi="Times New Roman" w:eastAsia="SimSun" w:cs="Times New Roman"/>
+          <w:rFonts w:hint="eastAsia" w:ascii="Times New Roman" w:hAnsi="Times New Roman" w:eastAsia="FangSong" w:cs="Times New Roman"/>
         </w:rPr>
         <w:t>这个构型里</w:t>
       </w:r>
@@ -4805,7 +4805,7 @@
       </w:r>
       <w:r>
         <w:rPr>
-          <w:rFonts w:hint="eastAsia" w:ascii="Times New Roman" w:hAnsi="Times New Roman" w:eastAsia="SimSun" w:cs="Times New Roman"/>
+          <w:rFonts w:hint="eastAsia" w:ascii="Times New Roman" w:hAnsi="Times New Roman" w:eastAsia="FangSong" w:cs="Times New Roman"/>
         </w:rPr>
         <w:t>就可以组合出不同的总轨道角动量和总自旋</w:t>
       </w:r>
@@ -4822,7 +4822,7 @@
       </w:pPr>
       <w:r>
         <w:rPr>
-          <w:rFonts w:hint="eastAsia" w:ascii="Times New Roman" w:hAnsi="Times New Roman" w:eastAsia="SimSun" w:cs="Times New Roman"/>
+          <w:rFonts w:hint="eastAsia" w:ascii="Times New Roman" w:hAnsi="Times New Roman" w:eastAsia="FangSong" w:cs="Times New Roman"/>
         </w:rPr>
         <w:t>于是我们需要用总量子数来描述整个原子的状态</w:t>
       </w:r>
@@ -4843,7 +4843,7 @@
       </w:pPr>
       <w:r>
         <w:rPr>
-          <w:rFonts w:hint="eastAsia" w:ascii="Times New Roman" w:hAnsi="Times New Roman" w:eastAsia="SimSun" w:cs="Times New Roman"/>
+          <w:rFonts w:hint="eastAsia" w:ascii="Times New Roman" w:hAnsi="Times New Roman" w:eastAsia="FangSong" w:cs="Times New Roman"/>
         </w:rPr>
         <w:t xml:space="preserve">总轨道角动量</w:t>
       </w:r>
@@ -4871,7 +4871,7 @@
       </w:pPr>
       <w:r>
         <w:rPr>
-          <w:rFonts w:hint="eastAsia" w:ascii="Times New Roman" w:hAnsi="Times New Roman" w:eastAsia="SimSun" w:cs="Times New Roman"/>
+          <w:rFonts w:hint="eastAsia" w:ascii="Times New Roman" w:hAnsi="Times New Roman" w:eastAsia="FangSong" w:cs="Times New Roman"/>
         </w:rPr>
         <w:t xml:space="preserve">总自旋角动量</w:t>
       </w:r>
@@ -4899,7 +4899,7 @@
       </w:pPr>
       <w:r>
         <w:rPr>
-          <w:rFonts w:hint="eastAsia" w:ascii="Times New Roman" w:hAnsi="Times New Roman" w:eastAsia="SimSun" w:cs="Times New Roman"/>
+          <w:rFonts w:hint="eastAsia" w:ascii="Times New Roman" w:hAnsi="Times New Roman" w:eastAsia="FangSong" w:cs="Times New Roman"/>
         </w:rPr>
         <w:t xml:space="preserve">总角动量</w:t>
       </w:r>
@@ -4923,7 +4923,7 @@
       </w:pPr>
       <w:r>
         <w:rPr>
-          <w:rFonts w:hint="eastAsia" w:ascii="Times New Roman" w:hAnsi="Times New Roman" w:eastAsia="SimSun" w:cs="Times New Roman"/>
+          <w:rFonts w:hint="eastAsia" w:ascii="Times New Roman" w:hAnsi="Times New Roman" w:eastAsia="FangSong" w:cs="Times New Roman"/>
         </w:rPr>
         <w:t xml:space="preserve">原子项符号写成</w:t>
       </w:r>
@@ -4988,7 +4988,7 @@
       </w:pPr>
       <w:r>
         <w:rPr>
-          <w:rFonts w:hint="eastAsia" w:ascii="Times New Roman" w:hAnsi="Times New Roman" w:eastAsia="SimSun" w:cs="Times New Roman"/>
+          <w:rFonts w:hint="eastAsia" w:ascii="Times New Roman" w:hAnsi="Times New Roman" w:eastAsia="FangSong" w:cs="Times New Roman"/>
         </w:rPr>
         <w:t>其中</w:t>
       </w:r>
@@ -5022,7 +5022,7 @@
       </w:r>
       <w:r>
         <w:rPr>
-          <w:rFonts w:hint="eastAsia" w:ascii="Times New Roman" w:hAnsi="Times New Roman" w:eastAsia="SimSun" w:cs="Times New Roman"/>
+          <w:rFonts w:hint="eastAsia" w:ascii="Times New Roman" w:hAnsi="Times New Roman" w:eastAsia="FangSong" w:cs="Times New Roman"/>
         </w:rPr>
         <w:t xml:space="preserve">是多重度</w:t>
       </w:r>
@@ -5050,7 +5050,7 @@
       </w:r>
       <w:r>
         <w:rPr>
-          <w:rFonts w:hint="eastAsia" w:ascii="Times New Roman" w:hAnsi="Times New Roman" w:eastAsia="SimSun" w:cs="Times New Roman"/>
+          <w:rFonts w:hint="eastAsia" w:ascii="Times New Roman" w:hAnsi="Times New Roman" w:eastAsia="FangSong" w:cs="Times New Roman"/>
         </w:rPr>
         <w:t xml:space="preserve">分别记作</w:t>
       </w:r>
@@ -5111,7 +5111,7 @@
       </w:pPr>
       <w:r>
         <w:rPr>
-          <w:rFonts w:hint="eastAsia" w:ascii="Times New Roman" w:hAnsi="Times New Roman" w:eastAsia="SimSun" w:cs="Times New Roman"/>
+          <w:rFonts w:hint="eastAsia" w:ascii="Times New Roman" w:hAnsi="Times New Roman" w:eastAsia="FangSong" w:cs="Times New Roman"/>
         </w:rPr>
         <w:t>竞赛里最常用</w:t>
       </w:r>
@@ -5123,7 +5123,7 @@
       </w:r>
       <w:r>
         <w:rPr>
-          <w:rFonts w:hint="eastAsia" w:ascii="Times New Roman" w:hAnsi="Times New Roman" w:eastAsia="SimSun" w:cs="Times New Roman"/>
+          <w:rFonts w:hint="eastAsia" w:ascii="Times New Roman" w:hAnsi="Times New Roman" w:eastAsia="FangSong" w:cs="Times New Roman"/>
         </w:rPr>
         <w:t>最值得直接记住的几个结果有</w:t>
       </w:r>
@@ -5228,7 +5228,7 @@
             </w:r>
             <w:r>
               <w:rPr>
-                <w:rFonts w:hint="eastAsia" w:ascii="Times New Roman" w:hAnsi="Times New Roman" w:eastAsia="SimSun" w:cs="Times New Roman"/>
+                <w:rFonts w:hint="eastAsia" w:ascii="Times New Roman" w:hAnsi="Times New Roman" w:eastAsia="FangSong" w:cs="Times New Roman"/>
               </w:rPr>
               <w:t xml:space="preserve">或</w:t>
             </w:r>
@@ -5253,7 +5253,7 @@
             </w:r>
             <w:r>
               <w:rPr>
-                <w:rFonts w:hint="eastAsia" w:ascii="Times New Roman" w:hAnsi="Times New Roman" w:eastAsia="SimSun" w:cs="Times New Roman"/>
+                <w:rFonts w:hint="eastAsia" w:ascii="Times New Roman" w:hAnsi="Times New Roman" w:eastAsia="FangSong" w:cs="Times New Roman"/>
               </w:rPr>
               <w:t>还要看耦合</w:t>
             </w:r>
@@ -5481,7 +5481,7 @@
             </w:r>
             <w:r>
               <w:rPr>
-                <w:rFonts w:hint="eastAsia" w:ascii="Times New Roman" w:hAnsi="Times New Roman" w:eastAsia="SimSun" w:cs="Times New Roman"/>
+                <w:rFonts w:hint="eastAsia" w:ascii="Times New Roman" w:hAnsi="Times New Roman" w:eastAsia="FangSong" w:cs="Times New Roman"/>
               </w:rPr>
               <w:t xml:space="preserve">或</w:t>
             </w:r>
@@ -5532,7 +5532,7 @@
             </w:r>
             <w:r>
               <w:rPr>
-                <w:rFonts w:hint="eastAsia" w:ascii="Times New Roman" w:hAnsi="Times New Roman" w:eastAsia="SimSun" w:cs="Times New Roman"/>
+                <w:rFonts w:hint="eastAsia" w:ascii="Times New Roman" w:hAnsi="Times New Roman" w:eastAsia="FangSong" w:cs="Times New Roman"/>
               </w:rPr>
               <w:t>高自旋</w:t>
             </w:r>
@@ -5569,7 +5569,7 @@
       </w:pPr>
       <w:r>
         <w:rPr>
-          <w:rFonts w:hint="eastAsia" w:ascii="Times New Roman" w:hAnsi="Times New Roman" w:eastAsia="SimSun" w:cs="Times New Roman"/>
+          <w:rFonts w:hint="eastAsia" w:ascii="Times New Roman" w:hAnsi="Times New Roman" w:eastAsia="FangSong" w:cs="Times New Roman"/>
         </w:rPr>
         <w:t>真正做题时</w:t>
       </w:r>
@@ -5581,7 +5581,7 @@
       </w:r>
       <w:r>
         <w:rPr>
-          <w:rFonts w:hint="eastAsia" w:ascii="Times New Roman" w:hAnsi="Times New Roman" w:eastAsia="SimSun" w:cs="Times New Roman"/>
+          <w:rFonts w:hint="eastAsia" w:ascii="Times New Roman" w:hAnsi="Times New Roman" w:eastAsia="FangSong" w:cs="Times New Roman"/>
         </w:rPr>
         <w:t>不要求你把所有微观态都从头枚举完</w:t>
       </w:r>
@@ -5593,7 +5593,7 @@
       </w:r>
       <w:r>
         <w:rPr>
-          <w:rFonts w:hint="eastAsia" w:ascii="Times New Roman" w:hAnsi="Times New Roman" w:eastAsia="SimSun" w:cs="Times New Roman"/>
+          <w:rFonts w:hint="eastAsia" w:ascii="Times New Roman" w:hAnsi="Times New Roman" w:eastAsia="FangSong" w:cs="Times New Roman"/>
         </w:rPr>
         <w:t>但至少要会</w:t>
       </w:r>
@@ -5614,7 +5614,7 @@
       </w:pPr>
       <w:r>
         <w:rPr>
-          <w:rFonts w:hint="eastAsia" w:ascii="Times New Roman" w:hAnsi="Times New Roman" w:eastAsia="SimSun" w:cs="Times New Roman"/>
+          <w:rFonts w:hint="eastAsia" w:ascii="Times New Roman" w:hAnsi="Times New Roman" w:eastAsia="FangSong" w:cs="Times New Roman"/>
         </w:rPr>
         <w:t xml:space="preserve">看懂</w:t>
       </w:r>
@@ -5642,7 +5642,7 @@
       </w:pPr>
       <w:r>
         <w:rPr>
-          <w:rFonts w:hint="eastAsia" w:ascii="Times New Roman" w:hAnsi="Times New Roman" w:eastAsia="SimSun" w:cs="Times New Roman"/>
+          <w:rFonts w:hint="eastAsia" w:ascii="Times New Roman" w:hAnsi="Times New Roman" w:eastAsia="FangSong" w:cs="Times New Roman"/>
         </w:rPr>
         <w:t xml:space="preserve">用</w:t>
       </w:r>
@@ -5654,7 +5654,7 @@
       </w:r>
       <w:r>
         <w:rPr>
-          <w:rFonts w:hint="eastAsia" w:ascii="Times New Roman" w:hAnsi="Times New Roman" w:eastAsia="SimSun" w:cs="Times New Roman"/>
+          <w:rFonts w:hint="eastAsia" w:ascii="Times New Roman" w:hAnsi="Times New Roman" w:eastAsia="FangSong" w:cs="Times New Roman"/>
         </w:rPr>
         <w:t xml:space="preserve">规则判断基态项</w:t>
       </w:r>
@@ -5669,7 +5669,7 @@
       </w:pPr>
       <w:r>
         <w:rPr>
-          <w:rFonts w:hint="eastAsia" w:ascii="Times New Roman" w:hAnsi="Times New Roman" w:eastAsia="SimSun" w:cs="Times New Roman"/>
+          <w:rFonts w:hint="eastAsia" w:ascii="Times New Roman" w:hAnsi="Times New Roman" w:eastAsia="FangSong" w:cs="Times New Roman"/>
         </w:rPr>
         <w:t xml:space="preserve">对最常见的</w:t>
       </w:r>
@@ -5749,7 +5749,7 @@
       </w:r>
       <w:r>
         <w:rPr>
-          <w:rFonts w:hint="eastAsia" w:ascii="Times New Roman" w:hAnsi="Times New Roman" w:eastAsia="SimSun" w:cs="Times New Roman"/>
+          <w:rFonts w:hint="eastAsia" w:ascii="Times New Roman" w:hAnsi="Times New Roman" w:eastAsia="FangSong" w:cs="Times New Roman"/>
         </w:rPr>
         <w:t xml:space="preserve">有直觉</w:t>
       </w:r>
@@ -5810,7 +5810,7 @@
       </w:r>
       <w:r>
         <w:rPr>
-          <w:rFonts w:hint="eastAsia" w:ascii="Times New Roman" w:hAnsi="Times New Roman" w:eastAsia="SimSun" w:cs="Times New Roman"/>
+          <w:rFonts w:hint="eastAsia" w:ascii="Times New Roman" w:hAnsi="Times New Roman" w:eastAsia="FangSong" w:cs="Times New Roman"/>
         </w:rPr>
         <w:t>规则在项符号层面可以整理成三步</w:t>
       </w:r>
@@ -5830,7 +5830,7 @@
       </w:pPr>
       <w:r>
         <w:rPr>
-          <w:rFonts w:hint="eastAsia" w:ascii="Times New Roman" w:hAnsi="Times New Roman" w:eastAsia="SimSun" w:cs="Times New Roman"/>
+          <w:rFonts w:hint="eastAsia" w:ascii="Times New Roman" w:hAnsi="Times New Roman" w:eastAsia="FangSong" w:cs="Times New Roman"/>
           <w:b/>
           <w:bCs/>
         </w:rPr>
@@ -5861,7 +5861,7 @@
       </w:r>
       <w:r>
         <w:rPr>
-          <w:rFonts w:hint="eastAsia" w:ascii="Times New Roman" w:hAnsi="Times New Roman" w:eastAsia="SimSun" w:cs="Times New Roman"/>
+          <w:rFonts w:hint="eastAsia" w:ascii="Times New Roman" w:hAnsi="Times New Roman" w:eastAsia="FangSong" w:cs="Times New Roman"/>
         </w:rPr>
         <w:t>未成对电子尽量多</w:t>
       </w:r>
@@ -5873,7 +5873,7 @@
       </w:r>
       <w:r>
         <w:rPr>
-          <w:rFonts w:hint="eastAsia" w:ascii="Times New Roman" w:hAnsi="Times New Roman" w:eastAsia="SimSun" w:cs="Times New Roman"/>
+          <w:rFonts w:hint="eastAsia" w:ascii="Times New Roman" w:hAnsi="Times New Roman" w:eastAsia="FangSong" w:cs="Times New Roman"/>
         </w:rPr>
         <w:t>自旋平行尽量多</w:t>
       </w:r>
@@ -5893,7 +5893,7 @@
       </w:pPr>
       <w:r>
         <w:rPr>
-          <w:rFonts w:hint="eastAsia" w:ascii="Times New Roman" w:hAnsi="Times New Roman" w:eastAsia="SimSun" w:cs="Times New Roman"/>
+          <w:rFonts w:hint="eastAsia" w:ascii="Times New Roman" w:hAnsi="Times New Roman" w:eastAsia="FangSong" w:cs="Times New Roman"/>
           <w:b/>
           <w:bCs/>
         </w:rPr>
@@ -5926,7 +5926,7 @@
       </w:r>
       <w:r>
         <w:rPr>
-          <w:rFonts w:hint="eastAsia" w:ascii="Times New Roman" w:hAnsi="Times New Roman" w:eastAsia="SimSun" w:cs="Times New Roman"/>
+          <w:rFonts w:hint="eastAsia" w:ascii="Times New Roman" w:hAnsi="Times New Roman" w:eastAsia="FangSong" w:cs="Times New Roman"/>
           <w:b/>
           <w:bCs/>
         </w:rPr>
@@ -5957,7 +5957,7 @@
       </w:r>
       <w:r>
         <w:rPr>
-          <w:rFonts w:hint="eastAsia" w:ascii="Times New Roman" w:hAnsi="Times New Roman" w:eastAsia="SimSun" w:cs="Times New Roman"/>
+          <w:rFonts w:hint="eastAsia" w:ascii="Times New Roman" w:hAnsi="Times New Roman" w:eastAsia="FangSong" w:cs="Times New Roman"/>
         </w:rPr>
         <w:t>这是轨道角动量的进一步稳定化</w:t>
       </w:r>
@@ -5977,7 +5977,7 @@
       </w:pPr>
       <w:r>
         <w:rPr>
-          <w:rFonts w:hint="eastAsia" w:ascii="Times New Roman" w:hAnsi="Times New Roman" w:eastAsia="SimSun" w:cs="Times New Roman"/>
+          <w:rFonts w:hint="eastAsia" w:ascii="Times New Roman" w:hAnsi="Times New Roman" w:eastAsia="FangSong" w:cs="Times New Roman"/>
           <w:b/>
           <w:bCs/>
         </w:rPr>
@@ -5993,7 +5993,7 @@
       </w:r>
       <w:r>
         <w:rPr>
-          <w:rFonts w:hint="eastAsia" w:ascii="Times New Roman" w:hAnsi="Times New Roman" w:eastAsia="SimSun" w:cs="Times New Roman"/>
+          <w:rFonts w:hint="eastAsia" w:ascii="Times New Roman" w:hAnsi="Times New Roman" w:eastAsia="FangSong" w:cs="Times New Roman"/>
           <w:b/>
           <w:bCs/>
         </w:rPr>
@@ -6027,7 +6027,7 @@
       </w:pPr>
       <w:r>
         <w:rPr>
-          <w:rFonts w:hint="eastAsia" w:ascii="Times New Roman" w:hAnsi="Times New Roman" w:eastAsia="SimSun" w:cs="Times New Roman"/>
+          <w:rFonts w:hint="eastAsia" w:ascii="Times New Roman" w:hAnsi="Times New Roman" w:eastAsia="FangSong" w:cs="Times New Roman"/>
         </w:rPr>
         <w:t>少于半充满</w:t>
       </w:r>
@@ -6039,7 +6039,7 @@
       </w:r>
       <w:r>
         <w:rPr>
-          <w:rFonts w:hint="eastAsia" w:ascii="Times New Roman" w:hAnsi="Times New Roman" w:eastAsia="SimSun" w:cs="Times New Roman"/>
+          <w:rFonts w:hint="eastAsia" w:ascii="Times New Roman" w:hAnsi="Times New Roman" w:eastAsia="FangSong" w:cs="Times New Roman"/>
         </w:rPr>
         <w:t>基态取最小</w:t>
       </w:r>
@@ -6067,7 +6067,7 @@
       </w:pPr>
       <w:r>
         <w:rPr>
-          <w:rFonts w:hint="eastAsia" w:ascii="Times New Roman" w:hAnsi="Times New Roman" w:eastAsia="SimSun" w:cs="Times New Roman"/>
+          <w:rFonts w:hint="eastAsia" w:ascii="Times New Roman" w:hAnsi="Times New Roman" w:eastAsia="FangSong" w:cs="Times New Roman"/>
         </w:rPr>
         <w:t>多于半充满</w:t>
       </w:r>
@@ -6079,7 +6079,7 @@
       </w:r>
       <w:r>
         <w:rPr>
-          <w:rFonts w:hint="eastAsia" w:ascii="Times New Roman" w:hAnsi="Times New Roman" w:eastAsia="SimSun" w:cs="Times New Roman"/>
+          <w:rFonts w:hint="eastAsia" w:ascii="Times New Roman" w:hAnsi="Times New Roman" w:eastAsia="FangSong" w:cs="Times New Roman"/>
         </w:rPr>
         <w:t>基态取最大</w:t>
       </w:r>
@@ -6103,7 +6103,7 @@
       </w:pPr>
       <w:r>
         <w:rPr>
-          <w:rFonts w:hint="eastAsia" w:ascii="Times New Roman" w:hAnsi="Times New Roman" w:eastAsia="SimSun" w:cs="Times New Roman"/>
+          <w:rFonts w:hint="eastAsia" w:ascii="Times New Roman" w:hAnsi="Times New Roman" w:eastAsia="FangSong" w:cs="Times New Roman"/>
         </w:rPr>
         <w:t>于是就能解释</w:t>
       </w:r>
@@ -6130,7 +6130,7 @@
       </w:r>
       <w:r>
         <w:rPr>
-          <w:rFonts w:hint="eastAsia" w:ascii="Times New Roman" w:hAnsi="Times New Roman" w:eastAsia="SimSun" w:cs="Times New Roman"/>
+          <w:rFonts w:hint="eastAsia" w:ascii="Times New Roman" w:hAnsi="Times New Roman" w:eastAsia="FangSong" w:cs="Times New Roman"/>
         </w:rPr>
         <w:t>价层</w:t>
       </w:r>
@@ -6163,7 +6163,7 @@
       </w:r>
       <w:r>
         <w:rPr>
-          <w:rFonts w:hint="eastAsia" w:ascii="Times New Roman" w:hAnsi="Times New Roman" w:eastAsia="SimSun" w:cs="Times New Roman"/>
+          <w:rFonts w:hint="eastAsia" w:ascii="Times New Roman" w:hAnsi="Times New Roman" w:eastAsia="FangSong" w:cs="Times New Roman"/>
         </w:rPr>
         <w:t>先得</w:t>
       </w:r>
@@ -6188,7 +6188,7 @@
       </w:r>
       <w:r>
         <w:rPr>
-          <w:rFonts w:hint="eastAsia" w:ascii="Times New Roman" w:hAnsi="Times New Roman" w:eastAsia="SimSun" w:cs="Times New Roman"/>
+          <w:rFonts w:hint="eastAsia" w:ascii="Times New Roman" w:hAnsi="Times New Roman" w:eastAsia="FangSong" w:cs="Times New Roman"/>
         </w:rPr>
         <w:t>又因少于半充满</w:t>
       </w:r>
@@ -6200,7 +6200,7 @@
       </w:r>
       <w:r>
         <w:rPr>
-          <w:rFonts w:hint="eastAsia" w:ascii="Times New Roman" w:hAnsi="Times New Roman" w:eastAsia="SimSun" w:cs="Times New Roman"/>
+          <w:rFonts w:hint="eastAsia" w:ascii="Times New Roman" w:hAnsi="Times New Roman" w:eastAsia="FangSong" w:cs="Times New Roman"/>
         </w:rPr>
         <w:t>所以基态是</w:t>
       </w:r>
@@ -6234,7 +6234,7 @@
       </w:r>
       <w:r>
         <w:rPr>
-          <w:rFonts w:hint="eastAsia" w:ascii="Times New Roman" w:hAnsi="Times New Roman" w:eastAsia="SimSun" w:cs="Times New Roman"/>
+          <w:rFonts w:hint="eastAsia" w:ascii="Times New Roman" w:hAnsi="Times New Roman" w:eastAsia="FangSong" w:cs="Times New Roman"/>
         </w:rPr>
         <w:t>价层</w:t>
       </w:r>
@@ -6267,7 +6267,7 @@
       </w:r>
       <w:r>
         <w:rPr>
-          <w:rFonts w:hint="eastAsia" w:ascii="Times New Roman" w:hAnsi="Times New Roman" w:eastAsia="SimSun" w:cs="Times New Roman"/>
+          <w:rFonts w:hint="eastAsia" w:ascii="Times New Roman" w:hAnsi="Times New Roman" w:eastAsia="FangSong" w:cs="Times New Roman"/>
         </w:rPr>
         <w:t>仍先得</w:t>
       </w:r>
@@ -6292,7 +6292,7 @@
       </w:r>
       <w:r>
         <w:rPr>
-          <w:rFonts w:hint="eastAsia" w:ascii="Times New Roman" w:hAnsi="Times New Roman" w:eastAsia="SimSun" w:cs="Times New Roman"/>
+          <w:rFonts w:hint="eastAsia" w:ascii="Times New Roman" w:hAnsi="Times New Roman" w:eastAsia="FangSong" w:cs="Times New Roman"/>
         </w:rPr>
         <w:t>但多于半充满</w:t>
       </w:r>
@@ -6304,7 +6304,7 @@
       </w:r>
       <w:r>
         <w:rPr>
-          <w:rFonts w:hint="eastAsia" w:ascii="Times New Roman" w:hAnsi="Times New Roman" w:eastAsia="SimSun" w:cs="Times New Roman"/>
+          <w:rFonts w:hint="eastAsia" w:ascii="Times New Roman" w:hAnsi="Times New Roman" w:eastAsia="FangSong" w:cs="Times New Roman"/>
         </w:rPr>
         <w:t>所以基态是</w:t>
       </w:r>
@@ -6328,7 +6328,7 @@
       </w:pPr>
       <w:r>
         <w:rPr>
-          <w:rFonts w:hint="eastAsia" w:ascii="Times New Roman" w:hAnsi="Times New Roman" w:eastAsia="SimSun" w:cs="Times New Roman"/>
+          <w:rFonts w:hint="eastAsia" w:ascii="Times New Roman" w:hAnsi="Times New Roman" w:eastAsia="FangSong" w:cs="Times New Roman"/>
         </w:rPr>
         <w:t xml:space="preserve">理解要点</w:t>
       </w:r>
@@ -6340,7 +6340,7 @@
       </w:r>
       <w:r>
         <w:rPr>
-          <w:rFonts w:hint="eastAsia" w:ascii="Times New Roman" w:hAnsi="Times New Roman" w:eastAsia="SimSun" w:cs="Times New Roman"/>
+          <w:rFonts w:hint="eastAsia" w:ascii="Times New Roman" w:hAnsi="Times New Roman" w:eastAsia="FangSong" w:cs="Times New Roman"/>
         </w:rPr>
         <w:t>第一</w:t>
       </w:r>
@@ -6352,7 +6352,7 @@
       </w:r>
       <w:r>
         <w:rPr>
-          <w:rFonts w:hint="eastAsia" w:ascii="Times New Roman" w:hAnsi="Times New Roman" w:eastAsia="SimSun" w:cs="Times New Roman"/>
+          <w:rFonts w:hint="eastAsia" w:ascii="Times New Roman" w:hAnsi="Times New Roman" w:eastAsia="FangSong" w:cs="Times New Roman"/>
         </w:rPr>
         <w:t>第二条</w:t>
       </w:r>
@@ -6364,7 +6364,7 @@
       </w:r>
       <w:r>
         <w:rPr>
-          <w:rFonts w:hint="eastAsia" w:ascii="Times New Roman" w:hAnsi="Times New Roman" w:eastAsia="SimSun" w:cs="Times New Roman"/>
+          <w:rFonts w:hint="eastAsia" w:ascii="Times New Roman" w:hAnsi="Times New Roman" w:eastAsia="FangSong" w:cs="Times New Roman"/>
         </w:rPr>
         <w:t>规则更多对应交换能和电子间排斥的最优化</w:t>
       </w:r>
@@ -6376,7 +6376,7 @@
       </w:r>
       <w:r>
         <w:rPr>
-          <w:rFonts w:hint="eastAsia" w:ascii="Times New Roman" w:hAnsi="Times New Roman" w:eastAsia="SimSun" w:cs="Times New Roman"/>
+          <w:rFonts w:hint="eastAsia" w:ascii="Times New Roman" w:hAnsi="Times New Roman" w:eastAsia="FangSong" w:cs="Times New Roman"/>
         </w:rPr>
         <w:t>第三条才真正引入自旋轨道耦合后的</w:t>
       </w:r>
@@ -6401,7 +6401,7 @@
       </w:r>
       <w:r>
         <w:rPr>
-          <w:rFonts w:hint="eastAsia" w:ascii="Times New Roman" w:hAnsi="Times New Roman" w:eastAsia="SimSun" w:cs="Times New Roman"/>
+          <w:rFonts w:hint="eastAsia" w:ascii="Times New Roman" w:hAnsi="Times New Roman" w:eastAsia="FangSong" w:cs="Times New Roman"/>
         </w:rPr>
         <w:t>排序</w:t>
       </w:r>
@@ -6456,7 +6456,7 @@
       </w:pPr>
       <w:r>
         <w:rPr>
-          <w:rFonts w:hint="eastAsia" w:ascii="Times New Roman" w:hAnsi="Times New Roman" w:eastAsia="SimSun" w:cs="Times New Roman"/>
+          <w:rFonts w:hint="eastAsia" w:ascii="Times New Roman" w:hAnsi="Times New Roman" w:eastAsia="FangSong" w:cs="Times New Roman"/>
         </w:rPr>
         <w:t>对于接近满壳层的体系</w:t>
       </w:r>
@@ -6468,7 +6468,7 @@
       </w:r>
       <w:r>
         <w:rPr>
-          <w:rFonts w:hint="eastAsia" w:ascii="Times New Roman" w:hAnsi="Times New Roman" w:eastAsia="SimSun" w:cs="Times New Roman"/>
+          <w:rFonts w:hint="eastAsia" w:ascii="Times New Roman" w:hAnsi="Times New Roman" w:eastAsia="FangSong" w:cs="Times New Roman"/>
         </w:rPr>
         <w:t>直接想</w:t>
       </w:r>
@@ -6480,7 +6480,7 @@
       </w:r>
       <w:r>
         <w:rPr>
-          <w:rFonts w:hint="eastAsia" w:ascii="Times New Roman" w:hAnsi="Times New Roman" w:eastAsia="SimSun" w:cs="Times New Roman"/>
+          <w:rFonts w:hint="eastAsia" w:ascii="Times New Roman" w:hAnsi="Times New Roman" w:eastAsia="FangSong" w:cs="Times New Roman"/>
         </w:rPr>
         <w:t>电子</w:t>
       </w:r>
@@ -6492,7 +6492,7 @@
       </w:r>
       <w:r>
         <w:rPr>
-          <w:rFonts w:hint="eastAsia" w:ascii="Times New Roman" w:hAnsi="Times New Roman" w:eastAsia="SimSun" w:cs="Times New Roman"/>
+          <w:rFonts w:hint="eastAsia" w:ascii="Times New Roman" w:hAnsi="Times New Roman" w:eastAsia="FangSong" w:cs="Times New Roman"/>
         </w:rPr>
         <w:t>常常不如想</w:t>
       </w:r>
@@ -6504,7 +6504,7 @@
       </w:r>
       <w:r>
         <w:rPr>
-          <w:rFonts w:hint="eastAsia" w:ascii="Times New Roman" w:hAnsi="Times New Roman" w:eastAsia="SimSun" w:cs="Times New Roman"/>
+          <w:rFonts w:hint="eastAsia" w:ascii="Times New Roman" w:hAnsi="Times New Roman" w:eastAsia="FangSong" w:cs="Times New Roman"/>
         </w:rPr>
         <w:t>空穴</w:t>
       </w:r>
@@ -6516,7 +6516,7 @@
       </w:r>
       <w:r>
         <w:rPr>
-          <w:rFonts w:hint="eastAsia" w:ascii="Times New Roman" w:hAnsi="Times New Roman" w:eastAsia="SimSun" w:cs="Times New Roman"/>
+          <w:rFonts w:hint="eastAsia" w:ascii="Times New Roman" w:hAnsi="Times New Roman" w:eastAsia="FangSong" w:cs="Times New Roman"/>
         </w:rPr>
         <w:t>方便</w:t>
       </w:r>
@@ -6533,7 +6533,7 @@
       </w:pPr>
       <w:r>
         <w:rPr>
-          <w:rFonts w:hint="eastAsia" w:ascii="Times New Roman" w:hAnsi="Times New Roman" w:eastAsia="SimSun" w:cs="Times New Roman"/>
+          <w:rFonts w:hint="eastAsia" w:ascii="Times New Roman" w:hAnsi="Times New Roman" w:eastAsia="FangSong" w:cs="Times New Roman"/>
         </w:rPr>
         <w:t>例如</w:t>
       </w:r>
@@ -6575,7 +6575,7 @@
       </w:r>
       <w:r>
         <w:rPr>
-          <w:rFonts w:hint="eastAsia" w:ascii="Times New Roman" w:hAnsi="Times New Roman" w:eastAsia="SimSun" w:cs="Times New Roman"/>
+          <w:rFonts w:hint="eastAsia" w:ascii="Times New Roman" w:hAnsi="Times New Roman" w:eastAsia="FangSong" w:cs="Times New Roman"/>
         </w:rPr>
         <w:t xml:space="preserve">可以看成一个</w:t>
       </w:r>
@@ -6600,7 +6600,7 @@
       </w:r>
       <w:r>
         <w:rPr>
-          <w:rFonts w:hint="eastAsia" w:ascii="Times New Roman" w:hAnsi="Times New Roman" w:eastAsia="SimSun" w:cs="Times New Roman"/>
+          <w:rFonts w:hint="eastAsia" w:ascii="Times New Roman" w:hAnsi="Times New Roman" w:eastAsia="FangSong" w:cs="Times New Roman"/>
         </w:rPr>
         <w:t xml:space="preserve">空穴</w:t>
       </w:r>
@@ -6636,7 +6636,7 @@
       </w:r>
       <w:r>
         <w:rPr>
-          <w:rFonts w:hint="eastAsia" w:ascii="Times New Roman" w:hAnsi="Times New Roman" w:eastAsia="SimSun" w:cs="Times New Roman"/>
+          <w:rFonts w:hint="eastAsia" w:ascii="Times New Roman" w:hAnsi="Times New Roman" w:eastAsia="FangSong" w:cs="Times New Roman"/>
         </w:rPr>
         <w:t xml:space="preserve">可以看成两个</w:t>
       </w:r>
@@ -6661,7 +6661,7 @@
       </w:r>
       <w:r>
         <w:rPr>
-          <w:rFonts w:hint="eastAsia" w:ascii="Times New Roman" w:hAnsi="Times New Roman" w:eastAsia="SimSun" w:cs="Times New Roman"/>
+          <w:rFonts w:hint="eastAsia" w:ascii="Times New Roman" w:hAnsi="Times New Roman" w:eastAsia="FangSong" w:cs="Times New Roman"/>
         </w:rPr>
         <w:t xml:space="preserve">空穴</w:t>
       </w:r>
@@ -6672,7 +6672,7 @@
       </w:pPr>
       <w:r>
         <w:rPr>
-          <w:rFonts w:hint="eastAsia" w:ascii="Times New Roman" w:hAnsi="Times New Roman" w:eastAsia="SimSun" w:cs="Times New Roman"/>
+          <w:rFonts w:hint="eastAsia" w:ascii="Times New Roman" w:hAnsi="Times New Roman" w:eastAsia="FangSong" w:cs="Times New Roman"/>
         </w:rPr>
         <w:t>空穴的角动量耦合规则与电子形式上非常相似</w:t>
       </w:r>
@@ -6684,7 +6684,7 @@
       </w:r>
       <w:r>
         <w:rPr>
-          <w:rFonts w:hint="eastAsia" w:ascii="Times New Roman" w:hAnsi="Times New Roman" w:eastAsia="SimSun" w:cs="Times New Roman"/>
+          <w:rFonts w:hint="eastAsia" w:ascii="Times New Roman" w:hAnsi="Times New Roman" w:eastAsia="FangSong" w:cs="Times New Roman"/>
         </w:rPr>
         <w:t>所以</w:t>
       </w:r>
@@ -6726,7 +6726,7 @@
       </w:r>
       <w:r>
         <w:rPr>
-          <w:rFonts w:hint="eastAsia" w:ascii="Times New Roman" w:hAnsi="Times New Roman" w:eastAsia="SimSun" w:cs="Times New Roman"/>
+          <w:rFonts w:hint="eastAsia" w:ascii="Times New Roman" w:hAnsi="Times New Roman" w:eastAsia="FangSong" w:cs="Times New Roman"/>
         </w:rPr>
         <w:t xml:space="preserve">和</w:t>
       </w:r>
@@ -6759,7 +6759,7 @@
       </w:r>
       <w:r>
         <w:rPr>
-          <w:rFonts w:hint="eastAsia" w:ascii="Times New Roman" w:hAnsi="Times New Roman" w:eastAsia="SimSun" w:cs="Times New Roman"/>
+          <w:rFonts w:hint="eastAsia" w:ascii="Times New Roman" w:hAnsi="Times New Roman" w:eastAsia="FangSong" w:cs="Times New Roman"/>
         </w:rPr>
         <w:t xml:space="preserve">的项结构互相关联</w:t>
       </w:r>
@@ -6795,7 +6795,7 @@
       </w:r>
       <w:r>
         <w:rPr>
-          <w:rFonts w:hint="eastAsia" w:ascii="Times New Roman" w:hAnsi="Times New Roman" w:eastAsia="SimSun" w:cs="Times New Roman"/>
+          <w:rFonts w:hint="eastAsia" w:ascii="Times New Roman" w:hAnsi="Times New Roman" w:eastAsia="FangSong" w:cs="Times New Roman"/>
         </w:rPr>
         <w:t xml:space="preserve">和</w:t>
       </w:r>
@@ -6828,7 +6828,7 @@
       </w:r>
       <w:r>
         <w:rPr>
-          <w:rFonts w:hint="eastAsia" w:ascii="Times New Roman" w:hAnsi="Times New Roman" w:eastAsia="SimSun" w:cs="Times New Roman"/>
+          <w:rFonts w:hint="eastAsia" w:ascii="Times New Roman" w:hAnsi="Times New Roman" w:eastAsia="FangSong" w:cs="Times New Roman"/>
         </w:rPr>
         <w:t xml:space="preserve">也互相关联</w:t>
       </w:r>
@@ -6839,7 +6839,7 @@
       </w:pPr>
       <w:r>
         <w:rPr>
-          <w:rFonts w:hint="eastAsia" w:ascii="Times New Roman" w:hAnsi="Times New Roman" w:eastAsia="SimSun" w:cs="Times New Roman"/>
+          <w:rFonts w:hint="eastAsia" w:ascii="Times New Roman" w:hAnsi="Times New Roman" w:eastAsia="FangSong" w:cs="Times New Roman"/>
         </w:rPr>
         <w:t>这就是为什么</w:t>
       </w:r>
@@ -6881,7 +6881,7 @@
       </w:r>
       <w:r>
         <w:rPr>
-          <w:rFonts w:hint="eastAsia" w:ascii="Times New Roman" w:hAnsi="Times New Roman" w:eastAsia="SimSun" w:cs="Times New Roman"/>
+          <w:rFonts w:hint="eastAsia" w:ascii="Times New Roman" w:hAnsi="Times New Roman" w:eastAsia="FangSong" w:cs="Times New Roman"/>
         </w:rPr>
         <w:t xml:space="preserve">的基态是</w:t>
       </w:r>
@@ -6930,7 +6930,7 @@
       </w:r>
       <w:r>
         <w:rPr>
-          <w:rFonts w:hint="eastAsia" w:ascii="Times New Roman" w:hAnsi="Times New Roman" w:eastAsia="SimSun" w:cs="Times New Roman"/>
+          <w:rFonts w:hint="eastAsia" w:ascii="Times New Roman" w:hAnsi="Times New Roman" w:eastAsia="FangSong" w:cs="Times New Roman"/>
         </w:rPr>
         <w:t xml:space="preserve">的基态则是</w:t>
       </w:r>
@@ -6954,7 +6954,7 @@
       </w:pPr>
       <w:r>
         <w:rPr>
-          <w:rFonts w:hint="eastAsia" w:ascii="Times New Roman" w:hAnsi="Times New Roman" w:eastAsia="SimSun" w:cs="Times New Roman"/>
+          <w:rFonts w:hint="eastAsia" w:ascii="Times New Roman" w:hAnsi="Times New Roman" w:eastAsia="FangSong" w:cs="Times New Roman"/>
         </w:rPr>
         <w:t xml:space="preserve">二者在</w:t>
       </w:r>
@@ -6979,7 +6979,7 @@
       </w:r>
       <w:r>
         <w:rPr>
-          <w:rFonts w:hint="eastAsia" w:ascii="Times New Roman" w:hAnsi="Times New Roman" w:eastAsia="SimSun" w:cs="Times New Roman"/>
+          <w:rFonts w:hint="eastAsia" w:ascii="Times New Roman" w:hAnsi="Times New Roman" w:eastAsia="FangSong" w:cs="Times New Roman"/>
         </w:rPr>
         <w:t>上相同</w:t>
       </w:r>
@@ -6991,7 +6991,7 @@
       </w:r>
       <w:r>
         <w:rPr>
-          <w:rFonts w:hint="eastAsia" w:ascii="Times New Roman" w:hAnsi="Times New Roman" w:eastAsia="SimSun" w:cs="Times New Roman"/>
+          <w:rFonts w:hint="eastAsia" w:ascii="Times New Roman" w:hAnsi="Times New Roman" w:eastAsia="FangSong" w:cs="Times New Roman"/>
         </w:rPr>
         <w:t>但因少于</w:t>
       </w:r>
@@ -7003,7 +7003,7 @@
       </w:r>
       <w:r>
         <w:rPr>
-          <w:rFonts w:hint="eastAsia" w:ascii="Times New Roman" w:hAnsi="Times New Roman" w:eastAsia="SimSun" w:cs="Times New Roman"/>
+          <w:rFonts w:hint="eastAsia" w:ascii="Times New Roman" w:hAnsi="Times New Roman" w:eastAsia="FangSong" w:cs="Times New Roman"/>
         </w:rPr>
         <w:t>多于半充满</w:t>
       </w:r>
@@ -7028,7 +7028,7 @@
       </w:r>
       <w:r>
         <w:rPr>
-          <w:rFonts w:hint="eastAsia" w:ascii="Times New Roman" w:hAnsi="Times New Roman" w:eastAsia="SimSun" w:cs="Times New Roman"/>
+          <w:rFonts w:hint="eastAsia" w:ascii="Times New Roman" w:hAnsi="Times New Roman" w:eastAsia="FangSong" w:cs="Times New Roman"/>
         </w:rPr>
         <w:t>排序相反</w:t>
       </w:r>
@@ -7142,7 +7142,7 @@
       </w:pPr>
       <w:r>
         <w:rPr>
-          <w:rFonts w:hint="eastAsia" w:ascii="Times New Roman" w:hAnsi="Times New Roman" w:eastAsia="SimSun" w:cs="Times New Roman"/>
+          <w:rFonts w:hint="eastAsia" w:ascii="Times New Roman" w:hAnsi="Times New Roman" w:eastAsia="FangSong" w:cs="Times New Roman"/>
         </w:rPr>
         <w:t>当电子在核电场中运动时</w:t>
       </w:r>
@@ -7154,7 +7154,7 @@
       </w:r>
       <w:r>
         <w:rPr>
-          <w:rFonts w:hint="eastAsia" w:ascii="Times New Roman" w:hAnsi="Times New Roman" w:eastAsia="SimSun" w:cs="Times New Roman"/>
+          <w:rFonts w:hint="eastAsia" w:ascii="Times New Roman" w:hAnsi="Times New Roman" w:eastAsia="FangSong" w:cs="Times New Roman"/>
         </w:rPr>
         <w:t>在电子自身参考系里会</w:t>
       </w:r>
@@ -7166,7 +7166,7 @@
       </w:r>
       <w:r>
         <w:rPr>
-          <w:rFonts w:hint="eastAsia" w:ascii="Times New Roman" w:hAnsi="Times New Roman" w:eastAsia="SimSun" w:cs="Times New Roman"/>
+          <w:rFonts w:hint="eastAsia" w:ascii="Times New Roman" w:hAnsi="Times New Roman" w:eastAsia="FangSong" w:cs="Times New Roman"/>
         </w:rPr>
         <w:t>看到</w:t>
       </w:r>
@@ -7178,7 +7178,7 @@
       </w:r>
       <w:r>
         <w:rPr>
-          <w:rFonts w:hint="eastAsia" w:ascii="Times New Roman" w:hAnsi="Times New Roman" w:eastAsia="SimSun" w:cs="Times New Roman"/>
+          <w:rFonts w:hint="eastAsia" w:ascii="Times New Roman" w:hAnsi="Times New Roman" w:eastAsia="FangSong" w:cs="Times New Roman"/>
         </w:rPr>
         <w:t>磁场</w:t>
       </w:r>
@@ -7190,7 +7190,7 @@
       </w:r>
       <w:r>
         <w:rPr>
-          <w:rFonts w:hint="eastAsia" w:ascii="Times New Roman" w:hAnsi="Times New Roman" w:eastAsia="SimSun" w:cs="Times New Roman"/>
+          <w:rFonts w:hint="eastAsia" w:ascii="Times New Roman" w:hAnsi="Times New Roman" w:eastAsia="FangSong" w:cs="Times New Roman"/>
         </w:rPr>
         <w:t>于是轨道运动和自旋之间发生耦合</w:t>
       </w:r>
@@ -7208,7 +7208,7 @@
       </w:r>
       <w:r>
         <w:rPr>
-          <w:rFonts w:hint="eastAsia" w:ascii="Times New Roman" w:hAnsi="Times New Roman" w:eastAsia="SimSun" w:cs="Times New Roman"/>
+          <w:rFonts w:hint="eastAsia" w:ascii="Times New Roman" w:hAnsi="Times New Roman" w:eastAsia="FangSong" w:cs="Times New Roman"/>
         </w:rPr>
         <w:t>这就是自旋轨道耦合</w:t>
       </w:r>
@@ -7225,7 +7225,7 @@
       </w:pPr>
       <w:r>
         <w:rPr>
-          <w:rFonts w:hint="eastAsia" w:ascii="Times New Roman" w:hAnsi="Times New Roman" w:eastAsia="SimSun" w:cs="Times New Roman"/>
+          <w:rFonts w:hint="eastAsia" w:ascii="Times New Roman" w:hAnsi="Times New Roman" w:eastAsia="FangSong" w:cs="Times New Roman"/>
         </w:rPr>
         <w:t xml:space="preserve">在</w:t>
       </w:r>
@@ -7237,7 +7237,7 @@
       </w:r>
       <w:r>
         <w:rPr>
-          <w:rFonts w:hint="eastAsia" w:ascii="Times New Roman" w:hAnsi="Times New Roman" w:eastAsia="SimSun" w:cs="Times New Roman"/>
+          <w:rFonts w:hint="eastAsia" w:ascii="Times New Roman" w:hAnsi="Times New Roman" w:eastAsia="FangSong" w:cs="Times New Roman"/>
         </w:rPr>
         <w:t>耦合近似下</w:t>
       </w:r>
@@ -7302,7 +7302,7 @@
       </w:pPr>
       <w:r>
         <w:rPr>
-          <w:rFonts w:hint="eastAsia" w:ascii="Times New Roman" w:hAnsi="Times New Roman" w:eastAsia="SimSun" w:cs="Times New Roman"/>
+          <w:rFonts w:hint="eastAsia" w:ascii="Times New Roman" w:hAnsi="Times New Roman" w:eastAsia="FangSong" w:cs="Times New Roman"/>
         </w:rPr>
         <w:t xml:space="preserve">因此同一个</w:t>
       </w:r>
@@ -7327,7 +7327,7 @@
       </w:r>
       <w:r>
         <w:rPr>
-          <w:rFonts w:hint="eastAsia" w:ascii="Times New Roman" w:hAnsi="Times New Roman" w:eastAsia="SimSun" w:cs="Times New Roman"/>
+          <w:rFonts w:hint="eastAsia" w:ascii="Times New Roman" w:hAnsi="Times New Roman" w:eastAsia="FangSong" w:cs="Times New Roman"/>
         </w:rPr>
         <w:t xml:space="preserve">项会分裂成多个</w:t>
       </w:r>
@@ -7352,7 +7352,7 @@
       </w:r>
       <w:r>
         <w:rPr>
-          <w:rFonts w:hint="eastAsia" w:ascii="Times New Roman" w:hAnsi="Times New Roman" w:eastAsia="SimSun" w:cs="Times New Roman"/>
+          <w:rFonts w:hint="eastAsia" w:ascii="Times New Roman" w:hAnsi="Times New Roman" w:eastAsia="FangSong" w:cs="Times New Roman"/>
         </w:rPr>
         <w:t>水平</w:t>
       </w:r>
@@ -7489,7 +7489,7 @@
       </w:pPr>
       <w:r>
         <w:rPr>
-          <w:rFonts w:hint="eastAsia" w:ascii="Times New Roman" w:hAnsi="Times New Roman" w:eastAsia="SimSun" w:cs="Times New Roman"/>
+          <w:rFonts w:hint="eastAsia" w:ascii="Times New Roman" w:hAnsi="Times New Roman" w:eastAsia="FangSong" w:cs="Times New Roman"/>
         </w:rPr>
         <w:t xml:space="preserve">例如</w:t>
       </w:r>
@@ -7514,7 +7514,7 @@
       </w:r>
       <w:r>
         <w:rPr>
-          <w:rFonts w:hint="eastAsia" w:ascii="Times New Roman" w:hAnsi="Times New Roman" w:eastAsia="SimSun" w:cs="Times New Roman"/>
+          <w:rFonts w:hint="eastAsia" w:ascii="Times New Roman" w:hAnsi="Times New Roman" w:eastAsia="FangSong" w:cs="Times New Roman"/>
         </w:rPr>
         <w:t>项中</w:t>
       </w:r>
@@ -7563,7 +7563,7 @@
       </w:pPr>
       <w:r>
         <w:rPr>
-          <w:rFonts w:hint="eastAsia" w:ascii="Times New Roman" w:hAnsi="Times New Roman" w:eastAsia="SimSun" w:cs="Times New Roman"/>
+          <w:rFonts w:hint="eastAsia" w:ascii="Times New Roman" w:hAnsi="Times New Roman" w:eastAsia="FangSong" w:cs="Times New Roman"/>
         </w:rPr>
         <w:t xml:space="preserve">所以有</w:t>
       </w:r>
@@ -7622,7 +7622,7 @@
       </w:pPr>
       <w:r>
         <w:rPr>
-          <w:rFonts w:hint="eastAsia" w:ascii="Times New Roman" w:hAnsi="Times New Roman" w:eastAsia="SimSun" w:cs="Times New Roman"/>
+          <w:rFonts w:hint="eastAsia" w:ascii="Times New Roman" w:hAnsi="Times New Roman" w:eastAsia="FangSong" w:cs="Times New Roman"/>
         </w:rPr>
         <w:t xml:space="preserve">也就是</w:t>
       </w:r>
@@ -7673,7 +7673,7 @@
       </w:r>
       <w:r>
         <w:rPr>
-          <w:rFonts w:hint="eastAsia" w:ascii="Times New Roman" w:hAnsi="Times New Roman" w:eastAsia="SimSun" w:cs="Times New Roman"/>
+          <w:rFonts w:hint="eastAsia" w:ascii="Times New Roman" w:hAnsi="Times New Roman" w:eastAsia="FangSong" w:cs="Times New Roman"/>
         </w:rPr>
         <w:t>三条精细结构能级</w:t>
       </w:r>
@@ -7748,7 +7748,7 @@
       </w:pPr>
       <w:r>
         <w:rPr>
-          <w:rFonts w:hint="eastAsia" w:ascii="Times New Roman" w:hAnsi="Times New Roman" w:eastAsia="SimSun" w:cs="Times New Roman"/>
+          <w:rFonts w:hint="eastAsia" w:ascii="Times New Roman" w:hAnsi="Times New Roman" w:eastAsia="FangSong" w:cs="Times New Roman"/>
         </w:rPr>
         <w:t>这件事可以记结果</w:t>
       </w:r>
@@ -7760,7 +7760,7 @@
       </w:r>
       <w:r>
         <w:rPr>
-          <w:rFonts w:hint="eastAsia" w:ascii="Times New Roman" w:hAnsi="Times New Roman" w:eastAsia="SimSun" w:cs="Times New Roman"/>
+          <w:rFonts w:hint="eastAsia" w:ascii="Times New Roman" w:hAnsi="Times New Roman" w:eastAsia="FangSong" w:cs="Times New Roman"/>
         </w:rPr>
         <w:t>也要有物理图像</w:t>
       </w:r>
@@ -7781,7 +7781,7 @@
       </w:pPr>
       <w:r>
         <w:rPr>
-          <w:rFonts w:hint="eastAsia" w:ascii="Times New Roman" w:hAnsi="Times New Roman" w:eastAsia="SimSun" w:cs="Times New Roman"/>
+          <w:rFonts w:hint="eastAsia" w:ascii="Times New Roman" w:hAnsi="Times New Roman" w:eastAsia="FangSong" w:cs="Times New Roman"/>
         </w:rPr>
         <w:t>少于半充满时</w:t>
       </w:r>
@@ -7793,7 +7793,7 @@
       </w:r>
       <w:r>
         <w:rPr>
-          <w:rFonts w:hint="eastAsia" w:ascii="Times New Roman" w:hAnsi="Times New Roman" w:eastAsia="SimSun" w:cs="Times New Roman"/>
+          <w:rFonts w:hint="eastAsia" w:ascii="Times New Roman" w:hAnsi="Times New Roman" w:eastAsia="FangSong" w:cs="Times New Roman"/>
         </w:rPr>
         <w:t>电子态的自旋轨道能排序通常让小</w:t>
       </w:r>
@@ -7818,7 +7818,7 @@
       </w:r>
       <w:r>
         <w:rPr>
-          <w:rFonts w:hint="eastAsia" w:ascii="Times New Roman" w:hAnsi="Times New Roman" w:eastAsia="SimSun" w:cs="Times New Roman"/>
+          <w:rFonts w:hint="eastAsia" w:ascii="Times New Roman" w:hAnsi="Times New Roman" w:eastAsia="FangSong" w:cs="Times New Roman"/>
         </w:rPr>
         <w:t xml:space="preserve">更低</w:t>
       </w:r>
@@ -7833,7 +7833,7 @@
       </w:pPr>
       <w:r>
         <w:rPr>
-          <w:rFonts w:hint="eastAsia" w:ascii="Times New Roman" w:hAnsi="Times New Roman" w:eastAsia="SimSun" w:cs="Times New Roman"/>
+          <w:rFonts w:hint="eastAsia" w:ascii="Times New Roman" w:hAnsi="Times New Roman" w:eastAsia="FangSong" w:cs="Times New Roman"/>
         </w:rPr>
         <w:t>多于半充满时</w:t>
       </w:r>
@@ -7845,7 +7845,7 @@
       </w:r>
       <w:r>
         <w:rPr>
-          <w:rFonts w:hint="eastAsia" w:ascii="Times New Roman" w:hAnsi="Times New Roman" w:eastAsia="SimSun" w:cs="Times New Roman"/>
+          <w:rFonts w:hint="eastAsia" w:ascii="Times New Roman" w:hAnsi="Times New Roman" w:eastAsia="FangSong" w:cs="Times New Roman"/>
         </w:rPr>
         <w:t>等价地可以从空穴图像理解</w:t>
       </w:r>
@@ -7857,7 +7857,7 @@
       </w:r>
       <w:r>
         <w:rPr>
-          <w:rFonts w:hint="eastAsia" w:ascii="Times New Roman" w:hAnsi="Times New Roman" w:eastAsia="SimSun" w:cs="Times New Roman"/>
+          <w:rFonts w:hint="eastAsia" w:ascii="Times New Roman" w:hAnsi="Times New Roman" w:eastAsia="FangSong" w:cs="Times New Roman"/>
         </w:rPr>
         <w:t>排序会反过来</w:t>
       </w:r>
@@ -7868,7 +7868,7 @@
       </w:pPr>
       <w:r>
         <w:rPr>
-          <w:rFonts w:hint="eastAsia" w:ascii="Times New Roman" w:hAnsi="Times New Roman" w:eastAsia="SimSun" w:cs="Times New Roman"/>
+          <w:rFonts w:hint="eastAsia" w:ascii="Times New Roman" w:hAnsi="Times New Roman" w:eastAsia="FangSong" w:cs="Times New Roman"/>
         </w:rPr>
         <w:t>所以</w:t>
       </w:r>
@@ -7895,7 +7895,7 @@
       </w:r>
       <w:r>
         <w:rPr>
-          <w:rFonts w:hint="eastAsia" w:ascii="Times New Roman" w:hAnsi="Times New Roman" w:eastAsia="SimSun" w:cs="Times New Roman"/>
+          <w:rFonts w:hint="eastAsia" w:ascii="Times New Roman" w:hAnsi="Times New Roman" w:eastAsia="FangSong" w:cs="Times New Roman"/>
         </w:rPr>
         <w:t xml:space="preserve">的</w:t>
       </w:r>
@@ -7920,7 +7920,7 @@
       </w:r>
       <w:r>
         <w:rPr>
-          <w:rFonts w:hint="eastAsia" w:ascii="Times New Roman" w:hAnsi="Times New Roman" w:eastAsia="SimSun" w:cs="Times New Roman"/>
+          <w:rFonts w:hint="eastAsia" w:ascii="Times New Roman" w:hAnsi="Times New Roman" w:eastAsia="FangSong" w:cs="Times New Roman"/>
         </w:rPr>
         <w:t xml:space="preserve">最低</w:t>
       </w:r>
@@ -7941,7 +7941,7 @@
       </w:r>
       <w:r>
         <w:rPr>
-          <w:rFonts w:hint="eastAsia" w:ascii="Times New Roman" w:hAnsi="Times New Roman" w:eastAsia="SimSun" w:cs="Times New Roman"/>
+          <w:rFonts w:hint="eastAsia" w:ascii="Times New Roman" w:hAnsi="Times New Roman" w:eastAsia="FangSong" w:cs="Times New Roman"/>
         </w:rPr>
         <w:t xml:space="preserve">的</w:t>
       </w:r>
@@ -7966,7 +7966,7 @@
       </w:r>
       <w:r>
         <w:rPr>
-          <w:rFonts w:hint="eastAsia" w:ascii="Times New Roman" w:hAnsi="Times New Roman" w:eastAsia="SimSun" w:cs="Times New Roman"/>
+          <w:rFonts w:hint="eastAsia" w:ascii="Times New Roman" w:hAnsi="Times New Roman" w:eastAsia="FangSong" w:cs="Times New Roman"/>
         </w:rPr>
         <w:t xml:space="preserve">最低</w:t>
       </w:r>
@@ -7977,7 +7977,7 @@
       </w:pPr>
       <w:r>
         <w:rPr>
-          <w:rFonts w:hint="eastAsia" w:ascii="Times New Roman" w:hAnsi="Times New Roman" w:eastAsia="SimSun" w:cs="Times New Roman"/>
+          <w:rFonts w:hint="eastAsia" w:ascii="Times New Roman" w:hAnsi="Times New Roman" w:eastAsia="FangSong" w:cs="Times New Roman"/>
         </w:rPr>
         <w:t>这是竞赛里最经典的一对对比</w:t>
       </w:r>
@@ -8032,7 +8032,7 @@
       </w:r>
       <w:r>
         <w:rPr>
-          <w:rFonts w:hint="eastAsia" w:ascii="Times New Roman" w:hAnsi="Times New Roman" w:eastAsia="SimSun" w:cs="Times New Roman"/>
+          <w:rFonts w:hint="eastAsia" w:ascii="Times New Roman" w:hAnsi="Times New Roman" w:eastAsia="FangSong" w:cs="Times New Roman"/>
         </w:rPr>
         <w:t>耦合最适合</w:t>
       </w:r>
@@ -8053,7 +8053,7 @@
       </w:pPr>
       <w:r>
         <w:rPr>
-          <w:rFonts w:hint="eastAsia" w:ascii="Times New Roman" w:hAnsi="Times New Roman" w:eastAsia="SimSun" w:cs="Times New Roman"/>
+          <w:rFonts w:hint="eastAsia" w:ascii="Times New Roman" w:hAnsi="Times New Roman" w:eastAsia="FangSong" w:cs="Times New Roman"/>
         </w:rPr>
         <w:t xml:space="preserve">轻原子</w:t>
       </w:r>
@@ -8068,7 +8068,7 @@
       </w:pPr>
       <w:r>
         <w:rPr>
-          <w:rFonts w:hint="eastAsia" w:ascii="Times New Roman" w:hAnsi="Times New Roman" w:eastAsia="SimSun" w:cs="Times New Roman"/>
+          <w:rFonts w:hint="eastAsia" w:ascii="Times New Roman" w:hAnsi="Times New Roman" w:eastAsia="FangSong" w:cs="Times New Roman"/>
         </w:rPr>
         <w:t xml:space="preserve">自旋轨道耦合不太强的体系</w:t>
       </w:r>
@@ -8079,7 +8079,7 @@
       </w:pPr>
       <w:r>
         <w:rPr>
-          <w:rFonts w:hint="eastAsia" w:ascii="Times New Roman" w:hAnsi="Times New Roman" w:eastAsia="SimSun" w:cs="Times New Roman"/>
+          <w:rFonts w:hint="eastAsia" w:ascii="Times New Roman" w:hAnsi="Times New Roman" w:eastAsia="FangSong" w:cs="Times New Roman"/>
         </w:rPr>
         <w:t>原子序数变大时</w:t>
       </w:r>
@@ -8091,7 +8091,7 @@
       </w:r>
       <w:r>
         <w:rPr>
-          <w:rFonts w:hint="eastAsia" w:ascii="Times New Roman" w:hAnsi="Times New Roman" w:eastAsia="SimSun" w:cs="Times New Roman"/>
+          <w:rFonts w:hint="eastAsia" w:ascii="Times New Roman" w:hAnsi="Times New Roman" w:eastAsia="FangSong" w:cs="Times New Roman"/>
         </w:rPr>
         <w:t>自旋轨道耦合显著增强</w:t>
       </w:r>
@@ -8116,7 +8116,7 @@
       </w:r>
       <w:r>
         <w:rPr>
-          <w:rFonts w:hint="eastAsia" w:ascii="Times New Roman" w:hAnsi="Times New Roman" w:eastAsia="SimSun" w:cs="Times New Roman"/>
+          <w:rFonts w:hint="eastAsia" w:ascii="Times New Roman" w:hAnsi="Times New Roman" w:eastAsia="FangSong" w:cs="Times New Roman"/>
         </w:rPr>
         <w:t xml:space="preserve">和</w:t>
       </w:r>
@@ -8141,7 +8141,7 @@
       </w:r>
       <w:r>
         <w:rPr>
-          <w:rFonts w:hint="eastAsia" w:ascii="Times New Roman" w:hAnsi="Times New Roman" w:eastAsia="SimSun" w:cs="Times New Roman"/>
+          <w:rFonts w:hint="eastAsia" w:ascii="Times New Roman" w:hAnsi="Times New Roman" w:eastAsia="FangSong" w:cs="Times New Roman"/>
         </w:rPr>
         <w:t>不再总是特别</w:t>
       </w:r>
@@ -8153,7 +8153,7 @@
       </w:r>
       <w:r>
         <w:rPr>
-          <w:rFonts w:hint="eastAsia" w:ascii="Times New Roman" w:hAnsi="Times New Roman" w:eastAsia="SimSun" w:cs="Times New Roman"/>
+          <w:rFonts w:hint="eastAsia" w:ascii="Times New Roman" w:hAnsi="Times New Roman" w:eastAsia="FangSong" w:cs="Times New Roman"/>
         </w:rPr>
         <w:t>好</w:t>
       </w:r>
@@ -8165,7 +8165,7 @@
       </w:r>
       <w:r>
         <w:rPr>
-          <w:rFonts w:hint="eastAsia" w:ascii="Times New Roman" w:hAnsi="Times New Roman" w:eastAsia="SimSun" w:cs="Times New Roman"/>
+          <w:rFonts w:hint="eastAsia" w:ascii="Times New Roman" w:hAnsi="Times New Roman" w:eastAsia="FangSong" w:cs="Times New Roman"/>
         </w:rPr>
         <w:t>更严格时会走向别的耦合图景</w:t>
       </w:r>
@@ -8183,7 +8183,7 @@
       </w:r>
       <w:r>
         <w:rPr>
-          <w:rFonts w:hint="eastAsia" w:ascii="Times New Roman" w:hAnsi="Times New Roman" w:eastAsia="SimSun" w:cs="Times New Roman"/>
+          <w:rFonts w:hint="eastAsia" w:ascii="Times New Roman" w:hAnsi="Times New Roman" w:eastAsia="FangSong" w:cs="Times New Roman"/>
         </w:rPr>
         <w:t>但竞赛层面</w:t>
       </w:r>
@@ -8195,7 +8195,7 @@
       </w:r>
       <w:r>
         <w:rPr>
-          <w:rFonts w:hint="eastAsia" w:ascii="Times New Roman" w:hAnsi="Times New Roman" w:eastAsia="SimSun" w:cs="Times New Roman"/>
+          <w:rFonts w:hint="eastAsia" w:ascii="Times New Roman" w:hAnsi="Times New Roman" w:eastAsia="FangSong" w:cs="Times New Roman"/>
         </w:rPr>
         <w:t>大多数原子项判断仍以</w:t>
       </w:r>
@@ -8207,7 +8207,7 @@
       </w:r>
       <w:r>
         <w:rPr>
-          <w:rFonts w:hint="eastAsia" w:ascii="Times New Roman" w:hAnsi="Times New Roman" w:eastAsia="SimSun" w:cs="Times New Roman"/>
+          <w:rFonts w:hint="eastAsia" w:ascii="Times New Roman" w:hAnsi="Times New Roman" w:eastAsia="FangSong" w:cs="Times New Roman"/>
         </w:rPr>
         <w:t>耦合为主</w:t>
       </w:r>
@@ -8282,7 +8282,7 @@
       </w:pPr>
       <w:r>
         <w:rPr>
-          <w:rFonts w:hint="eastAsia" w:ascii="Times New Roman" w:hAnsi="Times New Roman" w:eastAsia="SimSun" w:cs="Times New Roman"/>
+          <w:rFonts w:hint="eastAsia" w:ascii="Times New Roman" w:hAnsi="Times New Roman" w:eastAsia="FangSong" w:cs="Times New Roman"/>
         </w:rPr>
         <w:t>对重元素来说</w:t>
       </w:r>
@@ -8294,7 +8294,7 @@
       </w:r>
       <w:r>
         <w:rPr>
-          <w:rFonts w:hint="eastAsia" w:ascii="Times New Roman" w:hAnsi="Times New Roman" w:eastAsia="SimSun" w:cs="Times New Roman"/>
+          <w:rFonts w:hint="eastAsia" w:ascii="Times New Roman" w:hAnsi="Times New Roman" w:eastAsia="FangSong" w:cs="Times New Roman"/>
         </w:rPr>
         <w:t>内层电子速度已经接近光速的一定比例</w:t>
       </w:r>
@@ -8306,7 +8306,7 @@
       </w:r>
       <w:r>
         <w:rPr>
-          <w:rFonts w:hint="eastAsia" w:ascii="Times New Roman" w:hAnsi="Times New Roman" w:eastAsia="SimSun" w:cs="Times New Roman"/>
+          <w:rFonts w:hint="eastAsia" w:ascii="Times New Roman" w:hAnsi="Times New Roman" w:eastAsia="FangSong" w:cs="Times New Roman"/>
         </w:rPr>
         <w:t>于是非相对论近似开始失真</w:t>
       </w:r>
@@ -8324,7 +8324,7 @@
       </w:r>
       <w:r>
         <w:rPr>
-          <w:rFonts w:hint="eastAsia" w:ascii="Times New Roman" w:hAnsi="Times New Roman" w:eastAsia="SimSun" w:cs="Times New Roman"/>
+          <w:rFonts w:hint="eastAsia" w:ascii="Times New Roman" w:hAnsi="Times New Roman" w:eastAsia="FangSong" w:cs="Times New Roman"/>
         </w:rPr>
         <w:t>相对论带来三个最重要的化学后果</w:t>
       </w:r>
@@ -8353,7 +8353,7 @@
       </w:r>
       <w:r>
         <w:rPr>
-          <w:rFonts w:hint="eastAsia" w:ascii="Times New Roman" w:hAnsi="Times New Roman" w:eastAsia="SimSun" w:cs="Times New Roman"/>
+          <w:rFonts w:hint="eastAsia" w:ascii="Times New Roman" w:hAnsi="Times New Roman" w:eastAsia="FangSong" w:cs="Times New Roman"/>
           <w:b/>
           <w:bCs/>
         </w:rPr>
@@ -8378,7 +8378,7 @@
       </w:r>
       <w:r>
         <w:rPr>
-          <w:rFonts w:hint="eastAsia" w:ascii="Times New Roman" w:hAnsi="Times New Roman" w:eastAsia="SimSun" w:cs="Times New Roman"/>
+          <w:rFonts w:hint="eastAsia" w:ascii="Times New Roman" w:hAnsi="Times New Roman" w:eastAsia="FangSong" w:cs="Times New Roman"/>
           <w:b/>
           <w:bCs/>
         </w:rPr>
@@ -8403,7 +8403,7 @@
       </w:r>
       <w:r>
         <w:rPr>
-          <w:rFonts w:hint="eastAsia" w:ascii="Times New Roman" w:hAnsi="Times New Roman" w:eastAsia="SimSun" w:cs="Times New Roman"/>
+          <w:rFonts w:hint="eastAsia" w:ascii="Times New Roman" w:hAnsi="Times New Roman" w:eastAsia="FangSong" w:cs="Times New Roman"/>
           <w:b/>
           <w:bCs/>
         </w:rPr>
@@ -8416,7 +8416,7 @@
       </w:pPr>
       <w:r>
         <w:rPr>
-          <w:rFonts w:hint="eastAsia" w:ascii="Times New Roman" w:hAnsi="Times New Roman" w:eastAsia="SimSun" w:cs="Times New Roman"/>
+          <w:rFonts w:hint="eastAsia" w:ascii="Times New Roman" w:hAnsi="Times New Roman" w:eastAsia="FangSong" w:cs="Times New Roman"/>
         </w:rPr>
         <w:t>最常被直接提到的是</w:t>
       </w:r>
@@ -8443,7 +8443,7 @@
       </w:r>
       <w:r>
         <w:rPr>
-          <w:rFonts w:hint="eastAsia" w:ascii="Times New Roman" w:hAnsi="Times New Roman" w:eastAsia="SimSun" w:cs="Times New Roman"/>
+          <w:rFonts w:hint="eastAsia" w:ascii="Times New Roman" w:hAnsi="Times New Roman" w:eastAsia="FangSong" w:cs="Times New Roman"/>
         </w:rPr>
         <w:t xml:space="preserve">收缩</w:t>
       </w:r>
@@ -8464,7 +8464,7 @@
       </w:r>
       <w:r>
         <w:rPr>
-          <w:rFonts w:hint="eastAsia" w:ascii="Times New Roman" w:hAnsi="Times New Roman" w:eastAsia="SimSun" w:cs="Times New Roman"/>
+          <w:rFonts w:hint="eastAsia" w:ascii="Times New Roman" w:hAnsi="Times New Roman" w:eastAsia="FangSong" w:cs="Times New Roman"/>
         </w:rPr>
         <w:t>相对抬高</w:t>
       </w:r>
@@ -8476,7 +8476,7 @@
       </w:r>
       <w:r>
         <w:rPr>
-          <w:rFonts w:hint="eastAsia" w:ascii="Times New Roman" w:hAnsi="Times New Roman" w:eastAsia="SimSun" w:cs="Times New Roman"/>
+          <w:rFonts w:hint="eastAsia" w:ascii="Times New Roman" w:hAnsi="Times New Roman" w:eastAsia="FangSong" w:cs="Times New Roman"/>
         </w:rPr>
         <w:t>扩展</w:t>
       </w:r>
@@ -8507,7 +8507,7 @@
       </w:pPr>
       <w:r>
         <w:rPr>
-          <w:rFonts w:hint="eastAsia" w:ascii="Times New Roman" w:hAnsi="Times New Roman" w:eastAsia="SimSun" w:cs="Times New Roman"/>
+          <w:rFonts w:hint="eastAsia" w:ascii="Times New Roman" w:hAnsi="Times New Roman" w:eastAsia="FangSong" w:cs="Times New Roman"/>
         </w:rPr>
         <w:t xml:space="preserve">重</w:t>
       </w:r>
@@ -8519,7 +8519,7 @@
       </w:r>
       <w:r>
         <w:rPr>
-          <w:rFonts w:hint="eastAsia" w:ascii="Times New Roman" w:hAnsi="Times New Roman" w:eastAsia="SimSun" w:cs="Times New Roman"/>
+          <w:rFonts w:hint="eastAsia" w:ascii="Times New Roman" w:hAnsi="Times New Roman" w:eastAsia="FangSong" w:cs="Times New Roman"/>
         </w:rPr>
         <w:t>区元素中</w:t>
       </w:r>
@@ -8531,7 +8531,7 @@
       </w:r>
       <w:r>
         <w:rPr>
-          <w:rFonts w:hint="eastAsia" w:ascii="Times New Roman" w:hAnsi="Times New Roman" w:eastAsia="SimSun" w:cs="Times New Roman"/>
+          <w:rFonts w:hint="eastAsia" w:ascii="Times New Roman" w:hAnsi="Times New Roman" w:eastAsia="FangSong" w:cs="Times New Roman"/>
         </w:rPr>
         <w:t>最外层</w:t>
       </w:r>
@@ -8564,7 +8564,7 @@
       </w:r>
       <w:r>
         <w:rPr>
-          <w:rFonts w:hint="eastAsia" w:ascii="Times New Roman" w:hAnsi="Times New Roman" w:eastAsia="SimSun" w:cs="Times New Roman"/>
+          <w:rFonts w:hint="eastAsia" w:ascii="Times New Roman" w:hAnsi="Times New Roman" w:eastAsia="FangSong" w:cs="Times New Roman"/>
         </w:rPr>
         <w:t>往往不愿参与成键</w:t>
       </w:r>
@@ -8576,7 +8576,7 @@
       </w:r>
       <w:r>
         <w:rPr>
-          <w:rFonts w:hint="eastAsia" w:ascii="Times New Roman" w:hAnsi="Times New Roman" w:eastAsia="SimSun" w:cs="Times New Roman"/>
+          <w:rFonts w:hint="eastAsia" w:ascii="Times New Roman" w:hAnsi="Times New Roman" w:eastAsia="FangSong" w:cs="Times New Roman"/>
         </w:rPr>
         <w:t>这就是惰性电子对效应</w:t>
       </w:r>
@@ -8593,7 +8593,7 @@
       </w:pPr>
       <w:r>
         <w:rPr>
-          <w:rFonts w:hint="eastAsia" w:ascii="Times New Roman" w:hAnsi="Times New Roman" w:eastAsia="SimSun" w:cs="Times New Roman"/>
+          <w:rFonts w:hint="eastAsia" w:ascii="Times New Roman" w:hAnsi="Times New Roman" w:eastAsia="FangSong" w:cs="Times New Roman"/>
         </w:rPr>
         <w:t>典型结果</w:t>
       </w:r>
@@ -8620,7 +8620,7 @@
       </w:r>
       <w:r>
         <w:rPr>
-          <w:rFonts w:hint="eastAsia" w:ascii="Times New Roman" w:hAnsi="Times New Roman" w:eastAsia="SimSun" w:cs="Times New Roman"/>
+          <w:rFonts w:hint="eastAsia" w:ascii="Times New Roman" w:hAnsi="Times New Roman" w:eastAsia="FangSong" w:cs="Times New Roman"/>
         </w:rPr>
         <w:t xml:space="preserve">更稳定</w:t>
       </w:r>
@@ -8638,7 +8638,7 @@
       </w:r>
       <w:r>
         <w:rPr>
-          <w:rFonts w:hint="eastAsia" w:ascii="Times New Roman" w:hAnsi="Times New Roman" w:eastAsia="SimSun" w:cs="Times New Roman"/>
+          <w:rFonts w:hint="eastAsia" w:ascii="Times New Roman" w:hAnsi="Times New Roman" w:eastAsia="FangSong" w:cs="Times New Roman"/>
         </w:rPr>
         <w:t>而不是</w:t>
       </w:r>
@@ -8665,7 +8665,7 @@
       </w:r>
       <w:r>
         <w:rPr>
-          <w:rFonts w:hint="eastAsia" w:ascii="Times New Roman" w:hAnsi="Times New Roman" w:eastAsia="SimSun" w:cs="Times New Roman"/>
+          <w:rFonts w:hint="eastAsia" w:ascii="Times New Roman" w:hAnsi="Times New Roman" w:eastAsia="FangSong" w:cs="Times New Roman"/>
         </w:rPr>
         <w:t xml:space="preserve">更稳定</w:t>
       </w:r>
@@ -8683,7 +8683,7 @@
       </w:r>
       <w:r>
         <w:rPr>
-          <w:rFonts w:hint="eastAsia" w:ascii="Times New Roman" w:hAnsi="Times New Roman" w:eastAsia="SimSun" w:cs="Times New Roman"/>
+          <w:rFonts w:hint="eastAsia" w:ascii="Times New Roman" w:hAnsi="Times New Roman" w:eastAsia="FangSong" w:cs="Times New Roman"/>
         </w:rPr>
         <w:t>而不是</w:t>
       </w:r>
@@ -8710,7 +8710,7 @@
       </w:r>
       <w:r>
         <w:rPr>
-          <w:rFonts w:hint="eastAsia" w:ascii="Times New Roman" w:hAnsi="Times New Roman" w:eastAsia="SimSun" w:cs="Times New Roman"/>
+          <w:rFonts w:hint="eastAsia" w:ascii="Times New Roman" w:hAnsi="Times New Roman" w:eastAsia="FangSong" w:cs="Times New Roman"/>
         </w:rPr>
         <w:t xml:space="preserve">更稳定</w:t>
       </w:r>
@@ -8728,7 +8728,7 @@
       </w:r>
       <w:r>
         <w:rPr>
-          <w:rFonts w:hint="eastAsia" w:ascii="Times New Roman" w:hAnsi="Times New Roman" w:eastAsia="SimSun" w:cs="Times New Roman"/>
+          <w:rFonts w:hint="eastAsia" w:ascii="Times New Roman" w:hAnsi="Times New Roman" w:eastAsia="FangSong" w:cs="Times New Roman"/>
         </w:rPr>
         <w:t>而不是</w:t>
       </w:r>
@@ -8745,7 +8745,7 @@
       </w:pPr>
       <w:r>
         <w:rPr>
-          <w:rFonts w:hint="eastAsia" w:ascii="Times New Roman" w:hAnsi="Times New Roman" w:eastAsia="SimSun" w:cs="Times New Roman"/>
+          <w:rFonts w:hint="eastAsia" w:ascii="Times New Roman" w:hAnsi="Times New Roman" w:eastAsia="FangSong" w:cs="Times New Roman"/>
         </w:rPr>
         <w:t>根源在于</w:t>
       </w:r>
@@ -8766,7 +8766,7 @@
       </w:pPr>
       <w:r>
         <w:rPr>
-          <w:rFonts w:hint="eastAsia" w:ascii="Times New Roman" w:hAnsi="Times New Roman" w:eastAsia="SimSun" w:cs="Times New Roman"/>
+          <w:rFonts w:hint="eastAsia" w:ascii="Times New Roman" w:hAnsi="Times New Roman" w:eastAsia="FangSong" w:cs="Times New Roman"/>
         </w:rPr>
         <w:t xml:space="preserve">重元素的</w:t>
       </w:r>
@@ -8791,7 +8791,7 @@
       </w:r>
       <w:r>
         <w:rPr>
-          <w:rFonts w:hint="eastAsia" w:ascii="Times New Roman" w:hAnsi="Times New Roman" w:eastAsia="SimSun" w:cs="Times New Roman"/>
+          <w:rFonts w:hint="eastAsia" w:ascii="Times New Roman" w:hAnsi="Times New Roman" w:eastAsia="FangSong" w:cs="Times New Roman"/>
         </w:rPr>
         <w:t>轨道相对论收缩</w:t>
       </w:r>
@@ -8803,7 +8803,7 @@
       </w:r>
       <w:r>
         <w:rPr>
-          <w:rFonts w:hint="eastAsia" w:ascii="Times New Roman" w:hAnsi="Times New Roman" w:eastAsia="SimSun" w:cs="Times New Roman"/>
+          <w:rFonts w:hint="eastAsia" w:ascii="Times New Roman" w:hAnsi="Times New Roman" w:eastAsia="FangSong" w:cs="Times New Roman"/>
         </w:rPr>
         <w:t>能量更低</w:t>
       </w:r>
@@ -8818,7 +8818,7 @@
       </w:pPr>
       <w:r>
         <w:rPr>
-          <w:rFonts w:hint="eastAsia" w:ascii="Times New Roman" w:hAnsi="Times New Roman" w:eastAsia="SimSun" w:cs="Times New Roman"/>
+          <w:rFonts w:hint="eastAsia" w:ascii="Times New Roman" w:hAnsi="Times New Roman" w:eastAsia="FangSong" w:cs="Times New Roman"/>
         </w:rPr>
         <w:t>想把这对电子拉出来参与成键</w:t>
       </w:r>
@@ -8830,7 +8830,7 @@
       </w:r>
       <w:r>
         <w:rPr>
-          <w:rFonts w:hint="eastAsia" w:ascii="Times New Roman" w:hAnsi="Times New Roman" w:eastAsia="SimSun" w:cs="Times New Roman"/>
+          <w:rFonts w:hint="eastAsia" w:ascii="Times New Roman" w:hAnsi="Times New Roman" w:eastAsia="FangSong" w:cs="Times New Roman"/>
         </w:rPr>
         <w:t>代价变大</w:t>
       </w:r>
@@ -8841,7 +8841,7 @@
       </w:pPr>
       <w:r>
         <w:rPr>
-          <w:rFonts w:hint="eastAsia" w:ascii="Times New Roman" w:hAnsi="Times New Roman" w:eastAsia="SimSun" w:cs="Times New Roman"/>
+          <w:rFonts w:hint="eastAsia" w:ascii="Times New Roman" w:hAnsi="Times New Roman" w:eastAsia="FangSong" w:cs="Times New Roman"/>
         </w:rPr>
         <w:t>所以高氧化态稳定性下降</w:t>
       </w:r>
@@ -8853,7 +8853,7 @@
       </w:r>
       <w:r>
         <w:rPr>
-          <w:rFonts w:hint="eastAsia" w:ascii="Times New Roman" w:hAnsi="Times New Roman" w:eastAsia="SimSun" w:cs="Times New Roman"/>
+          <w:rFonts w:hint="eastAsia" w:ascii="Times New Roman" w:hAnsi="Times New Roman" w:eastAsia="FangSong" w:cs="Times New Roman"/>
         </w:rPr>
         <w:t>低氧化态相对更稳定</w:t>
       </w:r>
@@ -8890,7 +8890,7 @@
       </w:pPr>
       <w:r>
         <w:rPr>
-          <w:rFonts w:hint="eastAsia" w:ascii="Times New Roman" w:hAnsi="Times New Roman" w:eastAsia="SimSun" w:cs="Times New Roman"/>
+          <w:rFonts w:hint="eastAsia" w:ascii="Times New Roman" w:hAnsi="Times New Roman" w:eastAsia="FangSong" w:cs="Times New Roman"/>
         </w:rPr>
         <w:t xml:space="preserve">镧系元素逐个填入</w:t>
       </w:r>
@@ -8902,7 +8902,7 @@
       </w:r>
       <w:r>
         <w:rPr>
-          <w:rFonts w:hint="eastAsia" w:ascii="Times New Roman" w:hAnsi="Times New Roman" w:eastAsia="SimSun" w:cs="Times New Roman"/>
+          <w:rFonts w:hint="eastAsia" w:ascii="Times New Roman" w:hAnsi="Times New Roman" w:eastAsia="FangSong" w:cs="Times New Roman"/>
         </w:rPr>
         <w:t>电子</w:t>
       </w:r>
@@ -8914,7 +8914,7 @@
       </w:r>
       <w:r>
         <w:rPr>
-          <w:rFonts w:hint="eastAsia" w:ascii="Times New Roman" w:hAnsi="Times New Roman" w:eastAsia="SimSun" w:cs="Times New Roman"/>
+          <w:rFonts w:hint="eastAsia" w:ascii="Times New Roman" w:hAnsi="Times New Roman" w:eastAsia="FangSong" w:cs="Times New Roman"/>
         </w:rPr>
         <w:t>但</w:t>
       </w:r>
@@ -8926,7 +8926,7 @@
       </w:r>
       <w:r>
         <w:rPr>
-          <w:rFonts w:hint="eastAsia" w:ascii="Times New Roman" w:hAnsi="Times New Roman" w:eastAsia="SimSun" w:cs="Times New Roman"/>
+          <w:rFonts w:hint="eastAsia" w:ascii="Times New Roman" w:hAnsi="Times New Roman" w:eastAsia="FangSong" w:cs="Times New Roman"/>
         </w:rPr>
         <w:t>电子屏蔽能力差</w:t>
       </w:r>
@@ -8944,7 +8944,7 @@
       </w:r>
       <w:r>
         <w:rPr>
-          <w:rFonts w:hint="eastAsia" w:ascii="Times New Roman" w:hAnsi="Times New Roman" w:eastAsia="SimSun" w:cs="Times New Roman"/>
+          <w:rFonts w:hint="eastAsia" w:ascii="Times New Roman" w:hAnsi="Times New Roman" w:eastAsia="FangSong" w:cs="Times New Roman"/>
         </w:rPr>
         <w:t>于是随着核电荷增加</w:t>
       </w:r>
@@ -8965,7 +8965,7 @@
       </w:pPr>
       <w:r>
         <w:rPr>
-          <w:rFonts w:hint="eastAsia" w:ascii="Times New Roman" w:hAnsi="Times New Roman" w:eastAsia="SimSun" w:cs="Times New Roman"/>
+          <w:rFonts w:hint="eastAsia" w:ascii="Times New Roman" w:hAnsi="Times New Roman" w:eastAsia="FangSong" w:cs="Times New Roman"/>
         </w:rPr>
         <w:t xml:space="preserve">外层电子感受到的</w:t>
       </w:r>
@@ -8990,7 +8990,7 @@
       </w:r>
       <w:r>
         <w:rPr>
-          <w:rFonts w:hint="eastAsia" w:ascii="Times New Roman" w:hAnsi="Times New Roman" w:eastAsia="SimSun" w:cs="Times New Roman"/>
+          <w:rFonts w:hint="eastAsia" w:ascii="Times New Roman" w:hAnsi="Times New Roman" w:eastAsia="FangSong" w:cs="Times New Roman"/>
         </w:rPr>
         <w:t xml:space="preserve">持续上升</w:t>
       </w:r>
@@ -9005,7 +9005,7 @@
       </w:pPr>
       <w:r>
         <w:rPr>
-          <w:rFonts w:hint="eastAsia" w:ascii="Times New Roman" w:hAnsi="Times New Roman" w:eastAsia="SimSun" w:cs="Times New Roman"/>
+          <w:rFonts w:hint="eastAsia" w:ascii="Times New Roman" w:hAnsi="Times New Roman" w:eastAsia="FangSong" w:cs="Times New Roman"/>
         </w:rPr>
         <w:t>原子</w:t>
       </w:r>
@@ -9017,7 +9017,7 @@
       </w:r>
       <w:r>
         <w:rPr>
-          <w:rFonts w:hint="eastAsia" w:ascii="Times New Roman" w:hAnsi="Times New Roman" w:eastAsia="SimSun" w:cs="Times New Roman"/>
+          <w:rFonts w:hint="eastAsia" w:ascii="Times New Roman" w:hAnsi="Times New Roman" w:eastAsia="FangSong" w:cs="Times New Roman"/>
         </w:rPr>
         <w:t>离子半径持续缩小</w:t>
       </w:r>
@@ -9028,7 +9028,7 @@
       </w:pPr>
       <w:r>
         <w:rPr>
-          <w:rFonts w:hint="eastAsia" w:ascii="Times New Roman" w:hAnsi="Times New Roman" w:eastAsia="SimSun" w:cs="Times New Roman"/>
+          <w:rFonts w:hint="eastAsia" w:ascii="Times New Roman" w:hAnsi="Times New Roman" w:eastAsia="FangSong" w:cs="Times New Roman"/>
         </w:rPr>
         <w:t>这就是镧系收缩</w:t>
       </w:r>
@@ -9045,7 +9045,7 @@
       </w:pPr>
       <w:r>
         <w:rPr>
-          <w:rFonts w:hint="eastAsia" w:ascii="Times New Roman" w:hAnsi="Times New Roman" w:eastAsia="SimSun" w:cs="Times New Roman"/>
+          <w:rFonts w:hint="eastAsia" w:ascii="Times New Roman" w:hAnsi="Times New Roman" w:eastAsia="FangSong" w:cs="Times New Roman"/>
         </w:rPr>
         <w:t>它的后果不只出现在镧系本身</w:t>
       </w:r>
@@ -9057,7 +9057,7 @@
       </w:r>
       <w:r>
         <w:rPr>
-          <w:rFonts w:hint="eastAsia" w:ascii="Times New Roman" w:hAnsi="Times New Roman" w:eastAsia="SimSun" w:cs="Times New Roman"/>
+          <w:rFonts w:hint="eastAsia" w:ascii="Times New Roman" w:hAnsi="Times New Roman" w:eastAsia="FangSong" w:cs="Times New Roman"/>
         </w:rPr>
         <w:t>还会传导到后面的</w:t>
       </w:r>
@@ -9069,7 +9069,7 @@
       </w:r>
       <w:r>
         <w:rPr>
-          <w:rFonts w:hint="eastAsia" w:ascii="Times New Roman" w:hAnsi="Times New Roman" w:eastAsia="SimSun" w:cs="Times New Roman"/>
+          <w:rFonts w:hint="eastAsia" w:ascii="Times New Roman" w:hAnsi="Times New Roman" w:eastAsia="FangSong" w:cs="Times New Roman"/>
         </w:rPr>
         <w:t>元素</w:t>
       </w:r>
@@ -9096,7 +9096,7 @@
       </w:r>
       <w:r>
         <w:rPr>
-          <w:rFonts w:hint="eastAsia" w:ascii="Times New Roman" w:hAnsi="Times New Roman" w:eastAsia="SimSun" w:cs="Times New Roman"/>
+          <w:rFonts w:hint="eastAsia" w:ascii="Times New Roman" w:hAnsi="Times New Roman" w:eastAsia="FangSong" w:cs="Times New Roman"/>
         </w:rPr>
         <w:t xml:space="preserve">与</w:t>
       </w:r>
@@ -9108,7 +9108,7 @@
       </w:r>
       <w:r>
         <w:rPr>
-          <w:rFonts w:hint="eastAsia" w:ascii="Times New Roman" w:hAnsi="Times New Roman" w:eastAsia="SimSun" w:cs="Times New Roman"/>
+          <w:rFonts w:hint="eastAsia" w:ascii="Times New Roman" w:hAnsi="Times New Roman" w:eastAsia="FangSong" w:cs="Times New Roman"/>
         </w:rPr>
         <w:t xml:space="preserve">元素尺寸比想象中更接近</w:t>
       </w:r>
@@ -9129,7 +9129,7 @@
       </w:r>
       <w:r>
         <w:rPr>
-          <w:rFonts w:hint="eastAsia" w:ascii="Times New Roman" w:hAnsi="Times New Roman" w:eastAsia="SimSun" w:cs="Times New Roman"/>
+          <w:rFonts w:hint="eastAsia" w:ascii="Times New Roman" w:hAnsi="Times New Roman" w:eastAsia="FangSong" w:cs="Times New Roman"/>
         </w:rPr>
         <w:t xml:space="preserve">这类元素性质异常相似</w:t>
       </w:r>
@@ -9172,7 +9172,7 @@
       </w:pPr>
       <w:r>
         <w:rPr>
-          <w:rFonts w:hint="eastAsia" w:ascii="Times New Roman" w:hAnsi="Times New Roman" w:eastAsia="SimSun" w:cs="Times New Roman"/>
+          <w:rFonts w:hint="eastAsia" w:ascii="Times New Roman" w:hAnsi="Times New Roman" w:eastAsia="FangSong" w:cs="Times New Roman"/>
         </w:rPr>
         <w:t>如果没有强相对论效应</w:t>
       </w:r>
@@ -9184,7 +9184,7 @@
       </w:r>
       <w:r>
         <w:rPr>
-          <w:rFonts w:hint="eastAsia" w:ascii="Times New Roman" w:hAnsi="Times New Roman" w:eastAsia="SimSun" w:cs="Times New Roman"/>
+          <w:rFonts w:hint="eastAsia" w:ascii="Times New Roman" w:hAnsi="Times New Roman" w:eastAsia="FangSong" w:cs="Times New Roman"/>
         </w:rPr>
         <w:t>金属</w:t>
       </w:r>
@@ -9196,7 +9196,7 @@
       </w:r>
       <w:r>
         <w:rPr>
-          <w:rFonts w:hint="eastAsia" w:ascii="Times New Roman" w:hAnsi="Times New Roman" w:eastAsia="SimSun" w:cs="Times New Roman"/>
+          <w:rFonts w:hint="eastAsia" w:ascii="Times New Roman" w:hAnsi="Times New Roman" w:eastAsia="FangSong" w:cs="Times New Roman"/>
         </w:rPr>
         <w:t xml:space="preserve">应该像</w:t>
       </w:r>
@@ -9208,7 +9208,7 @@
       </w:r>
       <w:r>
         <w:rPr>
-          <w:rFonts w:hint="eastAsia" w:ascii="Times New Roman" w:hAnsi="Times New Roman" w:eastAsia="SimSun" w:cs="Times New Roman"/>
+          <w:rFonts w:hint="eastAsia" w:ascii="Times New Roman" w:hAnsi="Times New Roman" w:eastAsia="FangSong" w:cs="Times New Roman"/>
         </w:rPr>
         <w:t>一样呈银白色</w:t>
       </w:r>
@@ -9226,7 +9226,7 @@
       </w:r>
       <w:r>
         <w:rPr>
-          <w:rFonts w:hint="eastAsia" w:ascii="Times New Roman" w:hAnsi="Times New Roman" w:eastAsia="SimSun" w:cs="Times New Roman"/>
+          <w:rFonts w:hint="eastAsia" w:ascii="Times New Roman" w:hAnsi="Times New Roman" w:eastAsia="FangSong" w:cs="Times New Roman"/>
         </w:rPr>
         <w:t>但实际上</w:t>
       </w:r>
@@ -9253,7 +9253,7 @@
       </w:r>
       <w:r>
         <w:rPr>
-          <w:rFonts w:hint="eastAsia" w:ascii="Times New Roman" w:hAnsi="Times New Roman" w:eastAsia="SimSun" w:cs="Times New Roman"/>
+          <w:rFonts w:hint="eastAsia" w:ascii="Times New Roman" w:hAnsi="Times New Roman" w:eastAsia="FangSong" w:cs="Times New Roman"/>
         </w:rPr>
         <w:t xml:space="preserve">轨道被相对论稳定化而下降</w:t>
       </w:r>
@@ -9274,7 +9274,7 @@
       </w:r>
       <w:r>
         <w:rPr>
-          <w:rFonts w:hint="eastAsia" w:ascii="Times New Roman" w:hAnsi="Times New Roman" w:eastAsia="SimSun" w:cs="Times New Roman"/>
+          <w:rFonts w:hint="eastAsia" w:ascii="Times New Roman" w:hAnsi="Times New Roman" w:eastAsia="FangSong" w:cs="Times New Roman"/>
         </w:rPr>
         <w:t xml:space="preserve">轨道相对抬高</w:t>
       </w:r>
@@ -9289,7 +9289,7 @@
       </w:pPr>
       <w:r>
         <w:rPr>
-          <w:rFonts w:hint="eastAsia" w:ascii="Times New Roman" w:hAnsi="Times New Roman" w:eastAsia="SimSun" w:cs="Times New Roman"/>
+          <w:rFonts w:hint="eastAsia" w:ascii="Times New Roman" w:hAnsi="Times New Roman" w:eastAsia="FangSong" w:cs="Times New Roman"/>
         </w:rPr>
         <w:t xml:space="preserve">于是</w:t>
       </w:r>
@@ -9301,7 +9301,7 @@
       </w:r>
       <w:r>
         <w:rPr>
-          <w:rFonts w:hint="eastAsia" w:ascii="Times New Roman" w:hAnsi="Times New Roman" w:eastAsia="SimSun" w:cs="Times New Roman"/>
+          <w:rFonts w:hint="eastAsia" w:ascii="Times New Roman" w:hAnsi="Times New Roman" w:eastAsia="FangSong" w:cs="Times New Roman"/>
         </w:rPr>
         <w:t>的跃迁能减小</w:t>
       </w:r>
@@ -9313,7 +9313,7 @@
       </w:r>
       <w:r>
         <w:rPr>
-          <w:rFonts w:hint="eastAsia" w:ascii="Times New Roman" w:hAnsi="Times New Roman" w:eastAsia="SimSun" w:cs="Times New Roman"/>
+          <w:rFonts w:hint="eastAsia" w:ascii="Times New Roman" w:hAnsi="Times New Roman" w:eastAsia="FangSong" w:cs="Times New Roman"/>
         </w:rPr>
         <w:t>开始落入可见光范围</w:t>
       </w:r>
@@ -9330,7 +9330,7 @@
       </w:r>
       <w:r>
         <w:rPr>
-          <w:rFonts w:hint="eastAsia" w:ascii="Times New Roman" w:hAnsi="Times New Roman" w:eastAsia="SimSun" w:cs="Times New Roman"/>
+          <w:rFonts w:hint="eastAsia" w:ascii="Times New Roman" w:hAnsi="Times New Roman" w:eastAsia="FangSong" w:cs="Times New Roman"/>
         </w:rPr>
         <w:t>更容易吸收蓝紫光</w:t>
       </w:r>
@@ -9342,7 +9342,7 @@
       </w:r>
       <w:r>
         <w:rPr>
-          <w:rFonts w:hint="eastAsia" w:ascii="Times New Roman" w:hAnsi="Times New Roman" w:eastAsia="SimSun" w:cs="Times New Roman"/>
+          <w:rFonts w:hint="eastAsia" w:ascii="Times New Roman" w:hAnsi="Times New Roman" w:eastAsia="FangSong" w:cs="Times New Roman"/>
         </w:rPr>
         <w:t>反射出来的综合色就偏黄</w:t>
       </w:r>
@@ -9360,7 +9360,7 @@
       </w:r>
       <w:r>
         <w:rPr>
-          <w:rFonts w:hint="eastAsia" w:ascii="Times New Roman" w:hAnsi="Times New Roman" w:eastAsia="SimSun" w:cs="Times New Roman"/>
+          <w:rFonts w:hint="eastAsia" w:ascii="Times New Roman" w:hAnsi="Times New Roman" w:eastAsia="FangSong" w:cs="Times New Roman"/>
         </w:rPr>
         <w:t>这不是</w:t>
       </w:r>
@@ -9372,7 +9372,7 @@
       </w:r>
       <w:r>
         <w:rPr>
-          <w:rFonts w:hint="eastAsia" w:ascii="Times New Roman" w:hAnsi="Times New Roman" w:eastAsia="SimSun" w:cs="Times New Roman"/>
+          <w:rFonts w:hint="eastAsia" w:ascii="Times New Roman" w:hAnsi="Times New Roman" w:eastAsia="FangSong" w:cs="Times New Roman"/>
         </w:rPr>
         <w:t>杂质导致</w:t>
       </w:r>
@@ -9384,13 +9384,13 @@
       </w:r>
       <w:r>
         <w:rPr>
-          <w:rFonts w:hint="eastAsia" w:ascii="Times New Roman" w:hAnsi="Times New Roman" w:eastAsia="SimSun" w:cs="Times New Roman"/>
+          <w:rFonts w:hint="eastAsia" w:ascii="Times New Roman" w:hAnsi="Times New Roman" w:eastAsia="FangSong" w:cs="Times New Roman"/>
         </w:rPr>
         <w:t>而是</w:t>
       </w:r>
       <w:r>
         <w:rPr>
-          <w:rFonts w:hint="eastAsia" w:ascii="Times New Roman" w:hAnsi="Times New Roman" w:eastAsia="SimSun" w:cs="Times New Roman"/>
+          <w:rFonts w:hint="eastAsia" w:ascii="Times New Roman" w:hAnsi="Times New Roman" w:eastAsia="FangSong" w:cs="Times New Roman"/>
           <w:b/>
           <w:bCs/>
         </w:rPr>
@@ -9398,7 +9398,7 @@
       </w:r>
       <w:r>
         <w:rPr>
-          <w:rFonts w:hint="eastAsia" w:ascii="Times New Roman" w:hAnsi="Times New Roman" w:eastAsia="SimSun" w:cs="Times New Roman"/>
+          <w:rFonts w:hint="eastAsia" w:ascii="Times New Roman" w:hAnsi="Times New Roman" w:eastAsia="FangSong" w:cs="Times New Roman"/>
         </w:rPr>
         <w:t>的颜色</w:t>
       </w:r>
@@ -9453,7 +9453,7 @@
       </w:r>
       <w:r>
         <w:rPr>
-          <w:rFonts w:hint="eastAsia" w:ascii="Times New Roman" w:hAnsi="Times New Roman" w:eastAsia="SimSun" w:cs="Times New Roman"/>
+          <w:rFonts w:hint="eastAsia" w:ascii="Times New Roman" w:hAnsi="Times New Roman" w:eastAsia="FangSong" w:cs="Times New Roman"/>
         </w:rPr>
         <w:t xml:space="preserve">的价层可写作</w:t>
       </w:r>
@@ -9484,7 +9484,7 @@
       </w:r>
       <w:r>
         <w:rPr>
-          <w:rFonts w:hint="eastAsia" w:ascii="Times New Roman" w:hAnsi="Times New Roman" w:eastAsia="SimSun" w:cs="Times New Roman"/>
+          <w:rFonts w:hint="eastAsia" w:ascii="Times New Roman" w:hAnsi="Times New Roman" w:eastAsia="FangSong" w:cs="Times New Roman"/>
         </w:rPr>
         <w:t xml:space="preserve">相对论使</w:t>
       </w:r>
@@ -9496,7 +9496,7 @@
       </w:r>
       <w:r>
         <w:rPr>
-          <w:rFonts w:hint="eastAsia" w:ascii="Times New Roman" w:hAnsi="Times New Roman" w:eastAsia="SimSun" w:cs="Times New Roman"/>
+          <w:rFonts w:hint="eastAsia" w:ascii="Times New Roman" w:hAnsi="Times New Roman" w:eastAsia="FangSong" w:cs="Times New Roman"/>
         </w:rPr>
         <w:t>显著收缩</w:t>
       </w:r>
@@ -9514,7 +9514,7 @@
       </w:r>
       <w:r>
         <w:rPr>
-          <w:rFonts w:hint="eastAsia" w:ascii="Times New Roman" w:hAnsi="Times New Roman" w:eastAsia="SimSun" w:cs="Times New Roman"/>
+          <w:rFonts w:hint="eastAsia" w:ascii="Times New Roman" w:hAnsi="Times New Roman" w:eastAsia="FangSong" w:cs="Times New Roman"/>
         </w:rPr>
         <w:t>电子更紧</w:t>
       </w:r>
@@ -9526,7 +9526,7 @@
       </w:r>
       <w:r>
         <w:rPr>
-          <w:rFonts w:hint="eastAsia" w:ascii="Times New Roman" w:hAnsi="Times New Roman" w:eastAsia="SimSun" w:cs="Times New Roman"/>
+          <w:rFonts w:hint="eastAsia" w:ascii="Times New Roman" w:hAnsi="Times New Roman" w:eastAsia="FangSong" w:cs="Times New Roman"/>
         </w:rPr>
         <w:t>更不愿参与金属键离域</w:t>
       </w:r>
@@ -9538,7 +9538,7 @@
       </w:r>
       <w:r>
         <w:rPr>
-          <w:rFonts w:hint="eastAsia" w:ascii="Times New Roman" w:hAnsi="Times New Roman" w:eastAsia="SimSun" w:cs="Times New Roman"/>
+          <w:rFonts w:hint="eastAsia" w:ascii="Times New Roman" w:hAnsi="Times New Roman" w:eastAsia="FangSong" w:cs="Times New Roman"/>
         </w:rPr>
         <w:t>于是</w:t>
       </w:r>
@@ -9565,7 +9565,7 @@
       </w:r>
       <w:r>
         <w:rPr>
-          <w:rFonts w:hint="eastAsia" w:ascii="Times New Roman" w:hAnsi="Times New Roman" w:eastAsia="SimSun" w:cs="Times New Roman"/>
+          <w:rFonts w:hint="eastAsia" w:ascii="Times New Roman" w:hAnsi="Times New Roman" w:eastAsia="FangSong" w:cs="Times New Roman"/>
         </w:rPr>
         <w:t xml:space="preserve">金属键明显变弱</w:t>
       </w:r>
@@ -9580,7 +9580,7 @@
       </w:pPr>
       <w:r>
         <w:rPr>
-          <w:rFonts w:hint="eastAsia" w:ascii="Times New Roman" w:hAnsi="Times New Roman" w:eastAsia="SimSun" w:cs="Times New Roman"/>
+          <w:rFonts w:hint="eastAsia" w:ascii="Times New Roman" w:hAnsi="Times New Roman" w:eastAsia="FangSong" w:cs="Times New Roman"/>
         </w:rPr>
         <w:t xml:space="preserve">内聚能下降</w:t>
       </w:r>
@@ -9595,7 +9595,7 @@
       </w:pPr>
       <w:r>
         <w:rPr>
-          <w:rFonts w:hint="eastAsia" w:ascii="Times New Roman" w:hAnsi="Times New Roman" w:eastAsia="SimSun" w:cs="Times New Roman"/>
+          <w:rFonts w:hint="eastAsia" w:ascii="Times New Roman" w:hAnsi="Times New Roman" w:eastAsia="FangSong" w:cs="Times New Roman"/>
         </w:rPr>
         <w:t xml:space="preserve">熔点异常低</w:t>
       </w:r>
@@ -9606,7 +9606,7 @@
       </w:pPr>
       <w:r>
         <w:rPr>
-          <w:rFonts w:hint="eastAsia" w:ascii="Times New Roman" w:hAnsi="Times New Roman" w:eastAsia="SimSun" w:cs="Times New Roman"/>
+          <w:rFonts w:hint="eastAsia" w:ascii="Times New Roman" w:hAnsi="Times New Roman" w:eastAsia="FangSong" w:cs="Times New Roman"/>
         </w:rPr>
         <w:t xml:space="preserve">所以</w:t>
       </w:r>
@@ -9618,7 +9618,7 @@
       </w:r>
       <w:r>
         <w:rPr>
-          <w:rFonts w:hint="eastAsia" w:ascii="Times New Roman" w:hAnsi="Times New Roman" w:eastAsia="SimSun" w:cs="Times New Roman"/>
+          <w:rFonts w:hint="eastAsia" w:ascii="Times New Roman" w:hAnsi="Times New Roman" w:eastAsia="FangSong" w:cs="Times New Roman"/>
         </w:rPr>
         <w:t>在常温下呈液态</w:t>
       </w:r>
@@ -9636,7 +9636,7 @@
       </w:r>
       <w:r>
         <w:rPr>
-          <w:rFonts w:hint="eastAsia" w:ascii="Times New Roman" w:hAnsi="Times New Roman" w:eastAsia="SimSun" w:cs="Times New Roman"/>
+          <w:rFonts w:hint="eastAsia" w:ascii="Times New Roman" w:hAnsi="Times New Roman" w:eastAsia="FangSong" w:cs="Times New Roman"/>
         </w:rPr>
         <w:t>这也是</w:t>
       </w:r>
@@ -9648,7 +9648,7 @@
       </w:r>
       <w:r>
         <w:rPr>
-          <w:rFonts w:hint="eastAsia" w:ascii="Times New Roman" w:hAnsi="Times New Roman" w:eastAsia="SimSun" w:cs="Times New Roman"/>
+          <w:rFonts w:hint="eastAsia" w:ascii="Times New Roman" w:hAnsi="Times New Roman" w:eastAsia="FangSong" w:cs="Times New Roman"/>
         </w:rPr>
         <w:t>相对论真实改变化学性质</w:t>
       </w:r>
@@ -9660,7 +9660,7 @@
       </w:r>
       <w:r>
         <w:rPr>
-          <w:rFonts w:hint="eastAsia" w:ascii="Times New Roman" w:hAnsi="Times New Roman" w:eastAsia="SimSun" w:cs="Times New Roman"/>
+          <w:rFonts w:hint="eastAsia" w:ascii="Times New Roman" w:hAnsi="Times New Roman" w:eastAsia="FangSong" w:cs="Times New Roman"/>
         </w:rPr>
         <w:t>的经典例子</w:t>
       </w:r>
@@ -9677,7 +9677,7 @@
       </w:pPr>
       <w:r>
         <w:rPr>
-          <w:rFonts w:hint="eastAsia" w:ascii="Times New Roman" w:hAnsi="Times New Roman" w:eastAsia="SimSun" w:cs="Times New Roman"/>
+          <w:rFonts w:hint="eastAsia" w:ascii="Times New Roman" w:hAnsi="Times New Roman" w:eastAsia="FangSong" w:cs="Times New Roman"/>
           <w:b/>
           <w:bCs/>
         </w:rPr>
@@ -9697,7 +9697,7 @@
       </w:r>
       <w:r>
         <w:rPr>
-          <w:rFonts w:hint="eastAsia" w:ascii="Times New Roman" w:hAnsi="Times New Roman" w:eastAsia="SimSun" w:cs="Times New Roman"/>
+          <w:rFonts w:hint="eastAsia" w:ascii="Times New Roman" w:hAnsi="Times New Roman" w:eastAsia="FangSong" w:cs="Times New Roman"/>
         </w:rPr>
         <w:t xml:space="preserve">的黄色和</w:t>
       </w:r>
@@ -9709,7 +9709,7 @@
       </w:r>
       <w:r>
         <w:rPr>
-          <w:rFonts w:hint="eastAsia" w:ascii="Times New Roman" w:hAnsi="Times New Roman" w:eastAsia="SimSun" w:cs="Times New Roman"/>
+          <w:rFonts w:hint="eastAsia" w:ascii="Times New Roman" w:hAnsi="Times New Roman" w:eastAsia="FangSong" w:cs="Times New Roman"/>
         </w:rPr>
         <w:t>的液态</w:t>
       </w:r>
@@ -9721,7 +9721,7 @@
       </w:r>
       <w:r>
         <w:rPr>
-          <w:rFonts w:hint="eastAsia" w:ascii="Times New Roman" w:hAnsi="Times New Roman" w:eastAsia="SimSun" w:cs="Times New Roman"/>
+          <w:rFonts w:hint="eastAsia" w:ascii="Times New Roman" w:hAnsi="Times New Roman" w:eastAsia="FangSong" w:cs="Times New Roman"/>
         </w:rPr>
         <w:t>本质上不是两个互不相关的记忆点</w:t>
       </w:r>
@@ -9733,7 +9733,7 @@
       </w:r>
       <w:r>
         <w:rPr>
-          <w:rFonts w:hint="eastAsia" w:ascii="Times New Roman" w:hAnsi="Times New Roman" w:eastAsia="SimSun" w:cs="Times New Roman"/>
+          <w:rFonts w:hint="eastAsia" w:ascii="Times New Roman" w:hAnsi="Times New Roman" w:eastAsia="FangSong" w:cs="Times New Roman"/>
         </w:rPr>
         <w:t>它们都来自重元素中</w:t>
       </w:r>
@@ -9753,7 +9753,7 @@
       </w:r>
       <w:r>
         <w:rPr>
-          <w:rFonts w:hint="eastAsia" w:ascii="Times New Roman" w:hAnsi="Times New Roman" w:eastAsia="SimSun" w:cs="Times New Roman"/>
+          <w:rFonts w:hint="eastAsia" w:ascii="Times New Roman" w:hAnsi="Times New Roman" w:eastAsia="FangSong" w:cs="Times New Roman"/>
           <w:b/>
           <w:bCs/>
         </w:rPr>
@@ -9769,7 +9769,7 @@
       </w:r>
       <w:r>
         <w:rPr>
-          <w:rFonts w:hint="eastAsia" w:ascii="Times New Roman" w:hAnsi="Times New Roman" w:eastAsia="SimSun" w:cs="Times New Roman"/>
+          <w:rFonts w:hint="eastAsia" w:ascii="Times New Roman" w:hAnsi="Times New Roman" w:eastAsia="FangSong" w:cs="Times New Roman"/>
           <w:b/>
           <w:bCs/>
         </w:rPr>
@@ -9783,7 +9783,7 @@
       </w:r>
       <w:r>
         <w:rPr>
-          <w:rFonts w:hint="eastAsia" w:ascii="Times New Roman" w:hAnsi="Times New Roman" w:eastAsia="SimSun" w:cs="Times New Roman"/>
+          <w:rFonts w:hint="eastAsia" w:ascii="Times New Roman" w:hAnsi="Times New Roman" w:eastAsia="FangSong" w:cs="Times New Roman"/>
         </w:rPr>
         <w:t>这一共同来源</w:t>
       </w:r>
@@ -9846,7 +9846,7 @@
       </w:pPr>
       <w:r>
         <w:rPr>
-          <w:rFonts w:hint="eastAsia" w:ascii="Times New Roman" w:hAnsi="Times New Roman" w:eastAsia="SimSun" w:cs="Times New Roman"/>
+          <w:rFonts w:hint="eastAsia" w:ascii="Times New Roman" w:hAnsi="Times New Roman" w:eastAsia="FangSong" w:cs="Times New Roman"/>
         </w:rPr>
         <w:t>决赛或高阶结构题中</w:t>
       </w:r>
@@ -9858,7 +9858,7 @@
       </w:r>
       <w:r>
         <w:rPr>
-          <w:rFonts w:hint="eastAsia" w:ascii="Times New Roman" w:hAnsi="Times New Roman" w:eastAsia="SimSun" w:cs="Times New Roman"/>
+          <w:rFonts w:hint="eastAsia" w:ascii="Times New Roman" w:hAnsi="Times New Roman" w:eastAsia="FangSong" w:cs="Times New Roman"/>
         </w:rPr>
         <w:t>原子结构补充最常以四种方式出现</w:t>
       </w:r>
@@ -9878,7 +9878,7 @@
       </w:pPr>
       <w:r>
         <w:rPr>
-          <w:rFonts w:hint="eastAsia" w:ascii="Times New Roman" w:hAnsi="Times New Roman" w:eastAsia="SimSun" w:cs="Times New Roman"/>
+          <w:rFonts w:hint="eastAsia" w:ascii="Times New Roman" w:hAnsi="Times New Roman" w:eastAsia="FangSong" w:cs="Times New Roman"/>
           <w:b/>
           <w:bCs/>
         </w:rPr>
@@ -9892,7 +9892,7 @@
       </w:r>
       <w:r>
         <w:rPr>
-          <w:rFonts w:hint="eastAsia" w:ascii="Times New Roman" w:hAnsi="Times New Roman" w:eastAsia="SimSun" w:cs="Times New Roman"/>
+          <w:rFonts w:hint="eastAsia" w:ascii="Times New Roman" w:hAnsi="Times New Roman" w:eastAsia="FangSong" w:cs="Times New Roman"/>
         </w:rPr>
         <w:t>例如</w:t>
       </w:r>
@@ -9904,7 +9904,7 @@
       </w:r>
       <w:r>
         <w:rPr>
-          <w:rFonts w:hint="eastAsia" w:ascii="Times New Roman" w:hAnsi="Times New Roman" w:eastAsia="SimSun" w:cs="Times New Roman"/>
+          <w:rFonts w:hint="eastAsia" w:ascii="Times New Roman" w:hAnsi="Times New Roman" w:eastAsia="FangSong" w:cs="Times New Roman"/>
         </w:rPr>
         <w:t>为什么</w:t>
       </w:r>
@@ -9916,7 +9916,7 @@
       </w:r>
       <w:r>
         <w:rPr>
-          <w:rFonts w:hint="eastAsia" w:ascii="Times New Roman" w:hAnsi="Times New Roman" w:eastAsia="SimSun" w:cs="Times New Roman"/>
+          <w:rFonts w:hint="eastAsia" w:ascii="Times New Roman" w:hAnsi="Times New Roman" w:eastAsia="FangSong" w:cs="Times New Roman"/>
         </w:rPr>
         <w:t>先填却先失</w:t>
       </w:r>
@@ -9936,7 +9936,7 @@
       </w:pPr>
       <w:r>
         <w:rPr>
-          <w:rFonts w:hint="eastAsia" w:ascii="Times New Roman" w:hAnsi="Times New Roman" w:eastAsia="SimSun" w:cs="Times New Roman"/>
+          <w:rFonts w:hint="eastAsia" w:ascii="Times New Roman" w:hAnsi="Times New Roman" w:eastAsia="FangSong" w:cs="Times New Roman"/>
           <w:b/>
           <w:bCs/>
         </w:rPr>
@@ -9950,7 +9950,7 @@
       </w:r>
       <w:r>
         <w:rPr>
-          <w:rFonts w:hint="eastAsia" w:ascii="Times New Roman" w:hAnsi="Times New Roman" w:eastAsia="SimSun" w:cs="Times New Roman"/>
+          <w:rFonts w:hint="eastAsia" w:ascii="Times New Roman" w:hAnsi="Times New Roman" w:eastAsia="FangSong" w:cs="Times New Roman"/>
         </w:rPr>
         <w:t xml:space="preserve">例如给定</w:t>
       </w:r>
@@ -10009,7 +10009,7 @@
       </w:r>
       <w:r>
         <w:rPr>
-          <w:rFonts w:hint="eastAsia" w:ascii="Times New Roman" w:hAnsi="Times New Roman" w:eastAsia="SimSun" w:cs="Times New Roman"/>
+          <w:rFonts w:hint="eastAsia" w:ascii="Times New Roman" w:hAnsi="Times New Roman" w:eastAsia="FangSong" w:cs="Times New Roman"/>
         </w:rPr>
         <w:t>判断基态项</w:t>
       </w:r>
@@ -10029,7 +10029,7 @@
       </w:pPr>
       <w:r>
         <w:rPr>
-          <w:rFonts w:hint="eastAsia" w:ascii="Times New Roman" w:hAnsi="Times New Roman" w:eastAsia="SimSun" w:cs="Times New Roman"/>
+          <w:rFonts w:hint="eastAsia" w:ascii="Times New Roman" w:hAnsi="Times New Roman" w:eastAsia="FangSong" w:cs="Times New Roman"/>
           <w:b/>
           <w:bCs/>
         </w:rPr>
@@ -10043,7 +10043,7 @@
       </w:r>
       <w:r>
         <w:rPr>
-          <w:rFonts w:hint="eastAsia" w:ascii="Times New Roman" w:hAnsi="Times New Roman" w:eastAsia="SimSun" w:cs="Times New Roman"/>
+          <w:rFonts w:hint="eastAsia" w:ascii="Times New Roman" w:hAnsi="Times New Roman" w:eastAsia="FangSong" w:cs="Times New Roman"/>
         </w:rPr>
         <w:t xml:space="preserve">例如</w:t>
       </w:r>
@@ -10055,7 +10055,7 @@
       </w:r>
       <w:r>
         <w:rPr>
-          <w:rFonts w:hint="eastAsia" w:ascii="Times New Roman" w:hAnsi="Times New Roman" w:eastAsia="SimSun" w:cs="Times New Roman"/>
+          <w:rFonts w:hint="eastAsia" w:ascii="Times New Roman" w:hAnsi="Times New Roman" w:eastAsia="FangSong" w:cs="Times New Roman"/>
         </w:rPr>
         <w:t>电离能</w:t>
       </w:r>
@@ -10067,7 +10067,7 @@
       </w:r>
       <w:r>
         <w:rPr>
-          <w:rFonts w:hint="eastAsia" w:ascii="Times New Roman" w:hAnsi="Times New Roman" w:eastAsia="SimSun" w:cs="Times New Roman"/>
+          <w:rFonts w:hint="eastAsia" w:ascii="Times New Roman" w:hAnsi="Times New Roman" w:eastAsia="FangSong" w:cs="Times New Roman"/>
         </w:rPr>
         <w:t>高低氧化态稳定性</w:t>
       </w:r>
@@ -10079,7 +10079,7 @@
       </w:r>
       <w:r>
         <w:rPr>
-          <w:rFonts w:hint="eastAsia" w:ascii="Times New Roman" w:hAnsi="Times New Roman" w:eastAsia="SimSun" w:cs="Times New Roman"/>
+          <w:rFonts w:hint="eastAsia" w:ascii="Times New Roman" w:hAnsi="Times New Roman" w:eastAsia="FangSong" w:cs="Times New Roman"/>
         </w:rPr>
         <w:t>镧系收缩</w:t>
       </w:r>
@@ -10099,7 +10099,7 @@
       </w:pPr>
       <w:r>
         <w:rPr>
-          <w:rFonts w:hint="eastAsia" w:ascii="Times New Roman" w:hAnsi="Times New Roman" w:eastAsia="SimSun" w:cs="Times New Roman"/>
+          <w:rFonts w:hint="eastAsia" w:ascii="Times New Roman" w:hAnsi="Times New Roman" w:eastAsia="FangSong" w:cs="Times New Roman"/>
           <w:b/>
           <w:bCs/>
         </w:rPr>
@@ -10115,7 +10115,7 @@
       </w:r>
       <w:r>
         <w:rPr>
-          <w:rFonts w:hint="eastAsia" w:ascii="Times New Roman" w:hAnsi="Times New Roman" w:eastAsia="SimSun" w:cs="Times New Roman"/>
+          <w:rFonts w:hint="eastAsia" w:ascii="Times New Roman" w:hAnsi="Times New Roman" w:eastAsia="FangSong" w:cs="Times New Roman"/>
           <w:b/>
           <w:bCs/>
         </w:rPr>
@@ -10129,7 +10129,7 @@
       </w:r>
       <w:r>
         <w:rPr>
-          <w:rFonts w:hint="eastAsia" w:ascii="Times New Roman" w:hAnsi="Times New Roman" w:eastAsia="SimSun" w:cs="Times New Roman"/>
+          <w:rFonts w:hint="eastAsia" w:ascii="Times New Roman" w:hAnsi="Times New Roman" w:eastAsia="FangSong" w:cs="Times New Roman"/>
         </w:rPr>
         <w:t xml:space="preserve">例如解释</w:t>
       </w:r>
@@ -10141,7 +10141,7 @@
       </w:r>
       <w:r>
         <w:rPr>
-          <w:rFonts w:hint="eastAsia" w:ascii="Times New Roman" w:hAnsi="Times New Roman" w:eastAsia="SimSun" w:cs="Times New Roman"/>
+          <w:rFonts w:hint="eastAsia" w:ascii="Times New Roman" w:hAnsi="Times New Roman" w:eastAsia="FangSong" w:cs="Times New Roman"/>
         </w:rPr>
         <w:t>颜色</w:t>
       </w:r>
@@ -10159,7 +10159,7 @@
       </w:r>
       <w:r>
         <w:rPr>
-          <w:rFonts w:hint="eastAsia" w:ascii="Times New Roman" w:hAnsi="Times New Roman" w:eastAsia="SimSun" w:cs="Times New Roman"/>
+          <w:rFonts w:hint="eastAsia" w:ascii="Times New Roman" w:hAnsi="Times New Roman" w:eastAsia="FangSong" w:cs="Times New Roman"/>
         </w:rPr>
         <w:t>性质</w:t>
       </w:r>
@@ -10171,7 +10171,7 @@
       </w:r>
       <w:r>
         <w:rPr>
-          <w:rFonts w:hint="eastAsia" w:ascii="Times New Roman" w:hAnsi="Times New Roman" w:eastAsia="SimSun" w:cs="Times New Roman"/>
+          <w:rFonts w:hint="eastAsia" w:ascii="Times New Roman" w:hAnsi="Times New Roman" w:eastAsia="FangSong" w:cs="Times New Roman"/>
         </w:rPr>
         <w:t>稳定性</w:t>
       </w:r>
@@ -10189,7 +10189,7 @@
       </w:r>
       <w:r>
         <w:rPr>
-          <w:rFonts w:hint="eastAsia" w:ascii="Times New Roman" w:hAnsi="Times New Roman" w:eastAsia="SimSun" w:cs="Times New Roman"/>
+          <w:rFonts w:hint="eastAsia" w:ascii="Times New Roman" w:hAnsi="Times New Roman" w:eastAsia="FangSong" w:cs="Times New Roman"/>
         </w:rPr>
         <w:t>相似性</w:t>
       </w:r>
@@ -10226,7 +10226,7 @@
       </w:pPr>
       <w:r>
         <w:rPr>
-          <w:rFonts w:hint="eastAsia" w:ascii="Times New Roman" w:hAnsi="Times New Roman" w:eastAsia="SimSun" w:cs="Times New Roman"/>
+          <w:rFonts w:hint="eastAsia" w:ascii="Times New Roman" w:hAnsi="Times New Roman" w:eastAsia="FangSong" w:cs="Times New Roman"/>
         </w:rPr>
         <w:t>遇到原子结构深化题</w:t>
       </w:r>
@@ -10238,7 +10238,7 @@
       </w:r>
       <w:r>
         <w:rPr>
-          <w:rFonts w:hint="eastAsia" w:ascii="Times New Roman" w:hAnsi="Times New Roman" w:eastAsia="SimSun" w:cs="Times New Roman"/>
+          <w:rFonts w:hint="eastAsia" w:ascii="Times New Roman" w:hAnsi="Times New Roman" w:eastAsia="FangSong" w:cs="Times New Roman"/>
         </w:rPr>
         <w:t>优先按这条顺序思考</w:t>
       </w:r>
@@ -10258,7 +10258,7 @@
       </w:pPr>
       <w:r>
         <w:rPr>
-          <w:rFonts w:hint="eastAsia" w:ascii="Times New Roman" w:hAnsi="Times New Roman" w:eastAsia="SimSun" w:cs="Times New Roman"/>
+          <w:rFonts w:hint="eastAsia" w:ascii="Times New Roman" w:hAnsi="Times New Roman" w:eastAsia="FangSong" w:cs="Times New Roman"/>
         </w:rPr>
         <w:t xml:space="preserve">先判定这题属于哪一层</w:t>
       </w:r>
@@ -10270,7 +10270,7 @@
       </w:r>
       <w:r>
         <w:rPr>
-          <w:rFonts w:hint="eastAsia" w:ascii="Times New Roman" w:hAnsi="Times New Roman" w:eastAsia="SimSun" w:cs="Times New Roman"/>
+          <w:rFonts w:hint="eastAsia" w:ascii="Times New Roman" w:hAnsi="Times New Roman" w:eastAsia="FangSong" w:cs="Times New Roman"/>
         </w:rPr>
         <w:t>是排布层</w:t>
       </w:r>
@@ -10282,7 +10282,7 @@
       </w:r>
       <w:r>
         <w:rPr>
-          <w:rFonts w:hint="eastAsia" w:ascii="Times New Roman" w:hAnsi="Times New Roman" w:eastAsia="SimSun" w:cs="Times New Roman"/>
+          <w:rFonts w:hint="eastAsia" w:ascii="Times New Roman" w:hAnsi="Times New Roman" w:eastAsia="FangSong" w:cs="Times New Roman"/>
         </w:rPr>
         <w:t>项符号层</w:t>
       </w:r>
@@ -10294,7 +10294,7 @@
       </w:r>
       <w:r>
         <w:rPr>
-          <w:rFonts w:hint="eastAsia" w:ascii="Times New Roman" w:hAnsi="Times New Roman" w:eastAsia="SimSun" w:cs="Times New Roman"/>
+          <w:rFonts w:hint="eastAsia" w:ascii="Times New Roman" w:hAnsi="Times New Roman" w:eastAsia="FangSong" w:cs="Times New Roman"/>
         </w:rPr>
         <w:t>耦合层</w:t>
       </w:r>
@@ -10306,7 +10306,7 @@
       </w:r>
       <w:r>
         <w:rPr>
-          <w:rFonts w:hint="eastAsia" w:ascii="Times New Roman" w:hAnsi="Times New Roman" w:eastAsia="SimSun" w:cs="Times New Roman"/>
+          <w:rFonts w:hint="eastAsia" w:ascii="Times New Roman" w:hAnsi="Times New Roman" w:eastAsia="FangSong" w:cs="Times New Roman"/>
         </w:rPr>
         <w:t>还是相对论层</w:t>
       </w:r>
@@ -10326,7 +10326,7 @@
       </w:pPr>
       <w:r>
         <w:rPr>
-          <w:rFonts w:hint="eastAsia" w:ascii="Times New Roman" w:hAnsi="Times New Roman" w:eastAsia="SimSun" w:cs="Times New Roman"/>
+          <w:rFonts w:hint="eastAsia" w:ascii="Times New Roman" w:hAnsi="Times New Roman" w:eastAsia="FangSong" w:cs="Times New Roman"/>
         </w:rPr>
         <w:t xml:space="preserve">再选工具</w:t>
       </w:r>
@@ -10341,7 +10341,7 @@
       </w:pPr>
       <w:r>
         <w:rPr>
-          <w:rFonts w:hint="eastAsia" w:ascii="Times New Roman" w:hAnsi="Times New Roman" w:eastAsia="SimSun" w:cs="Times New Roman"/>
+          <w:rFonts w:hint="eastAsia" w:ascii="Times New Roman" w:hAnsi="Times New Roman" w:eastAsia="FangSong" w:cs="Times New Roman"/>
         </w:rPr>
         <w:t>排布</w:t>
       </w:r>
@@ -10353,7 +10353,7 @@
       </w:r>
       <w:r>
         <w:rPr>
-          <w:rFonts w:hint="eastAsia" w:ascii="Times New Roman" w:hAnsi="Times New Roman" w:eastAsia="SimSun" w:cs="Times New Roman"/>
+          <w:rFonts w:hint="eastAsia" w:ascii="Times New Roman" w:hAnsi="Times New Roman" w:eastAsia="FangSong" w:cs="Times New Roman"/>
         </w:rPr>
         <w:t>趋势</w:t>
       </w:r>
@@ -10378,7 +10378,7 @@
       </w:r>
       <w:r>
         <w:rPr>
-          <w:rFonts w:hint="eastAsia" w:ascii="Times New Roman" w:hAnsi="Times New Roman" w:eastAsia="SimSun" w:cs="Times New Roman"/>
+          <w:rFonts w:hint="eastAsia" w:ascii="Times New Roman" w:hAnsi="Times New Roman" w:eastAsia="FangSong" w:cs="Times New Roman"/>
         </w:rPr>
         <w:t>穿透</w:t>
       </w:r>
@@ -10390,7 +10390,7 @@
       </w:r>
       <w:r>
         <w:rPr>
-          <w:rFonts w:hint="eastAsia" w:ascii="Times New Roman" w:hAnsi="Times New Roman" w:eastAsia="SimSun" w:cs="Times New Roman"/>
+          <w:rFonts w:hint="eastAsia" w:ascii="Times New Roman" w:hAnsi="Times New Roman" w:eastAsia="FangSong" w:cs="Times New Roman"/>
         </w:rPr>
         <w:t>屏蔽</w:t>
       </w:r>
@@ -10408,7 +10408,7 @@
       </w:r>
       <w:r>
         <w:rPr>
-          <w:rFonts w:hint="eastAsia" w:ascii="Times New Roman" w:hAnsi="Times New Roman" w:eastAsia="SimSun" w:cs="Times New Roman"/>
+          <w:rFonts w:hint="eastAsia" w:ascii="Times New Roman" w:hAnsi="Times New Roman" w:eastAsia="FangSong" w:cs="Times New Roman"/>
         </w:rPr>
         <w:t xml:space="preserve">口径</w:t>
       </w:r>
@@ -10423,7 +10423,7 @@
       </w:pPr>
       <w:r>
         <w:rPr>
-          <w:rFonts w:hint="eastAsia" w:ascii="Times New Roman" w:hAnsi="Times New Roman" w:eastAsia="SimSun" w:cs="Times New Roman"/>
+          <w:rFonts w:hint="eastAsia" w:ascii="Times New Roman" w:hAnsi="Times New Roman" w:eastAsia="FangSong" w:cs="Times New Roman"/>
         </w:rPr>
         <w:t>项判断</w:t>
       </w:r>
@@ -10441,7 +10441,7 @@
       </w:r>
       <w:r>
         <w:rPr>
-          <w:rFonts w:hint="eastAsia" w:ascii="Times New Roman" w:hAnsi="Times New Roman" w:eastAsia="SimSun" w:cs="Times New Roman"/>
+          <w:rFonts w:hint="eastAsia" w:ascii="Times New Roman" w:hAnsi="Times New Roman" w:eastAsia="FangSong" w:cs="Times New Roman"/>
         </w:rPr>
         <w:t xml:space="preserve">规则</w:t>
       </w:r>
@@ -10475,7 +10475,7 @@
       </w:pPr>
       <w:r>
         <w:rPr>
-          <w:rFonts w:hint="eastAsia" w:ascii="Times New Roman" w:hAnsi="Times New Roman" w:eastAsia="SimSun" w:cs="Times New Roman"/>
+          <w:rFonts w:hint="eastAsia" w:ascii="Times New Roman" w:hAnsi="Times New Roman" w:eastAsia="FangSong" w:cs="Times New Roman"/>
         </w:rPr>
         <w:t>重元素反常</w:t>
       </w:r>
@@ -10487,7 +10487,7 @@
       </w:r>
       <w:r>
         <w:rPr>
-          <w:rFonts w:hint="eastAsia" w:ascii="Times New Roman" w:hAnsi="Times New Roman" w:eastAsia="SimSun" w:cs="Times New Roman"/>
+          <w:rFonts w:hint="eastAsia" w:ascii="Times New Roman" w:hAnsi="Times New Roman" w:eastAsia="FangSong" w:cs="Times New Roman"/>
         </w:rPr>
         <w:t>惰性电子对</w:t>
       </w:r>
@@ -10499,7 +10499,7 @@
       </w:r>
       <w:r>
         <w:rPr>
-          <w:rFonts w:hint="eastAsia" w:ascii="Times New Roman" w:hAnsi="Times New Roman" w:eastAsia="SimSun" w:cs="Times New Roman"/>
+          <w:rFonts w:hint="eastAsia" w:ascii="Times New Roman" w:hAnsi="Times New Roman" w:eastAsia="FangSong" w:cs="Times New Roman"/>
         </w:rPr>
         <w:t xml:space="preserve">镧系收缩</w:t>
       </w:r>
@@ -10511,7 +10511,7 @@
       </w:r>
       <w:r>
         <w:rPr>
-          <w:rFonts w:hint="eastAsia" w:ascii="Times New Roman" w:hAnsi="Times New Roman" w:eastAsia="SimSun" w:cs="Times New Roman"/>
+          <w:rFonts w:hint="eastAsia" w:ascii="Times New Roman" w:hAnsi="Times New Roman" w:eastAsia="FangSong" w:cs="Times New Roman"/>
         </w:rPr>
         <w:t xml:space="preserve">相对论效应</w:t>
       </w:r>
@@ -10525,7 +10525,7 @@
       </w:pPr>
       <w:r>
         <w:rPr>
-          <w:rFonts w:hint="eastAsia" w:ascii="Times New Roman" w:hAnsi="Times New Roman" w:eastAsia="SimSun" w:cs="Times New Roman"/>
+          <w:rFonts w:hint="eastAsia" w:ascii="Times New Roman" w:hAnsi="Times New Roman" w:eastAsia="FangSong" w:cs="Times New Roman"/>
         </w:rPr>
         <w:t xml:space="preserve">最后回到化学结论</w:t>
       </w:r>
@@ -10537,7 +10537,7 @@
       </w:r>
       <w:r>
         <w:rPr>
-          <w:rFonts w:hint="eastAsia" w:ascii="Times New Roman" w:hAnsi="Times New Roman" w:eastAsia="SimSun" w:cs="Times New Roman"/>
+          <w:rFonts w:hint="eastAsia" w:ascii="Times New Roman" w:hAnsi="Times New Roman" w:eastAsia="FangSong" w:cs="Times New Roman"/>
         </w:rPr>
         <w:t>不要把答案停在</w:t>
       </w:r>
@@ -10549,7 +10549,7 @@
       </w:r>
       <w:r>
         <w:rPr>
-          <w:rFonts w:hint="eastAsia" w:ascii="Times New Roman" w:hAnsi="Times New Roman" w:eastAsia="SimSun" w:cs="Times New Roman"/>
+          <w:rFonts w:hint="eastAsia" w:ascii="Times New Roman" w:hAnsi="Times New Roman" w:eastAsia="FangSong" w:cs="Times New Roman"/>
         </w:rPr>
         <w:t>轨道变了</w:t>
       </w:r>
@@ -10561,7 +10561,7 @@
       </w:r>
       <w:r>
         <w:rPr>
-          <w:rFonts w:hint="eastAsia" w:ascii="Times New Roman" w:hAnsi="Times New Roman" w:eastAsia="SimSun" w:cs="Times New Roman"/>
+          <w:rFonts w:hint="eastAsia" w:ascii="Times New Roman" w:hAnsi="Times New Roman" w:eastAsia="FangSong" w:cs="Times New Roman"/>
         </w:rPr>
         <w:t>而要写到</w:t>
       </w:r>
@@ -10573,7 +10573,7 @@
       </w:r>
       <w:r>
         <w:rPr>
-          <w:rFonts w:hint="eastAsia" w:ascii="Times New Roman" w:hAnsi="Times New Roman" w:eastAsia="SimSun" w:cs="Times New Roman"/>
+          <w:rFonts w:hint="eastAsia" w:ascii="Times New Roman" w:hAnsi="Times New Roman" w:eastAsia="FangSong" w:cs="Times New Roman"/>
         </w:rPr>
         <w:t>所以氧化态更稳定</w:t>
       </w:r>
@@ -10585,7 +10585,7 @@
       </w:r>
       <w:r>
         <w:rPr>
-          <w:rFonts w:hint="eastAsia" w:ascii="Times New Roman" w:hAnsi="Times New Roman" w:eastAsia="SimSun" w:cs="Times New Roman"/>
+          <w:rFonts w:hint="eastAsia" w:ascii="Times New Roman" w:hAnsi="Times New Roman" w:eastAsia="FangSong" w:cs="Times New Roman"/>
         </w:rPr>
         <w:t xml:space="preserve">金属键更弱</w:t>
       </w:r>
@@ -10597,7 +10597,7 @@
       </w:r>
       <w:r>
         <w:rPr>
-          <w:rFonts w:hint="eastAsia" w:ascii="Times New Roman" w:hAnsi="Times New Roman" w:eastAsia="SimSun" w:cs="Times New Roman"/>
+          <w:rFonts w:hint="eastAsia" w:ascii="Times New Roman" w:hAnsi="Times New Roman" w:eastAsia="FangSong" w:cs="Times New Roman"/>
         </w:rPr>
         <w:t>吸收光落入可见区</w:t>
       </w:r>
@@ -10690,7 +10690,7 @@
       </w:pPr>
       <w:r>
         <w:rPr>
-          <w:rFonts w:hint="eastAsia" w:ascii="Times New Roman" w:hAnsi="Times New Roman" w:eastAsia="SimSun" w:cs="Times New Roman"/>
+          <w:rFonts w:hint="eastAsia" w:ascii="Times New Roman" w:hAnsi="Times New Roman" w:eastAsia="FangSong" w:cs="Times New Roman"/>
           <w:b/>
           <w:bCs/>
         </w:rPr>
@@ -10704,7 +10704,7 @@
       </w:r>
       <w:r>
         <w:rPr>
-          <w:rFonts w:hint="eastAsia" w:ascii="Times New Roman" w:hAnsi="Times New Roman" w:eastAsia="SimSun" w:cs="Times New Roman"/>
+          <w:rFonts w:hint="eastAsia" w:ascii="Times New Roman" w:hAnsi="Times New Roman" w:eastAsia="FangSong" w:cs="Times New Roman"/>
         </w:rPr>
         <w:t>为什么中性原子通常先填</w:t>
       </w:r>
@@ -10722,7 +10722,7 @@
       </w:r>
       <w:r>
         <w:rPr>
-          <w:rFonts w:hint="eastAsia" w:ascii="Times New Roman" w:hAnsi="Times New Roman" w:eastAsia="SimSun" w:cs="Times New Roman"/>
+          <w:rFonts w:hint="eastAsia" w:ascii="Times New Roman" w:hAnsi="Times New Roman" w:eastAsia="FangSong" w:cs="Times New Roman"/>
         </w:rPr>
         <w:t>再填</w:t>
       </w:r>
@@ -10740,7 +10740,7 @@
       </w:r>
       <w:r>
         <w:rPr>
-          <w:rFonts w:hint="eastAsia" w:ascii="Times New Roman" w:hAnsi="Times New Roman" w:eastAsia="SimSun" w:cs="Times New Roman"/>
+          <w:rFonts w:hint="eastAsia" w:ascii="Times New Roman" w:hAnsi="Times New Roman" w:eastAsia="FangSong" w:cs="Times New Roman"/>
         </w:rPr>
         <w:t>而过渡金属电离时却又先失去</w:t>
       </w:r>
@@ -10752,7 +10752,7 @@
       </w:r>
       <w:r>
         <w:rPr>
-          <w:rFonts w:hint="eastAsia" w:ascii="Times New Roman" w:hAnsi="Times New Roman" w:eastAsia="SimSun" w:cs="Times New Roman"/>
+          <w:rFonts w:hint="eastAsia" w:ascii="Times New Roman" w:hAnsi="Times New Roman" w:eastAsia="FangSong" w:cs="Times New Roman"/>
         </w:rPr>
         <w:t>电子</w:t>
       </w:r>
@@ -10769,7 +10769,7 @@
       </w:pPr>
       <w:r>
         <w:rPr>
-          <w:rFonts w:hint="eastAsia" w:ascii="Times New Roman" w:hAnsi="Times New Roman" w:eastAsia="SimSun" w:cs="Times New Roman"/>
+          <w:rFonts w:hint="eastAsia" w:ascii="Times New Roman" w:hAnsi="Times New Roman" w:eastAsia="FangSong" w:cs="Times New Roman"/>
           <w:b/>
           <w:bCs/>
         </w:rPr>
@@ -10792,7 +10792,7 @@
       </w:pPr>
       <w:r>
         <w:rPr>
-          <w:rFonts w:hint="eastAsia" w:ascii="Times New Roman" w:hAnsi="Times New Roman" w:eastAsia="SimSun" w:cs="Times New Roman"/>
+          <w:rFonts w:hint="eastAsia" w:ascii="Times New Roman" w:hAnsi="Times New Roman" w:eastAsia="FangSong" w:cs="Times New Roman"/>
         </w:rPr>
         <w:t>在中性原子形成过程中</w:t>
       </w:r>
@@ -10810,7 +10810,7 @@
       </w:r>
       <w:r>
         <w:rPr>
-          <w:rFonts w:hint="eastAsia" w:ascii="Times New Roman" w:hAnsi="Times New Roman" w:eastAsia="SimSun" w:cs="Times New Roman"/>
+          <w:rFonts w:hint="eastAsia" w:ascii="Times New Roman" w:hAnsi="Times New Roman" w:eastAsia="FangSong" w:cs="Times New Roman"/>
         </w:rPr>
         <w:t>轨道因穿透更强</w:t>
       </w:r>
@@ -10822,7 +10822,7 @@
       </w:r>
       <w:r>
         <w:rPr>
-          <w:rFonts w:hint="eastAsia" w:ascii="Times New Roman" w:hAnsi="Times New Roman" w:eastAsia="SimSun" w:cs="Times New Roman"/>
+          <w:rFonts w:hint="eastAsia" w:ascii="Times New Roman" w:hAnsi="Times New Roman" w:eastAsia="FangSong" w:cs="Times New Roman"/>
         </w:rPr>
         <w:t>近核区概率更大</w:t>
       </w:r>
@@ -10834,7 +10834,7 @@
       </w:r>
       <w:r>
         <w:rPr>
-          <w:rFonts w:hint="eastAsia" w:ascii="Times New Roman" w:hAnsi="Times New Roman" w:eastAsia="SimSun" w:cs="Times New Roman"/>
+          <w:rFonts w:hint="eastAsia" w:ascii="Times New Roman" w:hAnsi="Times New Roman" w:eastAsia="FangSong" w:cs="Times New Roman"/>
         </w:rPr>
         <w:t>感受到更大</w:t>
       </w:r>
@@ -10859,7 +10859,7 @@
       </w:r>
       <w:r>
         <w:rPr>
-          <w:rFonts w:hint="eastAsia" w:ascii="Times New Roman" w:hAnsi="Times New Roman" w:eastAsia="SimSun" w:cs="Times New Roman"/>
+          <w:rFonts w:hint="eastAsia" w:ascii="Times New Roman" w:hAnsi="Times New Roman" w:eastAsia="FangSong" w:cs="Times New Roman"/>
         </w:rPr>
         <w:t>初始能量略低于</w:t>
       </w:r>
@@ -10880,7 +10880,7 @@
       </w:pPr>
       <w:r>
         <w:rPr>
-          <w:rFonts w:hint="eastAsia" w:ascii="Times New Roman" w:hAnsi="Times New Roman" w:eastAsia="SimSun" w:cs="Times New Roman"/>
+          <w:rFonts w:hint="eastAsia" w:ascii="Times New Roman" w:hAnsi="Times New Roman" w:eastAsia="FangSong" w:cs="Times New Roman"/>
         </w:rPr>
         <w:t xml:space="preserve">随着</w:t>
       </w:r>
@@ -10892,7 +10892,7 @@
       </w:r>
       <w:r>
         <w:rPr>
-          <w:rFonts w:hint="eastAsia" w:ascii="Times New Roman" w:hAnsi="Times New Roman" w:eastAsia="SimSun" w:cs="Times New Roman"/>
+          <w:rFonts w:hint="eastAsia" w:ascii="Times New Roman" w:hAnsi="Times New Roman" w:eastAsia="FangSong" w:cs="Times New Roman"/>
         </w:rPr>
         <w:t>逐步填入</w:t>
       </w:r>
@@ -10910,7 +10910,7 @@
       </w:r>
       <w:r>
         <w:rPr>
-          <w:rFonts w:hint="eastAsia" w:ascii="Times New Roman" w:hAnsi="Times New Roman" w:eastAsia="SimSun" w:cs="Times New Roman"/>
+          <w:rFonts w:hint="eastAsia" w:ascii="Times New Roman" w:hAnsi="Times New Roman" w:eastAsia="FangSong" w:cs="Times New Roman"/>
         </w:rPr>
         <w:t>排斥增强</w:t>
       </w:r>
@@ -10922,7 +10922,7 @@
       </w:r>
       <w:r>
         <w:rPr>
-          <w:rFonts w:hint="eastAsia" w:ascii="Times New Roman" w:hAnsi="Times New Roman" w:eastAsia="SimSun" w:cs="Times New Roman"/>
+          <w:rFonts w:hint="eastAsia" w:ascii="Times New Roman" w:hAnsi="Times New Roman" w:eastAsia="FangSong" w:cs="Times New Roman"/>
         </w:rPr>
         <w:t>而已占据的</w:t>
       </w:r>
@@ -10934,7 +10934,7 @@
       </w:r>
       <w:r>
         <w:rPr>
-          <w:rFonts w:hint="eastAsia" w:ascii="Times New Roman" w:hAnsi="Times New Roman" w:eastAsia="SimSun" w:cs="Times New Roman"/>
+          <w:rFonts w:hint="eastAsia" w:ascii="Times New Roman" w:hAnsi="Times New Roman" w:eastAsia="FangSong" w:cs="Times New Roman"/>
         </w:rPr>
         <w:t xml:space="preserve">对</w:t>
       </w:r>
@@ -10946,7 +10946,7 @@
       </w:r>
       <w:r>
         <w:rPr>
-          <w:rFonts w:hint="eastAsia" w:ascii="Times New Roman" w:hAnsi="Times New Roman" w:eastAsia="SimSun" w:cs="Times New Roman"/>
+          <w:rFonts w:hint="eastAsia" w:ascii="Times New Roman" w:hAnsi="Times New Roman" w:eastAsia="FangSong" w:cs="Times New Roman"/>
         </w:rPr>
         <w:t>的屏蔽又较差</w:t>
       </w:r>
@@ -10958,7 +10958,7 @@
       </w:r>
       <w:r>
         <w:rPr>
-          <w:rFonts w:hint="eastAsia" w:ascii="Times New Roman" w:hAnsi="Times New Roman" w:eastAsia="SimSun" w:cs="Times New Roman"/>
+          <w:rFonts w:hint="eastAsia" w:ascii="Times New Roman" w:hAnsi="Times New Roman" w:eastAsia="FangSong" w:cs="Times New Roman"/>
         </w:rPr>
         <w:t>导致</w:t>
       </w:r>
@@ -10970,7 +10970,7 @@
       </w:r>
       <w:r>
         <w:rPr>
-          <w:rFonts w:hint="eastAsia" w:ascii="Times New Roman" w:hAnsi="Times New Roman" w:eastAsia="SimSun" w:cs="Times New Roman"/>
+          <w:rFonts w:hint="eastAsia" w:ascii="Times New Roman" w:hAnsi="Times New Roman" w:eastAsia="FangSong" w:cs="Times New Roman"/>
         </w:rPr>
         <w:t>相对能量上升</w:t>
       </w:r>
@@ -10991,7 +10991,7 @@
       </w:pPr>
       <w:r>
         <w:rPr>
-          <w:rFonts w:hint="eastAsia" w:ascii="Times New Roman" w:hAnsi="Times New Roman" w:eastAsia="SimSun" w:cs="Times New Roman"/>
+          <w:rFonts w:hint="eastAsia" w:ascii="Times New Roman" w:hAnsi="Times New Roman" w:eastAsia="FangSong" w:cs="Times New Roman"/>
         </w:rPr>
         <w:t>当真正电离时</w:t>
       </w:r>
@@ -11009,7 +11009,7 @@
       </w:r>
       <w:r>
         <w:rPr>
-          <w:rFonts w:hint="eastAsia" w:ascii="Times New Roman" w:hAnsi="Times New Roman" w:eastAsia="SimSun" w:cs="Times New Roman"/>
+          <w:rFonts w:hint="eastAsia" w:ascii="Times New Roman" w:hAnsi="Times New Roman" w:eastAsia="FangSong" w:cs="Times New Roman"/>
         </w:rPr>
         <w:t>电子平均离核更远</w:t>
       </w:r>
@@ -11021,7 +11021,7 @@
       </w:r>
       <w:r>
         <w:rPr>
-          <w:rFonts w:hint="eastAsia" w:ascii="Times New Roman" w:hAnsi="Times New Roman" w:eastAsia="SimSun" w:cs="Times New Roman"/>
+          <w:rFonts w:hint="eastAsia" w:ascii="Times New Roman" w:hAnsi="Times New Roman" w:eastAsia="FangSong" w:cs="Times New Roman"/>
         </w:rPr>
         <w:t>束缚更弱</w:t>
       </w:r>
@@ -11033,7 +11033,7 @@
       </w:r>
       <w:r>
         <w:rPr>
-          <w:rFonts w:hint="eastAsia" w:ascii="Times New Roman" w:hAnsi="Times New Roman" w:eastAsia="SimSun" w:cs="Times New Roman"/>
+          <w:rFonts w:hint="eastAsia" w:ascii="Times New Roman" w:hAnsi="Times New Roman" w:eastAsia="FangSong" w:cs="Times New Roman"/>
         </w:rPr>
         <w:t>因此优先失去</w:t>
       </w:r>
@@ -11050,7 +11050,7 @@
       </w:pPr>
       <w:r>
         <w:rPr>
-          <w:rFonts w:hint="eastAsia" w:ascii="Times New Roman" w:hAnsi="Times New Roman" w:eastAsia="SimSun" w:cs="Times New Roman"/>
+          <w:rFonts w:hint="eastAsia" w:ascii="Times New Roman" w:hAnsi="Times New Roman" w:eastAsia="FangSong" w:cs="Times New Roman"/>
           <w:b/>
           <w:bCs/>
         </w:rPr>
@@ -11076,7 +11076,7 @@
       </w:r>
       <w:r>
         <w:rPr>
-          <w:rFonts w:hint="eastAsia" w:ascii="Times New Roman" w:hAnsi="Times New Roman" w:eastAsia="SimSun" w:cs="Times New Roman"/>
+          <w:rFonts w:hint="eastAsia" w:ascii="Times New Roman" w:hAnsi="Times New Roman" w:eastAsia="FangSong" w:cs="Times New Roman"/>
         </w:rPr>
         <w:t>先填</w:t>
       </w:r>
@@ -11094,7 +11094,7 @@
       </w:r>
       <w:r>
         <w:rPr>
-          <w:rFonts w:hint="eastAsia" w:ascii="Times New Roman" w:hAnsi="Times New Roman" w:eastAsia="SimSun" w:cs="Times New Roman"/>
+          <w:rFonts w:hint="eastAsia" w:ascii="Times New Roman" w:hAnsi="Times New Roman" w:eastAsia="FangSong" w:cs="Times New Roman"/>
         </w:rPr>
         <w:t>先失</w:t>
       </w:r>
@@ -11112,7 +11112,7 @@
       </w:r>
       <w:r>
         <w:rPr>
-          <w:rFonts w:hint="eastAsia" w:ascii="Times New Roman" w:hAnsi="Times New Roman" w:eastAsia="SimSun" w:cs="Times New Roman"/>
+          <w:rFonts w:hint="eastAsia" w:ascii="Times New Roman" w:hAnsi="Times New Roman" w:eastAsia="FangSong" w:cs="Times New Roman"/>
         </w:rPr>
         <w:t>不是矛盾</w:t>
       </w:r>
@@ -11124,13 +11124,13 @@
       </w:r>
       <w:r>
         <w:rPr>
-          <w:rFonts w:hint="eastAsia" w:ascii="Times New Roman" w:hAnsi="Times New Roman" w:eastAsia="SimSun" w:cs="Times New Roman"/>
+          <w:rFonts w:hint="eastAsia" w:ascii="Times New Roman" w:hAnsi="Times New Roman" w:eastAsia="FangSong" w:cs="Times New Roman"/>
         </w:rPr>
         <w:t>而是</w:t>
       </w:r>
       <w:r>
         <w:rPr>
-          <w:rFonts w:hint="eastAsia" w:ascii="Times New Roman" w:hAnsi="Times New Roman" w:eastAsia="SimSun" w:cs="Times New Roman"/>
+          <w:rFonts w:hint="eastAsia" w:ascii="Times New Roman" w:hAnsi="Times New Roman" w:eastAsia="FangSong" w:cs="Times New Roman"/>
           <w:b/>
           <w:bCs/>
         </w:rPr>
@@ -11138,7 +11138,7 @@
       </w:r>
       <w:r>
         <w:rPr>
-          <w:rFonts w:hint="eastAsia" w:ascii="Times New Roman" w:hAnsi="Times New Roman" w:eastAsia="SimSun" w:cs="Times New Roman"/>
+          <w:rFonts w:hint="eastAsia" w:ascii="Times New Roman" w:hAnsi="Times New Roman" w:eastAsia="FangSong" w:cs="Times New Roman"/>
         </w:rPr>
         <w:t>的结果</w:t>
       </w:r>
@@ -11199,7 +11199,7 @@
       </w:pPr>
       <w:r>
         <w:rPr>
-          <w:rFonts w:hint="eastAsia" w:ascii="Times New Roman" w:hAnsi="Times New Roman" w:eastAsia="SimSun" w:cs="Times New Roman"/>
+          <w:rFonts w:hint="eastAsia" w:ascii="Times New Roman" w:hAnsi="Times New Roman" w:eastAsia="FangSong" w:cs="Times New Roman"/>
           <w:b/>
           <w:bCs/>
         </w:rPr>
@@ -11213,7 +11213,7 @@
       </w:r>
       <w:r>
         <w:rPr>
-          <w:rFonts w:hint="eastAsia" w:ascii="Times New Roman" w:hAnsi="Times New Roman" w:eastAsia="SimSun" w:cs="Times New Roman"/>
+          <w:rFonts w:hint="eastAsia" w:ascii="Times New Roman" w:hAnsi="Times New Roman" w:eastAsia="FangSong" w:cs="Times New Roman"/>
         </w:rPr>
         <w:t>判断</w:t>
       </w:r>
@@ -11225,7 +11225,7 @@
       </w:r>
       <w:r>
         <w:rPr>
-          <w:rFonts w:hint="eastAsia" w:ascii="Times New Roman" w:hAnsi="Times New Roman" w:eastAsia="SimSun" w:cs="Times New Roman"/>
+          <w:rFonts w:hint="eastAsia" w:ascii="Times New Roman" w:hAnsi="Times New Roman" w:eastAsia="FangSong" w:cs="Times New Roman"/>
         </w:rPr>
         <w:t xml:space="preserve">和</w:t>
       </w:r>
@@ -11237,7 +11237,7 @@
       </w:r>
       <w:r>
         <w:rPr>
-          <w:rFonts w:hint="eastAsia" w:ascii="Times New Roman" w:hAnsi="Times New Roman" w:eastAsia="SimSun" w:cs="Times New Roman"/>
+          <w:rFonts w:hint="eastAsia" w:ascii="Times New Roman" w:hAnsi="Times New Roman" w:eastAsia="FangSong" w:cs="Times New Roman"/>
         </w:rPr>
         <w:t>原子的价层基态项</w:t>
       </w:r>
@@ -11254,7 +11254,7 @@
       </w:pPr>
       <w:r>
         <w:rPr>
-          <w:rFonts w:hint="eastAsia" w:ascii="Times New Roman" w:hAnsi="Times New Roman" w:eastAsia="SimSun" w:cs="Times New Roman"/>
+          <w:rFonts w:hint="eastAsia" w:ascii="Times New Roman" w:hAnsi="Times New Roman" w:eastAsia="FangSong" w:cs="Times New Roman"/>
           <w:b/>
           <w:bCs/>
         </w:rPr>
@@ -11283,7 +11283,7 @@
       </w:r>
       <w:r>
         <w:rPr>
-          <w:rFonts w:hint="eastAsia" w:ascii="Times New Roman" w:hAnsi="Times New Roman" w:eastAsia="SimSun" w:cs="Times New Roman"/>
+          <w:rFonts w:hint="eastAsia" w:ascii="Times New Roman" w:hAnsi="Times New Roman" w:eastAsia="FangSong" w:cs="Times New Roman"/>
         </w:rPr>
         <w:t>价层</w:t>
       </w:r>
@@ -11319,7 +11319,7 @@
       </w:pPr>
       <w:r>
         <w:rPr>
-          <w:rFonts w:hint="eastAsia" w:ascii="Times New Roman" w:hAnsi="Times New Roman" w:eastAsia="SimSun" w:cs="Times New Roman"/>
+          <w:rFonts w:hint="eastAsia" w:ascii="Times New Roman" w:hAnsi="Times New Roman" w:eastAsia="FangSong" w:cs="Times New Roman"/>
         </w:rPr>
         <w:t xml:space="preserve">先取最大</w:t>
       </w:r>
@@ -11344,7 +11344,7 @@
       </w:r>
       <w:r>
         <w:rPr>
-          <w:rFonts w:hint="eastAsia" w:ascii="Times New Roman" w:hAnsi="Times New Roman" w:eastAsia="SimSun" w:cs="Times New Roman"/>
+          <w:rFonts w:hint="eastAsia" w:ascii="Times New Roman" w:hAnsi="Times New Roman" w:eastAsia="FangSong" w:cs="Times New Roman"/>
         </w:rPr>
         <w:t>得三重态</w:t>
       </w:r>
@@ -11359,7 +11359,7 @@
       </w:pPr>
       <w:r>
         <w:rPr>
-          <w:rFonts w:hint="eastAsia" w:ascii="Times New Roman" w:hAnsi="Times New Roman" w:eastAsia="SimSun" w:cs="Times New Roman"/>
+          <w:rFonts w:hint="eastAsia" w:ascii="Times New Roman" w:hAnsi="Times New Roman" w:eastAsia="FangSong" w:cs="Times New Roman"/>
         </w:rPr>
         <w:t xml:space="preserve">再取最大</w:t>
       </w:r>
@@ -11384,7 +11384,7 @@
       </w:r>
       <w:r>
         <w:rPr>
-          <w:rFonts w:hint="eastAsia" w:ascii="Times New Roman" w:hAnsi="Times New Roman" w:eastAsia="SimSun" w:cs="Times New Roman"/>
+          <w:rFonts w:hint="eastAsia" w:ascii="Times New Roman" w:hAnsi="Times New Roman" w:eastAsia="FangSong" w:cs="Times New Roman"/>
         </w:rPr>
         <w:t>得</w:t>
       </w:r>
@@ -11412,7 +11412,7 @@
       </w:pPr>
       <w:r>
         <w:rPr>
-          <w:rFonts w:hint="eastAsia" w:ascii="Times New Roman" w:hAnsi="Times New Roman" w:eastAsia="SimSun" w:cs="Times New Roman"/>
+          <w:rFonts w:hint="eastAsia" w:ascii="Times New Roman" w:hAnsi="Times New Roman" w:eastAsia="FangSong" w:cs="Times New Roman"/>
         </w:rPr>
         <w:t>少于半充满</w:t>
       </w:r>
@@ -11424,7 +11424,7 @@
       </w:r>
       <w:r>
         <w:rPr>
-          <w:rFonts w:hint="eastAsia" w:ascii="Times New Roman" w:hAnsi="Times New Roman" w:eastAsia="SimSun" w:cs="Times New Roman"/>
+          <w:rFonts w:hint="eastAsia" w:ascii="Times New Roman" w:hAnsi="Times New Roman" w:eastAsia="FangSong" w:cs="Times New Roman"/>
         </w:rPr>
         <w:t>取最小</w:t>
       </w:r>
@@ -11452,7 +11452,7 @@
       </w:pPr>
       <w:r>
         <w:rPr>
-          <w:rFonts w:hint="eastAsia" w:ascii="Times New Roman" w:hAnsi="Times New Roman" w:eastAsia="SimSun" w:cs="Times New Roman"/>
+          <w:rFonts w:hint="eastAsia" w:ascii="Times New Roman" w:hAnsi="Times New Roman" w:eastAsia="FangSong" w:cs="Times New Roman"/>
         </w:rPr>
         <w:t xml:space="preserve">所以基态是</w:t>
       </w:r>
@@ -11486,7 +11486,7 @@
       </w:r>
       <w:r>
         <w:rPr>
-          <w:rFonts w:hint="eastAsia" w:ascii="Times New Roman" w:hAnsi="Times New Roman" w:eastAsia="SimSun" w:cs="Times New Roman"/>
+          <w:rFonts w:hint="eastAsia" w:ascii="Times New Roman" w:hAnsi="Times New Roman" w:eastAsia="FangSong" w:cs="Times New Roman"/>
         </w:rPr>
         <w:t>价层</w:t>
       </w:r>
@@ -11522,7 +11522,7 @@
       </w:pPr>
       <w:r>
         <w:rPr>
-          <w:rFonts w:hint="eastAsia" w:ascii="Times New Roman" w:hAnsi="Times New Roman" w:eastAsia="SimSun" w:cs="Times New Roman"/>
+          <w:rFonts w:hint="eastAsia" w:ascii="Times New Roman" w:hAnsi="Times New Roman" w:eastAsia="FangSong" w:cs="Times New Roman"/>
         </w:rPr>
         <w:t xml:space="preserve">先得</w:t>
       </w:r>
@@ -11550,7 +11550,7 @@
       </w:pPr>
       <w:r>
         <w:rPr>
-          <w:rFonts w:hint="eastAsia" w:ascii="Times New Roman" w:hAnsi="Times New Roman" w:eastAsia="SimSun" w:cs="Times New Roman"/>
+          <w:rFonts w:hint="eastAsia" w:ascii="Times New Roman" w:hAnsi="Times New Roman" w:eastAsia="FangSong" w:cs="Times New Roman"/>
         </w:rPr>
         <w:t>但多于半充满</w:t>
       </w:r>
@@ -11562,7 +11562,7 @@
       </w:r>
       <w:r>
         <w:rPr>
-          <w:rFonts w:hint="eastAsia" w:ascii="Times New Roman" w:hAnsi="Times New Roman" w:eastAsia="SimSun" w:cs="Times New Roman"/>
+          <w:rFonts w:hint="eastAsia" w:ascii="Times New Roman" w:hAnsi="Times New Roman" w:eastAsia="FangSong" w:cs="Times New Roman"/>
         </w:rPr>
         <w:t>取最大</w:t>
       </w:r>
@@ -11590,7 +11590,7 @@
       </w:pPr>
       <w:r>
         <w:rPr>
-          <w:rFonts w:hint="eastAsia" w:ascii="Times New Roman" w:hAnsi="Times New Roman" w:eastAsia="SimSun" w:cs="Times New Roman"/>
+          <w:rFonts w:hint="eastAsia" w:ascii="Times New Roman" w:hAnsi="Times New Roman" w:eastAsia="FangSong" w:cs="Times New Roman"/>
         </w:rPr>
         <w:t xml:space="preserve">所以基态是</w:t>
       </w:r>
@@ -11614,7 +11614,7 @@
       </w:pPr>
       <w:r>
         <w:rPr>
-          <w:rFonts w:hint="eastAsia" w:ascii="Times New Roman" w:hAnsi="Times New Roman" w:eastAsia="SimSun" w:cs="Times New Roman"/>
+          <w:rFonts w:hint="eastAsia" w:ascii="Times New Roman" w:hAnsi="Times New Roman" w:eastAsia="FangSong" w:cs="Times New Roman"/>
           <w:b/>
           <w:bCs/>
         </w:rPr>
@@ -11640,7 +11640,7 @@
       </w:r>
       <w:r>
         <w:rPr>
-          <w:rFonts w:hint="eastAsia" w:ascii="Times New Roman" w:hAnsi="Times New Roman" w:eastAsia="SimSun" w:cs="Times New Roman"/>
+          <w:rFonts w:hint="eastAsia" w:ascii="Times New Roman" w:hAnsi="Times New Roman" w:eastAsia="FangSong" w:cs="Times New Roman"/>
         </w:rPr>
         <w:t xml:space="preserve">和</w:t>
       </w:r>
@@ -11652,7 +11652,7 @@
       </w:r>
       <w:r>
         <w:rPr>
-          <w:rFonts w:hint="eastAsia" w:ascii="Times New Roman" w:hAnsi="Times New Roman" w:eastAsia="SimSun" w:cs="Times New Roman"/>
+          <w:rFonts w:hint="eastAsia" w:ascii="Times New Roman" w:hAnsi="Times New Roman" w:eastAsia="FangSong" w:cs="Times New Roman"/>
         </w:rPr>
         <w:t xml:space="preserve">的</w:t>
       </w:r>
@@ -11677,7 +11677,7 @@
       </w:r>
       <w:r>
         <w:rPr>
-          <w:rFonts w:hint="eastAsia" w:ascii="Times New Roman" w:hAnsi="Times New Roman" w:eastAsia="SimSun" w:cs="Times New Roman"/>
+          <w:rFonts w:hint="eastAsia" w:ascii="Times New Roman" w:hAnsi="Times New Roman" w:eastAsia="FangSong" w:cs="Times New Roman"/>
         </w:rPr>
         <w:t>相同</w:t>
       </w:r>
@@ -11689,7 +11689,7 @@
       </w:r>
       <w:r>
         <w:rPr>
-          <w:rFonts w:hint="eastAsia" w:ascii="Times New Roman" w:hAnsi="Times New Roman" w:eastAsia="SimSun" w:cs="Times New Roman"/>
+          <w:rFonts w:hint="eastAsia" w:ascii="Times New Roman" w:hAnsi="Times New Roman" w:eastAsia="FangSong" w:cs="Times New Roman"/>
         </w:rPr>
         <w:t>但因壳层占据超过半充满与否不同</w:t>
       </w:r>
@@ -11701,7 +11701,7 @@
       </w:r>
       <w:r>
         <w:rPr>
-          <w:rFonts w:hint="eastAsia" w:ascii="Times New Roman" w:hAnsi="Times New Roman" w:eastAsia="SimSun" w:cs="Times New Roman"/>
+          <w:rFonts w:hint="eastAsia" w:ascii="Times New Roman" w:hAnsi="Times New Roman" w:eastAsia="FangSong" w:cs="Times New Roman"/>
         </w:rPr>
         <w:t>基态</w:t>
       </w:r>
@@ -11726,7 +11726,7 @@
       </w:r>
       <w:r>
         <w:rPr>
-          <w:rFonts w:hint="eastAsia" w:ascii="Times New Roman" w:hAnsi="Times New Roman" w:eastAsia="SimSun" w:cs="Times New Roman"/>
+          <w:rFonts w:hint="eastAsia" w:ascii="Times New Roman" w:hAnsi="Times New Roman" w:eastAsia="FangSong" w:cs="Times New Roman"/>
         </w:rPr>
         <w:t>排序相反</w:t>
       </w:r>
@@ -11787,7 +11787,7 @@
       </w:pPr>
       <w:r>
         <w:rPr>
-          <w:rFonts w:hint="eastAsia" w:ascii="Times New Roman" w:hAnsi="Times New Roman" w:eastAsia="SimSun" w:cs="Times New Roman"/>
+          <w:rFonts w:hint="eastAsia" w:ascii="Times New Roman" w:hAnsi="Times New Roman" w:eastAsia="FangSong" w:cs="Times New Roman"/>
           <w:b/>
           <w:bCs/>
         </w:rPr>
@@ -11801,7 +11801,7 @@
       </w:r>
       <w:r>
         <w:rPr>
-          <w:rFonts w:hint="eastAsia" w:ascii="Times New Roman" w:hAnsi="Times New Roman" w:eastAsia="SimSun" w:cs="Times New Roman"/>
+          <w:rFonts w:hint="eastAsia" w:ascii="Times New Roman" w:hAnsi="Times New Roman" w:eastAsia="FangSong" w:cs="Times New Roman"/>
         </w:rPr>
         <w:t>解释为什么</w:t>
       </w:r>
@@ -11813,7 +11813,7 @@
       </w:r>
       <w:r>
         <w:rPr>
-          <w:rFonts w:hint="eastAsia" w:ascii="Times New Roman" w:hAnsi="Times New Roman" w:eastAsia="SimSun" w:cs="Times New Roman"/>
+          <w:rFonts w:hint="eastAsia" w:ascii="Times New Roman" w:hAnsi="Times New Roman" w:eastAsia="FangSong" w:cs="Times New Roman"/>
         </w:rPr>
         <w:t xml:space="preserve">更稳定</w:t>
       </w:r>
@@ -11831,7 +11831,7 @@
       </w:r>
       <w:r>
         <w:rPr>
-          <w:rFonts w:hint="eastAsia" w:ascii="Times New Roman" w:hAnsi="Times New Roman" w:eastAsia="SimSun" w:cs="Times New Roman"/>
+          <w:rFonts w:hint="eastAsia" w:ascii="Times New Roman" w:hAnsi="Times New Roman" w:eastAsia="FangSong" w:cs="Times New Roman"/>
         </w:rPr>
         <w:t>而</w:t>
       </w:r>
@@ -11843,7 +11843,7 @@
       </w:r>
       <w:r>
         <w:rPr>
-          <w:rFonts w:hint="eastAsia" w:ascii="Times New Roman" w:hAnsi="Times New Roman" w:eastAsia="SimSun" w:cs="Times New Roman"/>
+          <w:rFonts w:hint="eastAsia" w:ascii="Times New Roman" w:hAnsi="Times New Roman" w:eastAsia="FangSong" w:cs="Times New Roman"/>
         </w:rPr>
         <w:t xml:space="preserve">更稳定</w:t>
       </w:r>
@@ -11860,7 +11860,7 @@
       </w:pPr>
       <w:r>
         <w:rPr>
-          <w:rFonts w:hint="eastAsia" w:ascii="Times New Roman" w:hAnsi="Times New Roman" w:eastAsia="SimSun" w:cs="Times New Roman"/>
+          <w:rFonts w:hint="eastAsia" w:ascii="Times New Roman" w:hAnsi="Times New Roman" w:eastAsia="FangSong" w:cs="Times New Roman"/>
           <w:b/>
           <w:bCs/>
         </w:rPr>
@@ -11889,7 +11889,7 @@
       </w:r>
       <w:r>
         <w:rPr>
-          <w:rFonts w:hint="eastAsia" w:ascii="Times New Roman" w:hAnsi="Times New Roman" w:eastAsia="SimSun" w:cs="Times New Roman"/>
+          <w:rFonts w:hint="eastAsia" w:ascii="Times New Roman" w:hAnsi="Times New Roman" w:eastAsia="FangSong" w:cs="Times New Roman"/>
         </w:rPr>
         <w:t xml:space="preserve">的</w:t>
       </w:r>
@@ -11914,7 +11914,7 @@
       </w:r>
       <w:r>
         <w:rPr>
-          <w:rFonts w:hint="eastAsia" w:ascii="Times New Roman" w:hAnsi="Times New Roman" w:eastAsia="SimSun" w:cs="Times New Roman"/>
+          <w:rFonts w:hint="eastAsia" w:ascii="Times New Roman" w:hAnsi="Times New Roman" w:eastAsia="FangSong" w:cs="Times New Roman"/>
         </w:rPr>
         <w:t>电子并没有受到明显相对论稳定化</w:t>
       </w:r>
@@ -11926,7 +11926,7 @@
       </w:r>
       <w:r>
         <w:rPr>
-          <w:rFonts w:hint="eastAsia" w:ascii="Times New Roman" w:hAnsi="Times New Roman" w:eastAsia="SimSun" w:cs="Times New Roman"/>
+          <w:rFonts w:hint="eastAsia" w:ascii="Times New Roman" w:hAnsi="Times New Roman" w:eastAsia="FangSong" w:cs="Times New Roman"/>
         </w:rPr>
         <w:t>较容易参与成键</w:t>
       </w:r>
@@ -11938,7 +11938,7 @@
       </w:r>
       <w:r>
         <w:rPr>
-          <w:rFonts w:hint="eastAsia" w:ascii="Times New Roman" w:hAnsi="Times New Roman" w:eastAsia="SimSun" w:cs="Times New Roman"/>
+          <w:rFonts w:hint="eastAsia" w:ascii="Times New Roman" w:hAnsi="Times New Roman" w:eastAsia="FangSong" w:cs="Times New Roman"/>
         </w:rPr>
         <w:t>因此</w:t>
       </w:r>
@@ -11950,7 +11950,7 @@
       </w:r>
       <w:r>
         <w:rPr>
-          <w:rFonts w:hint="eastAsia" w:ascii="Times New Roman" w:hAnsi="Times New Roman" w:eastAsia="SimSun" w:cs="Times New Roman"/>
+          <w:rFonts w:hint="eastAsia" w:ascii="Times New Roman" w:hAnsi="Times New Roman" w:eastAsia="FangSong" w:cs="Times New Roman"/>
         </w:rPr>
         <w:t>常见且稳定</w:t>
       </w:r>
@@ -11977,7 +11977,7 @@
       </w:r>
       <w:r>
         <w:rPr>
-          <w:rFonts w:hint="eastAsia" w:ascii="Times New Roman" w:hAnsi="Times New Roman" w:eastAsia="SimSun" w:cs="Times New Roman"/>
+          <w:rFonts w:hint="eastAsia" w:ascii="Times New Roman" w:hAnsi="Times New Roman" w:eastAsia="FangSong" w:cs="Times New Roman"/>
         </w:rPr>
         <w:t xml:space="preserve">的</w:t>
       </w:r>
@@ -12002,7 +12002,7 @@
       </w:r>
       <w:r>
         <w:rPr>
-          <w:rFonts w:hint="eastAsia" w:ascii="Times New Roman" w:hAnsi="Times New Roman" w:eastAsia="SimSun" w:cs="Times New Roman"/>
+          <w:rFonts w:hint="eastAsia" w:ascii="Times New Roman" w:hAnsi="Times New Roman" w:eastAsia="FangSong" w:cs="Times New Roman"/>
         </w:rPr>
         <w:t>电子明显相对论收缩</w:t>
       </w:r>
@@ -12014,7 +12014,7 @@
       </w:r>
       <w:r>
         <w:rPr>
-          <w:rFonts w:hint="eastAsia" w:ascii="Times New Roman" w:hAnsi="Times New Roman" w:eastAsia="SimSun" w:cs="Times New Roman"/>
+          <w:rFonts w:hint="eastAsia" w:ascii="Times New Roman" w:hAnsi="Times New Roman" w:eastAsia="FangSong" w:cs="Times New Roman"/>
         </w:rPr>
         <w:t>能量更低</w:t>
       </w:r>
@@ -12026,7 +12026,7 @@
       </w:r>
       <w:r>
         <w:rPr>
-          <w:rFonts w:hint="eastAsia" w:ascii="Times New Roman" w:hAnsi="Times New Roman" w:eastAsia="SimSun" w:cs="Times New Roman"/>
+          <w:rFonts w:hint="eastAsia" w:ascii="Times New Roman" w:hAnsi="Times New Roman" w:eastAsia="FangSong" w:cs="Times New Roman"/>
         </w:rPr>
         <w:t>不愿参与成键</w:t>
       </w:r>
@@ -12047,7 +12047,7 @@
       </w:pPr>
       <w:r>
         <w:rPr>
-          <w:rFonts w:hint="eastAsia" w:ascii="Times New Roman" w:hAnsi="Times New Roman" w:eastAsia="SimSun" w:cs="Times New Roman"/>
+          <w:rFonts w:hint="eastAsia" w:ascii="Times New Roman" w:hAnsi="Times New Roman" w:eastAsia="FangSong" w:cs="Times New Roman"/>
         </w:rPr>
         <w:t xml:space="preserve">于是</w:t>
       </w:r>
@@ -12059,7 +12059,7 @@
       </w:r>
       <w:r>
         <w:rPr>
-          <w:rFonts w:hint="eastAsia" w:ascii="Times New Roman" w:hAnsi="Times New Roman" w:eastAsia="SimSun" w:cs="Times New Roman"/>
+          <w:rFonts w:hint="eastAsia" w:ascii="Times New Roman" w:hAnsi="Times New Roman" w:eastAsia="FangSong" w:cs="Times New Roman"/>
         </w:rPr>
         <w:t xml:space="preserve">更容易只失去</w:t>
       </w:r>
@@ -12071,7 +12071,7 @@
       </w:r>
       <w:r>
         <w:rPr>
-          <w:rFonts w:hint="eastAsia" w:ascii="Times New Roman" w:hAnsi="Times New Roman" w:eastAsia="SimSun" w:cs="Times New Roman"/>
+          <w:rFonts w:hint="eastAsia" w:ascii="Times New Roman" w:hAnsi="Times New Roman" w:eastAsia="FangSong" w:cs="Times New Roman"/>
         </w:rPr>
         <w:t>电子</w:t>
       </w:r>
@@ -12083,7 +12083,7 @@
       </w:r>
       <w:r>
         <w:rPr>
-          <w:rFonts w:hint="eastAsia" w:ascii="Times New Roman" w:hAnsi="Times New Roman" w:eastAsia="SimSun" w:cs="Times New Roman"/>
+          <w:rFonts w:hint="eastAsia" w:ascii="Times New Roman" w:hAnsi="Times New Roman" w:eastAsia="FangSong" w:cs="Times New Roman"/>
         </w:rPr>
         <w:t>保留</w:t>
       </w:r>
@@ -12114,7 +12114,7 @@
       </w:r>
       <w:r>
         <w:rPr>
-          <w:rFonts w:hint="eastAsia" w:ascii="Times New Roman" w:hAnsi="Times New Roman" w:eastAsia="SimSun" w:cs="Times New Roman"/>
+          <w:rFonts w:hint="eastAsia" w:ascii="Times New Roman" w:hAnsi="Times New Roman" w:eastAsia="FangSong" w:cs="Times New Roman"/>
         </w:rPr>
         <w:t>形成</w:t>
       </w:r>
@@ -12131,7 +12131,7 @@
       </w:pPr>
       <w:r>
         <w:rPr>
-          <w:rFonts w:hint="eastAsia" w:ascii="Times New Roman" w:hAnsi="Times New Roman" w:eastAsia="SimSun" w:cs="Times New Roman"/>
+          <w:rFonts w:hint="eastAsia" w:ascii="Times New Roman" w:hAnsi="Times New Roman" w:eastAsia="FangSong" w:cs="Times New Roman"/>
           <w:b/>
           <w:bCs/>
         </w:rPr>
@@ -12157,7 +12157,7 @@
       </w:r>
       <w:r>
         <w:rPr>
-          <w:rFonts w:hint="eastAsia" w:ascii="Times New Roman" w:hAnsi="Times New Roman" w:eastAsia="SimSun" w:cs="Times New Roman"/>
+          <w:rFonts w:hint="eastAsia" w:ascii="Times New Roman" w:hAnsi="Times New Roman" w:eastAsia="FangSong" w:cs="Times New Roman"/>
         </w:rPr>
         <w:t>的低氧化态稳定</w:t>
       </w:r>
@@ -12169,7 +12169,7 @@
       </w:r>
       <w:r>
         <w:rPr>
-          <w:rFonts w:hint="eastAsia" w:ascii="Times New Roman" w:hAnsi="Times New Roman" w:eastAsia="SimSun" w:cs="Times New Roman"/>
+          <w:rFonts w:hint="eastAsia" w:ascii="Times New Roman" w:hAnsi="Times New Roman" w:eastAsia="FangSong" w:cs="Times New Roman"/>
         </w:rPr>
         <w:t>不是</w:t>
       </w:r>
@@ -12181,7 +12181,7 @@
       </w:r>
       <w:r>
         <w:rPr>
-          <w:rFonts w:hint="eastAsia" w:ascii="Times New Roman" w:hAnsi="Times New Roman" w:eastAsia="SimSun" w:cs="Times New Roman"/>
+          <w:rFonts w:hint="eastAsia" w:ascii="Times New Roman" w:hAnsi="Times New Roman" w:eastAsia="FangSong" w:cs="Times New Roman"/>
         </w:rPr>
         <w:t>偶然</w:t>
       </w:r>
@@ -12193,7 +12193,7 @@
       </w:r>
       <w:r>
         <w:rPr>
-          <w:rFonts w:hint="eastAsia" w:ascii="Times New Roman" w:hAnsi="Times New Roman" w:eastAsia="SimSun" w:cs="Times New Roman"/>
+          <w:rFonts w:hint="eastAsia" w:ascii="Times New Roman" w:hAnsi="Times New Roman" w:eastAsia="FangSong" w:cs="Times New Roman"/>
         </w:rPr>
         <w:t>而是惰性电子对效应的直接表现</w:t>
       </w:r>
@@ -12248,7 +12248,7 @@
       </w:pPr>
       <w:r>
         <w:rPr>
-          <w:rFonts w:hint="eastAsia" w:ascii="Times New Roman" w:hAnsi="Times New Roman" w:eastAsia="SimSun" w:cs="Times New Roman"/>
+          <w:rFonts w:hint="eastAsia" w:ascii="Times New Roman" w:hAnsi="Times New Roman" w:eastAsia="FangSong" w:cs="Times New Roman"/>
           <w:b/>
           <w:bCs/>
         </w:rPr>
@@ -12262,7 +12262,7 @@
       </w:r>
       <w:r>
         <w:rPr>
-          <w:rFonts w:hint="eastAsia" w:ascii="Times New Roman" w:hAnsi="Times New Roman" w:eastAsia="SimSun" w:cs="Times New Roman"/>
+          <w:rFonts w:hint="eastAsia" w:ascii="Times New Roman" w:hAnsi="Times New Roman" w:eastAsia="FangSong" w:cs="Times New Roman"/>
         </w:rPr>
         <w:t>为什么</w:t>
       </w:r>
@@ -12274,7 +12274,7 @@
       </w:r>
       <w:r>
         <w:rPr>
-          <w:rFonts w:hint="eastAsia" w:ascii="Times New Roman" w:hAnsi="Times New Roman" w:eastAsia="SimSun" w:cs="Times New Roman"/>
+          <w:rFonts w:hint="eastAsia" w:ascii="Times New Roman" w:hAnsi="Times New Roman" w:eastAsia="FangSong" w:cs="Times New Roman"/>
         </w:rPr>
         <w:t>呈银白色</w:t>
       </w:r>
@@ -12286,7 +12286,7 @@
       </w:r>
       <w:r>
         <w:rPr>
-          <w:rFonts w:hint="eastAsia" w:ascii="Times New Roman" w:hAnsi="Times New Roman" w:eastAsia="SimSun" w:cs="Times New Roman"/>
+          <w:rFonts w:hint="eastAsia" w:ascii="Times New Roman" w:hAnsi="Times New Roman" w:eastAsia="FangSong" w:cs="Times New Roman"/>
         </w:rPr>
         <w:t>而</w:t>
       </w:r>
@@ -12298,7 +12298,7 @@
       </w:r>
       <w:r>
         <w:rPr>
-          <w:rFonts w:hint="eastAsia" w:ascii="Times New Roman" w:hAnsi="Times New Roman" w:eastAsia="SimSun" w:cs="Times New Roman"/>
+          <w:rFonts w:hint="eastAsia" w:ascii="Times New Roman" w:hAnsi="Times New Roman" w:eastAsia="FangSong" w:cs="Times New Roman"/>
         </w:rPr>
         <w:t>呈黄色</w:t>
       </w:r>
@@ -12315,7 +12315,7 @@
       </w:pPr>
       <w:r>
         <w:rPr>
-          <w:rFonts w:hint="eastAsia" w:ascii="Times New Roman" w:hAnsi="Times New Roman" w:eastAsia="SimSun" w:cs="Times New Roman"/>
+          <w:rFonts w:hint="eastAsia" w:ascii="Times New Roman" w:hAnsi="Times New Roman" w:eastAsia="FangSong" w:cs="Times New Roman"/>
           <w:b/>
           <w:bCs/>
         </w:rPr>
@@ -12338,7 +12338,7 @@
       </w:pPr>
       <w:r>
         <w:rPr>
-          <w:rFonts w:hint="eastAsia" w:ascii="Times New Roman" w:hAnsi="Times New Roman" w:eastAsia="SimSun" w:cs="Times New Roman"/>
+          <w:rFonts w:hint="eastAsia" w:ascii="Times New Roman" w:hAnsi="Times New Roman" w:eastAsia="FangSong" w:cs="Times New Roman"/>
         </w:rPr>
         <w:t>若按轻元素近似</w:t>
       </w:r>
@@ -12350,7 +12350,7 @@
       </w:r>
       <w:r>
         <w:rPr>
-          <w:rFonts w:hint="eastAsia" w:ascii="Times New Roman" w:hAnsi="Times New Roman" w:eastAsia="SimSun" w:cs="Times New Roman"/>
+          <w:rFonts w:hint="eastAsia" w:ascii="Times New Roman" w:hAnsi="Times New Roman" w:eastAsia="FangSong" w:cs="Times New Roman"/>
         </w:rPr>
         <w:t>二者都应表现为典型金属反射色</w:t>
       </w:r>
@@ -12371,7 +12371,7 @@
       </w:pPr>
       <w:r>
         <w:rPr>
-          <w:rFonts w:hint="eastAsia" w:ascii="Times New Roman" w:hAnsi="Times New Roman" w:eastAsia="SimSun" w:cs="Times New Roman"/>
+          <w:rFonts w:hint="eastAsia" w:ascii="Times New Roman" w:hAnsi="Times New Roman" w:eastAsia="FangSong" w:cs="Times New Roman"/>
         </w:rPr>
         <w:t xml:space="preserve">但</w:t>
       </w:r>
@@ -12383,7 +12383,7 @@
       </w:r>
       <w:r>
         <w:rPr>
-          <w:rFonts w:hint="eastAsia" w:ascii="Times New Roman" w:hAnsi="Times New Roman" w:eastAsia="SimSun" w:cs="Times New Roman"/>
+          <w:rFonts w:hint="eastAsia" w:ascii="Times New Roman" w:hAnsi="Times New Roman" w:eastAsia="FangSong" w:cs="Times New Roman"/>
         </w:rPr>
         <w:t>中相对论效应更强</w:t>
       </w:r>
@@ -12401,7 +12401,7 @@
       </w:r>
       <w:r>
         <w:rPr>
-          <w:rFonts w:hint="eastAsia" w:ascii="Times New Roman" w:hAnsi="Times New Roman" w:eastAsia="SimSun" w:cs="Times New Roman"/>
+          <w:rFonts w:hint="eastAsia" w:ascii="Times New Roman" w:hAnsi="Times New Roman" w:eastAsia="FangSong" w:cs="Times New Roman"/>
         </w:rPr>
         <w:t>下降</w:t>
       </w:r>
@@ -12419,7 +12419,7 @@
       </w:r>
       <w:r>
         <w:rPr>
-          <w:rFonts w:hint="eastAsia" w:ascii="Times New Roman" w:hAnsi="Times New Roman" w:eastAsia="SimSun" w:cs="Times New Roman"/>
+          <w:rFonts w:hint="eastAsia" w:ascii="Times New Roman" w:hAnsi="Times New Roman" w:eastAsia="FangSong" w:cs="Times New Roman"/>
         </w:rPr>
         <w:t>上移</w:t>
       </w:r>
@@ -12440,7 +12440,7 @@
       </w:pPr>
       <w:r>
         <w:rPr>
-          <w:rFonts w:hint="eastAsia" w:ascii="Times New Roman" w:hAnsi="Times New Roman" w:eastAsia="SimSun" w:cs="Times New Roman"/>
+          <w:rFonts w:hint="eastAsia" w:ascii="Times New Roman" w:hAnsi="Times New Roman" w:eastAsia="FangSong" w:cs="Times New Roman"/>
         </w:rPr>
         <w:t xml:space="preserve">于是</w:t>
       </w:r>
@@ -12452,7 +12452,7 @@
       </w:r>
       <w:r>
         <w:rPr>
-          <w:rFonts w:hint="eastAsia" w:ascii="Times New Roman" w:hAnsi="Times New Roman" w:eastAsia="SimSun" w:cs="Times New Roman"/>
+          <w:rFonts w:hint="eastAsia" w:ascii="Times New Roman" w:hAnsi="Times New Roman" w:eastAsia="FangSong" w:cs="Times New Roman"/>
         </w:rPr>
         <w:t>跃迁能减小</w:t>
       </w:r>
@@ -12464,7 +12464,7 @@
       </w:r>
       <w:r>
         <w:rPr>
-          <w:rFonts w:hint="eastAsia" w:ascii="Times New Roman" w:hAnsi="Times New Roman" w:eastAsia="SimSun" w:cs="Times New Roman"/>
+          <w:rFonts w:hint="eastAsia" w:ascii="Times New Roman" w:hAnsi="Times New Roman" w:eastAsia="FangSong" w:cs="Times New Roman"/>
         </w:rPr>
         <w:t>吸收进入可见光蓝紫区</w:t>
       </w:r>
@@ -12481,7 +12481,7 @@
       </w:pPr>
       <w:r>
         <w:rPr>
-          <w:rFonts w:hint="eastAsia" w:ascii="Times New Roman" w:hAnsi="Times New Roman" w:eastAsia="SimSun" w:cs="Times New Roman"/>
+          <w:rFonts w:hint="eastAsia" w:ascii="Times New Roman" w:hAnsi="Times New Roman" w:eastAsia="FangSong" w:cs="Times New Roman"/>
           <w:b/>
           <w:bCs/>
         </w:rPr>
@@ -12507,7 +12507,7 @@
       </w:r>
       <w:r>
         <w:rPr>
-          <w:rFonts w:hint="eastAsia" w:ascii="Times New Roman" w:hAnsi="Times New Roman" w:eastAsia="SimSun" w:cs="Times New Roman"/>
+          <w:rFonts w:hint="eastAsia" w:ascii="Times New Roman" w:hAnsi="Times New Roman" w:eastAsia="FangSong" w:cs="Times New Roman"/>
         </w:rPr>
         <w:t>之所以黄</w:t>
       </w:r>
@@ -12519,13 +12519,13 @@
       </w:r>
       <w:r>
         <w:rPr>
-          <w:rFonts w:hint="eastAsia" w:ascii="Times New Roman" w:hAnsi="Times New Roman" w:eastAsia="SimSun" w:cs="Times New Roman"/>
+          <w:rFonts w:hint="eastAsia" w:ascii="Times New Roman" w:hAnsi="Times New Roman" w:eastAsia="FangSong" w:cs="Times New Roman"/>
         </w:rPr>
         <w:t>是因为它</w:t>
       </w:r>
       <w:r>
         <w:rPr>
-          <w:rFonts w:hint="eastAsia" w:ascii="Times New Roman" w:hAnsi="Times New Roman" w:eastAsia="SimSun" w:cs="Times New Roman"/>
+          <w:rFonts w:hint="eastAsia" w:ascii="Times New Roman" w:hAnsi="Times New Roman" w:eastAsia="FangSong" w:cs="Times New Roman"/>
           <w:b/>
           <w:bCs/>
         </w:rPr>
@@ -12539,7 +12539,7 @@
       </w:r>
       <w:r>
         <w:rPr>
-          <w:rFonts w:hint="eastAsia" w:ascii="Times New Roman" w:hAnsi="Times New Roman" w:eastAsia="SimSun" w:cs="Times New Roman"/>
+          <w:rFonts w:hint="eastAsia" w:ascii="Times New Roman" w:hAnsi="Times New Roman" w:eastAsia="FangSong" w:cs="Times New Roman"/>
         </w:rPr>
         <w:t>剩余反射光偏黄</w:t>
       </w:r>
@@ -12594,7 +12594,7 @@
       </w:pPr>
       <w:r>
         <w:rPr>
-          <w:rFonts w:hint="eastAsia" w:ascii="Times New Roman" w:hAnsi="Times New Roman" w:eastAsia="SimSun" w:cs="Times New Roman"/>
+          <w:rFonts w:hint="eastAsia" w:ascii="Times New Roman" w:hAnsi="Times New Roman" w:eastAsia="FangSong" w:cs="Times New Roman"/>
           <w:b/>
           <w:bCs/>
         </w:rPr>
@@ -12608,7 +12608,7 @@
       </w:r>
       <w:r>
         <w:rPr>
-          <w:rFonts w:hint="eastAsia" w:ascii="Times New Roman" w:hAnsi="Times New Roman" w:eastAsia="SimSun" w:cs="Times New Roman"/>
+          <w:rFonts w:hint="eastAsia" w:ascii="Times New Roman" w:hAnsi="Times New Roman" w:eastAsia="FangSong" w:cs="Times New Roman"/>
         </w:rPr>
         <w:t>为什么</w:t>
       </w:r>
@@ -12620,7 +12620,7 @@
       </w:r>
       <w:r>
         <w:rPr>
-          <w:rFonts w:hint="eastAsia" w:ascii="Times New Roman" w:hAnsi="Times New Roman" w:eastAsia="SimSun" w:cs="Times New Roman"/>
+          <w:rFonts w:hint="eastAsia" w:ascii="Times New Roman" w:hAnsi="Times New Roman" w:eastAsia="FangSong" w:cs="Times New Roman"/>
         </w:rPr>
         <w:t xml:space="preserve">同属</w:t>
       </w:r>
@@ -12632,7 +12632,7 @@
       </w:r>
       <w:r>
         <w:rPr>
-          <w:rFonts w:hint="eastAsia" w:ascii="Times New Roman" w:hAnsi="Times New Roman" w:eastAsia="SimSun" w:cs="Times New Roman"/>
+          <w:rFonts w:hint="eastAsia" w:ascii="Times New Roman" w:hAnsi="Times New Roman" w:eastAsia="FangSong" w:cs="Times New Roman"/>
         </w:rPr>
         <w:t>族</w:t>
       </w:r>
@@ -12644,7 +12644,7 @@
       </w:r>
       <w:r>
         <w:rPr>
-          <w:rFonts w:hint="eastAsia" w:ascii="Times New Roman" w:hAnsi="Times New Roman" w:eastAsia="SimSun" w:cs="Times New Roman"/>
+          <w:rFonts w:hint="eastAsia" w:ascii="Times New Roman" w:hAnsi="Times New Roman" w:eastAsia="FangSong" w:cs="Times New Roman"/>
         </w:rPr>
         <w:t>但</w:t>
       </w:r>
@@ -12656,7 +12656,7 @@
       </w:r>
       <w:r>
         <w:rPr>
-          <w:rFonts w:hint="eastAsia" w:ascii="Times New Roman" w:hAnsi="Times New Roman" w:eastAsia="SimSun" w:cs="Times New Roman"/>
+          <w:rFonts w:hint="eastAsia" w:ascii="Times New Roman" w:hAnsi="Times New Roman" w:eastAsia="FangSong" w:cs="Times New Roman"/>
         </w:rPr>
         <w:t>的熔点异常低</w:t>
       </w:r>
@@ -12668,7 +12668,7 @@
       </w:r>
       <w:r>
         <w:rPr>
-          <w:rFonts w:hint="eastAsia" w:ascii="Times New Roman" w:hAnsi="Times New Roman" w:eastAsia="SimSun" w:cs="Times New Roman"/>
+          <w:rFonts w:hint="eastAsia" w:ascii="Times New Roman" w:hAnsi="Times New Roman" w:eastAsia="FangSong" w:cs="Times New Roman"/>
         </w:rPr>
         <w:t>常温呈液态</w:t>
       </w:r>
@@ -12685,7 +12685,7 @@
       </w:pPr>
       <w:r>
         <w:rPr>
-          <w:rFonts w:hint="eastAsia" w:ascii="Times New Roman" w:hAnsi="Times New Roman" w:eastAsia="SimSun" w:cs="Times New Roman"/>
+          <w:rFonts w:hint="eastAsia" w:ascii="Times New Roman" w:hAnsi="Times New Roman" w:eastAsia="FangSong" w:cs="Times New Roman"/>
           <w:b/>
           <w:bCs/>
         </w:rPr>
@@ -12708,7 +12708,7 @@
       </w:pPr>
       <w:r>
         <w:rPr>
-          <w:rFonts w:hint="eastAsia" w:ascii="Times New Roman" w:hAnsi="Times New Roman" w:eastAsia="SimSun" w:cs="Times New Roman"/>
+          <w:rFonts w:hint="eastAsia" w:ascii="Times New Roman" w:hAnsi="Times New Roman" w:eastAsia="FangSong" w:cs="Times New Roman"/>
         </w:rPr>
         <w:t xml:space="preserve">三者价层都接近</w:t>
       </w:r>
@@ -12736,7 +12736,7 @@
       </w:pPr>
       <w:r>
         <w:rPr>
-          <w:rFonts w:hint="eastAsia" w:ascii="Times New Roman" w:hAnsi="Times New Roman" w:eastAsia="SimSun" w:cs="Times New Roman"/>
+          <w:rFonts w:hint="eastAsia" w:ascii="Times New Roman" w:hAnsi="Times New Roman" w:eastAsia="FangSong" w:cs="Times New Roman"/>
         </w:rPr>
         <w:t xml:space="preserve">到</w:t>
       </w:r>
@@ -12748,7 +12748,7 @@
       </w:r>
       <w:r>
         <w:rPr>
-          <w:rFonts w:hint="eastAsia" w:ascii="Times New Roman" w:hAnsi="Times New Roman" w:eastAsia="SimSun" w:cs="Times New Roman"/>
+          <w:rFonts w:hint="eastAsia" w:ascii="Times New Roman" w:hAnsi="Times New Roman" w:eastAsia="FangSong" w:cs="Times New Roman"/>
         </w:rPr>
         <w:t>时</w:t>
       </w:r>
@@ -12766,7 +12766,7 @@
       </w:r>
       <w:r>
         <w:rPr>
-          <w:rFonts w:hint="eastAsia" w:ascii="Times New Roman" w:hAnsi="Times New Roman" w:eastAsia="SimSun" w:cs="Times New Roman"/>
+          <w:rFonts w:hint="eastAsia" w:ascii="Times New Roman" w:hAnsi="Times New Roman" w:eastAsia="FangSong" w:cs="Times New Roman"/>
         </w:rPr>
         <w:t>因相对论强烈收缩</w:t>
       </w:r>
@@ -12778,7 +12778,7 @@
       </w:r>
       <w:r>
         <w:rPr>
-          <w:rFonts w:hint="eastAsia" w:ascii="Times New Roman" w:hAnsi="Times New Roman" w:eastAsia="SimSun" w:cs="Times New Roman"/>
+          <w:rFonts w:hint="eastAsia" w:ascii="Times New Roman" w:hAnsi="Times New Roman" w:eastAsia="FangSong" w:cs="Times New Roman"/>
         </w:rPr>
         <w:t>参与金属键离域的能力显著减弱</w:t>
       </w:r>
@@ -12793,7 +12793,7 @@
       </w:pPr>
       <w:r>
         <w:rPr>
-          <w:rFonts w:hint="eastAsia" w:ascii="Times New Roman" w:hAnsi="Times New Roman" w:eastAsia="SimSun" w:cs="Times New Roman"/>
+          <w:rFonts w:hint="eastAsia" w:ascii="Times New Roman" w:hAnsi="Times New Roman" w:eastAsia="FangSong" w:cs="Times New Roman"/>
         </w:rPr>
         <w:t>金属键变弱</w:t>
       </w:r>
@@ -12805,7 +12805,7 @@
       </w:r>
       <w:r>
         <w:rPr>
-          <w:rFonts w:hint="eastAsia" w:ascii="Times New Roman" w:hAnsi="Times New Roman" w:eastAsia="SimSun" w:cs="Times New Roman"/>
+          <w:rFonts w:hint="eastAsia" w:ascii="Times New Roman" w:hAnsi="Times New Roman" w:eastAsia="FangSong" w:cs="Times New Roman"/>
         </w:rPr>
         <w:t>内聚能下降</w:t>
       </w:r>
@@ -12817,7 +12817,7 @@
       </w:r>
       <w:r>
         <w:rPr>
-          <w:rFonts w:hint="eastAsia" w:ascii="Times New Roman" w:hAnsi="Times New Roman" w:eastAsia="SimSun" w:cs="Times New Roman"/>
+          <w:rFonts w:hint="eastAsia" w:ascii="Times New Roman" w:hAnsi="Times New Roman" w:eastAsia="FangSong" w:cs="Times New Roman"/>
         </w:rPr>
         <w:t>熔点降低</w:t>
       </w:r>
@@ -12828,7 +12828,7 @@
       </w:pPr>
       <w:r>
         <w:rPr>
-          <w:rFonts w:hint="eastAsia" w:ascii="Times New Roman" w:hAnsi="Times New Roman" w:eastAsia="SimSun" w:cs="Times New Roman"/>
+          <w:rFonts w:hint="eastAsia" w:ascii="Times New Roman" w:hAnsi="Times New Roman" w:eastAsia="FangSong" w:cs="Times New Roman"/>
           <w:b/>
           <w:bCs/>
         </w:rPr>
@@ -12854,7 +12854,7 @@
       </w:r>
       <w:r>
         <w:rPr>
-          <w:rFonts w:hint="eastAsia" w:ascii="Times New Roman" w:hAnsi="Times New Roman" w:eastAsia="SimSun" w:cs="Times New Roman"/>
+          <w:rFonts w:hint="eastAsia" w:ascii="Times New Roman" w:hAnsi="Times New Roman" w:eastAsia="FangSong" w:cs="Times New Roman"/>
         </w:rPr>
         <w:t>的液态本质上是重元素相对论电子结构效应在宏观物性上的体现</w:t>
       </w:r>
@@ -12931,7 +12931,7 @@
       </w:r>
       <w:r>
         <w:rPr>
-          <w:rFonts w:hint="eastAsia" w:ascii="Times New Roman" w:hAnsi="Times New Roman" w:eastAsia="SimSun" w:cs="Times New Roman"/>
+          <w:rFonts w:hint="eastAsia" w:ascii="Times New Roman" w:hAnsi="Times New Roman" w:eastAsia="FangSong" w:cs="Times New Roman"/>
         </w:rPr>
         <w:t>用一句话区分</w:t>
       </w:r>
@@ -12943,7 +12943,7 @@
       </w:r>
       <w:r>
         <w:rPr>
-          <w:rFonts w:hint="eastAsia" w:ascii="Times New Roman" w:hAnsi="Times New Roman" w:eastAsia="SimSun" w:cs="Times New Roman"/>
+          <w:rFonts w:hint="eastAsia" w:ascii="Times New Roman" w:hAnsi="Times New Roman" w:eastAsia="FangSong" w:cs="Times New Roman"/>
         </w:rPr>
         <w:t>交换效应</w:t>
       </w:r>
@@ -12955,7 +12955,7 @@
       </w:r>
       <w:r>
         <w:rPr>
-          <w:rFonts w:hint="eastAsia" w:ascii="Times New Roman" w:hAnsi="Times New Roman" w:eastAsia="SimSun" w:cs="Times New Roman"/>
+          <w:rFonts w:hint="eastAsia" w:ascii="Times New Roman" w:hAnsi="Times New Roman" w:eastAsia="FangSong" w:cs="Times New Roman"/>
         </w:rPr>
         <w:t>和</w:t>
       </w:r>
@@ -12967,7 +12967,7 @@
       </w:r>
       <w:r>
         <w:rPr>
-          <w:rFonts w:hint="eastAsia" w:ascii="Times New Roman" w:hAnsi="Times New Roman" w:eastAsia="SimSun" w:cs="Times New Roman"/>
+          <w:rFonts w:hint="eastAsia" w:ascii="Times New Roman" w:hAnsi="Times New Roman" w:eastAsia="FangSong" w:cs="Times New Roman"/>
         </w:rPr>
         <w:t>电子相关</w:t>
       </w:r>
@@ -12998,7 +12998,7 @@
       </w:r>
       <w:r>
         <w:rPr>
-          <w:rFonts w:hint="eastAsia" w:ascii="Times New Roman" w:hAnsi="Times New Roman" w:eastAsia="SimSun" w:cs="Times New Roman"/>
+          <w:rFonts w:hint="eastAsia" w:ascii="Times New Roman" w:hAnsi="Times New Roman" w:eastAsia="FangSong" w:cs="Times New Roman"/>
         </w:rPr>
         <w:t xml:space="preserve">写出项符号</w:t>
       </w:r>
@@ -13023,7 +13023,7 @@
       </w:r>
       <w:r>
         <w:rPr>
-          <w:rFonts w:hint="eastAsia" w:ascii="Times New Roman" w:hAnsi="Times New Roman" w:eastAsia="SimSun" w:cs="Times New Roman"/>
+          <w:rFonts w:hint="eastAsia" w:ascii="Times New Roman" w:hAnsi="Times New Roman" w:eastAsia="FangSong" w:cs="Times New Roman"/>
         </w:rPr>
         <w:t>中各部分的物理意义</w:t>
       </w:r>
@@ -13054,7 +13054,7 @@
       </w:r>
       <w:r>
         <w:rPr>
-          <w:rFonts w:hint="eastAsia" w:ascii="Times New Roman" w:hAnsi="Times New Roman" w:eastAsia="SimSun" w:cs="Times New Roman"/>
+          <w:rFonts w:hint="eastAsia" w:ascii="Times New Roman" w:hAnsi="Times New Roman" w:eastAsia="FangSong" w:cs="Times New Roman"/>
         </w:rPr>
         <w:t>判断下列构型是少于半充满还是多于半充满</w:t>
       </w:r>
@@ -13145,7 +13145,7 @@
       </w:r>
       <w:r>
         <w:rPr>
-          <w:rFonts w:hint="eastAsia" w:ascii="Times New Roman" w:hAnsi="Times New Roman" w:eastAsia="SimSun" w:cs="Times New Roman"/>
+          <w:rFonts w:hint="eastAsia" w:ascii="Times New Roman" w:hAnsi="Times New Roman" w:eastAsia="FangSong" w:cs="Times New Roman"/>
         </w:rPr>
         <w:t xml:space="preserve">为什么</w:t>
       </w:r>
@@ -13170,7 +13170,7 @@
       </w:r>
       <w:r>
         <w:rPr>
-          <w:rFonts w:hint="eastAsia" w:ascii="Times New Roman" w:hAnsi="Times New Roman" w:eastAsia="SimSun" w:cs="Times New Roman"/>
+          <w:rFonts w:hint="eastAsia" w:ascii="Times New Roman" w:hAnsi="Times New Roman" w:eastAsia="FangSong" w:cs="Times New Roman"/>
         </w:rPr>
         <w:t>规则只能看成经验排序</w:t>
       </w:r>
@@ -13182,7 +13182,7 @@
       </w:r>
       <w:r>
         <w:rPr>
-          <w:rFonts w:hint="eastAsia" w:ascii="Times New Roman" w:hAnsi="Times New Roman" w:eastAsia="SimSun" w:cs="Times New Roman"/>
+          <w:rFonts w:hint="eastAsia" w:ascii="Times New Roman" w:hAnsi="Times New Roman" w:eastAsia="FangSong" w:cs="Times New Roman"/>
         </w:rPr>
         <w:t>而不是严格定律</w:t>
       </w:r>
@@ -13233,7 +13233,7 @@
       </w:r>
       <w:r>
         <w:rPr>
-          <w:rFonts w:hint="eastAsia" w:ascii="Times New Roman" w:hAnsi="Times New Roman" w:eastAsia="SimSun" w:cs="Times New Roman"/>
+          <w:rFonts w:hint="eastAsia" w:ascii="Times New Roman" w:hAnsi="Times New Roman" w:eastAsia="FangSong" w:cs="Times New Roman"/>
         </w:rPr>
         <w:t>判断下列构型的基态项</w:t>
       </w:r>
@@ -13292,7 +13292,7 @@
       </w:r>
       <w:r>
         <w:rPr>
-          <w:rFonts w:hint="eastAsia" w:ascii="Times New Roman" w:hAnsi="Times New Roman" w:eastAsia="SimSun" w:cs="Times New Roman"/>
+          <w:rFonts w:hint="eastAsia" w:ascii="Times New Roman" w:hAnsi="Times New Roman" w:eastAsia="FangSong" w:cs="Times New Roman"/>
         </w:rPr>
         <w:t>高自旋</w:t>
       </w:r>
@@ -13323,7 +13323,7 @@
       </w:r>
       <w:r>
         <w:rPr>
-          <w:rFonts w:hint="eastAsia" w:ascii="Times New Roman" w:hAnsi="Times New Roman" w:eastAsia="SimSun" w:cs="Times New Roman"/>
+          <w:rFonts w:hint="eastAsia" w:ascii="Times New Roman" w:hAnsi="Times New Roman" w:eastAsia="FangSong" w:cs="Times New Roman"/>
         </w:rPr>
         <w:t xml:space="preserve">比较</w:t>
       </w:r>
@@ -13335,7 +13335,7 @@
       </w:r>
       <w:r>
         <w:rPr>
-          <w:rFonts w:hint="eastAsia" w:ascii="Times New Roman" w:hAnsi="Times New Roman" w:eastAsia="SimSun" w:cs="Times New Roman"/>
+          <w:rFonts w:hint="eastAsia" w:ascii="Times New Roman" w:hAnsi="Times New Roman" w:eastAsia="FangSong" w:cs="Times New Roman"/>
         </w:rPr>
         <w:t xml:space="preserve">与</w:t>
       </w:r>
@@ -13347,7 +13347,7 @@
       </w:r>
       <w:r>
         <w:rPr>
-          <w:rFonts w:hint="eastAsia" w:ascii="Times New Roman" w:hAnsi="Times New Roman" w:eastAsia="SimSun" w:cs="Times New Roman"/>
+          <w:rFonts w:hint="eastAsia" w:ascii="Times New Roman" w:hAnsi="Times New Roman" w:eastAsia="FangSong" w:cs="Times New Roman"/>
         </w:rPr>
         <w:t xml:space="preserve">的</w:t>
       </w:r>
@@ -13372,7 +13372,7 @@
       </w:r>
       <w:r>
         <w:rPr>
-          <w:rFonts w:hint="eastAsia" w:ascii="Times New Roman" w:hAnsi="Times New Roman" w:eastAsia="SimSun" w:cs="Times New Roman"/>
+          <w:rFonts w:hint="eastAsia" w:ascii="Times New Roman" w:hAnsi="Times New Roman" w:eastAsia="FangSong" w:cs="Times New Roman"/>
         </w:rPr>
         <w:t>能级排序</w:t>
       </w:r>
@@ -13384,7 +13384,7 @@
       </w:r>
       <w:r>
         <w:rPr>
-          <w:rFonts w:hint="eastAsia" w:ascii="Times New Roman" w:hAnsi="Times New Roman" w:eastAsia="SimSun" w:cs="Times New Roman"/>
+          <w:rFonts w:hint="eastAsia" w:ascii="Times New Roman" w:hAnsi="Times New Roman" w:eastAsia="FangSong" w:cs="Times New Roman"/>
         </w:rPr>
         <w:t>并说明依据</w:t>
       </w:r>
@@ -13415,7 +13415,7 @@
       </w:r>
       <w:r>
         <w:rPr>
-          <w:rFonts w:hint="eastAsia" w:ascii="Times New Roman" w:hAnsi="Times New Roman" w:eastAsia="SimSun" w:cs="Times New Roman"/>
+          <w:rFonts w:hint="eastAsia" w:ascii="Times New Roman" w:hAnsi="Times New Roman" w:eastAsia="FangSong" w:cs="Times New Roman"/>
         </w:rPr>
         <w:t xml:space="preserve">解释</w:t>
       </w:r>
@@ -13427,7 +13427,7 @@
       </w:r>
       <w:r>
         <w:rPr>
-          <w:rFonts w:hint="eastAsia" w:ascii="Times New Roman" w:hAnsi="Times New Roman" w:eastAsia="SimSun" w:cs="Times New Roman"/>
+          <w:rFonts w:hint="eastAsia" w:ascii="Times New Roman" w:hAnsi="Times New Roman" w:eastAsia="FangSong" w:cs="Times New Roman"/>
         </w:rPr>
         <w:t xml:space="preserve">与</w:t>
       </w:r>
@@ -13439,7 +13439,7 @@
       </w:r>
       <w:r>
         <w:rPr>
-          <w:rFonts w:hint="eastAsia" w:ascii="Times New Roman" w:hAnsi="Times New Roman" w:eastAsia="SimSun" w:cs="Times New Roman"/>
+          <w:rFonts w:hint="eastAsia" w:ascii="Times New Roman" w:hAnsi="Times New Roman" w:eastAsia="FangSong" w:cs="Times New Roman"/>
         </w:rPr>
         <w:t>半径接近</w:t>
       </w:r>
@@ -13451,7 +13451,7 @@
       </w:r>
       <w:r>
         <w:rPr>
-          <w:rFonts w:hint="eastAsia" w:ascii="Times New Roman" w:hAnsi="Times New Roman" w:eastAsia="SimSun" w:cs="Times New Roman"/>
+          <w:rFonts w:hint="eastAsia" w:ascii="Times New Roman" w:hAnsi="Times New Roman" w:eastAsia="FangSong" w:cs="Times New Roman"/>
         </w:rPr>
         <w:t>化学性质异常相似的原因</w:t>
       </w:r>
@@ -13482,7 +13482,7 @@
       </w:r>
       <w:r>
         <w:rPr>
-          <w:rFonts w:hint="eastAsia" w:ascii="Times New Roman" w:hAnsi="Times New Roman" w:eastAsia="SimSun" w:cs="Times New Roman"/>
+          <w:rFonts w:hint="eastAsia" w:ascii="Times New Roman" w:hAnsi="Times New Roman" w:eastAsia="FangSong" w:cs="Times New Roman"/>
         </w:rPr>
         <w:t xml:space="preserve">解释</w:t>
       </w:r>
@@ -13494,7 +13494,7 @@
       </w:r>
       <w:r>
         <w:rPr>
-          <w:rFonts w:hint="eastAsia" w:ascii="Times New Roman" w:hAnsi="Times New Roman" w:eastAsia="SimSun" w:cs="Times New Roman"/>
+          <w:rFonts w:hint="eastAsia" w:ascii="Times New Roman" w:hAnsi="Times New Roman" w:eastAsia="FangSong" w:cs="Times New Roman"/>
         </w:rPr>
         <w:t xml:space="preserve">更稳定</w:t>
       </w:r>
@@ -13512,7 +13512,7 @@
       </w:r>
       <w:r>
         <w:rPr>
-          <w:rFonts w:hint="eastAsia" w:ascii="Times New Roman" w:hAnsi="Times New Roman" w:eastAsia="SimSun" w:cs="Times New Roman"/>
+          <w:rFonts w:hint="eastAsia" w:ascii="Times New Roman" w:hAnsi="Times New Roman" w:eastAsia="FangSong" w:cs="Times New Roman"/>
         </w:rPr>
         <w:t>而</w:t>
       </w:r>
@@ -13524,7 +13524,7 @@
       </w:r>
       <w:r>
         <w:rPr>
-          <w:rFonts w:hint="eastAsia" w:ascii="Times New Roman" w:hAnsi="Times New Roman" w:eastAsia="SimSun" w:cs="Times New Roman"/>
+          <w:rFonts w:hint="eastAsia" w:ascii="Times New Roman" w:hAnsi="Times New Roman" w:eastAsia="FangSong" w:cs="Times New Roman"/>
         </w:rPr>
         <w:t xml:space="preserve">更容易稳定到</w:t>
       </w:r>
@@ -13536,7 +13536,7 @@
       </w:r>
       <w:r>
         <w:rPr>
-          <w:rFonts w:hint="eastAsia" w:ascii="Times New Roman" w:hAnsi="Times New Roman" w:eastAsia="SimSun" w:cs="Times New Roman"/>
+          <w:rFonts w:hint="eastAsia" w:ascii="Times New Roman" w:hAnsi="Times New Roman" w:eastAsia="FangSong" w:cs="Times New Roman"/>
         </w:rPr>
         <w:t>的原因</w:t>
       </w:r>
@@ -13587,7 +13587,7 @@
       </w:r>
       <w:r>
         <w:rPr>
-          <w:rFonts w:hint="eastAsia" w:ascii="Times New Roman" w:hAnsi="Times New Roman" w:eastAsia="SimSun" w:cs="Times New Roman"/>
+          <w:rFonts w:hint="eastAsia" w:ascii="Times New Roman" w:hAnsi="Times New Roman" w:eastAsia="FangSong" w:cs="Times New Roman"/>
         </w:rPr>
         <w:t>有人说</w:t>
       </w:r>
@@ -13605,7 +13605,7 @@
       </w:r>
       <w:r>
         <w:rPr>
-          <w:rFonts w:hint="eastAsia" w:ascii="Times New Roman" w:hAnsi="Times New Roman" w:eastAsia="SimSun" w:cs="Times New Roman"/>
+          <w:rFonts w:hint="eastAsia" w:ascii="Times New Roman" w:hAnsi="Times New Roman" w:eastAsia="FangSong" w:cs="Times New Roman"/>
         </w:rPr>
         <w:t xml:space="preserve">的黄色和</w:t>
       </w:r>
@@ -13617,7 +13617,7 @@
       </w:r>
       <w:r>
         <w:rPr>
-          <w:rFonts w:hint="eastAsia" w:ascii="Times New Roman" w:hAnsi="Times New Roman" w:eastAsia="SimSun" w:cs="Times New Roman"/>
+          <w:rFonts w:hint="eastAsia" w:ascii="Times New Roman" w:hAnsi="Times New Roman" w:eastAsia="FangSong" w:cs="Times New Roman"/>
         </w:rPr>
         <w:t>的液态是两条互不相关的事实</w:t>
       </w:r>
@@ -13629,7 +13629,7 @@
       </w:r>
       <w:r>
         <w:rPr>
-          <w:rFonts w:hint="eastAsia" w:ascii="Times New Roman" w:hAnsi="Times New Roman" w:eastAsia="SimSun" w:cs="Times New Roman"/>
+          <w:rFonts w:hint="eastAsia" w:ascii="Times New Roman" w:hAnsi="Times New Roman" w:eastAsia="FangSong" w:cs="Times New Roman"/>
         </w:rPr>
         <w:t>只能分别记忆</w:t>
       </w:r>
@@ -13641,7 +13641,7 @@
       </w:r>
       <w:r>
         <w:rPr>
-          <w:rFonts w:hint="eastAsia" w:ascii="Times New Roman" w:hAnsi="Times New Roman" w:eastAsia="SimSun" w:cs="Times New Roman"/>
+          <w:rFonts w:hint="eastAsia" w:ascii="Times New Roman" w:hAnsi="Times New Roman" w:eastAsia="FangSong" w:cs="Times New Roman"/>
         </w:rPr>
         <w:t>判断这句话是否正确</w:t>
       </w:r>
@@ -13653,7 +13653,7 @@
       </w:r>
       <w:r>
         <w:rPr>
-          <w:rFonts w:hint="eastAsia" w:ascii="Times New Roman" w:hAnsi="Times New Roman" w:eastAsia="SimSun" w:cs="Times New Roman"/>
+          <w:rFonts w:hint="eastAsia" w:ascii="Times New Roman" w:hAnsi="Times New Roman" w:eastAsia="FangSong" w:cs="Times New Roman"/>
         </w:rPr>
         <w:t>并给出统一解释框架</w:t>
       </w:r>
@@ -13684,7 +13684,7 @@
       </w:r>
       <w:r>
         <w:rPr>
-          <w:rFonts w:hint="eastAsia" w:ascii="Times New Roman" w:hAnsi="Times New Roman" w:eastAsia="SimSun" w:cs="Times New Roman"/>
+          <w:rFonts w:hint="eastAsia" w:ascii="Times New Roman" w:hAnsi="Times New Roman" w:eastAsia="FangSong" w:cs="Times New Roman"/>
         </w:rPr>
         <w:t>试从</w:t>
       </w:r>
@@ -13696,7 +13696,7 @@
       </w:r>
       <w:r>
         <w:rPr>
-          <w:rFonts w:hint="eastAsia" w:ascii="Times New Roman" w:hAnsi="Times New Roman" w:eastAsia="SimSun" w:cs="Times New Roman"/>
+          <w:rFonts w:hint="eastAsia" w:ascii="Times New Roman" w:hAnsi="Times New Roman" w:eastAsia="FangSong" w:cs="Times New Roman"/>
         </w:rPr>
         <w:t>平均场近似</w:t>
       </w:r>
@@ -13708,7 +13708,7 @@
       </w:r>
       <w:r>
         <w:rPr>
-          <w:rFonts w:hint="eastAsia" w:ascii="Times New Roman" w:hAnsi="Times New Roman" w:eastAsia="SimSun" w:cs="Times New Roman"/>
+          <w:rFonts w:hint="eastAsia" w:ascii="Times New Roman" w:hAnsi="Times New Roman" w:eastAsia="FangSong" w:cs="Times New Roman"/>
         </w:rPr>
         <w:t xml:space="preserve">交换</w:t>
       </w:r>
@@ -13720,7 +13720,7 @@
       </w:r>
       <w:r>
         <w:rPr>
-          <w:rFonts w:hint="eastAsia" w:ascii="Times New Roman" w:hAnsi="Times New Roman" w:eastAsia="SimSun" w:cs="Times New Roman"/>
+          <w:rFonts w:hint="eastAsia" w:ascii="Times New Roman" w:hAnsi="Times New Roman" w:eastAsia="FangSong" w:cs="Times New Roman"/>
         </w:rPr>
         <w:t>相关</w:t>
       </w:r>
@@ -13732,7 +13732,7 @@
       </w:r>
       <w:r>
         <w:rPr>
-          <w:rFonts w:hint="eastAsia" w:ascii="Times New Roman" w:hAnsi="Times New Roman" w:eastAsia="SimSun" w:cs="Times New Roman"/>
+          <w:rFonts w:hint="eastAsia" w:ascii="Times New Roman" w:hAnsi="Times New Roman" w:eastAsia="FangSong" w:cs="Times New Roman"/>
         </w:rPr>
         <w:t>三层角度</w:t>
       </w:r>
@@ -13744,7 +13744,7 @@
       </w:r>
       <w:r>
         <w:rPr>
-          <w:rFonts w:hint="eastAsia" w:ascii="Times New Roman" w:hAnsi="Times New Roman" w:eastAsia="SimSun" w:cs="Times New Roman"/>
+          <w:rFonts w:hint="eastAsia" w:ascii="Times New Roman" w:hAnsi="Times New Roman" w:eastAsia="FangSong" w:cs="Times New Roman"/>
         </w:rPr>
         <w:t>说明为什么</w:t>
       </w:r>
@@ -13756,7 +13756,7 @@
       </w:r>
       <w:r>
         <w:rPr>
-          <w:rFonts w:hint="eastAsia" w:ascii="Times New Roman" w:hAnsi="Times New Roman" w:eastAsia="SimSun" w:cs="Times New Roman"/>
+          <w:rFonts w:hint="eastAsia" w:ascii="Times New Roman" w:hAnsi="Times New Roman" w:eastAsia="FangSong" w:cs="Times New Roman"/>
         </w:rPr>
         <w:t>规则能解释趋势</w:t>
       </w:r>
@@ -13768,7 +13768,7 @@
       </w:r>
       <w:r>
         <w:rPr>
-          <w:rFonts w:hint="eastAsia" w:ascii="Times New Roman" w:hAnsi="Times New Roman" w:eastAsia="SimSun" w:cs="Times New Roman"/>
+          <w:rFonts w:hint="eastAsia" w:ascii="Times New Roman" w:hAnsi="Times New Roman" w:eastAsia="FangSong" w:cs="Times New Roman"/>
         </w:rPr>
         <w:t>却不足以给出高精度数值</w:t>
       </w:r>
@@ -13799,7 +13799,7 @@
       </w:r>
       <w:r>
         <w:rPr>
-          <w:rFonts w:hint="eastAsia" w:ascii="Times New Roman" w:hAnsi="Times New Roman" w:eastAsia="SimSun" w:cs="Times New Roman"/>
+          <w:rFonts w:hint="eastAsia" w:ascii="Times New Roman" w:hAnsi="Times New Roman" w:eastAsia="FangSong" w:cs="Times New Roman"/>
         </w:rPr>
         <w:t xml:space="preserve">设某重</w:t>
       </w:r>
@@ -13811,7 +13811,7 @@
       </w:r>
       <w:r>
         <w:rPr>
-          <w:rFonts w:hint="eastAsia" w:ascii="Times New Roman" w:hAnsi="Times New Roman" w:eastAsia="SimSun" w:cs="Times New Roman"/>
+          <w:rFonts w:hint="eastAsia" w:ascii="Times New Roman" w:hAnsi="Times New Roman" w:eastAsia="FangSong" w:cs="Times New Roman"/>
         </w:rPr>
         <w:t>区元素的最高稳定氧化态明显低于族上方同类元素</w:t>
       </w:r>
@@ -13823,7 +13823,7 @@
       </w:r>
       <w:r>
         <w:rPr>
-          <w:rFonts w:hint="eastAsia" w:ascii="Times New Roman" w:hAnsi="Times New Roman" w:eastAsia="SimSun" w:cs="Times New Roman"/>
+          <w:rFonts w:hint="eastAsia" w:ascii="Times New Roman" w:hAnsi="Times New Roman" w:eastAsia="FangSong" w:cs="Times New Roman"/>
         </w:rPr>
         <w:t>且其最外层有</w:t>
       </w:r>
@@ -13848,7 +13848,7 @@
       </w:r>
       <w:r>
         <w:rPr>
-          <w:rFonts w:hint="eastAsia" w:ascii="Times New Roman" w:hAnsi="Times New Roman" w:eastAsia="SimSun" w:cs="Times New Roman"/>
+          <w:rFonts w:hint="eastAsia" w:ascii="Times New Roman" w:hAnsi="Times New Roman" w:eastAsia="FangSong" w:cs="Times New Roman"/>
         </w:rPr>
         <w:t>构型</w:t>
       </w:r>
@@ -13860,7 +13860,7 @@
       </w:r>
       <w:r>
         <w:rPr>
-          <w:rFonts w:hint="eastAsia" w:ascii="Times New Roman" w:hAnsi="Times New Roman" w:eastAsia="SimSun" w:cs="Times New Roman"/>
+          <w:rFonts w:hint="eastAsia" w:ascii="Times New Roman" w:hAnsi="Times New Roman" w:eastAsia="FangSong" w:cs="Times New Roman"/>
         </w:rPr>
         <w:t>说明应优先从哪一种原子结构深化效应入手解释</w:t>
       </w:r>
@@ -13872,7 +13872,7 @@
       </w:r>
       <w:r>
         <w:rPr>
-          <w:rFonts w:hint="eastAsia" w:ascii="Times New Roman" w:hAnsi="Times New Roman" w:eastAsia="SimSun" w:cs="Times New Roman"/>
+          <w:rFonts w:hint="eastAsia" w:ascii="Times New Roman" w:hAnsi="Times New Roman" w:eastAsia="FangSong" w:cs="Times New Roman"/>
         </w:rPr>
         <w:t>并写出完整因果链</w:t>
       </w:r>
@@ -13949,7 +13949,7 @@
       </w:r>
       <w:r>
         <w:rPr>
-          <w:rFonts w:hint="eastAsia" w:ascii="Times New Roman" w:hAnsi="Times New Roman" w:eastAsia="SimSun" w:cs="Times New Roman"/>
+          <w:rFonts w:hint="eastAsia" w:ascii="Times New Roman" w:hAnsi="Times New Roman" w:eastAsia="FangSong" w:cs="Times New Roman"/>
         </w:rPr>
         <w:t xml:space="preserve">交换效应来自波函数反对称性与</w:t>
       </w:r>
@@ -13961,7 +13961,7 @@
       </w:r>
       <w:r>
         <w:rPr>
-          <w:rFonts w:hint="eastAsia" w:ascii="Times New Roman" w:hAnsi="Times New Roman" w:eastAsia="SimSun" w:cs="Times New Roman"/>
+          <w:rFonts w:hint="eastAsia" w:ascii="Times New Roman" w:hAnsi="Times New Roman" w:eastAsia="FangSong" w:cs="Times New Roman"/>
         </w:rPr>
         <w:t>原理</w:t>
       </w:r>
@@ -13973,7 +13973,7 @@
       </w:r>
       <w:r>
         <w:rPr>
-          <w:rFonts w:hint="eastAsia" w:ascii="Times New Roman" w:hAnsi="Times New Roman" w:eastAsia="SimSun" w:cs="Times New Roman"/>
+          <w:rFonts w:hint="eastAsia" w:ascii="Times New Roman" w:hAnsi="Times New Roman" w:eastAsia="FangSong" w:cs="Times New Roman"/>
         </w:rPr>
         <w:t>电子相关指电子会动态回避彼此</w:t>
       </w:r>
@@ -13985,7 +13985,7 @@
       </w:r>
       <w:r>
         <w:rPr>
-          <w:rFonts w:hint="eastAsia" w:ascii="Times New Roman" w:hAnsi="Times New Roman" w:eastAsia="SimSun" w:cs="Times New Roman"/>
+          <w:rFonts w:hint="eastAsia" w:ascii="Times New Roman" w:hAnsi="Times New Roman" w:eastAsia="FangSong" w:cs="Times New Roman"/>
         </w:rPr>
         <w:t>超出平均场描述</w:t>
       </w:r>
@@ -14029,7 +14029,7 @@
       </w:r>
       <w:r>
         <w:rPr>
-          <w:rFonts w:hint="eastAsia" w:ascii="Times New Roman" w:hAnsi="Times New Roman" w:eastAsia="SimSun" w:cs="Times New Roman"/>
+          <w:rFonts w:hint="eastAsia" w:ascii="Times New Roman" w:hAnsi="Times New Roman" w:eastAsia="FangSong" w:cs="Times New Roman"/>
         </w:rPr>
         <w:t>为多重度</w:t>
       </w:r>
@@ -14054,7 +14054,7 @@
       </w:r>
       <w:r>
         <w:rPr>
-          <w:rFonts w:hint="eastAsia" w:ascii="Times New Roman" w:hAnsi="Times New Roman" w:eastAsia="SimSun" w:cs="Times New Roman"/>
+          <w:rFonts w:hint="eastAsia" w:ascii="Times New Roman" w:hAnsi="Times New Roman" w:eastAsia="FangSong" w:cs="Times New Roman"/>
         </w:rPr>
         <w:t>为总轨道角动量对应的字母记号</w:t>
       </w:r>
@@ -14079,7 +14079,7 @@
       </w:r>
       <w:r>
         <w:rPr>
-          <w:rFonts w:hint="eastAsia" w:ascii="Times New Roman" w:hAnsi="Times New Roman" w:eastAsia="SimSun" w:cs="Times New Roman"/>
+          <w:rFonts w:hint="eastAsia" w:ascii="Times New Roman" w:hAnsi="Times New Roman" w:eastAsia="FangSong" w:cs="Times New Roman"/>
         </w:rPr>
         <w:t>为总角动量量子数</w:t>
       </w:r>
@@ -14131,7 +14131,7 @@
       </w:r>
       <w:r>
         <w:rPr>
-          <w:rFonts w:hint="eastAsia" w:ascii="Times New Roman" w:hAnsi="Times New Roman" w:eastAsia="SimSun" w:cs="Times New Roman"/>
+          <w:rFonts w:hint="eastAsia" w:ascii="Times New Roman" w:hAnsi="Times New Roman" w:eastAsia="FangSong" w:cs="Times New Roman"/>
         </w:rPr>
         <w:t>少于半充满</w:t>
       </w:r>
@@ -14164,7 +14164,7 @@
       </w:r>
       <w:r>
         <w:rPr>
-          <w:rFonts w:hint="eastAsia" w:ascii="Times New Roman" w:hAnsi="Times New Roman" w:eastAsia="SimSun" w:cs="Times New Roman"/>
+          <w:rFonts w:hint="eastAsia" w:ascii="Times New Roman" w:hAnsi="Times New Roman" w:eastAsia="FangSong" w:cs="Times New Roman"/>
         </w:rPr>
         <w:t>多于半充满</w:t>
       </w:r>
@@ -14197,7 +14197,7 @@
       </w:r>
       <w:r>
         <w:rPr>
-          <w:rFonts w:hint="eastAsia" w:ascii="Times New Roman" w:hAnsi="Times New Roman" w:eastAsia="SimSun" w:cs="Times New Roman"/>
+          <w:rFonts w:hint="eastAsia" w:ascii="Times New Roman" w:hAnsi="Times New Roman" w:eastAsia="FangSong" w:cs="Times New Roman"/>
         </w:rPr>
         <w:t>正好半充满</w:t>
       </w:r>
@@ -14230,7 +14230,7 @@
       </w:r>
       <w:r>
         <w:rPr>
-          <w:rFonts w:hint="eastAsia" w:ascii="Times New Roman" w:hAnsi="Times New Roman" w:eastAsia="SimSun" w:cs="Times New Roman"/>
+          <w:rFonts w:hint="eastAsia" w:ascii="Times New Roman" w:hAnsi="Times New Roman" w:eastAsia="FangSong" w:cs="Times New Roman"/>
         </w:rPr>
         <w:t>多于半充满</w:t>
       </w:r>
@@ -14261,7 +14261,7 @@
       </w:r>
       <w:r>
         <w:rPr>
-          <w:rFonts w:hint="eastAsia" w:ascii="Times New Roman" w:hAnsi="Times New Roman" w:eastAsia="SimSun" w:cs="Times New Roman"/>
+          <w:rFonts w:hint="eastAsia" w:ascii="Times New Roman" w:hAnsi="Times New Roman" w:eastAsia="FangSong" w:cs="Times New Roman"/>
         </w:rPr>
         <w:t>因为多电子原子中电子</w:t>
       </w:r>
@@ -14273,7 +14273,7 @@
       </w:r>
       <w:r>
         <w:rPr>
-          <w:rFonts w:hint="eastAsia" w:ascii="Times New Roman" w:hAnsi="Times New Roman" w:eastAsia="SimSun" w:cs="Times New Roman"/>
+          <w:rFonts w:hint="eastAsia" w:ascii="Times New Roman" w:hAnsi="Times New Roman" w:eastAsia="FangSong" w:cs="Times New Roman"/>
         </w:rPr>
         <w:t>电子排斥无法严格分离</w:t>
       </w:r>
@@ -14285,7 +14285,7 @@
       </w:r>
       <w:r>
         <w:rPr>
-          <w:rFonts w:hint="eastAsia" w:ascii="Times New Roman" w:hAnsi="Times New Roman" w:eastAsia="SimSun" w:cs="Times New Roman"/>
+          <w:rFonts w:hint="eastAsia" w:ascii="Times New Roman" w:hAnsi="Times New Roman" w:eastAsia="FangSong" w:cs="Times New Roman"/>
         </w:rPr>
         <w:t>轨道能量取决于有效势场</w:t>
       </w:r>
@@ -14297,7 +14297,7 @@
       </w:r>
       <w:r>
         <w:rPr>
-          <w:rFonts w:hint="eastAsia" w:ascii="Times New Roman" w:hAnsi="Times New Roman" w:eastAsia="SimSun" w:cs="Times New Roman"/>
+          <w:rFonts w:hint="eastAsia" w:ascii="Times New Roman" w:hAnsi="Times New Roman" w:eastAsia="FangSong" w:cs="Times New Roman"/>
         </w:rPr>
         <w:t>穿透和屏蔽</w:t>
       </w:r>
@@ -14309,7 +14309,7 @@
       </w:r>
       <w:r>
         <w:rPr>
-          <w:rFonts w:hint="eastAsia" w:ascii="Times New Roman" w:hAnsi="Times New Roman" w:eastAsia="SimSun" w:cs="Times New Roman"/>
+          <w:rFonts w:hint="eastAsia" w:ascii="Times New Roman" w:hAnsi="Times New Roman" w:eastAsia="FangSong" w:cs="Times New Roman"/>
         </w:rPr>
         <w:t>不只由</w:t>
       </w:r>
@@ -14334,7 +14334,7 @@
       </w:r>
       <w:r>
         <w:rPr>
-          <w:rFonts w:hint="eastAsia" w:ascii="Times New Roman" w:hAnsi="Times New Roman" w:eastAsia="SimSun" w:cs="Times New Roman"/>
+          <w:rFonts w:hint="eastAsia" w:ascii="Times New Roman" w:hAnsi="Times New Roman" w:eastAsia="FangSong" w:cs="Times New Roman"/>
         </w:rPr>
         <w:t>决定</w:t>
       </w:r>
@@ -14441,7 +14441,7 @@
       </w:r>
       <w:r>
         <w:rPr>
-          <w:rFonts w:hint="eastAsia" w:ascii="Times New Roman" w:hAnsi="Times New Roman" w:eastAsia="SimSun" w:cs="Times New Roman"/>
+          <w:rFonts w:hint="eastAsia" w:ascii="Times New Roman" w:hAnsi="Times New Roman" w:eastAsia="FangSong" w:cs="Times New Roman"/>
         </w:rPr>
         <w:t xml:space="preserve">高自旋</w:t>
       </w:r>
@@ -14485,7 +14485,7 @@
       </w:r>
       <w:r>
         <w:rPr>
-          <w:rFonts w:hint="eastAsia" w:ascii="Times New Roman" w:hAnsi="Times New Roman" w:eastAsia="SimSun" w:cs="Times New Roman"/>
+          <w:rFonts w:hint="eastAsia" w:ascii="Times New Roman" w:hAnsi="Times New Roman" w:eastAsia="FangSong" w:cs="Times New Roman"/>
         </w:rPr>
         <w:t xml:space="preserve">为</w:t>
       </w:r>
@@ -14516,7 +14516,7 @@
       </w:r>
       <w:r>
         <w:rPr>
-          <w:rFonts w:hint="eastAsia" w:ascii="Times New Roman" w:hAnsi="Times New Roman" w:eastAsia="SimSun" w:cs="Times New Roman"/>
+          <w:rFonts w:hint="eastAsia" w:ascii="Times New Roman" w:hAnsi="Times New Roman" w:eastAsia="FangSong" w:cs="Times New Roman"/>
         </w:rPr>
         <w:t xml:space="preserve">为</w:t>
       </w:r>
@@ -14541,7 +14541,7 @@
       </w:r>
       <w:r>
         <w:rPr>
-          <w:rFonts w:hint="eastAsia" w:ascii="Times New Roman" w:hAnsi="Times New Roman" w:eastAsia="SimSun" w:cs="Times New Roman"/>
+          <w:rFonts w:hint="eastAsia" w:ascii="Times New Roman" w:hAnsi="Times New Roman" w:eastAsia="FangSong" w:cs="Times New Roman"/>
         </w:rPr>
         <w:t>依据是二者均先得</w:t>
       </w:r>
@@ -14566,7 +14566,7 @@
       </w:r>
       <w:r>
         <w:rPr>
-          <w:rFonts w:hint="eastAsia" w:ascii="Times New Roman" w:hAnsi="Times New Roman" w:eastAsia="SimSun" w:cs="Times New Roman"/>
+          <w:rFonts w:hint="eastAsia" w:ascii="Times New Roman" w:hAnsi="Times New Roman" w:eastAsia="FangSong" w:cs="Times New Roman"/>
         </w:rPr>
         <w:t>但</w:t>
       </w:r>
@@ -14578,7 +14578,7 @@
       </w:r>
       <w:r>
         <w:rPr>
-          <w:rFonts w:hint="eastAsia" w:ascii="Times New Roman" w:hAnsi="Times New Roman" w:eastAsia="SimSun" w:cs="Times New Roman"/>
+          <w:rFonts w:hint="eastAsia" w:ascii="Times New Roman" w:hAnsi="Times New Roman" w:eastAsia="FangSong" w:cs="Times New Roman"/>
         </w:rPr>
         <w:t>少于半充满</w:t>
       </w:r>
@@ -14596,7 +14596,7 @@
       </w:r>
       <w:r>
         <w:rPr>
-          <w:rFonts w:hint="eastAsia" w:ascii="Times New Roman" w:hAnsi="Times New Roman" w:eastAsia="SimSun" w:cs="Times New Roman"/>
+          <w:rFonts w:hint="eastAsia" w:ascii="Times New Roman" w:hAnsi="Times New Roman" w:eastAsia="FangSong" w:cs="Times New Roman"/>
         </w:rPr>
         <w:t>多于半充满</w:t>
       </w:r>
@@ -14608,7 +14608,7 @@
       </w:r>
       <w:r>
         <w:rPr>
-          <w:rFonts w:hint="eastAsia" w:ascii="Times New Roman" w:hAnsi="Times New Roman" w:eastAsia="SimSun" w:cs="Times New Roman"/>
+          <w:rFonts w:hint="eastAsia" w:ascii="Times New Roman" w:hAnsi="Times New Roman" w:eastAsia="FangSong" w:cs="Times New Roman"/>
         </w:rPr>
         <w:t>因此</w:t>
       </w:r>
@@ -14633,7 +14633,7 @@
       </w:r>
       <w:r>
         <w:rPr>
-          <w:rFonts w:hint="eastAsia" w:ascii="Times New Roman" w:hAnsi="Times New Roman" w:eastAsia="SimSun" w:cs="Times New Roman"/>
+          <w:rFonts w:hint="eastAsia" w:ascii="Times New Roman" w:hAnsi="Times New Roman" w:eastAsia="FangSong" w:cs="Times New Roman"/>
         </w:rPr>
         <w:t>排序相反</w:t>
       </w:r>
@@ -14664,7 +14664,7 @@
       </w:r>
       <w:r>
         <w:rPr>
-          <w:rFonts w:hint="eastAsia" w:ascii="Times New Roman" w:hAnsi="Times New Roman" w:eastAsia="SimSun" w:cs="Times New Roman"/>
+          <w:rFonts w:hint="eastAsia" w:ascii="Times New Roman" w:hAnsi="Times New Roman" w:eastAsia="FangSong" w:cs="Times New Roman"/>
         </w:rPr>
         <w:t xml:space="preserve">镧系收缩使</w:t>
       </w:r>
@@ -14676,7 +14676,7 @@
       </w:r>
       <w:r>
         <w:rPr>
-          <w:rFonts w:hint="eastAsia" w:ascii="Times New Roman" w:hAnsi="Times New Roman" w:eastAsia="SimSun" w:cs="Times New Roman"/>
+          <w:rFonts w:hint="eastAsia" w:ascii="Times New Roman" w:hAnsi="Times New Roman" w:eastAsia="FangSong" w:cs="Times New Roman"/>
         </w:rPr>
         <w:t>元素半径被显著拉小</w:t>
       </w:r>
@@ -14688,7 +14688,7 @@
       </w:r>
       <w:r>
         <w:rPr>
-          <w:rFonts w:hint="eastAsia" w:ascii="Times New Roman" w:hAnsi="Times New Roman" w:eastAsia="SimSun" w:cs="Times New Roman"/>
+          <w:rFonts w:hint="eastAsia" w:ascii="Times New Roman" w:hAnsi="Times New Roman" w:eastAsia="FangSong" w:cs="Times New Roman"/>
         </w:rPr>
         <w:t>因此</w:t>
       </w:r>
@@ -14700,7 +14700,7 @@
       </w:r>
       <w:r>
         <w:rPr>
-          <w:rFonts w:hint="eastAsia" w:ascii="Times New Roman" w:hAnsi="Times New Roman" w:eastAsia="SimSun" w:cs="Times New Roman"/>
+          <w:rFonts w:hint="eastAsia" w:ascii="Times New Roman" w:hAnsi="Times New Roman" w:eastAsia="FangSong" w:cs="Times New Roman"/>
         </w:rPr>
         <w:t xml:space="preserve">尺寸与</w:t>
       </w:r>
@@ -14712,7 +14712,7 @@
       </w:r>
       <w:r>
         <w:rPr>
-          <w:rFonts w:hint="eastAsia" w:ascii="Times New Roman" w:hAnsi="Times New Roman" w:eastAsia="SimSun" w:cs="Times New Roman"/>
+          <w:rFonts w:hint="eastAsia" w:ascii="Times New Roman" w:hAnsi="Times New Roman" w:eastAsia="FangSong" w:cs="Times New Roman"/>
         </w:rPr>
         <w:t xml:space="preserve">的</w:t>
       </w:r>
@@ -14724,7 +14724,7 @@
       </w:r>
       <w:r>
         <w:rPr>
-          <w:rFonts w:hint="eastAsia" w:ascii="Times New Roman" w:hAnsi="Times New Roman" w:eastAsia="SimSun" w:cs="Times New Roman"/>
+          <w:rFonts w:hint="eastAsia" w:ascii="Times New Roman" w:hAnsi="Times New Roman" w:eastAsia="FangSong" w:cs="Times New Roman"/>
         </w:rPr>
         <w:t>异常接近</w:t>
       </w:r>
@@ -14736,7 +14736,7 @@
       </w:r>
       <w:r>
         <w:rPr>
-          <w:rFonts w:hint="eastAsia" w:ascii="Times New Roman" w:hAnsi="Times New Roman" w:eastAsia="SimSun" w:cs="Times New Roman"/>
+          <w:rFonts w:hint="eastAsia" w:ascii="Times New Roman" w:hAnsi="Times New Roman" w:eastAsia="FangSong" w:cs="Times New Roman"/>
         </w:rPr>
         <w:t>化学性质也高度相似</w:t>
       </w:r>
@@ -14767,7 +14767,7 @@
       </w:r>
       <w:r>
         <w:rPr>
-          <w:rFonts w:hint="eastAsia" w:ascii="Times New Roman" w:hAnsi="Times New Roman" w:eastAsia="SimSun" w:cs="Times New Roman"/>
+          <w:rFonts w:hint="eastAsia" w:ascii="Times New Roman" w:hAnsi="Times New Roman" w:eastAsia="FangSong" w:cs="Times New Roman"/>
         </w:rPr>
         <w:t xml:space="preserve">到</w:t>
       </w:r>
@@ -14779,7 +14779,7 @@
       </w:r>
       <w:r>
         <w:rPr>
-          <w:rFonts w:hint="eastAsia" w:ascii="Times New Roman" w:hAnsi="Times New Roman" w:eastAsia="SimSun" w:cs="Times New Roman"/>
+          <w:rFonts w:hint="eastAsia" w:ascii="Times New Roman" w:hAnsi="Times New Roman" w:eastAsia="FangSong" w:cs="Times New Roman"/>
         </w:rPr>
         <w:t xml:space="preserve">时</w:t>
       </w:r>
@@ -14804,7 +14804,7 @@
       </w:r>
       <w:r>
         <w:rPr>
-          <w:rFonts w:hint="eastAsia" w:ascii="Times New Roman" w:hAnsi="Times New Roman" w:eastAsia="SimSun" w:cs="Times New Roman"/>
+          <w:rFonts w:hint="eastAsia" w:ascii="Times New Roman" w:hAnsi="Times New Roman" w:eastAsia="FangSong" w:cs="Times New Roman"/>
         </w:rPr>
         <w:t>电子明显相对论收缩</w:t>
       </w:r>
@@ -14816,7 +14816,7 @@
       </w:r>
       <w:r>
         <w:rPr>
-          <w:rFonts w:hint="eastAsia" w:ascii="Times New Roman" w:hAnsi="Times New Roman" w:eastAsia="SimSun" w:cs="Times New Roman"/>
+          <w:rFonts w:hint="eastAsia" w:ascii="Times New Roman" w:hAnsi="Times New Roman" w:eastAsia="FangSong" w:cs="Times New Roman"/>
         </w:rPr>
         <w:t>惰性电子对效应增强</w:t>
       </w:r>
@@ -14828,7 +14828,7 @@
       </w:r>
       <w:r>
         <w:rPr>
-          <w:rFonts w:hint="eastAsia" w:ascii="Times New Roman" w:hAnsi="Times New Roman" w:eastAsia="SimSun" w:cs="Times New Roman"/>
+          <w:rFonts w:hint="eastAsia" w:ascii="Times New Roman" w:hAnsi="Times New Roman" w:eastAsia="FangSong" w:cs="Times New Roman"/>
         </w:rPr>
         <w:t>参与成键代价更高</w:t>
       </w:r>
@@ -14840,7 +14840,7 @@
       </w:r>
       <w:r>
         <w:rPr>
-          <w:rFonts w:hint="eastAsia" w:ascii="Times New Roman" w:hAnsi="Times New Roman" w:eastAsia="SimSun" w:cs="Times New Roman"/>
+          <w:rFonts w:hint="eastAsia" w:ascii="Times New Roman" w:hAnsi="Times New Roman" w:eastAsia="FangSong" w:cs="Times New Roman"/>
         </w:rPr>
         <w:t>因此</w:t>
       </w:r>
@@ -14852,7 +14852,7 @@
       </w:r>
       <w:r>
         <w:rPr>
-          <w:rFonts w:hint="eastAsia" w:ascii="Times New Roman" w:hAnsi="Times New Roman" w:eastAsia="SimSun" w:cs="Times New Roman"/>
+          <w:rFonts w:hint="eastAsia" w:ascii="Times New Roman" w:hAnsi="Times New Roman" w:eastAsia="FangSong" w:cs="Times New Roman"/>
         </w:rPr>
         <w:t>更稳定</w:t>
       </w:r>
@@ -14870,7 +14870,7 @@
       </w:r>
       <w:r>
         <w:rPr>
-          <w:rFonts w:hint="eastAsia" w:ascii="Times New Roman" w:hAnsi="Times New Roman" w:eastAsia="SimSun" w:cs="Times New Roman"/>
+          <w:rFonts w:hint="eastAsia" w:ascii="Times New Roman" w:hAnsi="Times New Roman" w:eastAsia="FangSong" w:cs="Times New Roman"/>
         </w:rPr>
         <w:t xml:space="preserve">的</w:t>
       </w:r>
@@ -14895,7 +14895,7 @@
       </w:r>
       <w:r>
         <w:rPr>
-          <w:rFonts w:hint="eastAsia" w:ascii="Times New Roman" w:hAnsi="Times New Roman" w:eastAsia="SimSun" w:cs="Times New Roman"/>
+          <w:rFonts w:hint="eastAsia" w:ascii="Times New Roman" w:hAnsi="Times New Roman" w:eastAsia="FangSong" w:cs="Times New Roman"/>
         </w:rPr>
         <w:t>相对不那么</w:t>
       </w:r>
@@ -14907,7 +14907,7 @@
       </w:r>
       <w:r>
         <w:rPr>
-          <w:rFonts w:hint="eastAsia" w:ascii="Times New Roman" w:hAnsi="Times New Roman" w:eastAsia="SimSun" w:cs="Times New Roman"/>
+          <w:rFonts w:hint="eastAsia" w:ascii="Times New Roman" w:hAnsi="Times New Roman" w:eastAsia="FangSong" w:cs="Times New Roman"/>
         </w:rPr>
         <w:t>惰性</w:t>
       </w:r>
@@ -14925,7 +14925,7 @@
       </w:r>
       <w:r>
         <w:rPr>
-          <w:rFonts w:hint="eastAsia" w:ascii="Times New Roman" w:hAnsi="Times New Roman" w:eastAsia="SimSun" w:cs="Times New Roman"/>
+          <w:rFonts w:hint="eastAsia" w:ascii="Times New Roman" w:hAnsi="Times New Roman" w:eastAsia="FangSong" w:cs="Times New Roman"/>
         </w:rPr>
         <w:t>仍较稳定</w:t>
       </w:r>
@@ -14976,7 +14976,7 @@
       </w:r>
       <w:r>
         <w:rPr>
-          <w:rFonts w:hint="eastAsia" w:ascii="Times New Roman" w:hAnsi="Times New Roman" w:eastAsia="SimSun" w:cs="Times New Roman"/>
+          <w:rFonts w:hint="eastAsia" w:ascii="Times New Roman" w:hAnsi="Times New Roman" w:eastAsia="FangSong" w:cs="Times New Roman"/>
         </w:rPr>
         <w:t>这句话不正确</w:t>
       </w:r>
@@ -14988,7 +14988,7 @@
       </w:r>
       <w:r>
         <w:rPr>
-          <w:rFonts w:hint="eastAsia" w:ascii="Times New Roman" w:hAnsi="Times New Roman" w:eastAsia="SimSun" w:cs="Times New Roman"/>
+          <w:rFonts w:hint="eastAsia" w:ascii="Times New Roman" w:hAnsi="Times New Roman" w:eastAsia="FangSong" w:cs="Times New Roman"/>
         </w:rPr>
         <w:t>二者的统一解释框架都是</w:t>
       </w:r>
@@ -15000,7 +15000,7 @@
       </w:r>
       <w:r>
         <w:rPr>
-          <w:rFonts w:hint="eastAsia" w:ascii="Times New Roman" w:hAnsi="Times New Roman" w:eastAsia="SimSun" w:cs="Times New Roman"/>
+          <w:rFonts w:hint="eastAsia" w:ascii="Times New Roman" w:hAnsi="Times New Roman" w:eastAsia="FangSong" w:cs="Times New Roman"/>
         </w:rPr>
         <w:t>重元素中相对论效应增强</w:t>
       </w:r>
@@ -15012,7 +15012,7 @@
       </w:r>
       <w:r>
         <w:rPr>
-          <w:rFonts w:hint="eastAsia" w:ascii="Times New Roman" w:hAnsi="Times New Roman" w:eastAsia="SimSun" w:cs="Times New Roman"/>
+          <w:rFonts w:hint="eastAsia" w:ascii="Times New Roman" w:hAnsi="Times New Roman" w:eastAsia="FangSong" w:cs="Times New Roman"/>
         </w:rPr>
         <w:t>导致</w:t>
       </w:r>
@@ -15024,7 +15024,7 @@
       </w:r>
       <w:r>
         <w:rPr>
-          <w:rFonts w:hint="eastAsia" w:ascii="Times New Roman" w:hAnsi="Times New Roman" w:eastAsia="SimSun" w:cs="Times New Roman"/>
+          <w:rFonts w:hint="eastAsia" w:ascii="Times New Roman" w:hAnsi="Times New Roman" w:eastAsia="FangSong" w:cs="Times New Roman"/>
         </w:rPr>
         <w:t>轨道收缩稳定</w:t>
       </w:r>
@@ -15042,7 +15042,7 @@
       </w:r>
       <w:r>
         <w:rPr>
-          <w:rFonts w:hint="eastAsia" w:ascii="Times New Roman" w:hAnsi="Times New Roman" w:eastAsia="SimSun" w:cs="Times New Roman"/>
+          <w:rFonts w:hint="eastAsia" w:ascii="Times New Roman" w:hAnsi="Times New Roman" w:eastAsia="FangSong" w:cs="Times New Roman"/>
         </w:rPr>
         <w:t>轨道相对外扩</w:t>
       </w:r>
@@ -15054,7 +15054,7 @@
       </w:r>
       <w:r>
         <w:rPr>
-          <w:rFonts w:hint="eastAsia" w:ascii="Times New Roman" w:hAnsi="Times New Roman" w:eastAsia="SimSun" w:cs="Times New Roman"/>
+          <w:rFonts w:hint="eastAsia" w:ascii="Times New Roman" w:hAnsi="Times New Roman" w:eastAsia="FangSong" w:cs="Times New Roman"/>
         </w:rPr>
         <w:t>对</w:t>
       </w:r>
@@ -15072,7 +15072,7 @@
       </w:r>
       <w:r>
         <w:rPr>
-          <w:rFonts w:hint="eastAsia" w:ascii="Times New Roman" w:hAnsi="Times New Roman" w:eastAsia="SimSun" w:cs="Times New Roman"/>
+          <w:rFonts w:hint="eastAsia" w:ascii="Times New Roman" w:hAnsi="Times New Roman" w:eastAsia="FangSong" w:cs="Times New Roman"/>
         </w:rPr>
         <w:t>这使</w:t>
       </w:r>
@@ -15084,7 +15084,7 @@
       </w:r>
       <w:r>
         <w:rPr>
-          <w:rFonts w:hint="eastAsia" w:ascii="Times New Roman" w:hAnsi="Times New Roman" w:eastAsia="SimSun" w:cs="Times New Roman"/>
+          <w:rFonts w:hint="eastAsia" w:ascii="Times New Roman" w:hAnsi="Times New Roman" w:eastAsia="FangSong" w:cs="Times New Roman"/>
         </w:rPr>
         <w:t>跃迁能进入可见区</w:t>
       </w:r>
@@ -15096,7 +15096,7 @@
       </w:r>
       <w:r>
         <w:rPr>
-          <w:rFonts w:hint="eastAsia" w:ascii="Times New Roman" w:hAnsi="Times New Roman" w:eastAsia="SimSun" w:cs="Times New Roman"/>
+          <w:rFonts w:hint="eastAsia" w:ascii="Times New Roman" w:hAnsi="Times New Roman" w:eastAsia="FangSong" w:cs="Times New Roman"/>
         </w:rPr>
         <w:t>表现为黄色</w:t>
       </w:r>
@@ -15108,7 +15108,7 @@
       </w:r>
       <w:r>
         <w:rPr>
-          <w:rFonts w:hint="eastAsia" w:ascii="Times New Roman" w:hAnsi="Times New Roman" w:eastAsia="SimSun" w:cs="Times New Roman"/>
+          <w:rFonts w:hint="eastAsia" w:ascii="Times New Roman" w:hAnsi="Times New Roman" w:eastAsia="FangSong" w:cs="Times New Roman"/>
         </w:rPr>
         <w:t>对</w:t>
       </w:r>
@@ -15126,7 +15126,7 @@
       </w:r>
       <w:r>
         <w:rPr>
-          <w:rFonts w:hint="eastAsia" w:ascii="Times New Roman" w:hAnsi="Times New Roman" w:eastAsia="SimSun" w:cs="Times New Roman"/>
+          <w:rFonts w:hint="eastAsia" w:ascii="Times New Roman" w:hAnsi="Times New Roman" w:eastAsia="FangSong" w:cs="Times New Roman"/>
         </w:rPr>
         <w:t>这使</w:t>
       </w:r>
@@ -15138,7 +15138,7 @@
       </w:r>
       <w:r>
         <w:rPr>
-          <w:rFonts w:hint="eastAsia" w:ascii="Times New Roman" w:hAnsi="Times New Roman" w:eastAsia="SimSun" w:cs="Times New Roman"/>
+          <w:rFonts w:hint="eastAsia" w:ascii="Times New Roman" w:hAnsi="Times New Roman" w:eastAsia="FangSong" w:cs="Times New Roman"/>
         </w:rPr>
         <w:t>参与金属键的能力下降</w:t>
       </w:r>
@@ -15150,7 +15150,7 @@
       </w:r>
       <w:r>
         <w:rPr>
-          <w:rFonts w:hint="eastAsia" w:ascii="Times New Roman" w:hAnsi="Times New Roman" w:eastAsia="SimSun" w:cs="Times New Roman"/>
+          <w:rFonts w:hint="eastAsia" w:ascii="Times New Roman" w:hAnsi="Times New Roman" w:eastAsia="FangSong" w:cs="Times New Roman"/>
         </w:rPr>
         <w:t>金属键减弱</w:t>
       </w:r>
@@ -15162,7 +15162,7 @@
       </w:r>
       <w:r>
         <w:rPr>
-          <w:rFonts w:hint="eastAsia" w:ascii="Times New Roman" w:hAnsi="Times New Roman" w:eastAsia="SimSun" w:cs="Times New Roman"/>
+          <w:rFonts w:hint="eastAsia" w:ascii="Times New Roman" w:hAnsi="Times New Roman" w:eastAsia="FangSong" w:cs="Times New Roman"/>
         </w:rPr>
         <w:t>熔点降低</w:t>
       </w:r>
@@ -15199,7 +15199,7 @@
       </w:r>
       <w:r>
         <w:rPr>
-          <w:rFonts w:hint="eastAsia" w:ascii="Times New Roman" w:hAnsi="Times New Roman" w:eastAsia="SimSun" w:cs="Times New Roman"/>
+          <w:rFonts w:hint="eastAsia" w:ascii="Times New Roman" w:hAnsi="Times New Roman" w:eastAsia="FangSong" w:cs="Times New Roman"/>
         </w:rPr>
         <w:t>规则把其他电子的影响压缩成经验屏蔽常数</w:t>
       </w:r>
@@ -15211,7 +15211,7 @@
       </w:r>
       <w:r>
         <w:rPr>
-          <w:rFonts w:hint="eastAsia" w:ascii="Times New Roman" w:hAnsi="Times New Roman" w:eastAsia="SimSun" w:cs="Times New Roman"/>
+          <w:rFonts w:hint="eastAsia" w:ascii="Times New Roman" w:hAnsi="Times New Roman" w:eastAsia="FangSong" w:cs="Times New Roman"/>
         </w:rPr>
         <w:t>所以能抓住平均趋势</w:t>
       </w:r>
@@ -15223,7 +15223,7 @@
       </w:r>
       <w:r>
         <w:rPr>
-          <w:rFonts w:hint="eastAsia" w:ascii="Times New Roman" w:hAnsi="Times New Roman" w:eastAsia="SimSun" w:cs="Times New Roman"/>
+          <w:rFonts w:hint="eastAsia" w:ascii="Times New Roman" w:hAnsi="Times New Roman" w:eastAsia="FangSong" w:cs="Times New Roman"/>
         </w:rPr>
         <w:t>但它不是自洽场</w:t>
       </w:r>
@@ -15235,7 +15235,7 @@
       </w:r>
       <w:r>
         <w:rPr>
-          <w:rFonts w:hint="eastAsia" w:ascii="Times New Roman" w:hAnsi="Times New Roman" w:eastAsia="SimSun" w:cs="Times New Roman"/>
+          <w:rFonts w:hint="eastAsia" w:ascii="Times New Roman" w:hAnsi="Times New Roman" w:eastAsia="FangSong" w:cs="Times New Roman"/>
         </w:rPr>
         <w:t>也没有显式处理交换与相关</w:t>
       </w:r>
@@ -15247,7 +15247,7 @@
       </w:r>
       <w:r>
         <w:rPr>
-          <w:rFonts w:hint="eastAsia" w:ascii="Times New Roman" w:hAnsi="Times New Roman" w:eastAsia="SimSun" w:cs="Times New Roman"/>
+          <w:rFonts w:hint="eastAsia" w:ascii="Times New Roman" w:hAnsi="Times New Roman" w:eastAsia="FangSong" w:cs="Times New Roman"/>
         </w:rPr>
         <w:t>轨道弛豫也被忽略</w:t>
       </w:r>
@@ -15259,7 +15259,7 @@
       </w:r>
       <w:r>
         <w:rPr>
-          <w:rFonts w:hint="eastAsia" w:ascii="Times New Roman" w:hAnsi="Times New Roman" w:eastAsia="SimSun" w:cs="Times New Roman"/>
+          <w:rFonts w:hint="eastAsia" w:ascii="Times New Roman" w:hAnsi="Times New Roman" w:eastAsia="FangSong" w:cs="Times New Roman"/>
         </w:rPr>
         <w:t>因此数值精度有限</w:t>
       </w:r>
@@ -15290,7 +15290,7 @@
       </w:r>
       <w:r>
         <w:rPr>
-          <w:rFonts w:hint="eastAsia" w:ascii="Times New Roman" w:hAnsi="Times New Roman" w:eastAsia="SimSun" w:cs="Times New Roman"/>
+          <w:rFonts w:hint="eastAsia" w:ascii="Times New Roman" w:hAnsi="Times New Roman" w:eastAsia="FangSong" w:cs="Times New Roman"/>
         </w:rPr>
         <w:t>应优先从惰性电子对效应入手</w:t>
       </w:r>
@@ -15302,7 +15302,7 @@
       </w:r>
       <w:r>
         <w:rPr>
-          <w:rFonts w:hint="eastAsia" w:ascii="Times New Roman" w:hAnsi="Times New Roman" w:eastAsia="SimSun" w:cs="Times New Roman"/>
+          <w:rFonts w:hint="eastAsia" w:ascii="Times New Roman" w:hAnsi="Times New Roman" w:eastAsia="FangSong" w:cs="Times New Roman"/>
         </w:rPr>
         <w:t>完整因果链可写为</w:t>
       </w:r>
@@ -15314,7 +15314,7 @@
       </w:r>
       <w:r>
         <w:rPr>
-          <w:rFonts w:hint="eastAsia" w:ascii="Times New Roman" w:hAnsi="Times New Roman" w:eastAsia="SimSun" w:cs="Times New Roman"/>
+          <w:rFonts w:hint="eastAsia" w:ascii="Times New Roman" w:hAnsi="Times New Roman" w:eastAsia="FangSong" w:cs="Times New Roman"/>
         </w:rPr>
         <w:t>重元素相对论增强</w:t>
       </w:r>
@@ -15353,7 +15353,7 @@
       </w:r>
       <w:r>
         <w:rPr>
-          <w:rFonts w:hint="eastAsia" w:ascii="Times New Roman" w:hAnsi="Times New Roman" w:eastAsia="SimSun" w:cs="Times New Roman"/>
+          <w:rFonts w:hint="eastAsia" w:ascii="Times New Roman" w:hAnsi="Times New Roman" w:eastAsia="FangSong" w:cs="Times New Roman"/>
         </w:rPr>
         <w:t xml:space="preserve">轨道收缩并稳定化</w:t>
       </w:r>
@@ -15365,7 +15365,7 @@
       </w:r>
       <w:r>
         <w:rPr>
-          <w:rFonts w:hint="eastAsia" w:ascii="Times New Roman" w:hAnsi="Times New Roman" w:eastAsia="SimSun" w:cs="Times New Roman"/>
+          <w:rFonts w:hint="eastAsia" w:ascii="Times New Roman" w:hAnsi="Times New Roman" w:eastAsia="FangSong" w:cs="Times New Roman"/>
         </w:rPr>
         <w:t xml:space="preserve">这对电子不愿参与成键</w:t>
       </w:r>
@@ -15377,7 +15377,7 @@
       </w:r>
       <w:r>
         <w:rPr>
-          <w:rFonts w:hint="eastAsia" w:ascii="Times New Roman" w:hAnsi="Times New Roman" w:eastAsia="SimSun" w:cs="Times New Roman"/>
+          <w:rFonts w:hint="eastAsia" w:ascii="Times New Roman" w:hAnsi="Times New Roman" w:eastAsia="FangSong" w:cs="Times New Roman"/>
         </w:rPr>
         <w:t>高氧化态稳定性下降</w:t>
       </w:r>
@@ -15389,7 +15389,7 @@
       </w:r>
       <w:r>
         <w:rPr>
-          <w:rFonts w:hint="eastAsia" w:ascii="Times New Roman" w:hAnsi="Times New Roman" w:eastAsia="SimSun" w:cs="Times New Roman"/>
+          <w:rFonts w:hint="eastAsia" w:ascii="Times New Roman" w:hAnsi="Times New Roman" w:eastAsia="FangSong" w:cs="Times New Roman"/>
         </w:rPr>
         <w:t>低氧化态相对更稳定</w:t>
       </w:r>
@@ -15437,7 +15437,7 @@
       </w:pPr>
       <w:r>
         <w:rPr>
-          <w:rFonts w:hint="eastAsia" w:ascii="Times New Roman" w:hAnsi="Times New Roman" w:eastAsia="SimSun" w:cs="Times New Roman"/>
+          <w:rFonts w:hint="eastAsia" w:ascii="Times New Roman" w:hAnsi="Times New Roman" w:eastAsia="FangSong" w:cs="Times New Roman"/>
         </w:rPr>
         <w:t xml:space="preserve">接到</w:t>
       </w:r>
@@ -15449,7 +15449,7 @@
       </w:r>
       <w:r>
         <w:rPr>
-          <w:rFonts w:hint="eastAsia" w:ascii="Times New Roman" w:hAnsi="Times New Roman" w:eastAsia="SimSun" w:cs="Times New Roman"/>
+          <w:rFonts w:hint="eastAsia" w:ascii="Times New Roman" w:hAnsi="Times New Roman" w:eastAsia="FangSong" w:cs="Times New Roman"/>
         </w:rPr>
         <w:t>决赛</w:t>
       </w:r>
@@ -15461,7 +15461,7 @@
       </w:r>
       <w:r>
         <w:rPr>
-          <w:rFonts w:hint="eastAsia" w:ascii="Times New Roman" w:hAnsi="Times New Roman" w:eastAsia="SimSun" w:cs="Times New Roman"/>
+          <w:rFonts w:hint="eastAsia" w:ascii="Times New Roman" w:hAnsi="Times New Roman" w:eastAsia="FangSong" w:cs="Times New Roman"/>
         </w:rPr>
         <w:t>分子结构补充</w:t>
       </w:r>
@@ -15473,7 +15473,7 @@
       </w:r>
       <w:r>
         <w:rPr>
-          <w:rFonts w:hint="eastAsia" w:ascii="Times New Roman" w:hAnsi="Times New Roman" w:eastAsia="SimSun" w:cs="Times New Roman"/>
+          <w:rFonts w:hint="eastAsia" w:ascii="Times New Roman" w:hAnsi="Times New Roman" w:eastAsia="FangSong" w:cs="Times New Roman"/>
         </w:rPr>
         <w:t>原子轨道能量</w:t>
       </w:r>
@@ -15485,7 +15485,7 @@
       </w:r>
       <w:r>
         <w:rPr>
-          <w:rFonts w:hint="eastAsia" w:ascii="Times New Roman" w:hAnsi="Times New Roman" w:eastAsia="SimSun" w:cs="Times New Roman"/>
+          <w:rFonts w:hint="eastAsia" w:ascii="Times New Roman" w:hAnsi="Times New Roman" w:eastAsia="FangSong" w:cs="Times New Roman"/>
         </w:rPr>
         <w:t>相位与自旋</w:t>
       </w:r>
@@ -15497,7 +15497,7 @@
       </w:r>
       <w:r>
         <w:rPr>
-          <w:rFonts w:hint="eastAsia" w:ascii="Times New Roman" w:hAnsi="Times New Roman" w:eastAsia="SimSun" w:cs="Times New Roman"/>
+          <w:rFonts w:hint="eastAsia" w:ascii="Times New Roman" w:hAnsi="Times New Roman" w:eastAsia="FangSong" w:cs="Times New Roman"/>
         </w:rPr>
         <w:t>是后续</w:t>
       </w:r>
@@ -15515,7 +15515,7 @@
       </w:r>
       <w:r>
         <w:rPr>
-          <w:rFonts w:hint="eastAsia" w:ascii="Times New Roman" w:hAnsi="Times New Roman" w:eastAsia="SimSun" w:cs="Times New Roman"/>
+          <w:rFonts w:hint="eastAsia" w:ascii="Times New Roman" w:hAnsi="Times New Roman" w:eastAsia="FangSong" w:cs="Times New Roman"/>
         </w:rPr>
         <w:t>前线轨道和多中心键深化的基础</w:t>
       </w:r>
@@ -15536,7 +15536,7 @@
       </w:pPr>
       <w:r>
         <w:rPr>
-          <w:rFonts w:hint="eastAsia" w:ascii="Times New Roman" w:hAnsi="Times New Roman" w:eastAsia="SimSun" w:cs="Times New Roman"/>
+          <w:rFonts w:hint="eastAsia" w:ascii="Times New Roman" w:hAnsi="Times New Roman" w:eastAsia="FangSong" w:cs="Times New Roman"/>
         </w:rPr>
         <w:t xml:space="preserve">接到</w:t>
       </w:r>
@@ -15548,7 +15548,7 @@
       </w:r>
       <w:r>
         <w:rPr>
-          <w:rFonts w:hint="eastAsia" w:ascii="Times New Roman" w:hAnsi="Times New Roman" w:eastAsia="SimSun" w:cs="Times New Roman"/>
+          <w:rFonts w:hint="eastAsia" w:ascii="Times New Roman" w:hAnsi="Times New Roman" w:eastAsia="FangSong" w:cs="Times New Roman"/>
         </w:rPr>
         <w:t>决赛</w:t>
       </w:r>
@@ -15560,7 +15560,7 @@
       </w:r>
       <w:r>
         <w:rPr>
-          <w:rFonts w:hint="eastAsia" w:ascii="Times New Roman" w:hAnsi="Times New Roman" w:eastAsia="SimSun" w:cs="Times New Roman"/>
+          <w:rFonts w:hint="eastAsia" w:ascii="Times New Roman" w:hAnsi="Times New Roman" w:eastAsia="FangSong" w:cs="Times New Roman"/>
         </w:rPr>
         <w:t>配合物深化</w:t>
       </w:r>
@@ -15572,7 +15572,7 @@
       </w:r>
       <w:r>
         <w:rPr>
-          <w:rFonts w:hint="eastAsia" w:ascii="Times New Roman" w:hAnsi="Times New Roman" w:eastAsia="SimSun" w:cs="Times New Roman"/>
+          <w:rFonts w:hint="eastAsia" w:ascii="Times New Roman" w:hAnsi="Times New Roman" w:eastAsia="FangSong" w:cs="Times New Roman"/>
         </w:rPr>
         <w:t>项符号</w:t>
       </w:r>
@@ -15584,7 +15584,7 @@
       </w:r>
       <w:r>
         <w:rPr>
-          <w:rFonts w:hint="eastAsia" w:ascii="Times New Roman" w:hAnsi="Times New Roman" w:eastAsia="SimSun" w:cs="Times New Roman"/>
+          <w:rFonts w:hint="eastAsia" w:ascii="Times New Roman" w:hAnsi="Times New Roman" w:eastAsia="FangSong" w:cs="Times New Roman"/>
         </w:rPr>
         <w:t>自旋轨道耦合</w:t>
       </w:r>
@@ -15602,7 +15602,7 @@
       </w:r>
       <w:r>
         <w:rPr>
-          <w:rFonts w:hint="eastAsia" w:ascii="Times New Roman" w:hAnsi="Times New Roman" w:eastAsia="SimSun" w:cs="Times New Roman"/>
+          <w:rFonts w:hint="eastAsia" w:ascii="Times New Roman" w:hAnsi="Times New Roman" w:eastAsia="FangSong" w:cs="Times New Roman"/>
         </w:rPr>
         <w:t>相对论效应</w:t>
       </w:r>
@@ -15614,7 +15614,7 @@
       </w:r>
       <w:r>
         <w:rPr>
-          <w:rFonts w:hint="eastAsia" w:ascii="Times New Roman" w:hAnsi="Times New Roman" w:eastAsia="SimSun" w:cs="Times New Roman"/>
+          <w:rFonts w:hint="eastAsia" w:ascii="Times New Roman" w:hAnsi="Times New Roman" w:eastAsia="FangSong" w:cs="Times New Roman"/>
         </w:rPr>
         <w:t>会直接影响配合物磁性</w:t>
       </w:r>
@@ -15626,7 +15626,7 @@
       </w:r>
       <w:r>
         <w:rPr>
-          <w:rFonts w:hint="eastAsia" w:ascii="Times New Roman" w:hAnsi="Times New Roman" w:eastAsia="SimSun" w:cs="Times New Roman"/>
+          <w:rFonts w:hint="eastAsia" w:ascii="Times New Roman" w:hAnsi="Times New Roman" w:eastAsia="FangSong" w:cs="Times New Roman"/>
         </w:rPr>
         <w:t>颜色和几何偏好</w:t>
       </w:r>
@@ -15647,7 +15647,7 @@
       </w:pPr>
       <w:r>
         <w:rPr>
-          <w:rFonts w:hint="eastAsia" w:ascii="Times New Roman" w:hAnsi="Times New Roman" w:eastAsia="SimSun" w:cs="Times New Roman"/>
+          <w:rFonts w:hint="eastAsia" w:ascii="Times New Roman" w:hAnsi="Times New Roman" w:eastAsia="FangSong" w:cs="Times New Roman"/>
         </w:rPr>
         <w:t>接到元素化学</w:t>
       </w:r>
@@ -15659,7 +15659,7 @@
       </w:r>
       <w:r>
         <w:rPr>
-          <w:rFonts w:hint="eastAsia" w:ascii="Times New Roman" w:hAnsi="Times New Roman" w:eastAsia="SimSun" w:cs="Times New Roman"/>
+          <w:rFonts w:hint="eastAsia" w:ascii="Times New Roman" w:hAnsi="Times New Roman" w:eastAsia="FangSong" w:cs="Times New Roman"/>
         </w:rPr>
         <w:t>惰性电子对效应</w:t>
       </w:r>
@@ -15671,7 +15671,7 @@
       </w:r>
       <w:r>
         <w:rPr>
-          <w:rFonts w:hint="eastAsia" w:ascii="Times New Roman" w:hAnsi="Times New Roman" w:eastAsia="SimSun" w:cs="Times New Roman"/>
+          <w:rFonts w:hint="eastAsia" w:ascii="Times New Roman" w:hAnsi="Times New Roman" w:eastAsia="FangSong" w:cs="Times New Roman"/>
         </w:rPr>
         <w:t>镧系收缩和</w:t>
       </w:r>
@@ -15683,7 +15683,7 @@
       </w:r>
       <w:r>
         <w:rPr>
-          <w:rFonts w:hint="eastAsia" w:ascii="Times New Roman" w:hAnsi="Times New Roman" w:eastAsia="SimSun" w:cs="Times New Roman"/>
+          <w:rFonts w:hint="eastAsia" w:ascii="Times New Roman" w:hAnsi="Times New Roman" w:eastAsia="FangSong" w:cs="Times New Roman"/>
         </w:rPr>
         <w:t>相似性</w:t>
       </w:r>
@@ -15695,7 +15695,7 @@
       </w:r>
       <w:r>
         <w:rPr>
-          <w:rFonts w:hint="eastAsia" w:ascii="Times New Roman" w:hAnsi="Times New Roman" w:eastAsia="SimSun" w:cs="Times New Roman"/>
+          <w:rFonts w:hint="eastAsia" w:ascii="Times New Roman" w:hAnsi="Times New Roman" w:eastAsia="FangSong" w:cs="Times New Roman"/>
         </w:rPr>
         <w:t>都是元素推断与性质反常题的底层解释</w:t>
       </w:r>
@@ -15754,7 +15754,7 @@
       </w:r>
       <w:r>
         <w:rPr>
-          <w:rFonts w:hint="eastAsia" w:ascii="Times New Roman" w:hAnsi="Times New Roman" w:eastAsia="SimSun" w:cs="Times New Roman"/>
+          <w:rFonts w:hint="eastAsia" w:ascii="Times New Roman" w:hAnsi="Times New Roman" w:eastAsia="FangSong" w:cs="Times New Roman"/>
         </w:rPr>
         <w:t>原子结构与近似方法章节</w:t>
       </w:r>
@@ -15781,7 +15781,7 @@
       </w:r>
       <w:r>
         <w:rPr>
-          <w:rFonts w:hint="eastAsia" w:ascii="Times New Roman" w:hAnsi="Times New Roman" w:eastAsia="SimSun" w:cs="Times New Roman"/>
+          <w:rFonts w:hint="eastAsia" w:ascii="Times New Roman" w:hAnsi="Times New Roman" w:eastAsia="FangSong" w:cs="Times New Roman"/>
         </w:rPr>
         <w:t>原子项符号</w:t>
       </w:r>
@@ -15793,7 +15793,7 @@
       </w:r>
       <w:r>
         <w:rPr>
-          <w:rFonts w:hint="eastAsia" w:ascii="Times New Roman" w:hAnsi="Times New Roman" w:eastAsia="SimSun" w:cs="Times New Roman"/>
+          <w:rFonts w:hint="eastAsia" w:ascii="Times New Roman" w:hAnsi="Times New Roman" w:eastAsia="FangSong" w:cs="Times New Roman"/>
         </w:rPr>
         <w:t>相对论效应相关章节</w:t>
       </w:r>
@@ -15820,7 +15820,7 @@
       </w:r>
       <w:r>
         <w:rPr>
-          <w:rFonts w:hint="eastAsia" w:ascii="Times New Roman" w:hAnsi="Times New Roman" w:eastAsia="SimSun" w:cs="Times New Roman"/>
+          <w:rFonts w:hint="eastAsia" w:ascii="Times New Roman" w:hAnsi="Times New Roman" w:eastAsia="FangSong" w:cs="Times New Roman"/>
         </w:rPr>
         <w:t>若后续进入更系统的谱项与对称性分析</w:t>
       </w:r>
@@ -15832,7 +15832,7 @@
       </w:r>
       <w:r>
         <w:rPr>
-          <w:rFonts w:hint="eastAsia" w:ascii="Times New Roman" w:hAnsi="Times New Roman" w:eastAsia="SimSun" w:cs="Times New Roman"/>
+          <w:rFonts w:hint="eastAsia" w:ascii="Times New Roman" w:hAnsi="Times New Roman" w:eastAsia="FangSong" w:cs="Times New Roman"/>
         </w:rPr>
         <w:t>可继续延伸</w:t>
       </w:r>
@@ -16500,7 +16500,7 @@
     <ns0:name ns0:val="Normal"/>
     <ns0:qFormat/>
     <ns0:rPr>
-      <ns0:rFonts ns0:ascii="Times New Roman" ns0:cs="Times New Roman" ns0:eastAsia="SimSun" ns0:hAnsi="Times New Roman"/>
+      <ns0:rFonts ns0:ascii="Times New Roman" ns0:cs="Times New Roman" ns0:eastAsia="FangSong" ns0:hAnsi="Times New Roman"/>
       <ns0:b ns0:val="0"/>
       <ns0:sz ns0:val="23"/>
     </ns0:rPr>
@@ -16514,7 +16514,7 @@
       <ns0:spacing ns0:after="180" ns0:before="180"/>
     </ns0:pPr>
     <ns0:rPr>
-      <ns0:rFonts ns0:ascii="Times New Roman" ns0:hAnsi="Times New Roman" ns0:eastAsia="SimSun" ns0:cs="Times New Roman"/>
+      <ns0:rFonts ns0:ascii="Times New Roman" ns0:hAnsi="Times New Roman" ns0:eastAsia="FangSong" ns0:cs="Times New Roman"/>
     </ns0:rPr>
   </ns0:style>
   <ns0:style ns0:customStyle="1" ns0:styleId="FirstParagraph" ns0:type="paragraph">
@@ -16523,7 +16523,7 @@
     <ns0:next ns0:val="BodyText"/>
     <ns0:qFormat/>
     <ns0:rPr>
-      <ns0:rFonts ns0:ascii="Times New Roman" ns0:hAnsi="Times New Roman" ns0:eastAsia="SimSun" ns0:cs="Times New Roman"/>
+      <ns0:rFonts ns0:ascii="Times New Roman" ns0:hAnsi="Times New Roman" ns0:eastAsia="FangSong" ns0:cs="Times New Roman"/>
     </ns0:rPr>
   </ns0:style>
   <ns0:style ns0:customStyle="1" ns0:styleId="Compact" ns0:type="paragraph">
@@ -16534,7 +16534,7 @@
       <ns0:spacing ns0:after="36" ns0:before="36"/>
     </ns0:pPr>
     <ns0:rPr>
-      <ns0:rFonts ns0:ascii="Times New Roman" ns0:hAnsi="Times New Roman" ns0:eastAsia="SimSun" ns0:cs="Times New Roman"/>
+      <ns0:rFonts ns0:ascii="Times New Roman" ns0:hAnsi="Times New Roman" ns0:eastAsia="FangSong" ns0:cs="Times New Roman"/>
     </ns0:rPr>
   </ns0:style>
   <ns0:style ns0:styleId="Title" ns0:type="paragraph">
@@ -16565,7 +16565,7 @@
     <ns0:uiPriority ns0:val="10"/>
     <ns0:rsid ns0:val="00A10FD9"/>
     <ns0:rPr>
-      <ns0:rFonts ns0:ascii="Times New Roman" ns0:hAnsi="Times New Roman" ns0:eastAsia="SimSun" ns0:cs="Times New Roman"/>
+      <ns0:rFonts ns0:ascii="Times New Roman" ns0:hAnsi="Times New Roman" ns0:eastAsia="FangSong" ns0:cs="Times New Roman"/>
       <ns0:sz ns0:val="56"/>
       <ns0:szCs ns0:val="56"/>
     </ns0:rPr>
@@ -16584,7 +16584,7 @@
       </ns0:numPr>
     </ns0:pPr>
     <ns0:rPr>
-      <ns0:rFonts ns0:ascii="Times New Roman" ns0:cs="Times New Roman" ns0:eastAsia="SimSun" ns0:hAnsi="Times New Roman"/>
+      <ns0:rFonts ns0:ascii="Times New Roman" ns0:cs="Times New Roman" ns0:eastAsia="SimHei" ns0:hAnsi="Times New Roman"/>
       <ns0:b ns0:val="0"/>
       <ns0:color ns0:val="5B6975"/>
       <ns0:sz ns0:val="24"/>
@@ -16598,7 +16598,7 @@
     <ns0:uiPriority ns0:val="11"/>
     <ns0:rsid ns0:val="00A10FD9"/>
     <ns0:rPr>
-      <ns0:rFonts ns0:ascii="Times New Roman" ns0:hAnsi="Times New Roman" ns0:eastAsia="SimSun" ns0:cs="Times New Roman"/>
+      <ns0:rFonts ns0:ascii="Times New Roman" ns0:hAnsi="Times New Roman" ns0:eastAsia="FangSong" ns0:cs="Times New Roman"/>
       <ns0:color ns0:themeColor="text1" ns0:themeTint="A6" ns0:val="595959"/>
       <ns0:sz ns0:val="28"/>
       <ns0:szCs ns0:val="28"/>
@@ -16614,7 +16614,7 @@
       <ns0:keepLines/>
     </ns0:pPr>
     <ns0:rPr>
-      <ns0:rFonts ns0:ascii="Times New Roman" ns0:hAnsi="Times New Roman" ns0:eastAsia="SimSun" ns0:cs="Times New Roman"/>
+      <ns0:rFonts ns0:ascii="Times New Roman" ns0:hAnsi="Times New Roman" ns0:eastAsia="FangSong" ns0:cs="Times New Roman"/>
       <ns0:sz ns0:val="24"/>
       <ns0:szCs ns0:val="24"/>
     </ns0:rPr>
@@ -16629,7 +16629,7 @@
       <ns0:keepLines/>
     </ns0:pPr>
     <ns0:rPr>
-      <ns0:rFonts ns0:ascii="Times New Roman" ns0:hAnsi="Times New Roman" ns0:eastAsia="SimSun" ns0:cs="Times New Roman"/>
+      <ns0:rFonts ns0:ascii="Times New Roman" ns0:hAnsi="Times New Roman" ns0:eastAsia="FangSong" ns0:cs="Times New Roman"/>
       <ns0:sz ns0:val="24"/>
       <ns0:szCs ns0:val="24"/>
     </ns0:rPr>
@@ -16646,7 +16646,7 @@
       <ns0:jc ns0:val="center"/>
     </ns0:pPr>
     <ns0:rPr>
-      <ns0:rFonts ns0:ascii="Times New Roman" ns0:hAnsi="Times New Roman" ns0:eastAsia="SimSun" ns0:cs="Times New Roman"/>
+      <ns0:rFonts ns0:ascii="Times New Roman" ns0:hAnsi="Times New Roman" ns0:eastAsia="FangSong" ns0:cs="Times New Roman"/>
       <ns0:b/>
       <ns0:sz ns0:val="20"/>
       <ns0:szCs ns0:val="20"/>
@@ -16663,7 +16663,7 @@
       <ns0:spacing ns0:after="300" ns0:before="100"/>
     </ns0:pPr>
     <ns0:rPr>
-      <ns0:rFonts ns0:ascii="Times New Roman" ns0:hAnsi="Times New Roman" ns0:eastAsia="SimSun" ns0:cs="Times New Roman"/>
+      <ns0:rFonts ns0:ascii="Times New Roman" ns0:hAnsi="Times New Roman" ns0:eastAsia="FangSong" ns0:cs="Times New Roman"/>
       <ns0:sz ns0:val="20"/>
       <ns0:szCs ns0:val="20"/>
     </ns0:rPr>
@@ -16675,7 +16675,7 @@
     <ns0:qFormat/>
     <ns0:pPr/>
     <ns0:rPr>
-      <ns0:rFonts ns0:ascii="Times New Roman" ns0:hAnsi="Times New Roman" ns0:eastAsia="SimSun" ns0:cs="Times New Roman"/>
+      <ns0:rFonts ns0:ascii="Times New Roman" ns0:hAnsi="Times New Roman" ns0:eastAsia="FangSong" ns0:cs="Times New Roman"/>
     </ns0:rPr>
   </ns0:style>
   <ns0:style ns0:styleId="Heading1" ns0:type="paragraph">
@@ -17011,7 +17011,7 @@
       <ns0:ind ns0:firstLine="0" ns0:left="480" ns0:right="480"/>
     </ns0:pPr>
     <ns0:rPr>
-      <ns0:rFonts ns0:ascii="Times New Roman" ns0:hAnsi="Times New Roman" ns0:eastAsia="SimSun" ns0:cs="Times New Roman"/>
+      <ns0:rFonts ns0:ascii="Times New Roman" ns0:hAnsi="Times New Roman" ns0:eastAsia="FangSong" ns0:cs="Times New Roman"/>
     </ns0:rPr>
   </ns0:style>
   <ns0:style ns0:styleId="FootnoteText" ns0:type="paragraph">
@@ -17022,7 +17022,7 @@
     <ns0:unhideWhenUsed/>
     <ns0:qFormat/>
     <ns0:rPr>
-      <ns0:rFonts ns0:ascii="Times New Roman" ns0:hAnsi="Times New Roman" ns0:eastAsia="SimSun" ns0:cs="Times New Roman"/>
+      <ns0:rFonts ns0:ascii="Times New Roman" ns0:hAnsi="Times New Roman" ns0:eastAsia="FangSong" ns0:cs="Times New Roman"/>
     </ns0:rPr>
   </ns0:style>
   <ns0:style ns0:styleId="FootnoteBlockText" ns0:type="paragraph">
@@ -17037,7 +17037,7 @@
       <ns0:ind ns0:firstLine="0" ns0:left="480" ns0:right="480"/>
     </ns0:pPr>
     <ns0:rPr>
-      <ns0:rFonts ns0:ascii="Times New Roman" ns0:hAnsi="Times New Roman" ns0:eastAsia="SimSun" ns0:cs="Times New Roman"/>
+      <ns0:rFonts ns0:ascii="Times New Roman" ns0:hAnsi="Times New Roman" ns0:eastAsia="FangSong" ns0:cs="Times New Roman"/>
     </ns0:rPr>
   </ns0:style>
   <ns0:style ns0:default="1" ns0:styleId="DefaultParagraphFont" ns0:type="character">
@@ -17045,7 +17045,7 @@
     <ns0:semiHidden/>
     <ns0:unhideWhenUsed/>
     <ns0:rPr>
-      <ns0:rFonts ns0:ascii="Times New Roman" ns0:hAnsi="Times New Roman" ns0:eastAsia="SimSun" ns0:cs="Times New Roman"/>
+      <ns0:rFonts ns0:ascii="Times New Roman" ns0:hAnsi="Times New Roman" ns0:eastAsia="FangSong" ns0:cs="Times New Roman"/>
     </ns0:rPr>
   </ns0:style>
   <ns0:style ns0:default="1" ns0:styleId="Table" ns0:type="table">
@@ -17055,7 +17055,7 @@
     <ns0:unhideWhenUsed/>
     <ns0:qFormat/>
     <ns0:rPr>
-      <ns0:rFonts ns0:ascii="Times New Roman" ns0:hAnsi="Times New Roman" ns0:eastAsia="SimSun" ns0:cs="Times New Roman"/>
+      <ns0:rFonts ns0:ascii="Times New Roman" ns0:hAnsi="Times New Roman" ns0:eastAsia="FangSong" ns0:cs="Times New Roman"/>
     </ns0:rPr>
     <ns0:tblPr>
       <ns0:tblInd ns0:type="dxa" ns0:w="0"/>
@@ -17085,7 +17085,7 @@
       <ns0:spacing ns0:after="0"/>
     </ns0:pPr>
     <ns0:rPr>
-      <ns0:rFonts ns0:ascii="Times New Roman" ns0:hAnsi="Times New Roman" ns0:eastAsia="SimSun" ns0:cs="Times New Roman"/>
+      <ns0:rFonts ns0:ascii="Times New Roman" ns0:hAnsi="Times New Roman" ns0:eastAsia="FangSong" ns0:cs="Times New Roman"/>
       <ns0:b/>
     </ns0:rPr>
   </ns0:style>
@@ -17093,7 +17093,7 @@
     <ns0:name ns0:val="Definition"/>
     <ns0:basedOn ns0:val="Normal"/>
     <ns0:rPr>
-      <ns0:rFonts ns0:ascii="Times New Roman" ns0:hAnsi="Times New Roman" ns0:eastAsia="SimSun" ns0:cs="Times New Roman"/>
+      <ns0:rFonts ns0:ascii="Times New Roman" ns0:hAnsi="Times New Roman" ns0:eastAsia="FangSong" ns0:cs="Times New Roman"/>
     </ns0:rPr>
   </ns0:style>
   <ns0:style ns0:styleId="Caption" ns0:type="paragraph">
@@ -17117,21 +17117,21 @@
       <ns0:keepNext/>
     </ns0:pPr>
     <ns0:rPr>
-      <ns0:rFonts ns0:ascii="Times New Roman" ns0:hAnsi="Times New Roman" ns0:eastAsia="SimSun" ns0:cs="Times New Roman"/>
+      <ns0:rFonts ns0:ascii="Times New Roman" ns0:hAnsi="Times New Roman" ns0:eastAsia="FangSong" ns0:cs="Times New Roman"/>
     </ns0:rPr>
   </ns0:style>
   <ns0:style ns0:customStyle="1" ns0:styleId="ImageCaption" ns0:type="paragraph">
     <ns0:name ns0:val="Image Caption"/>
     <ns0:basedOn ns0:val="Caption"/>
     <ns0:rPr>
-      <ns0:rFonts ns0:ascii="Times New Roman" ns0:hAnsi="Times New Roman" ns0:eastAsia="SimSun" ns0:cs="Times New Roman"/>
+      <ns0:rFonts ns0:ascii="Times New Roman" ns0:hAnsi="Times New Roman" ns0:eastAsia="FangSong" ns0:cs="Times New Roman"/>
     </ns0:rPr>
   </ns0:style>
   <ns0:style ns0:customStyle="1" ns0:styleId="Figure" ns0:type="paragraph">
     <ns0:name ns0:val="Figure"/>
     <ns0:basedOn ns0:val="Normal"/>
     <ns0:rPr>
-      <ns0:rFonts ns0:ascii="Times New Roman" ns0:hAnsi="Times New Roman" ns0:eastAsia="SimSun" ns0:cs="Times New Roman"/>
+      <ns0:rFonts ns0:ascii="Times New Roman" ns0:hAnsi="Times New Roman" ns0:eastAsia="FangSong" ns0:cs="Times New Roman"/>
     </ns0:rPr>
   </ns0:style>
   <ns0:style ns0:customStyle="1" ns0:styleId="CaptionedFigure" ns0:type="paragraph">
@@ -17141,7 +17141,7 @@
       <ns0:keepNext/>
     </ns0:pPr>
     <ns0:rPr>
-      <ns0:rFonts ns0:ascii="Times New Roman" ns0:hAnsi="Times New Roman" ns0:eastAsia="SimSun" ns0:cs="Times New Roman"/>
+      <ns0:rFonts ns0:ascii="Times New Roman" ns0:hAnsi="Times New Roman" ns0:eastAsia="FangSong" ns0:cs="Times New Roman"/>
     </ns0:rPr>
   </ns0:style>
   <ns0:style ns0:customStyle="1" ns0:styleId="BodyTextChar" ns0:type="character">
@@ -17149,14 +17149,14 @@
     <ns0:basedOn ns0:val="DefaultParagraphFont"/>
     <ns0:link ns0:val="BodyText"/>
     <ns0:rPr>
-      <ns0:rFonts ns0:ascii="Times New Roman" ns0:hAnsi="Times New Roman" ns0:eastAsia="SimSun" ns0:cs="Times New Roman"/>
+      <ns0:rFonts ns0:ascii="Times New Roman" ns0:hAnsi="Times New Roman" ns0:eastAsia="FangSong" ns0:cs="Times New Roman"/>
     </ns0:rPr>
   </ns0:style>
   <ns0:style ns0:customStyle="1" ns0:styleId="VerbatimChar" ns0:type="character">
     <ns0:name ns0:val="Verbatim Char"/>
     <ns0:basedOn ns0:val="BodyTextChar"/>
     <ns0:rPr>
-      <ns0:rFonts ns0:ascii="Times New Roman" ns0:cs="Times New Roman" ns0:eastAsia="SimSun" ns0:hAnsi="Times New Roman"/>
+      <ns0:rFonts ns0:ascii="Times New Roman" ns0:cs="Times New Roman" ns0:eastAsia="FangSong" ns0:hAnsi="Times New Roman"/>
       <ns0:b ns0:val="0"/>
       <ns0:sz ns0:val="20"/>
     </ns0:rPr>
@@ -17165,14 +17165,14 @@
     <ns0:name ns0:val="Section Number"/>
     <ns0:basedOn ns0:val="BodyTextChar"/>
     <ns0:rPr>
-      <ns0:rFonts ns0:ascii="Times New Roman" ns0:hAnsi="Times New Roman" ns0:eastAsia="SimSun" ns0:cs="Times New Roman"/>
+      <ns0:rFonts ns0:ascii="Times New Roman" ns0:hAnsi="Times New Roman" ns0:eastAsia="FangSong" ns0:cs="Times New Roman"/>
     </ns0:rPr>
   </ns0:style>
   <ns0:style ns0:styleId="FootnoteReference" ns0:type="character">
     <ns0:name ns0:val="Footnote Reference"/>
     <ns0:basedOn ns0:val="BodyTextChar"/>
     <ns0:rPr>
-      <ns0:rFonts ns0:ascii="Times New Roman" ns0:hAnsi="Times New Roman" ns0:eastAsia="SimSun" ns0:cs="Times New Roman"/>
+      <ns0:rFonts ns0:ascii="Times New Roman" ns0:hAnsi="Times New Roman" ns0:eastAsia="FangSong" ns0:cs="Times New Roman"/>
       <ns0:vertAlign ns0:val="superscript"/>
     </ns0:rPr>
   </ns0:style>
@@ -17180,7 +17180,7 @@
     <ns0:name ns0:val="Hyperlink"/>
     <ns0:basedOn ns0:val="BodyTextChar"/>
     <ns0:rPr>
-      <ns0:rFonts ns0:ascii="Times New Roman" ns0:hAnsi="Times New Roman" ns0:eastAsia="SimSun" ns0:cs="Times New Roman"/>
+      <ns0:rFonts ns0:ascii="Times New Roman" ns0:hAnsi="Times New Roman" ns0:eastAsia="FangSong" ns0:cs="Times New Roman"/>
       <ns0:color ns0:themeColor="accent1" ns0:val="4F81BD"/>
     </ns0:rPr>
   </ns0:style>
@@ -17207,7 +17207,7 @@
     <w:basedOn w:val="BodyText"/>
     <w:qFormat/>
     <ns0:rPr>
-      <w:rFonts ns0:ascii="Times New Roman" ns0:hAnsi="Times New Roman" ns0:eastAsia="SimSun" ns0:cs="Times New Roman"/>
+      <w:rFonts ns0:ascii="Times New Roman" ns0:hAnsi="Times New Roman" ns0:eastAsia="FangSong" ns0:cs="Times New Roman"/>
     </ns0:rPr>
   </w:style>
   <w:style w:type="paragraph" w:customStyle="1" w:styleId="MistakeBlock">
@@ -17215,7 +17215,7 @@
     <w:basedOn w:val="BodyText"/>
     <w:qFormat/>
     <ns0:rPr>
-      <w:rFonts ns0:ascii="Times New Roman" ns0:hAnsi="Times New Roman" ns0:eastAsia="SimSun" ns0:cs="Times New Roman"/>
+      <w:rFonts ns0:ascii="Times New Roman" ns0:hAnsi="Times New Roman" ns0:eastAsia="FangSong" ns0:cs="Times New Roman"/>
     </ns0:rPr>
   </w:style>
   <w:style w:type="paragraph" w:customStyle="1" w:styleId="SourceCode">
@@ -17226,14 +17226,14 @@
       <w:wordWrap w:val="off"/>
     </w:pPr>
     <ns0:rPr>
-      <w:rFonts ns0:ascii="Times New Roman" ns0:hAnsi="Times New Roman" ns0:eastAsia="SimSun" ns0:cs="Times New Roman"/>
+      <w:rFonts ns0:ascii="Times New Roman" ns0:hAnsi="Times New Roman" ns0:eastAsia="FangSong" ns0:cs="Times New Roman"/>
     </ns0:rPr>
   </w:style>
   <w:style w:type="character" w:customStyle="1" w:styleId="KeywordTok">
     <w:name w:val="KeywordTok"/>
     <w:basedOn w:val="VerbatimChar"/>
     <w:rPr>
-      <w:rFonts w:ascii="Times New Roman" w:hAnsi="Times New Roman" w:eastAsia="SimSun" w:cs="Times New Roman"/>
+      <w:rFonts w:ascii="Times New Roman" w:hAnsi="Times New Roman" w:eastAsia="FangSong" w:cs="Times New Roman"/>
       <w:b/>
       <w:color w:val="007020"/>
     </w:rPr>
@@ -17242,7 +17242,7 @@
     <w:name w:val="DataTypeTok"/>
     <w:basedOn w:val="VerbatimChar"/>
     <w:rPr>
-      <w:rFonts w:ascii="Times New Roman" w:hAnsi="Times New Roman" w:eastAsia="SimSun" w:cs="Times New Roman"/>
+      <w:rFonts w:ascii="Times New Roman" w:hAnsi="Times New Roman" w:eastAsia="FangSong" w:cs="Times New Roman"/>
       <w:color w:val="902000"/>
     </w:rPr>
   </w:style>
@@ -17250,7 +17250,7 @@
     <w:name w:val="DecValTok"/>
     <w:basedOn w:val="VerbatimChar"/>
     <w:rPr>
-      <w:rFonts w:ascii="Times New Roman" w:hAnsi="Times New Roman" w:eastAsia="SimSun" w:cs="Times New Roman"/>
+      <w:rFonts w:ascii="Times New Roman" w:hAnsi="Times New Roman" w:eastAsia="FangSong" w:cs="Times New Roman"/>
       <w:color w:val="40a070"/>
     </w:rPr>
   </w:style>
@@ -17258,7 +17258,7 @@
     <w:name w:val="BaseNTok"/>
     <w:basedOn w:val="VerbatimChar"/>
     <w:rPr>
-      <w:rFonts w:ascii="Times New Roman" w:hAnsi="Times New Roman" w:eastAsia="SimSun" w:cs="Times New Roman"/>
+      <w:rFonts w:ascii="Times New Roman" w:hAnsi="Times New Roman" w:eastAsia="FangSong" w:cs="Times New Roman"/>
       <w:color w:val="40a070"/>
     </w:rPr>
   </w:style>
@@ -17266,7 +17266,7 @@
     <w:name w:val="FloatTok"/>
     <w:basedOn w:val="VerbatimChar"/>
     <w:rPr>
-      <w:rFonts w:ascii="Times New Roman" w:hAnsi="Times New Roman" w:eastAsia="SimSun" w:cs="Times New Roman"/>
+      <w:rFonts w:ascii="Times New Roman" w:hAnsi="Times New Roman" w:eastAsia="FangSong" w:cs="Times New Roman"/>
       <w:color w:val="40a070"/>
     </w:rPr>
   </w:style>
@@ -17274,7 +17274,7 @@
     <w:name w:val="ConstantTok"/>
     <w:basedOn w:val="VerbatimChar"/>
     <w:rPr>
-      <w:rFonts w:ascii="Times New Roman" w:hAnsi="Times New Roman" w:eastAsia="SimSun" w:cs="Times New Roman"/>
+      <w:rFonts w:ascii="Times New Roman" w:hAnsi="Times New Roman" w:eastAsia="FangSong" w:cs="Times New Roman"/>
       <w:color w:val="880000"/>
     </w:rPr>
   </w:style>
@@ -17282,7 +17282,7 @@
     <w:name w:val="CharTok"/>
     <w:basedOn w:val="VerbatimChar"/>
     <w:rPr>
-      <w:rFonts w:ascii="Times New Roman" w:hAnsi="Times New Roman" w:eastAsia="SimSun" w:cs="Times New Roman"/>
+      <w:rFonts w:ascii="Times New Roman" w:hAnsi="Times New Roman" w:eastAsia="FangSong" w:cs="Times New Roman"/>
       <w:color w:val="4070a0"/>
     </w:rPr>
   </w:style>
@@ -17290,7 +17290,7 @@
     <w:name w:val="SpecialCharTok"/>
     <w:basedOn w:val="VerbatimChar"/>
     <w:rPr>
-      <w:rFonts w:ascii="Times New Roman" w:hAnsi="Times New Roman" w:eastAsia="SimSun" w:cs="Times New Roman"/>
+      <w:rFonts w:ascii="Times New Roman" w:hAnsi="Times New Roman" w:eastAsia="FangSong" w:cs="Times New Roman"/>
       <w:color w:val="4070a0"/>
     </w:rPr>
   </w:style>
@@ -17298,7 +17298,7 @@
     <w:name w:val="StringTok"/>
     <w:basedOn w:val="VerbatimChar"/>
     <w:rPr>
-      <w:rFonts w:ascii="Times New Roman" w:hAnsi="Times New Roman" w:eastAsia="SimSun" w:cs="Times New Roman"/>
+      <w:rFonts w:ascii="Times New Roman" w:hAnsi="Times New Roman" w:eastAsia="FangSong" w:cs="Times New Roman"/>
       <w:color w:val="4070a0"/>
     </w:rPr>
   </w:style>
@@ -17306,7 +17306,7 @@
     <w:name w:val="VerbatimStringTok"/>
     <w:basedOn w:val="VerbatimChar"/>
     <w:rPr>
-      <w:rFonts w:ascii="Times New Roman" w:hAnsi="Times New Roman" w:eastAsia="SimSun" w:cs="Times New Roman"/>
+      <w:rFonts w:ascii="Times New Roman" w:hAnsi="Times New Roman" w:eastAsia="FangSong" w:cs="Times New Roman"/>
       <w:color w:val="4070a0"/>
     </w:rPr>
   </w:style>
@@ -17314,7 +17314,7 @@
     <w:name w:val="SpecialStringTok"/>
     <w:basedOn w:val="VerbatimChar"/>
     <w:rPr>
-      <w:rFonts w:ascii="Times New Roman" w:hAnsi="Times New Roman" w:eastAsia="SimSun" w:cs="Times New Roman"/>
+      <w:rFonts w:ascii="Times New Roman" w:hAnsi="Times New Roman" w:eastAsia="FangSong" w:cs="Times New Roman"/>
       <w:color w:val="bb6688"/>
     </w:rPr>
   </w:style>
@@ -17322,7 +17322,7 @@
     <w:name w:val="ImportTok"/>
     <w:basedOn w:val="VerbatimChar"/>
     <w:rPr>
-      <w:rFonts w:ascii="Times New Roman" w:hAnsi="Times New Roman" w:eastAsia="SimSun" w:cs="Times New Roman"/>
+      <w:rFonts w:ascii="Times New Roman" w:hAnsi="Times New Roman" w:eastAsia="FangSong" w:cs="Times New Roman"/>
       <w:b/>
       <w:color w:val="008000"/>
     </w:rPr>
@@ -17331,7 +17331,7 @@
     <w:name w:val="CommentTok"/>
     <w:basedOn w:val="VerbatimChar"/>
     <w:rPr>
-      <w:rFonts w:ascii="Times New Roman" w:hAnsi="Times New Roman" w:eastAsia="SimSun" w:cs="Times New Roman"/>
+      <w:rFonts w:ascii="Times New Roman" w:hAnsi="Times New Roman" w:eastAsia="FangSong" w:cs="Times New Roman"/>
       <w:i/>
       <w:color w:val="60a0b0"/>
     </w:rPr>
@@ -17340,7 +17340,7 @@
     <w:name w:val="DocumentationTok"/>
     <w:basedOn w:val="VerbatimChar"/>
     <w:rPr>
-      <w:rFonts w:ascii="Times New Roman" w:hAnsi="Times New Roman" w:eastAsia="SimSun" w:cs="Times New Roman"/>
+      <w:rFonts w:ascii="Times New Roman" w:hAnsi="Times New Roman" w:eastAsia="FangSong" w:cs="Times New Roman"/>
       <w:i/>
       <w:color w:val="ba2121"/>
     </w:rPr>
@@ -17349,7 +17349,7 @@
     <w:name w:val="AnnotationTok"/>
     <w:basedOn w:val="VerbatimChar"/>
     <w:rPr>
-      <w:rFonts w:ascii="Times New Roman" w:hAnsi="Times New Roman" w:eastAsia="SimSun" w:cs="Times New Roman"/>
+      <w:rFonts w:ascii="Times New Roman" w:hAnsi="Times New Roman" w:eastAsia="FangSong" w:cs="Times New Roman"/>
       <w:b/>
       <w:i/>
       <w:color w:val="60a0b0"/>
@@ -17359,7 +17359,7 @@
     <w:name w:val="CommentVarTok"/>
     <w:basedOn w:val="VerbatimChar"/>
     <w:rPr>
-      <w:rFonts w:ascii="Times New Roman" w:hAnsi="Times New Roman" w:eastAsia="SimSun" w:cs="Times New Roman"/>
+      <w:rFonts w:ascii="Times New Roman" w:hAnsi="Times New Roman" w:eastAsia="FangSong" w:cs="Times New Roman"/>
       <w:b/>
       <w:i/>
       <w:color w:val="60a0b0"/>
@@ -17369,7 +17369,7 @@
     <w:name w:val="OtherTok"/>
     <w:basedOn w:val="VerbatimChar"/>
     <w:rPr>
-      <w:rFonts w:ascii="Times New Roman" w:hAnsi="Times New Roman" w:eastAsia="SimSun" w:cs="Times New Roman"/>
+      <w:rFonts w:ascii="Times New Roman" w:hAnsi="Times New Roman" w:eastAsia="FangSong" w:cs="Times New Roman"/>
       <w:color w:val="007020"/>
     </w:rPr>
   </w:style>
@@ -17377,7 +17377,7 @@
     <w:name w:val="FunctionTok"/>
     <w:basedOn w:val="VerbatimChar"/>
     <w:rPr>
-      <w:rFonts w:ascii="Times New Roman" w:hAnsi="Times New Roman" w:eastAsia="SimSun" w:cs="Times New Roman"/>
+      <w:rFonts w:ascii="Times New Roman" w:hAnsi="Times New Roman" w:eastAsia="FangSong" w:cs="Times New Roman"/>
       <w:color w:val="06287e"/>
     </w:rPr>
   </w:style>
@@ -17385,7 +17385,7 @@
     <w:name w:val="VariableTok"/>
     <w:basedOn w:val="VerbatimChar"/>
     <w:rPr>
-      <w:rFonts w:ascii="Times New Roman" w:hAnsi="Times New Roman" w:eastAsia="SimSun" w:cs="Times New Roman"/>
+      <w:rFonts w:ascii="Times New Roman" w:hAnsi="Times New Roman" w:eastAsia="FangSong" w:cs="Times New Roman"/>
       <w:color w:val="19177c"/>
     </w:rPr>
   </w:style>
@@ -17393,7 +17393,7 @@
     <w:name w:val="ControlFlowTok"/>
     <w:basedOn w:val="VerbatimChar"/>
     <w:rPr>
-      <w:rFonts w:ascii="Times New Roman" w:hAnsi="Times New Roman" w:eastAsia="SimSun" w:cs="Times New Roman"/>
+      <w:rFonts w:ascii="Times New Roman" w:hAnsi="Times New Roman" w:eastAsia="FangSong" w:cs="Times New Roman"/>
       <w:b/>
       <w:color w:val="007020"/>
     </w:rPr>
@@ -17402,7 +17402,7 @@
     <w:name w:val="OperatorTok"/>
     <w:basedOn w:val="VerbatimChar"/>
     <w:rPr>
-      <w:rFonts w:ascii="Times New Roman" w:hAnsi="Times New Roman" w:eastAsia="SimSun" w:cs="Times New Roman"/>
+      <w:rFonts w:ascii="Times New Roman" w:hAnsi="Times New Roman" w:eastAsia="FangSong" w:cs="Times New Roman"/>
       <w:color w:val="666666"/>
     </w:rPr>
   </w:style>
@@ -17410,7 +17410,7 @@
     <w:name w:val="BuiltInTok"/>
     <w:basedOn w:val="VerbatimChar"/>
     <w:rPr>
-      <w:rFonts w:ascii="Times New Roman" w:hAnsi="Times New Roman" w:eastAsia="SimSun" w:cs="Times New Roman"/>
+      <w:rFonts w:ascii="Times New Roman" w:hAnsi="Times New Roman" w:eastAsia="FangSong" w:cs="Times New Roman"/>
       <w:color w:val="008000"/>
     </w:rPr>
   </w:style>
@@ -17418,14 +17418,14 @@
     <w:name w:val="ExtensionTok"/>
     <w:basedOn w:val="VerbatimChar"/>
     <w:rPr>
-      <w:rFonts w:ascii="Times New Roman" w:hAnsi="Times New Roman" w:eastAsia="SimSun" w:cs="Times New Roman"/>
+      <w:rFonts w:ascii="Times New Roman" w:hAnsi="Times New Roman" w:eastAsia="FangSong" w:cs="Times New Roman"/>
     </w:rPr>
   </w:style>
   <w:style w:type="character" w:customStyle="1" w:styleId="PreprocessorTok">
     <w:name w:val="PreprocessorTok"/>
     <w:basedOn w:val="VerbatimChar"/>
     <w:rPr>
-      <w:rFonts w:ascii="Times New Roman" w:hAnsi="Times New Roman" w:eastAsia="SimSun" w:cs="Times New Roman"/>
+      <w:rFonts w:ascii="Times New Roman" w:hAnsi="Times New Roman" w:eastAsia="FangSong" w:cs="Times New Roman"/>
       <w:color w:val="bc7a00"/>
     </w:rPr>
   </w:style>
@@ -17433,7 +17433,7 @@
     <w:name w:val="AttributeTok"/>
     <w:basedOn w:val="VerbatimChar"/>
     <w:rPr>
-      <w:rFonts w:ascii="Times New Roman" w:hAnsi="Times New Roman" w:eastAsia="SimSun" w:cs="Times New Roman"/>
+      <w:rFonts w:ascii="Times New Roman" w:hAnsi="Times New Roman" w:eastAsia="FangSong" w:cs="Times New Roman"/>
       <w:color w:val="7d9029"/>
     </w:rPr>
   </w:style>
@@ -17441,14 +17441,14 @@
     <w:name w:val="RegionMarkerTok"/>
     <w:basedOn w:val="VerbatimChar"/>
     <w:rPr>
-      <w:rFonts w:ascii="Times New Roman" w:hAnsi="Times New Roman" w:eastAsia="SimSun" w:cs="Times New Roman"/>
+      <w:rFonts w:ascii="Times New Roman" w:hAnsi="Times New Roman" w:eastAsia="FangSong" w:cs="Times New Roman"/>
     </w:rPr>
   </w:style>
   <w:style w:type="character" w:customStyle="1" w:styleId="InformationTok">
     <w:name w:val="InformationTok"/>
     <w:basedOn w:val="VerbatimChar"/>
     <w:rPr>
-      <w:rFonts w:ascii="Times New Roman" w:hAnsi="Times New Roman" w:eastAsia="SimSun" w:cs="Times New Roman"/>
+      <w:rFonts w:ascii="Times New Roman" w:hAnsi="Times New Roman" w:eastAsia="FangSong" w:cs="Times New Roman"/>
       <w:b/>
       <w:i/>
       <w:color w:val="60a0b0"/>
@@ -17458,7 +17458,7 @@
     <w:name w:val="WarningTok"/>
     <w:basedOn w:val="VerbatimChar"/>
     <w:rPr>
-      <w:rFonts w:ascii="Times New Roman" w:hAnsi="Times New Roman" w:eastAsia="SimSun" w:cs="Times New Roman"/>
+      <w:rFonts w:ascii="Times New Roman" w:hAnsi="Times New Roman" w:eastAsia="FangSong" w:cs="Times New Roman"/>
       <w:b/>
       <w:i/>
       <w:color w:val="60a0b0"/>
@@ -17468,7 +17468,7 @@
     <w:name w:val="AlertTok"/>
     <w:basedOn w:val="VerbatimChar"/>
     <w:rPr>
-      <w:rFonts w:ascii="Times New Roman" w:hAnsi="Times New Roman" w:eastAsia="SimSun" w:cs="Times New Roman"/>
+      <w:rFonts w:ascii="Times New Roman" w:hAnsi="Times New Roman" w:eastAsia="FangSong" w:cs="Times New Roman"/>
       <w:b/>
       <w:color w:val="ff0000"/>
     </w:rPr>
@@ -17477,7 +17477,7 @@
     <w:name w:val="ErrorTok"/>
     <w:basedOn w:val="VerbatimChar"/>
     <w:rPr>
-      <w:rFonts w:ascii="Times New Roman" w:hAnsi="Times New Roman" w:eastAsia="SimSun" w:cs="Times New Roman"/>
+      <w:rFonts w:ascii="Times New Roman" w:hAnsi="Times New Roman" w:eastAsia="FangSong" w:cs="Times New Roman"/>
       <w:b/>
       <w:color w:val="ff0000"/>
     </w:rPr>
@@ -17486,7 +17486,7 @@
     <w:name w:val="NormalTok"/>
     <w:basedOn w:val="VerbatimChar"/>
     <w:rPr>
-      <w:rFonts w:ascii="Times New Roman" w:hAnsi="Times New Roman" w:eastAsia="SimSun" w:cs="Times New Roman"/>
+      <w:rFonts w:ascii="Times New Roman" w:hAnsi="Times New Roman" w:eastAsia="FangSong" w:cs="Times New Roman"/>
     </w:rPr>
   </w:style>
 </ns0:styles>
